--- a/COMP7505_Group_Project_Report.docx
+++ b/COMP7505_Group_Project_Report.docx
@@ -1,13 +1,13 @@
 
 <file path=word/document.xml><?xml version="1.0" encoding="utf-8"?>
-<w:document xmlns:wpc="http://schemas.microsoft.com/office/word/2010/wordprocessingCanvas" xmlns:cx="http://schemas.microsoft.com/office/drawing/2014/chartex" xmlns:cx1="http://schemas.microsoft.com/office/drawing/2015/9/8/chartex" xmlns:cx2="http://schemas.microsoft.com/office/drawing/2015/10/21/chartex" xmlns:cx3="http://schemas.microsoft.com/office/drawing/2016/5/9/chartex" xmlns:cx4="http://schemas.microsoft.com/office/drawing/2016/5/10/chartex" xmlns:cx5="http://schemas.microsoft.com/office/drawing/2016/5/11/chartex" xmlns:cx6="http://schemas.microsoft.com/office/drawing/2016/5/12/chartex" xmlns:cx7="http://schemas.microsoft.com/office/drawing/2016/5/13/chartex" xmlns:cx8="http://schemas.microsoft.com/office/drawing/2016/5/14/chartex" xmlns:mc="http://schemas.openxmlformats.org/markup-compatibility/2006" xmlns:aink="http://schemas.microsoft.com/office/drawing/2016/ink" xmlns:am3d="http://schemas.microsoft.com/office/drawing/2017/model3d" xmlns:o="urn:schemas-microsoft-com:office:office" xmlns:oel="http://schemas.microsoft.com/office/2019/extlst" xmlns:r="http://schemas.openxmlformats.org/officeDocument/2006/relationships" xmlns:m="http://schemas.openxmlformats.org/officeDocument/2006/math" xmlns:v="urn:schemas-microsoft-com:vml" xmlns:wp14="http://schemas.microsoft.com/office/word/2010/wordprocessingDrawing" xmlns:wp="http://schemas.openxmlformats.org/drawingml/2006/wordprocessingDrawing" xmlns:w10="urn:schemas-microsoft-com:office:word" xmlns:w="http://schemas.openxmlformats.org/wordprocessingml/2006/main" xmlns:w14="http://schemas.microsoft.com/office/word/2010/wordml" xmlns:w15="http://schemas.microsoft.com/office/word/2012/wordml" xmlns:w16cex="http://schemas.microsoft.com/office/word/2018/wordml/cex" xmlns:w16cid="http://schemas.microsoft.com/office/word/2016/wordml/cid" xmlns:w16="http://schemas.microsoft.com/office/word/2018/wordml" xmlns:w16du="http://schemas.microsoft.com/office/word/2023/wordml/word16du" xmlns:w16sdtdh="http://schemas.microsoft.com/office/word/2020/wordml/sdtdatahash" xmlns:w16sdtfl="http://schemas.microsoft.com/office/word/2024/wordml/sdtformatlock" xmlns:w16se="http://schemas.microsoft.com/office/word/2015/wordml/symex" xmlns:wpg="http://schemas.microsoft.com/office/word/2010/wordprocessingGroup" xmlns:wpi="http://schemas.microsoft.com/office/word/2010/wordprocessingInk" xmlns:wne="http://schemas.microsoft.com/office/word/2006/wordml" xmlns:wps="http://schemas.microsoft.com/office/word/2010/wordprocessingShape" mc:Ignorable="w14 w15 w16se w16cid w16 w16cex w16sdtdh w16sdtfl w16du wp14">
+<w:document xmlns:ns1="http://schemas.openxmlformats.org/markup-compatibility/2006" xmlns:ns2="http://schemas.microsoft.com/office/word/2010/wordml" xmlns:ns3="http://schemas.openxmlformats.org/drawingml/2006/wordprocessingDrawing" xmlns:ns4="http://schemas.microsoft.com/office/word/2010/wordprocessingDrawing" xmlns:ns5="http://schemas.openxmlformats.org/drawingml/2006/main" xmlns:ns6="http://schemas.openxmlformats.org/drawingml/2006/picture" xmlns:ns7="http://schemas.openxmlformats.org/officeDocument/2006/relationships" xmlns:w="http://schemas.openxmlformats.org/wordprocessingml/2006/main" ns1:Ignorable="w14 w15 w16se w16cid w16 w16cex w16sdtdh w16sdtfl w16du wp14">
   <w:body>
-    <w:p>
+    <w:p ns2:paraId="135926A5" ns2:textId="77777777">
       <w:pPr>
         <w:spacing w:before="3000"/>
       </w:pPr>
     </w:p>
-    <w:p>
+    <w:p ns2:paraId="5E2C3712" ns2:textId="77777777">
       <w:pPr>
         <w:spacing w:after="200"/>
         <w:jc w:val="center"/>
@@ -23,7 +23,7 @@
         <w:t>COMP7505 Group Project Report</w:t>
       </w:r>
     </w:p>
-    <w:p>
+    <w:p ns2:paraId="6149910B" ns2:textId="77777777">
       <w:pPr>
         <w:spacing w:after="100"/>
         <w:jc w:val="center"/>
@@ -47,12 +47,12 @@
         <w:t>小组项目报告</w:t>
       </w:r>
     </w:p>
-    <w:p>
+    <w:p ns2:paraId="5E4E353A" ns2:textId="77777777">
       <w:pPr>
         <w:spacing w:before="400"/>
       </w:pPr>
     </w:p>
-    <w:p>
+    <w:p ns2:paraId="795CD0ED" ns2:textId="77777777">
       <w:pPr>
         <w:spacing w:after="100"/>
         <w:jc w:val="center"/>
@@ -68,7 +68,7 @@
         <w:t>InterviewAI — Your AI Interview Prep Coach</w:t>
       </w:r>
     </w:p>
-    <w:p>
+    <w:p ns2:paraId="78C812A6" ns2:textId="77777777">
       <w:pPr>
         <w:spacing w:after="100"/>
         <w:jc w:val="center"/>
@@ -102,12 +102,12 @@
         <w:t>面试准备教练</w:t>
       </w:r>
     </w:p>
-    <w:p>
+    <w:p ns2:paraId="2E806291" ns2:textId="77777777">
       <w:pPr>
         <w:spacing w:before="200"/>
       </w:pPr>
     </w:p>
-    <w:p>
+    <w:p ns2:paraId="0E521CAF" ns2:textId="77777777">
       <w:pPr>
         <w:spacing w:after="60"/>
         <w:jc w:val="center"/>
@@ -119,7 +119,7 @@
         <w:t>Track A: Smart Adaptive Interfaces  |  Group: Cre8</w:t>
       </w:r>
     </w:p>
-    <w:p>
+    <w:p ns2:paraId="7F232E67" ns2:textId="77777777">
       <w:pPr>
         <w:spacing w:after="60"/>
         <w:jc w:val="center"/>
@@ -131,12 +131,12 @@
         <w:t>Course: COMP7505 User Interface Design and Development</w:t>
       </w:r>
     </w:p>
-    <w:p>
+    <w:p ns2:paraId="03B8148A" ns2:textId="77777777">
       <w:pPr>
         <w:spacing w:before="600"/>
       </w:pPr>
     </w:p>
-    <w:p>
+    <w:p ns2:paraId="47F8B3FF" ns2:textId="77777777">
       <w:pPr>
         <w:spacing w:after="200"/>
         <w:jc w:val="center"/>
@@ -171,16 +171,17 @@
       </w:tblPr>
       <w:tblGrid>
         <w:gridCol w:w="3000"/>
+        <w:gridCol w:w="3000"/>
         <w:gridCol w:w="2800"/>
         <w:gridCol w:w="3560"/>
       </w:tblGrid>
-      <w:tr>
+      <w:tr ns2:paraId="0716CDE8" ns2:textId="77777777">
         <w:trPr>
           <w:cantSplit/>
         </w:trPr>
         <w:tc>
           <w:tcPr>
-            <w:tcW w:w="3000" w:type="dxa"/>
+            <w:tcW w:w="2800" w:type="dxa"/>
             <w:tcBorders>
               <w:top w:val="single" w:sz="1" w:space="0" w:color="CCCCCC"/>
               <w:left w:val="single" w:sz="1" w:space="0" w:color="CCCCCC"/>
@@ -196,7 +197,7 @@
             </w:tcMar>
             <w:vAlign w:val="center"/>
           </w:tcPr>
-          <w:p>
+          <w:p ns2:paraId="3A862B5E" ns2:textId="77777777">
             <w:r>
               <w:rPr>
                 <w:rFonts w:eastAsia="Arial" w:cs="Arial"/>
@@ -212,7 +213,7 @@
         </w:tc>
         <w:tc>
           <w:tcPr>
-            <w:tcW w:w="2800" w:type="dxa"/>
+            <w:tcW w:w="3000" w:type="dxa"/>
             <w:tcBorders>
               <w:top w:val="single" w:sz="1" w:space="0" w:color="CCCCCC"/>
               <w:left w:val="single" w:sz="1" w:space="0" w:color="CCCCCC"/>
@@ -228,7 +229,7 @@
             </w:tcMar>
             <w:vAlign w:val="center"/>
           </w:tcPr>
-          <w:p>
+          <w:p ns2:paraId="2B1E0A84" ns2:textId="77777777">
             <w:r>
               <w:rPr>
                 <w:rFonts w:eastAsia="Arial" w:cs="Arial"/>
@@ -238,13 +239,13 @@
                 <w:sz w:val="20"/>
                 <w:szCs w:val="20"/>
               </w:rPr>
-              <w:t>Role / 角色</w:t>
-            </w:r>
-          </w:p>
-        </w:tc>
-        <w:tc>
-          <w:tcPr>
-            <w:tcW w:w="3560" w:type="dxa"/>
+              <w:t>Student Number / 学号</w:t>
+            </w:r>
+          </w:p>
+        </w:tc>
+        <w:tc>
+          <w:tcPr>
+            <w:tcW w:w="2800" w:type="dxa"/>
             <w:tcBorders>
               <w:top w:val="single" w:sz="1" w:space="0" w:color="CCCCCC"/>
               <w:left w:val="single" w:sz="1" w:space="0" w:color="CCCCCC"/>
@@ -260,7 +261,7 @@
             </w:tcMar>
             <w:vAlign w:val="center"/>
           </w:tcPr>
-          <w:p>
+          <w:p ns2:paraId="3A862B5E" ns2:textId="77777777">
             <w:r>
               <w:rPr>
                 <w:rFonts w:eastAsia="Arial" w:cs="Arial"/>
@@ -270,17 +271,76 @@
                 <w:sz w:val="20"/>
                 <w:szCs w:val="20"/>
               </w:rPr>
+              <w:t>Role / 角色</w:t>
+            </w:r>
+          </w:p>
+        </w:tc>
+        <w:tc>
+          <w:tcPr>
+            <w:tcW w:w="3560" w:type="dxa"/>
+            <w:tcBorders>
+              <w:top w:val="single" w:sz="1" w:space="0" w:color="CCCCCC"/>
+              <w:left w:val="single" w:sz="1" w:space="0" w:color="CCCCCC"/>
+              <w:bottom w:val="single" w:sz="1" w:space="0" w:color="CCCCCC"/>
+              <w:right w:val="single" w:sz="1" w:space="0" w:color="CCCCCC"/>
+            </w:tcBorders>
+            <w:shd w:val="clear" w:color="auto" w:fill="1A3C5E"/>
+            <w:tcMar>
+              <w:top w:w="60" w:type="dxa"/>
+              <w:left w:w="100" w:type="dxa"/>
+              <w:bottom w:w="60" w:type="dxa"/>
+              <w:right w:w="100" w:type="dxa"/>
+            </w:tcMar>
+            <w:vAlign w:val="center"/>
+          </w:tcPr>
+          <w:p ns2:paraId="483A7E94" ns2:textId="77777777">
+            <w:r>
+              <w:rPr>
+                <w:rFonts w:eastAsia="Arial" w:cs="Arial"/>
+                <w:b/>
+                <w:bCs/>
+                <w:color w:val="FFFFFF"/>
+                <w:sz w:val="20"/>
+                <w:szCs w:val="20"/>
+              </w:rPr>
               <w:t>Deliverable</w:t>
             </w:r>
           </w:p>
         </w:tc>
       </w:tr>
-      <w:tr>
+      <w:tr ns2:paraId="3A0EE4B8" ns2:textId="77777777">
         <w:trPr>
           <w:cantSplit/>
         </w:trPr>
         <w:tc>
           <w:tcPr>
+            <w:tcW w:w="2800" w:type="dxa"/>
+            <w:tcBorders>
+              <w:top w:val="single" w:sz="1" w:space="0" w:color="CCCCCC"/>
+              <w:left w:val="single" w:sz="1" w:space="0" w:color="CCCCCC"/>
+              <w:bottom w:val="single" w:sz="1" w:space="0" w:color="CCCCCC"/>
+              <w:right w:val="single" w:sz="1" w:space="0" w:color="CCCCCC"/>
+            </w:tcBorders>
+            <w:tcMar>
+              <w:top w:w="60" w:type="dxa"/>
+              <w:left w:w="100" w:type="dxa"/>
+              <w:bottom w:w="60" w:type="dxa"/>
+              <w:right w:w="100" w:type="dxa"/>
+            </w:tcMar>
+          </w:tcPr>
+          <w:p ns2:paraId="63461222" ns2:textId="77777777">
+            <w:r>
+              <w:rPr>
+                <w:rFonts w:eastAsia="Arial" w:cs="Arial"/>
+                <w:sz w:val="20"/>
+                <w:szCs w:val="20"/>
+              </w:rPr>
+              <w:t>Wang Qi'an / 王祁安</w:t>
+            </w:r>
+          </w:p>
+        </w:tc>
+        <w:tc>
+          <w:tcPr>
             <w:tcW w:w="3000" w:type="dxa"/>
             <w:tcBorders>
               <w:top w:val="single" w:sz="1" w:space="0" w:color="CCCCCC"/>
@@ -295,14 +355,14 @@
               <w:right w:w="100" w:type="dxa"/>
             </w:tcMar>
           </w:tcPr>
-          <w:p>
-            <w:r>
-              <w:rPr>
-                <w:rFonts w:eastAsia="Arial" w:cs="Arial"/>
-                <w:sz w:val="20"/>
-                <w:szCs w:val="20"/>
-              </w:rPr>
-              <w:t>Wang Qi'an / 王祁安</w:t>
+          <w:p ns2:paraId="10E60477" ns2:textId="77777777">
+            <w:r>
+              <w:rPr>
+                <w:rFonts w:eastAsia="Arial" w:cs="Arial"/>
+                <w:sz w:val="20"/>
+                <w:szCs w:val="20"/>
+              </w:rPr>
+              <w:t>3036656192</w:t>
             </w:r>
           </w:p>
         </w:tc>
@@ -322,7 +382,7 @@
               <w:right w:w="100" w:type="dxa"/>
             </w:tcMar>
           </w:tcPr>
-          <w:p>
+          <w:p ns2:paraId="63461222" ns2:textId="77777777">
             <w:r>
               <w:rPr>
                 <w:rFonts w:eastAsia="Arial" w:cs="Arial"/>
@@ -349,7 +409,7 @@
               <w:right w:w="100" w:type="dxa"/>
             </w:tcMar>
           </w:tcPr>
-          <w:p>
+          <w:p ns2:paraId="12329871" ns2:textId="77777777">
             <w:r>
               <w:rPr>
                 <w:rFonts w:eastAsia="Arial" w:cs="Arial"/>
@@ -361,12 +421,39 @@
           </w:p>
         </w:tc>
       </w:tr>
-      <w:tr>
+      <w:tr ns2:paraId="42337219" ns2:textId="77777777">
         <w:trPr>
           <w:cantSplit/>
         </w:trPr>
         <w:tc>
           <w:tcPr>
+            <w:tcW w:w="2800" w:type="dxa"/>
+            <w:tcBorders>
+              <w:top w:val="single" w:sz="1" w:space="0" w:color="CCCCCC"/>
+              <w:left w:val="single" w:sz="1" w:space="0" w:color="CCCCCC"/>
+              <w:bottom w:val="single" w:sz="1" w:space="0" w:color="CCCCCC"/>
+              <w:right w:val="single" w:sz="1" w:space="0" w:color="CCCCCC"/>
+            </w:tcBorders>
+            <w:tcMar>
+              <w:top w:w="60" w:type="dxa"/>
+              <w:left w:w="100" w:type="dxa"/>
+              <w:bottom w:w="60" w:type="dxa"/>
+              <w:right w:w="100" w:type="dxa"/>
+            </w:tcMar>
+          </w:tcPr>
+          <w:p ns2:paraId="25F50D01" ns2:textId="77777777">
+            <w:r>
+              <w:rPr>
+                <w:rFonts w:eastAsia="Arial" w:cs="Arial"/>
+                <w:sz w:val="20"/>
+                <w:szCs w:val="20"/>
+              </w:rPr>
+              <w:t>Yu Pei / 余沛</w:t>
+            </w:r>
+          </w:p>
+        </w:tc>
+        <w:tc>
+          <w:tcPr>
             <w:tcW w:w="3000" w:type="dxa"/>
             <w:tcBorders>
               <w:top w:val="single" w:sz="1" w:space="0" w:color="CCCCCC"/>
@@ -381,14 +468,14 @@
               <w:right w:w="100" w:type="dxa"/>
             </w:tcMar>
           </w:tcPr>
-          <w:p>
-            <w:r>
-              <w:rPr>
-                <w:rFonts w:eastAsia="Arial" w:cs="Arial"/>
-                <w:sz w:val="20"/>
-                <w:szCs w:val="20"/>
-              </w:rPr>
-              <w:t>Yu Pei / 余沛</w:t>
+          <w:p ns2:paraId="68692D20" ns2:textId="77777777">
+            <w:r>
+              <w:rPr>
+                <w:rFonts w:eastAsia="Arial" w:cs="Arial"/>
+                <w:sz w:val="20"/>
+                <w:szCs w:val="20"/>
+              </w:rPr>
+              <w:t>3036656867</w:t>
             </w:r>
           </w:p>
         </w:tc>
@@ -408,14 +495,14 @@
               <w:right w:w="100" w:type="dxa"/>
             </w:tcMar>
           </w:tcPr>
-          <w:p>
-            <w:r>
-              <w:rPr>
-                <w:rFonts w:eastAsia="Arial" w:cs="Arial"/>
-                <w:sz w:val="20"/>
-                <w:szCs w:val="20"/>
-              </w:rPr>
-              <w:t>Deliverable 3 Lead</w:t>
+          <w:p ns2:paraId="25F50D01" ns2:textId="77777777">
+            <w:r>
+              <w:rPr>
+                <w:rFonts w:eastAsia="Arial" w:cs="Arial"/>
+                <w:sz w:val="20"/>
+                <w:szCs w:val="20"/>
+              </w:rPr>
+              <w:t>Deliverable 2 Lead</w:t>
             </w:r>
           </w:p>
         </w:tc>
@@ -435,24 +522,51 @@
               <w:right w:w="100" w:type="dxa"/>
             </w:tcMar>
           </w:tcPr>
-          <w:p>
-            <w:r>
-              <w:rPr>
-                <w:rFonts w:eastAsia="Arial" w:cs="Arial"/>
-                <w:sz w:val="20"/>
-                <w:szCs w:val="20"/>
-              </w:rPr>
-              <w:t>D3: Design Evaluation &amp; Iteration</w:t>
+          <w:p ns2:paraId="450093D0" ns2:textId="77777777">
+            <w:r>
+              <w:rPr>
+                <w:rFonts w:eastAsia="Arial" w:cs="Arial"/>
+                <w:sz w:val="20"/>
+                <w:szCs w:val="20"/>
+              </w:rPr>
+              <w:t>D2: Interaction Design &amp; Interactive Prototype</w:t>
             </w:r>
           </w:p>
         </w:tc>
       </w:tr>
-      <w:tr>
+      <w:tr ns2:paraId="3D0D2FD5" ns2:textId="77777777">
         <w:trPr>
           <w:cantSplit/>
         </w:trPr>
         <w:tc>
           <w:tcPr>
+            <w:tcW w:w="2800" w:type="dxa"/>
+            <w:tcBorders>
+              <w:top w:val="single" w:sz="1" w:space="0" w:color="CCCCCC"/>
+              <w:left w:val="single" w:sz="1" w:space="0" w:color="CCCCCC"/>
+              <w:bottom w:val="single" w:sz="1" w:space="0" w:color="CCCCCC"/>
+              <w:right w:val="single" w:sz="1" w:space="0" w:color="CCCCCC"/>
+            </w:tcBorders>
+            <w:tcMar>
+              <w:top w:w="60" w:type="dxa"/>
+              <w:left w:w="100" w:type="dxa"/>
+              <w:bottom w:w="60" w:type="dxa"/>
+              <w:right w:w="100" w:type="dxa"/>
+            </w:tcMar>
+          </w:tcPr>
+          <w:p ns2:paraId="67FD246F" ns2:textId="77777777">
+            <w:r>
+              <w:rPr>
+                <w:rFonts w:eastAsia="Arial" w:cs="Arial"/>
+                <w:sz w:val="20"/>
+                <w:szCs w:val="20"/>
+              </w:rPr>
+              <w:t>Wu Yuchen / 吴雨晨</w:t>
+            </w:r>
+          </w:p>
+        </w:tc>
+        <w:tc>
+          <w:tcPr>
             <w:tcW w:w="3000" w:type="dxa"/>
             <w:tcBorders>
               <w:top w:val="single" w:sz="1" w:space="0" w:color="CCCCCC"/>
@@ -467,14 +581,14 @@
               <w:right w:w="100" w:type="dxa"/>
             </w:tcMar>
           </w:tcPr>
-          <w:p>
-            <w:r>
-              <w:rPr>
-                <w:rFonts w:eastAsia="Arial" w:cs="Arial"/>
-                <w:sz w:val="20"/>
-                <w:szCs w:val="20"/>
-              </w:rPr>
-              <w:t>Wu Yuchen / 吴雨晨</w:t>
+          <w:p ns2:paraId="4AACF343" ns2:textId="77777777">
+            <w:r>
+              <w:rPr>
+                <w:rFonts w:eastAsia="Arial" w:cs="Arial"/>
+                <w:sz w:val="20"/>
+                <w:szCs w:val="20"/>
+              </w:rPr>
+              <w:t>3036657378</w:t>
             </w:r>
           </w:p>
         </w:tc>
@@ -494,14 +608,14 @@
               <w:right w:w="100" w:type="dxa"/>
             </w:tcMar>
           </w:tcPr>
-          <w:p>
-            <w:r>
-              <w:rPr>
-                <w:rFonts w:eastAsia="Arial" w:cs="Arial"/>
-                <w:sz w:val="20"/>
-                <w:szCs w:val="20"/>
-              </w:rPr>
-              <w:t>Deliverable 3 Member</w:t>
+          <w:p ns2:paraId="67FD246F" ns2:textId="77777777">
+            <w:r>
+              <w:rPr>
+                <w:rFonts w:eastAsia="Arial" w:cs="Arial"/>
+                <w:sz w:val="20"/>
+                <w:szCs w:val="20"/>
+              </w:rPr>
+              <w:t>Deliverable 2 Member</w:t>
             </w:r>
           </w:p>
         </w:tc>
@@ -521,24 +635,51 @@
               <w:right w:w="100" w:type="dxa"/>
             </w:tcMar>
           </w:tcPr>
-          <w:p>
-            <w:r>
-              <w:rPr>
-                <w:rFonts w:eastAsia="Arial" w:cs="Arial"/>
-                <w:sz w:val="20"/>
-                <w:szCs w:val="20"/>
-              </w:rPr>
-              <w:t>D3: Design Evaluation &amp; Iteration</w:t>
+          <w:p ns2:paraId="756BA105" ns2:textId="77777777">
+            <w:r>
+              <w:rPr>
+                <w:rFonts w:eastAsia="Arial" w:cs="Arial"/>
+                <w:sz w:val="20"/>
+                <w:szCs w:val="20"/>
+              </w:rPr>
+              <w:t>D2: Interaction Design &amp; Interactive Prototype</w:t>
             </w:r>
           </w:p>
         </w:tc>
       </w:tr>
-      <w:tr>
+      <w:tr ns2:paraId="5B88620A" ns2:textId="77777777">
         <w:trPr>
           <w:cantSplit/>
         </w:trPr>
         <w:tc>
           <w:tcPr>
+            <w:tcW w:w="2800" w:type="dxa"/>
+            <w:tcBorders>
+              <w:top w:val="single" w:sz="1" w:space="0" w:color="CCCCCC"/>
+              <w:left w:val="single" w:sz="1" w:space="0" w:color="CCCCCC"/>
+              <w:bottom w:val="single" w:sz="1" w:space="0" w:color="CCCCCC"/>
+              <w:right w:val="single" w:sz="1" w:space="0" w:color="CCCCCC"/>
+            </w:tcBorders>
+            <w:tcMar>
+              <w:top w:w="60" w:type="dxa"/>
+              <w:left w:w="100" w:type="dxa"/>
+              <w:bottom w:w="60" w:type="dxa"/>
+              <w:right w:w="100" w:type="dxa"/>
+            </w:tcMar>
+          </w:tcPr>
+          <w:p ns2:paraId="5A9B39EA" ns2:textId="77777777">
+            <w:r>
+              <w:rPr>
+                <w:rFonts w:eastAsia="Arial" w:cs="Arial"/>
+                <w:sz w:val="20"/>
+                <w:szCs w:val="20"/>
+              </w:rPr>
+              <w:t>Ou Qianyin / 欧倩茵</w:t>
+            </w:r>
+          </w:p>
+        </w:tc>
+        <w:tc>
+          <w:tcPr>
             <w:tcW w:w="3000" w:type="dxa"/>
             <w:tcBorders>
               <w:top w:val="single" w:sz="1" w:space="0" w:color="CCCCCC"/>
@@ -553,14 +694,14 @@
               <w:right w:w="100" w:type="dxa"/>
             </w:tcMar>
           </w:tcPr>
-          <w:p>
-            <w:r>
-              <w:rPr>
-                <w:rFonts w:eastAsia="Arial" w:cs="Arial"/>
-                <w:sz w:val="20"/>
-                <w:szCs w:val="20"/>
-              </w:rPr>
-              <w:t>Ou Qianyin / 欧倩茵</w:t>
+          <w:p ns2:paraId="3DF0D153" ns2:textId="77777777">
+            <w:r>
+              <w:rPr>
+                <w:rFonts w:eastAsia="Arial" w:cs="Arial"/>
+                <w:sz w:val="20"/>
+                <w:szCs w:val="20"/>
+              </w:rPr>
+              <w:t>3036654754</w:t>
             </w:r>
           </w:p>
         </w:tc>
@@ -580,14 +721,14 @@
               <w:right w:w="100" w:type="dxa"/>
             </w:tcMar>
           </w:tcPr>
-          <w:p>
-            <w:r>
-              <w:rPr>
-                <w:rFonts w:eastAsia="Arial" w:cs="Arial"/>
-                <w:sz w:val="20"/>
-                <w:szCs w:val="20"/>
-              </w:rPr>
-              <w:t>Deliverable 3 Member</w:t>
+          <w:p ns2:paraId="5A9B39EA" ns2:textId="77777777">
+            <w:r>
+              <w:rPr>
+                <w:rFonts w:eastAsia="Arial" w:cs="Arial"/>
+                <w:sz w:val="20"/>
+                <w:szCs w:val="20"/>
+              </w:rPr>
+              <w:t>Deliverable 2 Member</w:t>
             </w:r>
           </w:p>
         </w:tc>
@@ -607,24 +748,51 @@
               <w:right w:w="100" w:type="dxa"/>
             </w:tcMar>
           </w:tcPr>
-          <w:p>
-            <w:r>
-              <w:rPr>
-                <w:rFonts w:eastAsia="Arial" w:cs="Arial"/>
-                <w:sz w:val="20"/>
-                <w:szCs w:val="20"/>
-              </w:rPr>
-              <w:t>D3: Design Evaluation &amp; Iteration</w:t>
+          <w:p ns2:paraId="10099AE8" ns2:textId="77777777">
+            <w:r>
+              <w:rPr>
+                <w:rFonts w:eastAsia="Arial" w:cs="Arial"/>
+                <w:sz w:val="20"/>
+                <w:szCs w:val="20"/>
+              </w:rPr>
+              <w:t>D2: Interaction Design &amp; Interactive Prototype</w:t>
             </w:r>
           </w:p>
         </w:tc>
       </w:tr>
-      <w:tr>
+      <w:tr ns2:paraId="5BC90D13" ns2:textId="77777777">
         <w:trPr>
           <w:cantSplit/>
         </w:trPr>
         <w:tc>
           <w:tcPr>
+            <w:tcW w:w="2800" w:type="dxa"/>
+            <w:tcBorders>
+              <w:top w:val="single" w:sz="1" w:space="0" w:color="CCCCCC"/>
+              <w:left w:val="single" w:sz="1" w:space="0" w:color="CCCCCC"/>
+              <w:bottom w:val="single" w:sz="1" w:space="0" w:color="CCCCCC"/>
+              <w:right w:val="single" w:sz="1" w:space="0" w:color="CCCCCC"/>
+            </w:tcBorders>
+            <w:tcMar>
+              <w:top w:w="60" w:type="dxa"/>
+              <w:left w:w="100" w:type="dxa"/>
+              <w:bottom w:w="60" w:type="dxa"/>
+              <w:right w:w="100" w:type="dxa"/>
+            </w:tcMar>
+          </w:tcPr>
+          <w:p ns2:paraId="3D6D3575" ns2:textId="77777777">
+            <w:r>
+              <w:rPr>
+                <w:rFonts w:eastAsia="Arial" w:cs="Arial"/>
+                <w:sz w:val="20"/>
+                <w:szCs w:val="20"/>
+              </w:rPr>
+              <w:t>Yu Erfei / 余尔飞</w:t>
+            </w:r>
+          </w:p>
+        </w:tc>
+        <w:tc>
+          <w:tcPr>
             <w:tcW w:w="3000" w:type="dxa"/>
             <w:tcBorders>
               <w:top w:val="single" w:sz="1" w:space="0" w:color="CCCCCC"/>
@@ -639,14 +807,14 @@
               <w:right w:w="100" w:type="dxa"/>
             </w:tcMar>
           </w:tcPr>
-          <w:p>
-            <w:r>
-              <w:rPr>
-                <w:rFonts w:eastAsia="Arial" w:cs="Arial"/>
-                <w:sz w:val="20"/>
-                <w:szCs w:val="20"/>
-              </w:rPr>
-              <w:t>Yu Erfei / 余尔飞</w:t>
+          <w:p ns2:paraId="1A25F679" ns2:textId="77777777">
+            <w:r>
+              <w:rPr>
+                <w:rFonts w:eastAsia="Arial" w:cs="Arial"/>
+                <w:sz w:val="20"/>
+                <w:szCs w:val="20"/>
+              </w:rPr>
+              <w:t>3036657732</w:t>
             </w:r>
           </w:p>
         </w:tc>
@@ -666,7 +834,7 @@
               <w:right w:w="100" w:type="dxa"/>
             </w:tcMar>
           </w:tcPr>
-          <w:p>
+          <w:p ns2:paraId="3D6D3575" ns2:textId="77777777">
             <w:r>
               <w:rPr>
                 <w:rFonts w:eastAsia="Arial" w:cs="Arial"/>
@@ -693,7 +861,7 @@
               <w:right w:w="100" w:type="dxa"/>
             </w:tcMar>
           </w:tcPr>
-          <w:p>
+          <w:p ns2:paraId="21A89782" ns2:textId="77777777">
             <w:r>
               <w:rPr>
                 <w:rFonts w:eastAsia="Arial" w:cs="Arial"/>
@@ -705,12 +873,39 @@
           </w:p>
         </w:tc>
       </w:tr>
-      <w:tr>
+      <w:tr ns2:paraId="0D228256" ns2:textId="77777777">
         <w:trPr>
           <w:cantSplit/>
         </w:trPr>
         <w:tc>
           <w:tcPr>
+            <w:tcW w:w="2800" w:type="dxa"/>
+            <w:tcBorders>
+              <w:top w:val="single" w:sz="1" w:space="0" w:color="CCCCCC"/>
+              <w:left w:val="single" w:sz="1" w:space="0" w:color="CCCCCC"/>
+              <w:bottom w:val="single" w:sz="1" w:space="0" w:color="CCCCCC"/>
+              <w:right w:val="single" w:sz="1" w:space="0" w:color="CCCCCC"/>
+            </w:tcBorders>
+            <w:tcMar>
+              <w:top w:w="60" w:type="dxa"/>
+              <w:left w:w="100" w:type="dxa"/>
+              <w:bottom w:w="60" w:type="dxa"/>
+              <w:right w:w="100" w:type="dxa"/>
+            </w:tcMar>
+          </w:tcPr>
+          <w:p ns2:paraId="7683AC47" ns2:textId="77777777">
+            <w:r>
+              <w:rPr>
+                <w:rFonts w:eastAsia="Arial" w:cs="Arial"/>
+                <w:sz w:val="20"/>
+                <w:szCs w:val="20"/>
+              </w:rPr>
+              <w:t>Ren Liubo / 任柳博</w:t>
+            </w:r>
+          </w:p>
+        </w:tc>
+        <w:tc>
+          <w:tcPr>
             <w:tcW w:w="3000" w:type="dxa"/>
             <w:tcBorders>
               <w:top w:val="single" w:sz="1" w:space="0" w:color="CCCCCC"/>
@@ -725,14 +920,14 @@
               <w:right w:w="100" w:type="dxa"/>
             </w:tcMar>
           </w:tcPr>
-          <w:p>
-            <w:r>
-              <w:rPr>
-                <w:rFonts w:eastAsia="Arial" w:cs="Arial"/>
-                <w:sz w:val="20"/>
-                <w:szCs w:val="20"/>
-              </w:rPr>
-              <w:t>Ren Liubo / 任柳博</w:t>
+          <w:p ns2:paraId="4B076A3E" ns2:textId="77777777">
+            <w:r>
+              <w:rPr>
+                <w:rFonts w:eastAsia="Arial" w:cs="Arial"/>
+                <w:sz w:val="20"/>
+                <w:szCs w:val="20"/>
+              </w:rPr>
+              <w:t>3036654675</w:t>
             </w:r>
           </w:p>
         </w:tc>
@@ -752,7 +947,7 @@
               <w:right w:w="100" w:type="dxa"/>
             </w:tcMar>
           </w:tcPr>
-          <w:p>
+          <w:p ns2:paraId="7683AC47" ns2:textId="77777777">
             <w:r>
               <w:rPr>
                 <w:rFonts w:eastAsia="Arial" w:cs="Arial"/>
@@ -779,7 +974,7 @@
               <w:right w:w="100" w:type="dxa"/>
             </w:tcMar>
           </w:tcPr>
-          <w:p>
+          <w:p ns2:paraId="3475253E" ns2:textId="77777777">
             <w:r>
               <w:rPr>
                 <w:rFonts w:eastAsia="Arial" w:cs="Arial"/>
@@ -791,12 +986,39 @@
           </w:p>
         </w:tc>
       </w:tr>
-      <w:tr>
+      <w:tr ns2:paraId="4235DAC5" ns2:textId="77777777">
         <w:trPr>
           <w:cantSplit/>
         </w:trPr>
         <w:tc>
           <w:tcPr>
+            <w:tcW w:w="2800" w:type="dxa"/>
+            <w:tcBorders>
+              <w:top w:val="single" w:sz="1" w:space="0" w:color="CCCCCC"/>
+              <w:left w:val="single" w:sz="1" w:space="0" w:color="CCCCCC"/>
+              <w:bottom w:val="single" w:sz="1" w:space="0" w:color="CCCCCC"/>
+              <w:right w:val="single" w:sz="1" w:space="0" w:color="CCCCCC"/>
+            </w:tcBorders>
+            <w:tcMar>
+              <w:top w:w="60" w:type="dxa"/>
+              <w:left w:w="100" w:type="dxa"/>
+              <w:bottom w:w="60" w:type="dxa"/>
+              <w:right w:w="100" w:type="dxa"/>
+            </w:tcMar>
+          </w:tcPr>
+          <w:p ns2:paraId="05C76BAB" ns2:textId="77777777">
+            <w:r>
+              <w:rPr>
+                <w:rFonts w:eastAsia="Arial" w:cs="Arial"/>
+                <w:sz w:val="20"/>
+                <w:szCs w:val="20"/>
+              </w:rPr>
+              <w:t>Chen Zhixin / 陈智昕</w:t>
+            </w:r>
+          </w:p>
+        </w:tc>
+        <w:tc>
+          <w:tcPr>
             <w:tcW w:w="3000" w:type="dxa"/>
             <w:tcBorders>
               <w:top w:val="single" w:sz="1" w:space="0" w:color="CCCCCC"/>
@@ -811,14 +1033,14 @@
               <w:right w:w="100" w:type="dxa"/>
             </w:tcMar>
           </w:tcPr>
-          <w:p>
-            <w:r>
-              <w:rPr>
-                <w:rFonts w:eastAsia="Arial" w:cs="Arial"/>
-                <w:sz w:val="20"/>
-                <w:szCs w:val="20"/>
-              </w:rPr>
-              <w:t>Chen Zhixin / 陈智昕</w:t>
+          <w:p ns2:paraId="7FEEC34D" ns2:textId="77777777">
+            <w:r>
+              <w:rPr>
+                <w:rFonts w:eastAsia="Arial" w:cs="Arial"/>
+                <w:sz w:val="20"/>
+                <w:szCs w:val="20"/>
+              </w:rPr>
+              <w:t>3036654053</w:t>
             </w:r>
           </w:p>
         </w:tc>
@@ -838,7 +1060,7 @@
               <w:right w:w="100" w:type="dxa"/>
             </w:tcMar>
           </w:tcPr>
-          <w:p>
+          <w:p ns2:paraId="05C76BAB" ns2:textId="77777777">
             <w:r>
               <w:rPr>
                 <w:rFonts w:eastAsia="Arial" w:cs="Arial"/>
@@ -865,7 +1087,7 @@
               <w:right w:w="100" w:type="dxa"/>
             </w:tcMar>
           </w:tcPr>
-          <w:p>
+          <w:p ns2:paraId="4E7A3AFD" ns2:textId="77777777">
             <w:r>
               <w:rPr>
                 <w:rFonts w:eastAsia="Arial" w:cs="Arial"/>
@@ -877,12 +1099,39 @@
           </w:p>
         </w:tc>
       </w:tr>
-      <w:tr>
+      <w:tr ns2:paraId="2B606E2C" ns2:textId="77777777">
         <w:trPr>
           <w:cantSplit/>
         </w:trPr>
         <w:tc>
           <w:tcPr>
+            <w:tcW w:w="2800" w:type="dxa"/>
+            <w:tcBorders>
+              <w:top w:val="single" w:sz="1" w:space="0" w:color="CCCCCC"/>
+              <w:left w:val="single" w:sz="1" w:space="0" w:color="CCCCCC"/>
+              <w:bottom w:val="single" w:sz="1" w:space="0" w:color="CCCCCC"/>
+              <w:right w:val="single" w:sz="1" w:space="0" w:color="CCCCCC"/>
+            </w:tcBorders>
+            <w:tcMar>
+              <w:top w:w="60" w:type="dxa"/>
+              <w:left w:w="100" w:type="dxa"/>
+              <w:bottom w:w="60" w:type="dxa"/>
+              <w:right w:w="100" w:type="dxa"/>
+            </w:tcMar>
+          </w:tcPr>
+          <w:p ns2:paraId="2795D74D" ns2:textId="77777777">
+            <w:r>
+              <w:rPr>
+                <w:rFonts w:eastAsia="Arial" w:cs="Arial"/>
+                <w:sz w:val="20"/>
+                <w:szCs w:val="20"/>
+              </w:rPr>
+              <w:t>Gao Yuqi / 高雨琦</w:t>
+            </w:r>
+          </w:p>
+        </w:tc>
+        <w:tc>
+          <w:tcPr>
             <w:tcW w:w="3000" w:type="dxa"/>
             <w:tcBorders>
               <w:top w:val="single" w:sz="1" w:space="0" w:color="CCCCCC"/>
@@ -897,14 +1146,14 @@
               <w:right w:w="100" w:type="dxa"/>
             </w:tcMar>
           </w:tcPr>
-          <w:p>
-            <w:r>
-              <w:rPr>
-                <w:rFonts w:eastAsia="Arial" w:cs="Arial"/>
-                <w:sz w:val="20"/>
-                <w:szCs w:val="20"/>
-              </w:rPr>
-              <w:t>Gao Yuqi / 高雨琦</w:t>
+          <w:p ns2:paraId="27168FC2" ns2:textId="77777777">
+            <w:r>
+              <w:rPr>
+                <w:rFonts w:eastAsia="Arial" w:cs="Arial"/>
+                <w:sz w:val="20"/>
+                <w:szCs w:val="20"/>
+              </w:rPr>
+              <w:t>3036661109</w:t>
             </w:r>
           </w:p>
         </w:tc>
@@ -924,7 +1173,7 @@
               <w:right w:w="100" w:type="dxa"/>
             </w:tcMar>
           </w:tcPr>
-          <w:p>
+          <w:p ns2:paraId="2795D74D" ns2:textId="77777777">
             <w:r>
               <w:rPr>
                 <w:rFonts w:eastAsia="Arial" w:cs="Arial"/>
@@ -951,7 +1200,7 @@
               <w:right w:w="100" w:type="dxa"/>
             </w:tcMar>
           </w:tcPr>
-          <w:p>
+          <w:p ns2:paraId="3A7165F0" ns2:textId="77777777">
             <w:r>
               <w:rPr>
                 <w:rFonts w:eastAsia="Arial" w:cs="Arial"/>
@@ -964,12 +1213,12 @@
         </w:tc>
       </w:tr>
     </w:tbl>
-    <w:p>
+    <w:p ns2:paraId="2D6F5A7D" ns2:textId="77777777">
       <w:r>
         <w:br w:type="page"/>
       </w:r>
     </w:p>
-    <w:p>
+    <w:p ns2:paraId="23EF3259" ns2:textId="77777777">
       <w:pPr>
         <w:pStyle w:val="Heading1"/>
       </w:pPr>
@@ -997,7 +1246,7 @@
         <w:t>目录</w:t>
       </w:r>
     </w:p>
-    <w:p>
+    <w:p ns2:paraId="2A6B3801" ns2:textId="77777777">
       <w:pPr>
         <w:spacing w:after="40"/>
       </w:pPr>
@@ -1010,7 +1259,7 @@
         <w:t>Deliverable 1: User Needs &amp; Project Definition / 用户需求与项目定义</w:t>
       </w:r>
     </w:p>
-    <w:p>
+    <w:p ns2:paraId="6E5056A0" ns2:textId="77777777">
       <w:pPr>
         <w:spacing w:after="40"/>
       </w:pPr>
@@ -1023,7 +1272,7 @@
         <w:t xml:space="preserve">  1.1 Target User Persona / 目标用户画像</w:t>
       </w:r>
     </w:p>
-    <w:p>
+    <w:p ns2:paraId="1B183748" ns2:textId="77777777">
       <w:pPr>
         <w:spacing w:after="40"/>
       </w:pPr>
@@ -1036,7 +1285,7 @@
         <w:t xml:space="preserve">  1.2 Core User Tasks / 核心用户任务</w:t>
       </w:r>
     </w:p>
-    <w:p>
+    <w:p ns2:paraId="0B0D8214" ns2:textId="77777777">
       <w:pPr>
         <w:spacing w:after="40"/>
       </w:pPr>
@@ -1049,7 +1298,7 @@
         <w:t xml:space="preserve">  1.3 Project Scope &amp; Boundaries / 项目范围与边界</w:t>
       </w:r>
     </w:p>
-    <w:p>
+    <w:p ns2:paraId="2043E03B" ns2:textId="77777777">
       <w:pPr>
         <w:spacing w:after="40"/>
       </w:pPr>
@@ -1062,7 +1311,7 @@
         <w:t>Deliverable 2: Interaction Design Specification &amp; Prototype / 交互设计规范与原型</w:t>
       </w:r>
     </w:p>
-    <w:p>
+    <w:p ns2:paraId="66FDFC4A" ns2:textId="77777777">
       <w:pPr>
         <w:spacing w:after="40"/>
       </w:pPr>
@@ -1075,7 +1324,7 @@
         <w:t xml:space="preserve">  2.1 Interaction Model / 交互模型</w:t>
       </w:r>
     </w:p>
-    <w:p>
+    <w:p ns2:paraId="38C4A050" ns2:textId="77777777">
       <w:pPr>
         <w:spacing w:after="40"/>
       </w:pPr>
@@ -1088,7 +1337,7 @@
         <w:t xml:space="preserve">  2.2 Information Architecture / 信息架构</w:t>
       </w:r>
     </w:p>
-    <w:p>
+    <w:p ns2:paraId="6A46F972" ns2:textId="77777777">
       <w:pPr>
         <w:spacing w:after="40"/>
       </w:pPr>
@@ -1101,7 +1350,7 @@
         <w:t xml:space="preserve">  2.3 Navigation Structure / 导航结构</w:t>
       </w:r>
     </w:p>
-    <w:p>
+    <w:p ns2:paraId="3FDC8931" ns2:textId="77777777">
       <w:pPr>
         <w:spacing w:after="40"/>
       </w:pPr>
@@ -1114,7 +1363,7 @@
         <w:t xml:space="preserve">  2.4 Core Task Workflows / 核心任务工作流</w:t>
       </w:r>
     </w:p>
-    <w:p>
+    <w:p ns2:paraId="0A880388" ns2:textId="77777777">
       <w:pPr>
         <w:spacing w:after="40"/>
       </w:pPr>
@@ -1127,7 +1376,7 @@
         <w:t xml:space="preserve">  2.5 Interactive Prototype / 交互原型</w:t>
       </w:r>
     </w:p>
-    <w:p>
+    <w:p ns2:paraId="1EFC2D02" ns2:textId="77777777">
       <w:pPr>
         <w:spacing w:after="40"/>
       </w:pPr>
@@ -1140,7 +1389,7 @@
         <w:t xml:space="preserve">  2.6 Track A Compliance / Track A 合规性</w:t>
       </w:r>
     </w:p>
-    <w:p>
+    <w:p ns2:paraId="4B576CD5" ns2:textId="77777777">
       <w:pPr>
         <w:spacing w:after="40"/>
       </w:pPr>
@@ -1153,7 +1402,7 @@
         <w:t>Deliverable 3: Design Evaluation &amp; Iteration / 设计评估与迭代优化</w:t>
       </w:r>
     </w:p>
-    <w:p>
+    <w:p ns2:paraId="73F70FAD" ns2:textId="77777777">
       <w:pPr>
         <w:spacing w:after="40"/>
       </w:pPr>
@@ -1166,7 +1415,7 @@
         <w:t xml:space="preserve">  3.1 Evaluation Plan / 评估计划</w:t>
       </w:r>
     </w:p>
-    <w:p>
+    <w:p ns2:paraId="68215A0E" ns2:textId="77777777">
       <w:pPr>
         <w:spacing w:after="40"/>
       </w:pPr>
@@ -1179,7 +1428,7 @@
         <w:t xml:space="preserve">  3.2 Evaluation Results / 评估结果</w:t>
       </w:r>
     </w:p>
-    <w:p>
+    <w:p ns2:paraId="6288AED0" ns2:textId="77777777">
       <w:pPr>
         <w:spacing w:after="40"/>
       </w:pPr>
@@ -1192,7 +1441,7 @@
         <w:t xml:space="preserve">  3.3 Iteration Evidence / 迭代证据</w:t>
       </w:r>
     </w:p>
-    <w:p>
+    <w:p ns2:paraId="30A758B3" ns2:textId="77777777">
       <w:pPr>
         <w:spacing w:after="40"/>
       </w:pPr>
@@ -1205,7 +1454,7 @@
         <w:t>Deliverable 4: Design Principles &amp; Product Roadmap / 设计原则与产品路线图</w:t>
       </w:r>
     </w:p>
-    <w:p>
+    <w:p ns2:paraId="1F029D87" ns2:textId="77777777">
       <w:pPr>
         <w:spacing w:after="40"/>
       </w:pPr>
@@ -1218,7 +1467,7 @@
         <w:t xml:space="preserve">  4.1 Reusable Design Principles / 可复用设计原则</w:t>
       </w:r>
     </w:p>
-    <w:p>
+    <w:p ns2:paraId="4261F6FF" ns2:textId="77777777">
       <w:pPr>
         <w:spacing w:after="40"/>
       </w:pPr>
@@ -1231,7 +1480,7 @@
         <w:t xml:space="preserve">  4.2 Product Development Roadmap / 产品开发路线图</w:t>
       </w:r>
     </w:p>
-    <w:p>
+    <w:p ns2:paraId="434D5BE5" ns2:textId="77777777">
       <w:pPr>
         <w:spacing w:after="40"/>
       </w:pPr>
@@ -1244,7 +1493,7 @@
         <w:t>Deliverable 5: Product Pitch Materials / 产品路演材料</w:t>
       </w:r>
     </w:p>
-    <w:p>
+    <w:p ns2:paraId="09CB3012" ns2:textId="77777777">
       <w:pPr>
         <w:spacing w:after="40"/>
       </w:pPr>
@@ -1257,7 +1506,7 @@
         <w:t xml:space="preserve">  5.1 Pitch Deck Overview / 路演PPT概述</w:t>
       </w:r>
     </w:p>
-    <w:p>
+    <w:p ns2:paraId="52FFC7C7" ns2:textId="77777777">
       <w:pPr>
         <w:spacing w:after="40"/>
       </w:pPr>
@@ -1270,7 +1519,7 @@
         <w:t xml:space="preserve">  5.2 Demo Script / 原型演示脚本</w:t>
       </w:r>
     </w:p>
-    <w:p>
+    <w:p ns2:paraId="39A001B3" ns2:textId="77777777">
       <w:pPr>
         <w:spacing w:after="40"/>
       </w:pPr>
@@ -1283,12 +1532,12 @@
         <w:t xml:space="preserve">  5.3 Core Value Proposition / 核心价值主张</w:t>
       </w:r>
     </w:p>
-    <w:p>
+    <w:p ns2:paraId="4A6DF2CA" ns2:textId="77777777">
       <w:r>
         <w:br w:type="page"/>
       </w:r>
     </w:p>
-    <w:p>
+    <w:p ns2:paraId="77080326" ns2:textId="77777777">
       <w:pPr>
         <w:pStyle w:val="Heading1"/>
       </w:pPr>
@@ -1332,7 +1581,7 @@
         <w:t>：用户需求与项目定义</w:t>
       </w:r>
     </w:p>
-    <w:p>
+    <w:p ns2:paraId="096DCBDC" ns2:textId="77777777">
       <w:pPr>
         <w:spacing w:after="120"/>
       </w:pPr>
@@ -1361,7 +1610,7 @@
         <w:t>本交付物通过定义设计对象（目标用户画像及痛点）、端到端任务成功标准（核心用户任务）和项目边界（使用场景、设备约束、技术假设、排除需求）为整个项目奠定基础。后续所有设计决策均可追溯至本交付物的发现。</w:t>
       </w:r>
     </w:p>
-    <w:p>
+    <w:p ns2:paraId="54325E8F" ns2:textId="77777777">
       <w:pPr>
         <w:pStyle w:val="Heading2"/>
       </w:pPr>
@@ -1388,7 +1637,7 @@
         <w:t>目标用户画像</w:t>
       </w:r>
     </w:p>
-    <w:p>
+    <w:p ns2:paraId="2B627129" ns2:textId="77777777">
       <w:pPr>
         <w:spacing w:after="120"/>
       </w:pPr>
@@ -1492,7 +1741,7 @@
         <w:gridCol w:w="2400"/>
         <w:gridCol w:w="6960"/>
       </w:tblGrid>
-      <w:tr>
+      <w:tr ns2:paraId="1EC749AC" ns2:textId="77777777">
         <w:trPr>
           <w:cantSplit/>
         </w:trPr>
@@ -1514,7 +1763,7 @@
             </w:tcMar>
             <w:vAlign w:val="center"/>
           </w:tcPr>
-          <w:p>
+          <w:p ns2:paraId="7A9C0A3B" ns2:textId="77777777">
             <w:r>
               <w:rPr>
                 <w:rFonts w:eastAsia="Arial" w:cs="Arial"/>
@@ -1546,7 +1795,7 @@
             </w:tcMar>
             <w:vAlign w:val="center"/>
           </w:tcPr>
-          <w:p>
+          <w:p ns2:paraId="4F417F8E" ns2:textId="77777777">
             <w:r>
               <w:rPr>
                 <w:rFonts w:eastAsia="Arial" w:cs="Arial"/>
@@ -1561,7 +1810,7 @@
           </w:p>
         </w:tc>
       </w:tr>
-      <w:tr>
+      <w:tr ns2:paraId="063BA7ED" ns2:textId="77777777">
         <w:trPr>
           <w:cantSplit/>
         </w:trPr>
@@ -1581,7 +1830,7 @@
               <w:right w:w="100" w:type="dxa"/>
             </w:tcMar>
           </w:tcPr>
-          <w:p>
+          <w:p ns2:paraId="5E621237" ns2:textId="77777777">
             <w:r>
               <w:rPr>
                 <w:rFonts w:eastAsia="Arial" w:cs="Arial"/>
@@ -1626,7 +1875,7 @@
               <w:right w:w="100" w:type="dxa"/>
             </w:tcMar>
           </w:tcPr>
-          <w:p>
+          <w:p ns2:paraId="7361B3CD" ns2:textId="77777777">
             <w:r>
               <w:rPr>
                 <w:rFonts w:eastAsia="Arial" w:cs="Arial"/>
@@ -1638,7 +1887,7 @@
           </w:p>
         </w:tc>
       </w:tr>
-      <w:tr>
+      <w:tr ns2:paraId="252ED1B4" ns2:textId="77777777">
         <w:trPr>
           <w:cantSplit/>
         </w:trPr>
@@ -1658,7 +1907,7 @@
               <w:right w:w="100" w:type="dxa"/>
             </w:tcMar>
           </w:tcPr>
-          <w:p>
+          <w:p ns2:paraId="39A5EA84" ns2:textId="77777777">
             <w:r>
               <w:rPr>
                 <w:rFonts w:eastAsia="Arial" w:cs="Arial"/>
@@ -1703,7 +1952,7 @@
               <w:right w:w="100" w:type="dxa"/>
             </w:tcMar>
           </w:tcPr>
-          <w:p>
+          <w:p ns2:paraId="2D22A55E" ns2:textId="77777777">
             <w:r>
               <w:rPr>
                 <w:rFonts w:eastAsia="Arial" w:cs="Arial"/>
@@ -1715,7 +1964,7 @@
           </w:p>
         </w:tc>
       </w:tr>
-      <w:tr>
+      <w:tr ns2:paraId="5B945F2D" ns2:textId="77777777">
         <w:trPr>
           <w:cantSplit/>
         </w:trPr>
@@ -1735,7 +1984,7 @@
               <w:right w:w="100" w:type="dxa"/>
             </w:tcMar>
           </w:tcPr>
-          <w:p>
+          <w:p ns2:paraId="102FB5F8" ns2:textId="77777777">
             <w:r>
               <w:rPr>
                 <w:rFonts w:eastAsia="Arial" w:cs="Arial"/>
@@ -1780,7 +2029,7 @@
               <w:right w:w="100" w:type="dxa"/>
             </w:tcMar>
           </w:tcPr>
-          <w:p>
+          <w:p ns2:paraId="11649AD4" ns2:textId="77777777">
             <w:r>
               <w:rPr>
                 <w:rFonts w:eastAsia="Arial" w:cs="Arial"/>
@@ -1810,7 +2059,7 @@
           </w:p>
         </w:tc>
       </w:tr>
-      <w:tr>
+      <w:tr ns2:paraId="4F1C7171" ns2:textId="77777777">
         <w:trPr>
           <w:cantSplit/>
         </w:trPr>
@@ -1830,7 +2079,7 @@
               <w:right w:w="100" w:type="dxa"/>
             </w:tcMar>
           </w:tcPr>
-          <w:p>
+          <w:p ns2:paraId="661428F9" ns2:textId="77777777">
             <w:r>
               <w:rPr>
                 <w:rFonts w:eastAsia="Arial" w:cs="Arial"/>
@@ -1875,7 +2124,7 @@
               <w:right w:w="100" w:type="dxa"/>
             </w:tcMar>
           </w:tcPr>
-          <w:p>
+          <w:p ns2:paraId="2E74BA51" ns2:textId="77777777">
             <w:r>
               <w:rPr>
                 <w:rFonts w:eastAsia="Arial" w:cs="Arial"/>
@@ -1905,7 +2154,7 @@
           </w:p>
         </w:tc>
       </w:tr>
-      <w:tr>
+      <w:tr ns2:paraId="5610773A" ns2:textId="77777777">
         <w:trPr>
           <w:cantSplit/>
         </w:trPr>
@@ -1925,7 +2174,7 @@
               <w:right w:w="100" w:type="dxa"/>
             </w:tcMar>
           </w:tcPr>
-          <w:p>
+          <w:p ns2:paraId="1138E8DA" ns2:textId="77777777">
             <w:r>
               <w:rPr>
                 <w:rFonts w:eastAsia="Arial" w:cs="Arial"/>
@@ -1970,7 +2219,7 @@
               <w:right w:w="100" w:type="dxa"/>
             </w:tcMar>
           </w:tcPr>
-          <w:p>
+          <w:p ns2:paraId="4F499CC8" ns2:textId="77777777">
             <w:r>
               <w:rPr>
                 <w:rFonts w:eastAsia="Arial" w:cs="Arial"/>
@@ -2018,7 +2267,7 @@
           </w:p>
         </w:tc>
       </w:tr>
-      <w:tr>
+      <w:tr ns2:paraId="5E158869" ns2:textId="77777777">
         <w:trPr>
           <w:cantSplit/>
         </w:trPr>
@@ -2038,7 +2287,7 @@
               <w:right w:w="100" w:type="dxa"/>
             </w:tcMar>
           </w:tcPr>
-          <w:p>
+          <w:p ns2:paraId="50BACC5A" ns2:textId="77777777">
             <w:r>
               <w:rPr>
                 <w:rFonts w:eastAsia="Arial" w:cs="Arial"/>
@@ -2083,7 +2332,7 @@
               <w:right w:w="100" w:type="dxa"/>
             </w:tcMar>
           </w:tcPr>
-          <w:p>
+          <w:p ns2:paraId="293E8232" ns2:textId="77777777">
             <w:r>
               <w:rPr>
                 <w:rFonts w:eastAsia="Arial" w:cs="Arial"/>
@@ -2204,12 +2453,12 @@
         </w:tc>
       </w:tr>
     </w:tbl>
-    <w:p>
+    <w:p ns2:paraId="7B1F1296" ns2:textId="77777777">
       <w:pPr>
         <w:spacing w:before="200"/>
       </w:pPr>
     </w:p>
-    <w:p>
+    <w:p ns2:paraId="7218FAA7" ns2:textId="77777777">
       <w:pPr>
         <w:pStyle w:val="Heading3"/>
       </w:pPr>
@@ -2250,7 +2499,7 @@
         <w:gridCol w:w="4200"/>
         <w:gridCol w:w="4560"/>
       </w:tblGrid>
-      <w:tr>
+      <w:tr ns2:paraId="7046C0AA" ns2:textId="77777777">
         <w:trPr>
           <w:cantSplit/>
         </w:trPr>
@@ -2272,7 +2521,7 @@
             </w:tcMar>
             <w:vAlign w:val="center"/>
           </w:tcPr>
-          <w:p>
+          <w:p ns2:paraId="4354C3BE" ns2:textId="77777777">
             <w:r>
               <w:rPr>
                 <w:rFonts w:eastAsia="Arial" w:cs="Arial"/>
@@ -2304,7 +2553,7 @@
             </w:tcMar>
             <w:vAlign w:val="center"/>
           </w:tcPr>
-          <w:p>
+          <w:p ns2:paraId="25E6193B" ns2:textId="77777777">
             <w:r>
               <w:rPr>
                 <w:rFonts w:eastAsia="Arial" w:cs="Arial"/>
@@ -2336,7 +2585,7 @@
             </w:tcMar>
             <w:vAlign w:val="center"/>
           </w:tcPr>
-          <w:p>
+          <w:p ns2:paraId="0762B1AC" ns2:textId="77777777">
             <w:r>
               <w:rPr>
                 <w:rFonts w:eastAsia="Arial" w:cs="Arial"/>
@@ -2351,7 +2600,7 @@
           </w:p>
         </w:tc>
       </w:tr>
-      <w:tr>
+      <w:tr ns2:paraId="01230C8B" ns2:textId="77777777">
         <w:trPr>
           <w:cantSplit/>
         </w:trPr>
@@ -2371,7 +2620,7 @@
               <w:right w:w="100" w:type="dxa"/>
             </w:tcMar>
           </w:tcPr>
-          <w:p>
+          <w:p ns2:paraId="655A27E7" ns2:textId="77777777">
             <w:r>
               <w:rPr>
                 <w:rFonts w:eastAsia="Arial" w:cs="Arial"/>
@@ -2398,7 +2647,7 @@
               <w:right w:w="100" w:type="dxa"/>
             </w:tcMar>
           </w:tcPr>
-          <w:p>
+          <w:p ns2:paraId="4EB9A335" ns2:textId="77777777">
             <w:r>
               <w:rPr>
                 <w:rFonts w:eastAsia="Arial" w:cs="Arial"/>
@@ -2497,7 +2746,7 @@
               <w:right w:w="100" w:type="dxa"/>
             </w:tcMar>
           </w:tcPr>
-          <w:p>
+          <w:p ns2:paraId="42B6FD5F" ns2:textId="77777777">
             <w:r>
               <w:rPr>
                 <w:rFonts w:eastAsia="Arial" w:cs="Arial"/>
@@ -2527,7 +2776,7 @@
           </w:p>
         </w:tc>
       </w:tr>
-      <w:tr>
+      <w:tr ns2:paraId="3B2FDA55" ns2:textId="77777777">
         <w:trPr>
           <w:cantSplit/>
         </w:trPr>
@@ -2547,7 +2796,7 @@
               <w:right w:w="100" w:type="dxa"/>
             </w:tcMar>
           </w:tcPr>
-          <w:p>
+          <w:p ns2:paraId="38A4DA9B" ns2:textId="77777777">
             <w:r>
               <w:rPr>
                 <w:rFonts w:eastAsia="Arial" w:cs="Arial"/>
@@ -2575,7 +2824,7 @@
               <w:right w:w="100" w:type="dxa"/>
             </w:tcMar>
           </w:tcPr>
-          <w:p>
+          <w:p ns2:paraId="2763494C" ns2:textId="77777777">
             <w:r>
               <w:rPr>
                 <w:rFonts w:eastAsia="Arial" w:cs="Arial"/>
@@ -2674,7 +2923,7 @@
               <w:right w:w="100" w:type="dxa"/>
             </w:tcMar>
           </w:tcPr>
-          <w:p>
+          <w:p ns2:paraId="26FFB783" ns2:textId="77777777">
             <w:r>
               <w:rPr>
                 <w:rFonts w:eastAsia="Arial" w:cs="Arial"/>
@@ -2704,7 +2953,7 @@
           </w:p>
         </w:tc>
       </w:tr>
-      <w:tr>
+      <w:tr ns2:paraId="5DC74521" ns2:textId="77777777">
         <w:trPr>
           <w:cantSplit/>
         </w:trPr>
@@ -2724,7 +2973,7 @@
               <w:right w:w="100" w:type="dxa"/>
             </w:tcMar>
           </w:tcPr>
-          <w:p>
+          <w:p ns2:paraId="35D7BC22" ns2:textId="77777777">
             <w:r>
               <w:rPr>
                 <w:rFonts w:eastAsia="Arial" w:cs="Arial"/>
@@ -2751,7 +3000,7 @@
               <w:right w:w="100" w:type="dxa"/>
             </w:tcMar>
           </w:tcPr>
-          <w:p>
+          <w:p ns2:paraId="3059223E" ns2:textId="77777777">
             <w:r>
               <w:rPr>
                 <w:rFonts w:eastAsia="Arial" w:cs="Arial"/>
@@ -2796,7 +3045,7 @@
               <w:right w:w="100" w:type="dxa"/>
             </w:tcMar>
           </w:tcPr>
-          <w:p>
+          <w:p ns2:paraId="66837FB6" ns2:textId="77777777">
             <w:r>
               <w:rPr>
                 <w:rFonts w:eastAsia="Arial" w:cs="Arial"/>
@@ -2826,7 +3075,7 @@
           </w:p>
         </w:tc>
       </w:tr>
-      <w:tr>
+      <w:tr ns2:paraId="6D4AF16A" ns2:textId="77777777">
         <w:trPr>
           <w:cantSplit/>
         </w:trPr>
@@ -2846,7 +3095,7 @@
               <w:right w:w="100" w:type="dxa"/>
             </w:tcMar>
           </w:tcPr>
-          <w:p>
+          <w:p ns2:paraId="40B3DEED" ns2:textId="77777777">
             <w:r>
               <w:rPr>
                 <w:rFonts w:eastAsia="Arial" w:cs="Arial"/>
@@ -2873,7 +3122,7 @@
               <w:right w:w="100" w:type="dxa"/>
             </w:tcMar>
           </w:tcPr>
-          <w:p>
+          <w:p ns2:paraId="4F7BFF11" ns2:textId="77777777">
             <w:r>
               <w:rPr>
                 <w:rFonts w:eastAsia="Arial" w:cs="Arial"/>
@@ -2918,7 +3167,7 @@
               <w:right w:w="100" w:type="dxa"/>
             </w:tcMar>
           </w:tcPr>
-          <w:p>
+          <w:p ns2:paraId="62F50844" ns2:textId="77777777">
             <w:r>
               <w:rPr>
                 <w:rFonts w:eastAsia="Arial" w:cs="Arial"/>
@@ -2948,7 +3197,7 @@
           </w:p>
         </w:tc>
       </w:tr>
-      <w:tr>
+      <w:tr ns2:paraId="2BD6EA68" ns2:textId="77777777">
         <w:trPr>
           <w:cantSplit/>
         </w:trPr>
@@ -2968,7 +3217,7 @@
               <w:right w:w="100" w:type="dxa"/>
             </w:tcMar>
           </w:tcPr>
-          <w:p>
+          <w:p ns2:paraId="6F1C721B" ns2:textId="77777777">
             <w:r>
               <w:rPr>
                 <w:rFonts w:eastAsia="Arial" w:cs="Arial"/>
@@ -2995,7 +3244,7 @@
               <w:right w:w="100" w:type="dxa"/>
             </w:tcMar>
           </w:tcPr>
-          <w:p>
+          <w:p ns2:paraId="315266BA" ns2:textId="77777777">
             <w:r>
               <w:rPr>
                 <w:rFonts w:eastAsia="Arial" w:cs="Arial"/>
@@ -3040,7 +3289,7 @@
               <w:right w:w="100" w:type="dxa"/>
             </w:tcMar>
           </w:tcPr>
-          <w:p>
+          <w:p ns2:paraId="413BBD38" ns2:textId="77777777">
             <w:r>
               <w:rPr>
                 <w:rFonts w:eastAsia="Arial" w:cs="Arial"/>
@@ -3071,12 +3320,12 @@
         </w:tc>
       </w:tr>
     </w:tbl>
-    <w:p>
+    <w:p ns2:paraId="6EEB622F" ns2:textId="77777777">
       <w:pPr>
         <w:spacing w:before="200"/>
       </w:pPr>
     </w:p>
-    <w:p>
+    <w:p ns2:paraId="57228D13" ns2:textId="77777777">
       <w:pPr>
         <w:spacing w:after="120"/>
       </w:pPr>
@@ -3204,7 +3453,7 @@
         <w:t>”</w:t>
       </w:r>
     </w:p>
-    <w:p>
+    <w:p ns2:paraId="638AF03C" ns2:textId="77777777">
       <w:pPr>
         <w:pStyle w:val="Heading2"/>
       </w:pPr>
@@ -3231,7 +3480,7 @@
         <w:t>核心用户任务</w:t>
       </w:r>
     </w:p>
-    <w:p>
+    <w:p ns2:paraId="642F21EF" ns2:textId="77777777">
       <w:pPr>
         <w:spacing w:after="120"/>
       </w:pPr>
@@ -3314,7 +3563,7 @@
         <w:t>包含两条具体路径：</w:t>
       </w:r>
     </w:p>
-    <w:p>
+    <w:p ns2:paraId="7F35BC7D" ns2:textId="77777777">
       <w:pPr>
         <w:pStyle w:val="Heading3"/>
       </w:pPr>
@@ -3333,7 +3582,7 @@
         <w:t xml:space="preserve"> undefined</w:t>
       </w:r>
     </w:p>
-    <w:p>
+    <w:p ns2:paraId="4B8D127A" ns2:textId="77777777">
       <w:pPr>
         <w:spacing w:after="120"/>
       </w:pPr>
@@ -3434,7 +3683,7 @@
         <w:t>接收结构化的、可操作的评估。</w:t>
       </w:r>
     </w:p>
-    <w:p>
+    <w:p ns2:paraId="7E0AB0F4" ns2:textId="77777777">
       <w:pPr>
         <w:spacing w:after="120"/>
       </w:pPr>
@@ -3499,7 +3748,7 @@
         <w:t>反馈循环，并获得可操作的改进建议。</w:t>
       </w:r>
     </w:p>
-    <w:p>
+    <w:p ns2:paraId="7B336A49" ns2:textId="77777777">
       <w:pPr>
         <w:pStyle w:val="Heading3"/>
       </w:pPr>
@@ -3518,7 +3767,7 @@
         <w:t xml:space="preserve"> undefined</w:t>
       </w:r>
     </w:p>
-    <w:p>
+    <w:p ns2:paraId="7E817710" ns2:textId="77777777">
       <w:pPr>
         <w:spacing w:after="120"/>
       </w:pPr>
@@ -3601,7 +3850,7 @@
         <w:t>获取结构化的反馈摘要。</w:t>
       </w:r>
     </w:p>
-    <w:p>
+    <w:p ns2:paraId="47C1AD74" ns2:textId="77777777">
       <w:pPr>
         <w:spacing w:after="120"/>
       </w:pPr>
@@ -3630,7 +3879,7 @@
         <w:t>成功标准：用户上传音频文件，验证提取问答的准确性，并获得突出优势和劣势的性能摘要。</w:t>
       </w:r>
     </w:p>
-    <w:p>
+    <w:p ns2:paraId="6C2812BB" ns2:textId="77777777">
       <w:pPr>
         <w:pStyle w:val="Heading2"/>
       </w:pPr>
@@ -3678,7 +3927,7 @@
         <w:gridCol w:w="3000"/>
         <w:gridCol w:w="6360"/>
       </w:tblGrid>
-      <w:tr>
+      <w:tr ns2:paraId="6F49566B" ns2:textId="77777777">
         <w:trPr>
           <w:cantSplit/>
         </w:trPr>
@@ -3700,7 +3949,7 @@
             </w:tcMar>
             <w:vAlign w:val="center"/>
           </w:tcPr>
-          <w:p>
+          <w:p ns2:paraId="586376BC" ns2:textId="77777777">
             <w:r>
               <w:rPr>
                 <w:rFonts w:eastAsia="Arial" w:cs="Arial"/>
@@ -3732,7 +3981,7 @@
             </w:tcMar>
             <w:vAlign w:val="center"/>
           </w:tcPr>
-          <w:p>
+          <w:p ns2:paraId="7ACEEC3A" ns2:textId="77777777">
             <w:r>
               <w:rPr>
                 <w:rFonts w:eastAsia="Arial" w:cs="Arial"/>
@@ -3747,7 +3996,7 @@
           </w:p>
         </w:tc>
       </w:tr>
-      <w:tr>
+      <w:tr ns2:paraId="4AC46012" ns2:textId="77777777">
         <w:trPr>
           <w:cantSplit/>
         </w:trPr>
@@ -3767,7 +4016,7 @@
               <w:right w:w="100" w:type="dxa"/>
             </w:tcMar>
           </w:tcPr>
-          <w:p>
+          <w:p ns2:paraId="6B852F8B" ns2:textId="77777777">
             <w:r>
               <w:rPr>
                 <w:rFonts w:eastAsia="Arial" w:cs="Arial"/>
@@ -3813,7 +4062,7 @@
               <w:right w:w="100" w:type="dxa"/>
             </w:tcMar>
           </w:tcPr>
-          <w:p>
+          <w:p ns2:paraId="6F7DDE41" ns2:textId="77777777">
             <w:r>
               <w:rPr>
                 <w:rFonts w:eastAsia="Arial" w:cs="Arial"/>
@@ -3861,7 +4110,7 @@
           </w:p>
         </w:tc>
       </w:tr>
-      <w:tr>
+      <w:tr ns2:paraId="14A03670" ns2:textId="77777777">
         <w:trPr>
           <w:cantSplit/>
         </w:trPr>
@@ -3881,7 +4130,7 @@
               <w:right w:w="100" w:type="dxa"/>
             </w:tcMar>
           </w:tcPr>
-          <w:p>
+          <w:p ns2:paraId="6AA66123" ns2:textId="77777777">
             <w:r>
               <w:rPr>
                 <w:rFonts w:eastAsia="Arial" w:cs="Arial"/>
@@ -3926,7 +4175,7 @@
               <w:right w:w="100" w:type="dxa"/>
             </w:tcMar>
           </w:tcPr>
-          <w:p>
+          <w:p ns2:paraId="0BE96A50" ns2:textId="77777777">
             <w:r>
               <w:rPr>
                 <w:rFonts w:eastAsia="Arial" w:cs="Arial"/>
@@ -3965,7 +4214,7 @@
           </w:p>
         </w:tc>
       </w:tr>
-      <w:tr>
+      <w:tr ns2:paraId="300852D7" ns2:textId="77777777">
         <w:trPr>
           <w:cantSplit/>
         </w:trPr>
@@ -3985,7 +4234,7 @@
               <w:right w:w="100" w:type="dxa"/>
             </w:tcMar>
           </w:tcPr>
-          <w:p>
+          <w:p ns2:paraId="61552314" ns2:textId="77777777">
             <w:r>
               <w:rPr>
                 <w:rFonts w:eastAsia="Arial" w:cs="Arial"/>
@@ -4030,7 +4279,7 @@
               <w:right w:w="100" w:type="dxa"/>
             </w:tcMar>
           </w:tcPr>
-          <w:p>
+          <w:p ns2:paraId="1A2F9F8B" ns2:textId="77777777">
             <w:r>
               <w:rPr>
                 <w:rFonts w:eastAsia="Arial" w:cs="Arial"/>
@@ -4096,7 +4345,7 @@
           </w:p>
         </w:tc>
       </w:tr>
-      <w:tr>
+      <w:tr ns2:paraId="12711FC2" ns2:textId="77777777">
         <w:trPr>
           <w:cantSplit/>
         </w:trPr>
@@ -4116,7 +4365,7 @@
               <w:right w:w="100" w:type="dxa"/>
             </w:tcMar>
           </w:tcPr>
-          <w:p>
+          <w:p ns2:paraId="4A5ED68D" ns2:textId="77777777">
             <w:r>
               <w:rPr>
                 <w:rFonts w:eastAsia="Arial" w:cs="Arial"/>
@@ -4161,7 +4410,7 @@
               <w:right w:w="100" w:type="dxa"/>
             </w:tcMar>
           </w:tcPr>
-          <w:p>
+          <w:p ns2:paraId="3359ADE6" ns2:textId="77777777">
             <w:r>
               <w:rPr>
                 <w:rFonts w:eastAsia="Arial" w:cs="Arial"/>
@@ -4191,7 +4440,7 @@
           </w:p>
         </w:tc>
       </w:tr>
-      <w:tr>
+      <w:tr ns2:paraId="746C7AC7" ns2:textId="77777777">
         <w:trPr>
           <w:cantSplit/>
         </w:trPr>
@@ -4211,7 +4460,7 @@
               <w:right w:w="100" w:type="dxa"/>
             </w:tcMar>
           </w:tcPr>
-          <w:p>
+          <w:p ns2:paraId="18DC08BB" ns2:textId="77777777">
             <w:r>
               <w:rPr>
                 <w:rFonts w:eastAsia="Arial" w:cs="Arial"/>
@@ -4256,7 +4505,7 @@
               <w:right w:w="100" w:type="dxa"/>
             </w:tcMar>
           </w:tcPr>
-          <w:p>
+          <w:p ns2:paraId="4C47AAB3" ns2:textId="77777777">
             <w:r>
               <w:rPr>
                 <w:rFonts w:eastAsia="Arial" w:cs="Arial"/>
@@ -4287,12 +4536,12 @@
         </w:tc>
       </w:tr>
     </w:tbl>
-    <w:p>
+    <w:p ns2:paraId="00AF17C3" ns2:textId="77777777">
       <w:r>
         <w:br w:type="page"/>
       </w:r>
     </w:p>
-    <w:p>
+    <w:p ns2:paraId="582F43DE" ns2:textId="77777777">
       <w:pPr>
         <w:pStyle w:val="Heading1"/>
       </w:pPr>
@@ -4336,7 +4585,7 @@
         <w:t>：交互设计规范与原型</w:t>
       </w:r>
     </w:p>
-    <w:p>
+    <w:p ns2:paraId="284B860D" ns2:textId="77777777">
       <w:pPr>
         <w:spacing w:after="120"/>
       </w:pPr>
@@ -4383,7 +4632,7 @@
         <w:t>的发现。</w:t>
       </w:r>
     </w:p>
-    <w:p>
+    <w:p ns2:paraId="74625CF6" ns2:textId="77777777">
       <w:pPr>
         <w:pStyle w:val="Heading2"/>
       </w:pPr>
@@ -4410,7 +4659,7 @@
         <w:t>交互模型</w:t>
       </w:r>
     </w:p>
-    <w:p>
+    <w:p ns2:paraId="7C954B11" ns2:textId="77777777">
       <w:pPr>
         <w:spacing w:after="120"/>
       </w:pPr>
@@ -4457,7 +4706,7 @@
         <w:t>：</w:t>
       </w:r>
     </w:p>
-    <w:p>
+    <w:p ns2:paraId="066DB534" ns2:textId="77777777">
       <w:pPr>
         <w:spacing w:after="120"/>
       </w:pPr>
@@ -4504,7 +4753,7 @@
         <w:t>分数和建议配有推理和置信度指示器，让用户能判断相关性。</w:t>
       </w:r>
     </w:p>
-    <w:p>
+    <w:p ns2:paraId="39CD4044" ns2:textId="77777777">
       <w:pPr>
         <w:spacing w:after="120"/>
       </w:pPr>
@@ -4569,7 +4818,7 @@
         <w:t>建议，用户决定。</w:t>
       </w:r>
     </w:p>
-    <w:p>
+    <w:p ns2:paraId="12274946" ns2:textId="77777777">
       <w:pPr>
         <w:spacing w:after="120"/>
       </w:pPr>
@@ -4634,7 +4883,7 @@
         <w:t>提供文本输入、回退内容或重试，而不是死胡同。</w:t>
       </w:r>
     </w:p>
-    <w:p>
+    <w:p ns2:paraId="0832AA5F" ns2:textId="77777777">
       <w:pPr>
         <w:spacing w:before="120" w:after="120"/>
         <w:jc w:val="center"/>
@@ -4644,46 +4893,46 @@
           <w:noProof/>
         </w:rPr>
         <w:drawing>
-          <wp:inline distT="0" distB="0" distL="0" distR="0" wp14:anchorId="72DBE344" wp14:editId="78AAACEC">
-            <wp:extent cx="4572000" cy="1905000"/>
-            <wp:effectExtent l="0" t="0" r="0" b="0"/>
-            <wp:docPr id="1" name="D2-1_interaction_model.png" descr="D2-1_interaction_model.png" title="D2-1_interaction_model.png"/>
-            <wp:cNvGraphicFramePr>
-              <a:graphicFrameLocks xmlns:a="http://schemas.openxmlformats.org/drawingml/2006/main" noChangeAspect="1"/>
-            </wp:cNvGraphicFramePr>
-            <a:graphic xmlns:a="http://schemas.openxmlformats.org/drawingml/2006/main">
-              <a:graphicData uri="http://schemas.openxmlformats.org/drawingml/2006/picture">
-                <pic:pic xmlns:pic="http://schemas.openxmlformats.org/drawingml/2006/picture">
-                  <pic:nvPicPr>
-                    <pic:cNvPr id="0" name=""/>
-                    <pic:cNvPicPr>
-                      <a:picLocks noChangeAspect="1" noChangeArrowheads="1"/>
-                    </pic:cNvPicPr>
-                  </pic:nvPicPr>
-                  <pic:blipFill>
-                    <a:blip r:embed="rId7"/>
-                    <a:srcRect/>
-                    <a:stretch>
-                      <a:fillRect/>
-                    </a:stretch>
-                  </pic:blipFill>
-                  <pic:spPr bwMode="auto">
-                    <a:xfrm>
-                      <a:off x="0" y="0"/>
-                      <a:ext cx="4572000" cy="1905000"/>
-                    </a:xfrm>
-                    <a:prstGeom prst="rect">
-                      <a:avLst/>
-                    </a:prstGeom>
-                  </pic:spPr>
-                </pic:pic>
-              </a:graphicData>
-            </a:graphic>
-          </wp:inline>
+          <ns3:inline distT="0" distB="0" distL="0" distR="0" ns4:anchorId="72DBE344" ns4:editId="78AAACEC">
+            <ns3:extent cx="4572000" cy="1905000"/>
+            <ns3:effectExtent l="0" t="0" r="0" b="0"/>
+            <ns3:docPr id="1" name="D2-1_interaction_model.png" descr="D2-1_interaction_model.png" title="D2-1_interaction_model.png"/>
+            <ns3:cNvGraphicFramePr>
+              <ns5:graphicFrameLocks noChangeAspect="1"/>
+            </ns3:cNvGraphicFramePr>
+            <ns5:graphic>
+              <ns5:graphicData uri="http://schemas.openxmlformats.org/drawingml/2006/picture">
+                <ns6:pic>
+                  <ns6:nvPicPr>
+                    <ns6:cNvPr id="0" name=""/>
+                    <ns6:cNvPicPr>
+                      <ns5:picLocks noChangeAspect="1" noChangeArrowheads="1"/>
+                    </ns6:cNvPicPr>
+                  </ns6:nvPicPr>
+                  <ns6:blipFill>
+                    <ns5:blip ns7:embed="rId7"/>
+                    <ns5:srcRect/>
+                    <ns5:stretch>
+                      <ns5:fillRect/>
+                    </ns5:stretch>
+                  </ns6:blipFill>
+                  <ns6:spPr bwMode="auto">
+                    <ns5:xfrm>
+                      <ns5:off x="0" y="0"/>
+                      <ns5:ext cx="4572000" cy="1905000"/>
+                    </ns5:xfrm>
+                    <ns5:prstGeom prst="rect">
+                      <ns5:avLst/>
+                    </ns5:prstGeom>
+                  </ns6:spPr>
+                </ns6:pic>
+              </ns5:graphicData>
+            </ns5:graphic>
+          </ns3:inline>
         </w:drawing>
       </w:r>
     </w:p>
-    <w:p>
+    <w:p ns2:paraId="1ABEAADF" ns2:textId="77777777">
       <w:pPr>
         <w:spacing w:after="200"/>
         <w:jc w:val="center"/>
@@ -4699,7 +4948,7 @@
         <w:t>Figure D2-1: Interaction Model — Transparency, User Control, Graceful Degradation</w:t>
       </w:r>
     </w:p>
-    <w:p>
+    <w:p ns2:paraId="1FADF4DF" ns2:textId="77777777">
       <w:pPr>
         <w:pStyle w:val="Heading2"/>
       </w:pPr>
@@ -4726,7 +4975,7 @@
         <w:t>信息架构</w:t>
       </w:r>
     </w:p>
-    <w:p>
+    <w:p ns2:paraId="6F97C9E7" ns2:textId="77777777">
       <w:pPr>
         <w:spacing w:after="120"/>
       </w:pPr>
@@ -4978,7 +5227,7 @@
         <w:t>视图中，使故障成为结构的一部分。</w:t>
       </w:r>
     </w:p>
-    <w:p>
+    <w:p ns2:paraId="2D299A48" ns2:textId="77777777">
       <w:pPr>
         <w:spacing w:before="120" w:after="120"/>
         <w:jc w:val="center"/>
@@ -4988,46 +5237,46 @@
           <w:noProof/>
         </w:rPr>
         <w:drawing>
-          <wp:inline distT="0" distB="0" distL="0" distR="0" wp14:anchorId="46B8D84A" wp14:editId="3C4E60C8">
-            <wp:extent cx="4572000" cy="2667000"/>
-            <wp:effectExtent l="0" t="0" r="0" b="0"/>
-            <wp:docPr id="43392255" name="D2-2_information_architecture.png" descr="D2-2_information_architecture.png" title="D2-2_information_architecture.png"/>
-            <wp:cNvGraphicFramePr>
-              <a:graphicFrameLocks xmlns:a="http://schemas.openxmlformats.org/drawingml/2006/main" noChangeAspect="1"/>
-            </wp:cNvGraphicFramePr>
-            <a:graphic xmlns:a="http://schemas.openxmlformats.org/drawingml/2006/main">
-              <a:graphicData uri="http://schemas.openxmlformats.org/drawingml/2006/picture">
-                <pic:pic xmlns:pic="http://schemas.openxmlformats.org/drawingml/2006/picture">
-                  <pic:nvPicPr>
-                    <pic:cNvPr id="0" name=""/>
-                    <pic:cNvPicPr>
-                      <a:picLocks noChangeAspect="1" noChangeArrowheads="1"/>
-                    </pic:cNvPicPr>
-                  </pic:nvPicPr>
-                  <pic:blipFill>
-                    <a:blip r:embed="rId8"/>
-                    <a:srcRect/>
-                    <a:stretch>
-                      <a:fillRect/>
-                    </a:stretch>
-                  </pic:blipFill>
-                  <pic:spPr bwMode="auto">
-                    <a:xfrm>
-                      <a:off x="0" y="0"/>
-                      <a:ext cx="4572000" cy="2667000"/>
-                    </a:xfrm>
-                    <a:prstGeom prst="rect">
-                      <a:avLst/>
-                    </a:prstGeom>
-                  </pic:spPr>
-                </pic:pic>
-              </a:graphicData>
-            </a:graphic>
-          </wp:inline>
+          <ns3:inline distT="0" distB="0" distL="0" distR="0" ns4:anchorId="46B8D84A" ns4:editId="3C4E60C8">
+            <ns3:extent cx="4572000" cy="2667000"/>
+            <ns3:effectExtent l="0" t="0" r="0" b="0"/>
+            <ns3:docPr id="43392255" name="D2-2_information_architecture.png" descr="D2-2_information_architecture.png" title="D2-2_information_architecture.png"/>
+            <ns3:cNvGraphicFramePr>
+              <ns5:graphicFrameLocks noChangeAspect="1"/>
+            </ns3:cNvGraphicFramePr>
+            <ns5:graphic>
+              <ns5:graphicData uri="http://schemas.openxmlformats.org/drawingml/2006/picture">
+                <ns6:pic>
+                  <ns6:nvPicPr>
+                    <ns6:cNvPr id="0" name=""/>
+                    <ns6:cNvPicPr>
+                      <ns5:picLocks noChangeAspect="1" noChangeArrowheads="1"/>
+                    </ns6:cNvPicPr>
+                  </ns6:nvPicPr>
+                  <ns6:blipFill>
+                    <ns5:blip ns7:embed="rId8"/>
+                    <ns5:srcRect/>
+                    <ns5:stretch>
+                      <ns5:fillRect/>
+                    </ns5:stretch>
+                  </ns6:blipFill>
+                  <ns6:spPr bwMode="auto">
+                    <ns5:xfrm>
+                      <ns5:off x="0" y="0"/>
+                      <ns5:ext cx="4572000" cy="2667000"/>
+                    </ns5:xfrm>
+                    <ns5:prstGeom prst="rect">
+                      <ns5:avLst/>
+                    </ns5:prstGeom>
+                  </ns6:spPr>
+                </ns6:pic>
+              </ns5:graphicData>
+            </ns5:graphic>
+          </ns3:inline>
         </w:drawing>
       </w:r>
     </w:p>
-    <w:p>
+    <w:p ns2:paraId="30107D45" ns2:textId="77777777">
       <w:pPr>
         <w:spacing w:after="200"/>
         <w:jc w:val="center"/>
@@ -5043,7 +5292,7 @@
         <w:t>Figure D2-2: Information Architecture</w:t>
       </w:r>
     </w:p>
-    <w:p>
+    <w:p ns2:paraId="03A293FD" ns2:textId="77777777">
       <w:pPr>
         <w:pStyle w:val="Heading2"/>
       </w:pPr>
@@ -5070,7 +5319,7 @@
         <w:t>导航结构</w:t>
       </w:r>
     </w:p>
-    <w:p>
+    <w:p ns2:paraId="0F14152C" ns2:textId="77777777">
       <w:pPr>
         <w:spacing w:after="120"/>
       </w:pPr>
@@ -5117,7 +5366,7 @@
         <w:t>下一步。导航转换表记录了主要的页面跳转：起始状态、目标状态、用户触发器和转换类型。</w:t>
       </w:r>
     </w:p>
-    <w:p>
+    <w:p ns2:paraId="107CFEAC" ns2:textId="77777777">
       <w:pPr>
         <w:spacing w:before="120" w:after="120"/>
         <w:jc w:val="center"/>
@@ -5127,46 +5376,46 @@
           <w:noProof/>
         </w:rPr>
         <w:drawing>
-          <wp:inline distT="0" distB="0" distL="0" distR="0" wp14:anchorId="25E3A097" wp14:editId="289482B8">
-            <wp:extent cx="4572000" cy="1714500"/>
-            <wp:effectExtent l="0" t="0" r="0" b="0"/>
-            <wp:docPr id="1124726018" name="D2-3_navigation_table.png" descr="D2-3_navigation_table.png" title="D2-3_navigation_table.png"/>
-            <wp:cNvGraphicFramePr>
-              <a:graphicFrameLocks xmlns:a="http://schemas.openxmlformats.org/drawingml/2006/main" noChangeAspect="1"/>
-            </wp:cNvGraphicFramePr>
-            <a:graphic xmlns:a="http://schemas.openxmlformats.org/drawingml/2006/main">
-              <a:graphicData uri="http://schemas.openxmlformats.org/drawingml/2006/picture">
-                <pic:pic xmlns:pic="http://schemas.openxmlformats.org/drawingml/2006/picture">
-                  <pic:nvPicPr>
-                    <pic:cNvPr id="0" name=""/>
-                    <pic:cNvPicPr>
-                      <a:picLocks noChangeAspect="1" noChangeArrowheads="1"/>
-                    </pic:cNvPicPr>
-                  </pic:nvPicPr>
-                  <pic:blipFill>
-                    <a:blip r:embed="rId9"/>
-                    <a:srcRect/>
-                    <a:stretch>
-                      <a:fillRect/>
-                    </a:stretch>
-                  </pic:blipFill>
-                  <pic:spPr bwMode="auto">
-                    <a:xfrm>
-                      <a:off x="0" y="0"/>
-                      <a:ext cx="4572000" cy="1714500"/>
-                    </a:xfrm>
-                    <a:prstGeom prst="rect">
-                      <a:avLst/>
-                    </a:prstGeom>
-                  </pic:spPr>
-                </pic:pic>
-              </a:graphicData>
-            </a:graphic>
-          </wp:inline>
+          <ns3:inline distT="0" distB="0" distL="0" distR="0" ns4:anchorId="25E3A097" ns4:editId="289482B8">
+            <ns3:extent cx="4572000" cy="1714500"/>
+            <ns3:effectExtent l="0" t="0" r="0" b="0"/>
+            <ns3:docPr id="1124726018" name="D2-3_navigation_table.png" descr="D2-3_navigation_table.png" title="D2-3_navigation_table.png"/>
+            <ns3:cNvGraphicFramePr>
+              <ns5:graphicFrameLocks noChangeAspect="1"/>
+            </ns3:cNvGraphicFramePr>
+            <ns5:graphic>
+              <ns5:graphicData uri="http://schemas.openxmlformats.org/drawingml/2006/picture">
+                <ns6:pic>
+                  <ns6:nvPicPr>
+                    <ns6:cNvPr id="0" name=""/>
+                    <ns6:cNvPicPr>
+                      <ns5:picLocks noChangeAspect="1" noChangeArrowheads="1"/>
+                    </ns6:cNvPicPr>
+                  </ns6:nvPicPr>
+                  <ns6:blipFill>
+                    <ns5:blip ns7:embed="rId9"/>
+                    <ns5:srcRect/>
+                    <ns5:stretch>
+                      <ns5:fillRect/>
+                    </ns5:stretch>
+                  </ns6:blipFill>
+                  <ns6:spPr bwMode="auto">
+                    <ns5:xfrm>
+                      <ns5:off x="0" y="0"/>
+                      <ns5:ext cx="4572000" cy="1714500"/>
+                    </ns5:xfrm>
+                    <ns5:prstGeom prst="rect">
+                      <ns5:avLst/>
+                    </ns5:prstGeom>
+                  </ns6:spPr>
+                </ns6:pic>
+              </ns5:graphicData>
+            </ns5:graphic>
+          </ns3:inline>
         </w:drawing>
       </w:r>
     </w:p>
-    <w:p>
+    <w:p ns2:paraId="2642BD1D" ns2:textId="77777777">
       <w:pPr>
         <w:spacing w:after="200"/>
         <w:jc w:val="center"/>
@@ -5182,7 +5431,7 @@
         <w:t>Figure D2-3: Navigation Transition Table</w:t>
       </w:r>
     </w:p>
-    <w:p>
+    <w:p ns2:paraId="695DD6F4" ns2:textId="77777777">
       <w:pPr>
         <w:pStyle w:val="Heading2"/>
       </w:pPr>
@@ -5209,7 +5458,7 @@
         <w:t>核心任务工作流</w:t>
       </w:r>
     </w:p>
-    <w:p>
+    <w:p ns2:paraId="500C2B2D" ns2:textId="77777777">
       <w:pPr>
         <w:pStyle w:val="Heading3"/>
       </w:pPr>
@@ -5228,7 +5477,7 @@
         <w:t xml:space="preserve"> undefined</w:t>
       </w:r>
     </w:p>
-    <w:p>
+    <w:p ns2:paraId="7DE143B2" ns2:textId="77777777">
       <w:pPr>
         <w:spacing w:after="120"/>
       </w:pPr>
@@ -5336,7 +5585,7 @@
         <w:t>退出。图表包含决策节点和带有恢复路径的异常分支。</w:t>
       </w:r>
     </w:p>
-    <w:p>
+    <w:p ns2:paraId="45EF0883" ns2:textId="77777777">
       <w:pPr>
         <w:spacing w:before="120" w:after="120"/>
         <w:jc w:val="center"/>
@@ -5346,46 +5595,46 @@
           <w:noProof/>
         </w:rPr>
         <w:drawing>
-          <wp:inline distT="0" distB="0" distL="0" distR="0" wp14:anchorId="646799B8" wp14:editId="75810F9E">
-            <wp:extent cx="4572000" cy="3048000"/>
-            <wp:effectExtent l="0" t="0" r="0" b="0"/>
-            <wp:docPr id="893901572" name="D2-4_practice_workflow.png" descr="D2-4_practice_workflow.png" title="D2-4_practice_workflow.png"/>
-            <wp:cNvGraphicFramePr>
-              <a:graphicFrameLocks xmlns:a="http://schemas.openxmlformats.org/drawingml/2006/main" noChangeAspect="1"/>
-            </wp:cNvGraphicFramePr>
-            <a:graphic xmlns:a="http://schemas.openxmlformats.org/drawingml/2006/main">
-              <a:graphicData uri="http://schemas.openxmlformats.org/drawingml/2006/picture">
-                <pic:pic xmlns:pic="http://schemas.openxmlformats.org/drawingml/2006/picture">
-                  <pic:nvPicPr>
-                    <pic:cNvPr id="0" name=""/>
-                    <pic:cNvPicPr>
-                      <a:picLocks noChangeAspect="1" noChangeArrowheads="1"/>
-                    </pic:cNvPicPr>
-                  </pic:nvPicPr>
-                  <pic:blipFill>
-                    <a:blip r:embed="rId10"/>
-                    <a:srcRect/>
-                    <a:stretch>
-                      <a:fillRect/>
-                    </a:stretch>
-                  </pic:blipFill>
-                  <pic:spPr bwMode="auto">
-                    <a:xfrm>
-                      <a:off x="0" y="0"/>
-                      <a:ext cx="4572000" cy="3048000"/>
-                    </a:xfrm>
-                    <a:prstGeom prst="rect">
-                      <a:avLst/>
-                    </a:prstGeom>
-                  </pic:spPr>
-                </pic:pic>
-              </a:graphicData>
-            </a:graphic>
-          </wp:inline>
+          <ns3:inline distT="0" distB="0" distL="0" distR="0" ns4:anchorId="646799B8" ns4:editId="75810F9E">
+            <ns3:extent cx="4572000" cy="3048000"/>
+            <ns3:effectExtent l="0" t="0" r="0" b="0"/>
+            <ns3:docPr id="893901572" name="D2-4_practice_workflow.png" descr="D2-4_practice_workflow.png" title="D2-4_practice_workflow.png"/>
+            <ns3:cNvGraphicFramePr>
+              <ns5:graphicFrameLocks noChangeAspect="1"/>
+            </ns3:cNvGraphicFramePr>
+            <ns5:graphic>
+              <ns5:graphicData uri="http://schemas.openxmlformats.org/drawingml/2006/picture">
+                <ns6:pic>
+                  <ns6:nvPicPr>
+                    <ns6:cNvPr id="0" name=""/>
+                    <ns6:cNvPicPr>
+                      <ns5:picLocks noChangeAspect="1" noChangeArrowheads="1"/>
+                    </ns6:cNvPicPr>
+                  </ns6:nvPicPr>
+                  <ns6:blipFill>
+                    <ns5:blip ns7:embed="rId10"/>
+                    <ns5:srcRect/>
+                    <ns5:stretch>
+                      <ns5:fillRect/>
+                    </ns5:stretch>
+                  </ns6:blipFill>
+                  <ns6:spPr bwMode="auto">
+                    <ns5:xfrm>
+                      <ns5:off x="0" y="0"/>
+                      <ns5:ext cx="4572000" cy="3048000"/>
+                    </ns5:xfrm>
+                    <ns5:prstGeom prst="rect">
+                      <ns5:avLst/>
+                    </ns5:prstGeom>
+                  </ns6:spPr>
+                </ns6:pic>
+              </ns5:graphicData>
+            </ns5:graphic>
+          </ns3:inline>
         </w:drawing>
       </w:r>
     </w:p>
-    <w:p>
+    <w:p ns2:paraId="7E266560" ns2:textId="77777777">
       <w:pPr>
         <w:spacing w:after="200"/>
         <w:jc w:val="center"/>
@@ -5401,7 +5650,7 @@
         <w:t>Figure D2-4: Practice Workflow</w:t>
       </w:r>
     </w:p>
-    <w:p>
+    <w:p ns2:paraId="220C0146" ns2:textId="77777777">
       <w:pPr>
         <w:pStyle w:val="Heading3"/>
       </w:pPr>
@@ -5420,7 +5669,7 @@
         <w:t xml:space="preserve"> undefined</w:t>
       </w:r>
     </w:p>
-    <w:p>
+    <w:p ns2:paraId="41999566" ns2:textId="77777777">
       <w:pPr>
         <w:spacing w:after="120"/>
       </w:pPr>
@@ -5467,7 +5716,7 @@
         <w:t>编辑，到反馈摘要和导出。它包含无效上传、提取失败和低音质的分支，并有明确的恢复路径。</w:t>
       </w:r>
     </w:p>
-    <w:p>
+    <w:p ns2:paraId="3C054205" ns2:textId="77777777">
       <w:pPr>
         <w:spacing w:before="120" w:after="120"/>
         <w:jc w:val="center"/>
@@ -5477,46 +5726,46 @@
           <w:noProof/>
         </w:rPr>
         <w:drawing>
-          <wp:inline distT="0" distB="0" distL="0" distR="0" wp14:anchorId="73411030" wp14:editId="221701F1">
-            <wp:extent cx="4572000" cy="2667000"/>
-            <wp:effectExtent l="0" t="0" r="0" b="0"/>
-            <wp:docPr id="2081176934" name="D2-5_review_workflow.png" descr="D2-5_review_workflow.png" title="D2-5_review_workflow.png"/>
-            <wp:cNvGraphicFramePr>
-              <a:graphicFrameLocks xmlns:a="http://schemas.openxmlformats.org/drawingml/2006/main" noChangeAspect="1"/>
-            </wp:cNvGraphicFramePr>
-            <a:graphic xmlns:a="http://schemas.openxmlformats.org/drawingml/2006/main">
-              <a:graphicData uri="http://schemas.openxmlformats.org/drawingml/2006/picture">
-                <pic:pic xmlns:pic="http://schemas.openxmlformats.org/drawingml/2006/picture">
-                  <pic:nvPicPr>
-                    <pic:cNvPr id="0" name=""/>
-                    <pic:cNvPicPr>
-                      <a:picLocks noChangeAspect="1" noChangeArrowheads="1"/>
-                    </pic:cNvPicPr>
-                  </pic:nvPicPr>
-                  <pic:blipFill>
-                    <a:blip r:embed="rId11"/>
-                    <a:srcRect/>
-                    <a:stretch>
-                      <a:fillRect/>
-                    </a:stretch>
-                  </pic:blipFill>
-                  <pic:spPr bwMode="auto">
-                    <a:xfrm>
-                      <a:off x="0" y="0"/>
-                      <a:ext cx="4572000" cy="2667000"/>
-                    </a:xfrm>
-                    <a:prstGeom prst="rect">
-                      <a:avLst/>
-                    </a:prstGeom>
-                  </pic:spPr>
-                </pic:pic>
-              </a:graphicData>
-            </a:graphic>
-          </wp:inline>
+          <ns3:inline distT="0" distB="0" distL="0" distR="0" ns4:anchorId="73411030" ns4:editId="221701F1">
+            <ns3:extent cx="4572000" cy="2667000"/>
+            <ns3:effectExtent l="0" t="0" r="0" b="0"/>
+            <ns3:docPr id="2081176934" name="D2-5_review_workflow.png" descr="D2-5_review_workflow.png" title="D2-5_review_workflow.png"/>
+            <ns3:cNvGraphicFramePr>
+              <ns5:graphicFrameLocks noChangeAspect="1"/>
+            </ns3:cNvGraphicFramePr>
+            <ns5:graphic>
+              <ns5:graphicData uri="http://schemas.openxmlformats.org/drawingml/2006/picture">
+                <ns6:pic>
+                  <ns6:nvPicPr>
+                    <ns6:cNvPr id="0" name=""/>
+                    <ns6:cNvPicPr>
+                      <ns5:picLocks noChangeAspect="1" noChangeArrowheads="1"/>
+                    </ns6:cNvPicPr>
+                  </ns6:nvPicPr>
+                  <ns6:blipFill>
+                    <ns5:blip ns7:embed="rId11"/>
+                    <ns5:srcRect/>
+                    <ns5:stretch>
+                      <ns5:fillRect/>
+                    </ns5:stretch>
+                  </ns6:blipFill>
+                  <ns6:spPr bwMode="auto">
+                    <ns5:xfrm>
+                      <ns5:off x="0" y="0"/>
+                      <ns5:ext cx="4572000" cy="2667000"/>
+                    </ns5:xfrm>
+                    <ns5:prstGeom prst="rect">
+                      <ns5:avLst/>
+                    </ns5:prstGeom>
+                  </ns6:spPr>
+                </ns6:pic>
+              </ns5:graphicData>
+            </ns5:graphic>
+          </ns3:inline>
         </w:drawing>
       </w:r>
     </w:p>
-    <w:p>
+    <w:p ns2:paraId="30C29D19" ns2:textId="77777777">
       <w:pPr>
         <w:spacing w:after="200"/>
         <w:jc w:val="center"/>
@@ -5533,7 +5782,7 @@
         <w:t>Figure D2-5: Review Workflow</w:t>
       </w:r>
     </w:p>
-    <w:p>
+    <w:p ns2:paraId="35119569" ns2:textId="77777777">
       <w:pPr>
         <w:pStyle w:val="Heading2"/>
       </w:pPr>
@@ -5560,7 +5809,7 @@
         <w:t>交互原型</w:t>
       </w:r>
     </w:p>
-    <w:p>
+    <w:p ns2:paraId="7E9DA200" ns2:textId="77777777">
       <w:pPr>
         <w:spacing w:after="120"/>
       </w:pPr>
@@ -5769,7 +6018,7 @@
         <w:t>生成错误的模态框。</w:t>
       </w:r>
     </w:p>
-    <w:p>
+    <w:p ns2:paraId="005CD76F" ns2:textId="77777777">
       <w:pPr>
         <w:spacing w:before="120" w:after="120"/>
         <w:jc w:val="center"/>
@@ -5779,46 +6028,46 @@
           <w:noProof/>
         </w:rPr>
         <w:drawing>
-          <wp:inline distT="0" distB="0" distL="0" distR="0" wp14:anchorId="67B241CE" wp14:editId="3C937213">
-            <wp:extent cx="4572000" cy="1905000"/>
-            <wp:effectExtent l="0" t="0" r="0" b="0"/>
-            <wp:docPr id="1352966777" name="D2-6_prototype_core_path.png" descr="D2-6_prototype_core_path.png" title="D2-6_prototype_core_path.png"/>
-            <wp:cNvGraphicFramePr>
-              <a:graphicFrameLocks xmlns:a="http://schemas.openxmlformats.org/drawingml/2006/main" noChangeAspect="1"/>
-            </wp:cNvGraphicFramePr>
-            <a:graphic xmlns:a="http://schemas.openxmlformats.org/drawingml/2006/main">
-              <a:graphicData uri="http://schemas.openxmlformats.org/drawingml/2006/picture">
-                <pic:pic xmlns:pic="http://schemas.openxmlformats.org/drawingml/2006/picture">
-                  <pic:nvPicPr>
-                    <pic:cNvPr id="0" name=""/>
-                    <pic:cNvPicPr>
-                      <a:picLocks noChangeAspect="1" noChangeArrowheads="1"/>
-                    </pic:cNvPicPr>
-                  </pic:nvPicPr>
-                  <pic:blipFill>
-                    <a:blip r:embed="rId12"/>
-                    <a:srcRect/>
-                    <a:stretch>
-                      <a:fillRect/>
-                    </a:stretch>
-                  </pic:blipFill>
-                  <pic:spPr bwMode="auto">
-                    <a:xfrm>
-                      <a:off x="0" y="0"/>
-                      <a:ext cx="4572000" cy="1905000"/>
-                    </a:xfrm>
-                    <a:prstGeom prst="rect">
-                      <a:avLst/>
-                    </a:prstGeom>
-                  </pic:spPr>
-                </pic:pic>
-              </a:graphicData>
-            </a:graphic>
-          </wp:inline>
+          <ns3:inline distT="0" distB="0" distL="0" distR="0" ns4:anchorId="67B241CE" ns4:editId="3C937213">
+            <ns3:extent cx="4572000" cy="1905000"/>
+            <ns3:effectExtent l="0" t="0" r="0" b="0"/>
+            <ns3:docPr id="1352966777" name="D2-6_prototype_core_path.png" descr="D2-6_prototype_core_path.png" title="D2-6_prototype_core_path.png"/>
+            <ns3:cNvGraphicFramePr>
+              <ns5:graphicFrameLocks noChangeAspect="1"/>
+            </ns3:cNvGraphicFramePr>
+            <ns5:graphic>
+              <ns5:graphicData uri="http://schemas.openxmlformats.org/drawingml/2006/picture">
+                <ns6:pic>
+                  <ns6:nvPicPr>
+                    <ns6:cNvPr id="0" name=""/>
+                    <ns6:cNvPicPr>
+                      <ns5:picLocks noChangeAspect="1" noChangeArrowheads="1"/>
+                    </ns6:cNvPicPr>
+                  </ns6:nvPicPr>
+                  <ns6:blipFill>
+                    <ns5:blip ns7:embed="rId12"/>
+                    <ns5:srcRect/>
+                    <ns5:stretch>
+                      <ns5:fillRect/>
+                    </ns5:stretch>
+                  </ns6:blipFill>
+                  <ns6:spPr bwMode="auto">
+                    <ns5:xfrm>
+                      <ns5:off x="0" y="0"/>
+                      <ns5:ext cx="4572000" cy="1905000"/>
+                    </ns5:xfrm>
+                    <ns5:prstGeom prst="rect">
+                      <ns5:avLst/>
+                    </ns5:prstGeom>
+                  </ns6:spPr>
+                </ns6:pic>
+              </ns5:graphicData>
+            </ns5:graphic>
+          </ns3:inline>
         </w:drawing>
       </w:r>
     </w:p>
-    <w:p>
+    <w:p ns2:paraId="04C1735A" ns2:textId="77777777">
       <w:pPr>
         <w:spacing w:after="200"/>
         <w:jc w:val="center"/>
@@ -5834,7 +6083,7 @@
         <w:t>Figure D2-6: Prototype Core Path</w:t>
       </w:r>
     </w:p>
-    <w:p>
+    <w:p ns2:paraId="0C72F5C1" ns2:textId="77777777">
       <w:pPr>
         <w:pStyle w:val="Heading2"/>
       </w:pPr>
@@ -5882,7 +6131,7 @@
         <w:gridCol w:w="3200"/>
         <w:gridCol w:w="6160"/>
       </w:tblGrid>
-      <w:tr>
+      <w:tr ns2:paraId="1042E0BF" ns2:textId="77777777">
         <w:trPr>
           <w:cantSplit/>
         </w:trPr>
@@ -5904,7 +6153,7 @@
             </w:tcMar>
             <w:vAlign w:val="center"/>
           </w:tcPr>
-          <w:p>
+          <w:p ns2:paraId="314A957D" ns2:textId="77777777">
             <w:r>
               <w:rPr>
                 <w:rFonts w:eastAsia="Arial" w:cs="Arial"/>
@@ -5936,7 +6185,7 @@
             </w:tcMar>
             <w:vAlign w:val="center"/>
           </w:tcPr>
-          <w:p>
+          <w:p ns2:paraId="15559BB3" ns2:textId="77777777">
             <w:r>
               <w:rPr>
                 <w:rFonts w:eastAsia="Arial" w:cs="Arial"/>
@@ -5951,7 +6200,7 @@
           </w:p>
         </w:tc>
       </w:tr>
-      <w:tr>
+      <w:tr ns2:paraId="52522D9C" ns2:textId="77777777">
         <w:trPr>
           <w:cantSplit/>
         </w:trPr>
@@ -5971,7 +6220,7 @@
               <w:right w:w="100" w:type="dxa"/>
             </w:tcMar>
           </w:tcPr>
-          <w:p>
+          <w:p ns2:paraId="70B4B422" ns2:textId="77777777">
             <w:r>
               <w:rPr>
                 <w:rFonts w:eastAsia="Arial" w:cs="Arial"/>
@@ -6016,7 +6265,7 @@
               <w:right w:w="100" w:type="dxa"/>
             </w:tcMar>
           </w:tcPr>
-          <w:p>
+          <w:p ns2:paraId="5F6F77C2" ns2:textId="77777777">
             <w:r>
               <w:rPr>
                 <w:rFonts w:eastAsia="Arial" w:cs="Arial"/>
@@ -6082,7 +6331,7 @@
           </w:p>
         </w:tc>
       </w:tr>
-      <w:tr>
+      <w:tr ns2:paraId="694C9936" ns2:textId="77777777">
         <w:trPr>
           <w:cantSplit/>
         </w:trPr>
@@ -6102,7 +6351,7 @@
               <w:right w:w="100" w:type="dxa"/>
             </w:tcMar>
           </w:tcPr>
-          <w:p>
+          <w:p ns2:paraId="35AC953C" ns2:textId="77777777">
             <w:r>
               <w:rPr>
                 <w:rFonts w:eastAsia="Arial" w:cs="Arial"/>
@@ -6147,7 +6396,7 @@
               <w:right w:w="100" w:type="dxa"/>
             </w:tcMar>
           </w:tcPr>
-          <w:p>
+          <w:p ns2:paraId="38E5F74A" ns2:textId="77777777">
             <w:r>
               <w:rPr>
                 <w:rFonts w:eastAsia="Arial" w:cs="Arial"/>
@@ -6249,7 +6498,7 @@
           </w:p>
         </w:tc>
       </w:tr>
-      <w:tr>
+      <w:tr ns2:paraId="51AEBC21" ns2:textId="77777777">
         <w:trPr>
           <w:cantSplit/>
         </w:trPr>
@@ -6269,7 +6518,7 @@
               <w:right w:w="100" w:type="dxa"/>
             </w:tcMar>
           </w:tcPr>
-          <w:p>
+          <w:p ns2:paraId="3A9EA9D3" ns2:textId="77777777">
             <w:r>
               <w:rPr>
                 <w:rFonts w:eastAsia="Arial" w:cs="Arial"/>
@@ -6314,7 +6563,7 @@
               <w:right w:w="100" w:type="dxa"/>
             </w:tcMar>
           </w:tcPr>
-          <w:p>
+          <w:p ns2:paraId="73E5CB22" ns2:textId="77777777">
             <w:r>
               <w:rPr>
                 <w:rFonts w:eastAsia="Arial" w:cs="Arial"/>
@@ -6398,7 +6647,7 @@
           </w:p>
         </w:tc>
       </w:tr>
-      <w:tr>
+      <w:tr ns2:paraId="1034210E" ns2:textId="77777777">
         <w:trPr>
           <w:cantSplit/>
         </w:trPr>
@@ -6418,7 +6667,7 @@
               <w:right w:w="100" w:type="dxa"/>
             </w:tcMar>
           </w:tcPr>
-          <w:p>
+          <w:p ns2:paraId="377423AB" ns2:textId="77777777">
             <w:r>
               <w:rPr>
                 <w:rFonts w:eastAsia="Arial" w:cs="Arial"/>
@@ -6463,7 +6712,7 @@
               <w:right w:w="100" w:type="dxa"/>
             </w:tcMar>
           </w:tcPr>
-          <w:p>
+          <w:p ns2:paraId="7D891D40" ns2:textId="77777777">
             <w:r>
               <w:rPr>
                 <w:rFonts w:eastAsia="Arial" w:cs="Arial"/>
@@ -6512,7 +6761,7 @@
         </w:tc>
       </w:tr>
     </w:tbl>
-    <w:p>
+    <w:p ns2:paraId="3AE4D2DA" ns2:textId="77777777">
       <w:pPr>
         <w:spacing w:before="120" w:after="120"/>
         <w:jc w:val="center"/>
@@ -6523,46 +6772,46 @@
         </w:rPr>
         <w:lastRenderedPageBreak/>
         <w:drawing>
-          <wp:inline distT="0" distB="0" distL="0" distR="0" wp14:anchorId="7F8C0E80" wp14:editId="3B154F45">
-            <wp:extent cx="4572000" cy="1905000"/>
-            <wp:effectExtent l="0" t="0" r="0" b="0"/>
-            <wp:docPr id="314616341" name="D2-7_trackA_failures_limits.png" descr="D2-7_trackA_failures_limits.png" title="D2-7_trackA_failures_limits.png"/>
-            <wp:cNvGraphicFramePr>
-              <a:graphicFrameLocks xmlns:a="http://schemas.openxmlformats.org/drawingml/2006/main" noChangeAspect="1"/>
-            </wp:cNvGraphicFramePr>
-            <a:graphic xmlns:a="http://schemas.openxmlformats.org/drawingml/2006/main">
-              <a:graphicData uri="http://schemas.openxmlformats.org/drawingml/2006/picture">
-                <pic:pic xmlns:pic="http://schemas.openxmlformats.org/drawingml/2006/picture">
-                  <pic:nvPicPr>
-                    <pic:cNvPr id="0" name=""/>
-                    <pic:cNvPicPr>
-                      <a:picLocks noChangeAspect="1" noChangeArrowheads="1"/>
-                    </pic:cNvPicPr>
-                  </pic:nvPicPr>
-                  <pic:blipFill>
-                    <a:blip r:embed="rId13"/>
-                    <a:srcRect/>
-                    <a:stretch>
-                      <a:fillRect/>
-                    </a:stretch>
-                  </pic:blipFill>
-                  <pic:spPr bwMode="auto">
-                    <a:xfrm>
-                      <a:off x="0" y="0"/>
-                      <a:ext cx="4572000" cy="1905000"/>
-                    </a:xfrm>
-                    <a:prstGeom prst="rect">
-                      <a:avLst/>
-                    </a:prstGeom>
-                  </pic:spPr>
-                </pic:pic>
-              </a:graphicData>
-            </a:graphic>
-          </wp:inline>
+          <ns3:inline distT="0" distB="0" distL="0" distR="0" ns4:anchorId="7F8C0E80" ns4:editId="3B154F45">
+            <ns3:extent cx="4572000" cy="1905000"/>
+            <ns3:effectExtent l="0" t="0" r="0" b="0"/>
+            <ns3:docPr id="314616341" name="D2-7_trackA_failures_limits.png" descr="D2-7_trackA_failures_limits.png" title="D2-7_trackA_failures_limits.png"/>
+            <ns3:cNvGraphicFramePr>
+              <ns5:graphicFrameLocks noChangeAspect="1"/>
+            </ns3:cNvGraphicFramePr>
+            <ns5:graphic>
+              <ns5:graphicData uri="http://schemas.openxmlformats.org/drawingml/2006/picture">
+                <ns6:pic>
+                  <ns6:nvPicPr>
+                    <ns6:cNvPr id="0" name=""/>
+                    <ns6:cNvPicPr>
+                      <ns5:picLocks noChangeAspect="1" noChangeArrowheads="1"/>
+                    </ns6:cNvPicPr>
+                  </ns6:nvPicPr>
+                  <ns6:blipFill>
+                    <ns5:blip ns7:embed="rId13"/>
+                    <ns5:srcRect/>
+                    <ns5:stretch>
+                      <ns5:fillRect/>
+                    </ns5:stretch>
+                  </ns6:blipFill>
+                  <ns6:spPr bwMode="auto">
+                    <ns5:xfrm>
+                      <ns5:off x="0" y="0"/>
+                      <ns5:ext cx="4572000" cy="1905000"/>
+                    </ns5:xfrm>
+                    <ns5:prstGeom prst="rect">
+                      <ns5:avLst/>
+                    </ns5:prstGeom>
+                  </ns6:spPr>
+                </ns6:pic>
+              </ns5:graphicData>
+            </ns5:graphic>
+          </ns3:inline>
         </w:drawing>
       </w:r>
     </w:p>
-    <w:p>
+    <w:p ns2:paraId="7779DAF2" ns2:textId="77777777">
       <w:pPr>
         <w:spacing w:after="200"/>
         <w:jc w:val="center"/>
@@ -6578,12 +6827,12 @@
         <w:t>Figure D2-7: Track A Failure Handling &amp; Limitation Communication</w:t>
       </w:r>
     </w:p>
-    <w:p>
+    <w:p ns2:paraId="18D16962" ns2:textId="77777777">
       <w:r>
         <w:br w:type="page"/>
       </w:r>
     </w:p>
-    <w:p>
+    <w:p ns2:paraId="34C484A2" ns2:textId="77777777">
       <w:pPr>
         <w:pStyle w:val="Heading1"/>
       </w:pPr>
@@ -6627,7 +6876,7 @@
         <w:t>：设计评估与迭代优化</w:t>
       </w:r>
     </w:p>
-    <w:p>
+    <w:p ns2:paraId="7220FEE2" ns2:textId="77777777">
       <w:pPr>
         <w:spacing w:after="120"/>
       </w:pPr>
@@ -6656,7 +6905,7 @@
         <w:t>本交付物记录了我们的综合评估策略和对原型进行的三次设计迭代。我们使用了三种互补的评估方法：启发式评估、认知走查和有声思维协议。</w:t>
       </w:r>
     </w:p>
-    <w:p>
+    <w:p ns2:paraId="76DF219A" ns2:textId="77777777">
       <w:pPr>
         <w:pStyle w:val="Heading2"/>
       </w:pPr>
@@ -6683,7 +6932,7 @@
         <w:t>评估计划</w:t>
       </w:r>
     </w:p>
-    <w:p>
+    <w:p ns2:paraId="69191ABC" ns2:textId="77777777">
       <w:pPr>
         <w:pStyle w:val="Heading3"/>
       </w:pPr>
@@ -6702,7 +6951,7 @@
         <w:t xml:space="preserve"> undefined</w:t>
       </w:r>
     </w:p>
-    <w:p>
+    <w:p ns2:paraId="0323A000" ns2:textId="77777777">
       <w:pPr>
         <w:spacing w:after="120"/>
       </w:pPr>
@@ -6785,7 +7034,7 @@
         <w:t>分评分，并记录观察到的违规及其位置、描述和严重度估计。</w:t>
       </w:r>
     </w:p>
-    <w:p>
+    <w:p ns2:paraId="08BDE397" ns2:textId="77777777">
       <w:pPr>
         <w:pStyle w:val="Heading3"/>
       </w:pPr>
@@ -6804,7 +7053,7 @@
         <w:t xml:space="preserve"> undefined</w:t>
       </w:r>
     </w:p>
-    <w:p>
+    <w:p ns2:paraId="77D0C530" ns2:textId="77777777">
       <w:pPr>
         <w:spacing w:after="120"/>
       </w:pPr>
@@ -6851,7 +7100,7 @@
         <w:t>等人框架，在每个步骤提出四个问题。</w:t>
       </w:r>
     </w:p>
-    <w:p>
+    <w:p ns2:paraId="1F29AF27" ns2:textId="77777777">
       <w:pPr>
         <w:pStyle w:val="Heading3"/>
       </w:pPr>
@@ -6870,7 +7119,7 @@
         <w:t xml:space="preserve"> undefined</w:t>
       </w:r>
     </w:p>
-    <w:p>
+    <w:p ns2:paraId="1D3124F1" ns2:textId="77777777">
       <w:pPr>
         <w:spacing w:after="120"/>
       </w:pPr>
@@ -6989,7 +7238,7 @@
         <w:t>分钟反馈）。收集数据：口头引述、犹豫点、错误恢复和自发积极评论。</w:t>
       </w:r>
     </w:p>
-    <w:p>
+    <w:p ns2:paraId="0162E6C1" ns2:textId="77777777">
       <w:pPr>
         <w:pStyle w:val="Heading2"/>
       </w:pPr>
@@ -7016,7 +7265,7 @@
         <w:t>评估结果</w:t>
       </w:r>
     </w:p>
-    <w:p>
+    <w:p ns2:paraId="4A3B2C3D" ns2:textId="77777777">
       <w:pPr>
         <w:pStyle w:val="Heading3"/>
       </w:pPr>
@@ -7057,7 +7306,7 @@
         <w:gridCol w:w="1000"/>
         <w:gridCol w:w="6160"/>
       </w:tblGrid>
-      <w:tr>
+      <w:tr ns2:paraId="21226C9B" ns2:textId="77777777">
         <w:trPr>
           <w:cantSplit/>
         </w:trPr>
@@ -7079,7 +7328,7 @@
             </w:tcMar>
             <w:vAlign w:val="center"/>
           </w:tcPr>
-          <w:p>
+          <w:p ns2:paraId="5B1D0DDB" ns2:textId="77777777">
             <w:r>
               <w:rPr>
                 <w:rFonts w:eastAsia="Arial" w:cs="Arial"/>
@@ -7111,7 +7360,7 @@
             </w:tcMar>
             <w:vAlign w:val="center"/>
           </w:tcPr>
-          <w:p>
+          <w:p ns2:paraId="04A96CDE" ns2:textId="77777777">
             <w:r>
               <w:rPr>
                 <w:rFonts w:eastAsia="Arial" w:cs="Arial"/>
@@ -7143,7 +7392,7 @@
             </w:tcMar>
             <w:vAlign w:val="center"/>
           </w:tcPr>
-          <w:p>
+          <w:p ns2:paraId="72C2401C" ns2:textId="77777777">
             <w:r>
               <w:rPr>
                 <w:rFonts w:eastAsia="Arial" w:cs="Arial"/>
@@ -7158,7 +7407,7 @@
           </w:p>
         </w:tc>
       </w:tr>
-      <w:tr>
+      <w:tr ns2:paraId="071787AA" ns2:textId="77777777">
         <w:trPr>
           <w:cantSplit/>
         </w:trPr>
@@ -7178,7 +7427,7 @@
               <w:right w:w="100" w:type="dxa"/>
             </w:tcMar>
           </w:tcPr>
-          <w:p>
+          <w:p ns2:paraId="40AD4881" ns2:textId="77777777">
             <w:r>
               <w:rPr>
                 <w:rFonts w:eastAsia="Arial" w:cs="Arial"/>
@@ -7223,7 +7472,7 @@
               <w:right w:w="100" w:type="dxa"/>
             </w:tcMar>
           </w:tcPr>
-          <w:p>
+          <w:p ns2:paraId="52C360AB" ns2:textId="77777777">
             <w:r>
               <w:rPr>
                 <w:rFonts w:eastAsia="Arial" w:cs="Arial"/>
@@ -7250,7 +7499,7 @@
               <w:right w:w="100" w:type="dxa"/>
             </w:tcMar>
           </w:tcPr>
-          <w:p>
+          <w:p ns2:paraId="2C6057DD" ns2:textId="77777777">
             <w:r>
               <w:rPr>
                 <w:rFonts w:eastAsia="Arial" w:cs="Arial"/>
@@ -7316,7 +7565,7 @@
           </w:p>
         </w:tc>
       </w:tr>
-      <w:tr>
+      <w:tr ns2:paraId="64A4945D" ns2:textId="77777777">
         <w:trPr>
           <w:cantSplit/>
         </w:trPr>
@@ -7336,7 +7585,7 @@
               <w:right w:w="100" w:type="dxa"/>
             </w:tcMar>
           </w:tcPr>
-          <w:p>
+          <w:p ns2:paraId="2CBC3816" ns2:textId="77777777">
             <w:r>
               <w:rPr>
                 <w:rFonts w:eastAsia="Arial" w:cs="Arial"/>
@@ -7381,7 +7630,7 @@
               <w:right w:w="100" w:type="dxa"/>
             </w:tcMar>
           </w:tcPr>
-          <w:p>
+          <w:p ns2:paraId="4BC067BA" ns2:textId="77777777">
             <w:r>
               <w:rPr>
                 <w:rFonts w:eastAsia="Arial" w:cs="Arial"/>
@@ -7408,7 +7657,7 @@
               <w:right w:w="100" w:type="dxa"/>
             </w:tcMar>
           </w:tcPr>
-          <w:p>
+          <w:p ns2:paraId="2F582C34" ns2:textId="77777777">
             <w:r>
               <w:rPr>
                 <w:rFonts w:eastAsia="Arial" w:cs="Arial"/>
@@ -7438,7 +7687,7 @@
           </w:p>
         </w:tc>
       </w:tr>
-      <w:tr>
+      <w:tr ns2:paraId="3E9BF47B" ns2:textId="77777777">
         <w:trPr>
           <w:cantSplit/>
         </w:trPr>
@@ -7458,7 +7707,7 @@
               <w:right w:w="100" w:type="dxa"/>
             </w:tcMar>
           </w:tcPr>
-          <w:p>
+          <w:p ns2:paraId="18DCACF2" ns2:textId="77777777">
             <w:r>
               <w:rPr>
                 <w:rFonts w:eastAsia="Arial" w:cs="Arial"/>
@@ -7504,7 +7753,7 @@
               <w:right w:w="100" w:type="dxa"/>
             </w:tcMar>
           </w:tcPr>
-          <w:p>
+          <w:p ns2:paraId="64E38EBD" ns2:textId="77777777">
             <w:r>
               <w:rPr>
                 <w:rFonts w:eastAsia="Arial" w:cs="Arial"/>
@@ -7531,7 +7780,7 @@
               <w:right w:w="100" w:type="dxa"/>
             </w:tcMar>
           </w:tcPr>
-          <w:p>
+          <w:p ns2:paraId="08E7C5CD" ns2:textId="77777777">
             <w:r>
               <w:rPr>
                 <w:rFonts w:eastAsia="Arial" w:cs="Arial"/>
@@ -7579,7 +7828,7 @@
           </w:p>
         </w:tc>
       </w:tr>
-      <w:tr>
+      <w:tr ns2:paraId="73548576" ns2:textId="77777777">
         <w:trPr>
           <w:cantSplit/>
         </w:trPr>
@@ -7599,7 +7848,7 @@
               <w:right w:w="100" w:type="dxa"/>
             </w:tcMar>
           </w:tcPr>
-          <w:p>
+          <w:p ns2:paraId="7FFEF68F" ns2:textId="77777777">
             <w:r>
               <w:rPr>
                 <w:rFonts w:eastAsia="Arial" w:cs="Arial"/>
@@ -7644,7 +7893,7 @@
               <w:right w:w="100" w:type="dxa"/>
             </w:tcMar>
           </w:tcPr>
-          <w:p>
+          <w:p ns2:paraId="7345D105" ns2:textId="77777777">
             <w:r>
               <w:rPr>
                 <w:rFonts w:eastAsia="Arial" w:cs="Arial"/>
@@ -7671,7 +7920,7 @@
               <w:right w:w="100" w:type="dxa"/>
             </w:tcMar>
           </w:tcPr>
-          <w:p>
+          <w:p ns2:paraId="58709D6F" ns2:textId="77777777">
             <w:r>
               <w:rPr>
                 <w:rFonts w:eastAsia="Arial" w:cs="Arial"/>
@@ -7701,7 +7950,7 @@
           </w:p>
         </w:tc>
       </w:tr>
-      <w:tr>
+      <w:tr ns2:paraId="0EAC4977" ns2:textId="77777777">
         <w:trPr>
           <w:cantSplit/>
         </w:trPr>
@@ -7721,7 +7970,7 @@
               <w:right w:w="100" w:type="dxa"/>
             </w:tcMar>
           </w:tcPr>
-          <w:p>
+          <w:p ns2:paraId="0C90ED6A" ns2:textId="77777777">
             <w:r>
               <w:rPr>
                 <w:rFonts w:eastAsia="Arial" w:cs="Arial"/>
@@ -7766,7 +8015,7 @@
               <w:right w:w="100" w:type="dxa"/>
             </w:tcMar>
           </w:tcPr>
-          <w:p>
+          <w:p ns2:paraId="2EF0C46A" ns2:textId="77777777">
             <w:r>
               <w:rPr>
                 <w:rFonts w:eastAsia="Arial" w:cs="Arial"/>
@@ -7793,7 +8042,7 @@
               <w:right w:w="100" w:type="dxa"/>
             </w:tcMar>
           </w:tcPr>
-          <w:p>
+          <w:p ns2:paraId="65ABE63B" ns2:textId="77777777">
             <w:r>
               <w:rPr>
                 <w:rFonts w:eastAsia="Arial" w:cs="Arial"/>
@@ -7823,7 +8072,7 @@
           </w:p>
         </w:tc>
       </w:tr>
-      <w:tr>
+      <w:tr ns2:paraId="099BA209" ns2:textId="77777777">
         <w:trPr>
           <w:cantSplit/>
         </w:trPr>
@@ -7843,7 +8092,7 @@
               <w:right w:w="100" w:type="dxa"/>
             </w:tcMar>
           </w:tcPr>
-          <w:p>
+          <w:p ns2:paraId="028B2084" ns2:textId="77777777">
             <w:r>
               <w:rPr>
                 <w:rFonts w:eastAsia="Arial" w:cs="Arial"/>
@@ -7888,7 +8137,7 @@
               <w:right w:w="100" w:type="dxa"/>
             </w:tcMar>
           </w:tcPr>
-          <w:p>
+          <w:p ns2:paraId="2E6B29F7" ns2:textId="77777777">
             <w:r>
               <w:rPr>
                 <w:rFonts w:eastAsia="Arial" w:cs="Arial"/>
@@ -7915,7 +8164,7 @@
               <w:right w:w="100" w:type="dxa"/>
             </w:tcMar>
           </w:tcPr>
-          <w:p>
+          <w:p ns2:paraId="6035C38B" ns2:textId="77777777">
             <w:r>
               <w:rPr>
                 <w:rFonts w:eastAsia="Arial" w:cs="Arial"/>
@@ -7946,12 +8195,12 @@
         </w:tc>
       </w:tr>
     </w:tbl>
-    <w:p>
+    <w:p ns2:paraId="32A3F462" ns2:textId="77777777">
       <w:pPr>
         <w:spacing w:before="200"/>
       </w:pPr>
     </w:p>
-    <w:p>
+    <w:p ns2:paraId="56E32785" ns2:textId="77777777">
       <w:pPr>
         <w:pStyle w:val="Heading3"/>
       </w:pPr>
@@ -7970,7 +8219,7 @@
         <w:t xml:space="preserve"> undefined</w:t>
       </w:r>
     </w:p>
-    <w:p>
+    <w:p ns2:paraId="637003F0" ns2:textId="77777777">
       <w:pPr>
         <w:spacing w:after="120"/>
       </w:pPr>
@@ -8129,7 +8378,7 @@
         <w:gridCol w:w="1800"/>
         <w:gridCol w:w="6760"/>
       </w:tblGrid>
-      <w:tr>
+      <w:tr ns2:paraId="5F4B5D02" ns2:textId="77777777">
         <w:trPr>
           <w:cantSplit/>
         </w:trPr>
@@ -8151,7 +8400,7 @@
             </w:tcMar>
             <w:vAlign w:val="center"/>
           </w:tcPr>
-          <w:p>
+          <w:p ns2:paraId="5B53FA3C" ns2:textId="77777777">
             <w:r>
               <w:rPr>
                 <w:rFonts w:eastAsia="Arial" w:cs="Arial"/>
@@ -8183,7 +8432,7 @@
             </w:tcMar>
             <w:vAlign w:val="center"/>
           </w:tcPr>
-          <w:p>
+          <w:p ns2:paraId="3FB3A6CA" ns2:textId="77777777">
             <w:r>
               <w:rPr>
                 <w:rFonts w:eastAsia="Arial" w:cs="Arial"/>
@@ -8215,7 +8464,7 @@
             </w:tcMar>
             <w:vAlign w:val="center"/>
           </w:tcPr>
-          <w:p>
+          <w:p ns2:paraId="6A1268CC" ns2:textId="77777777">
             <w:r>
               <w:rPr>
                 <w:rFonts w:eastAsia="Arial" w:cs="Arial"/>
@@ -8230,7 +8479,7 @@
           </w:p>
         </w:tc>
       </w:tr>
-      <w:tr>
+      <w:tr ns2:paraId="1ECD834C" ns2:textId="77777777">
         <w:trPr>
           <w:cantSplit/>
         </w:trPr>
@@ -8250,7 +8499,7 @@
               <w:right w:w="100" w:type="dxa"/>
             </w:tcMar>
           </w:tcPr>
-          <w:p>
+          <w:p ns2:paraId="693BFC14" ns2:textId="77777777">
             <w:r>
               <w:rPr>
                 <w:rFonts w:eastAsia="Arial" w:cs="Arial"/>
@@ -8277,7 +8526,7 @@
               <w:right w:w="100" w:type="dxa"/>
             </w:tcMar>
           </w:tcPr>
-          <w:p>
+          <w:p ns2:paraId="3D4269C0" ns2:textId="77777777">
             <w:r>
               <w:rPr>
                 <w:rFonts w:eastAsia="Arial" w:cs="Arial"/>
@@ -8322,7 +8571,7 @@
               <w:right w:w="100" w:type="dxa"/>
             </w:tcMar>
           </w:tcPr>
-          <w:p>
+          <w:p ns2:paraId="37DFC677" ns2:textId="77777777">
             <w:r>
               <w:rPr>
                 <w:rFonts w:eastAsia="Arial" w:cs="Arial"/>
@@ -8388,7 +8637,7 @@
           </w:p>
         </w:tc>
       </w:tr>
-      <w:tr>
+      <w:tr ns2:paraId="73826175" ns2:textId="77777777">
         <w:trPr>
           <w:cantSplit/>
         </w:trPr>
@@ -8408,7 +8657,7 @@
               <w:right w:w="100" w:type="dxa"/>
             </w:tcMar>
           </w:tcPr>
-          <w:p>
+          <w:p ns2:paraId="4D32B9B3" ns2:textId="77777777">
             <w:r>
               <w:rPr>
                 <w:rFonts w:eastAsia="Arial" w:cs="Arial"/>
@@ -8435,7 +8684,7 @@
               <w:right w:w="100" w:type="dxa"/>
             </w:tcMar>
           </w:tcPr>
-          <w:p>
+          <w:p ns2:paraId="2E0ADF9F" ns2:textId="77777777">
             <w:r>
               <w:rPr>
                 <w:rFonts w:eastAsia="Arial" w:cs="Arial"/>
@@ -8480,7 +8729,7 @@
               <w:right w:w="100" w:type="dxa"/>
             </w:tcMar>
           </w:tcPr>
-          <w:p>
+          <w:p ns2:paraId="72319733" ns2:textId="77777777">
             <w:r>
               <w:rPr>
                 <w:rFonts w:eastAsia="Arial" w:cs="Arial"/>
@@ -8510,7 +8759,7 @@
           </w:p>
         </w:tc>
       </w:tr>
-      <w:tr>
+      <w:tr ns2:paraId="47E48C41" ns2:textId="77777777">
         <w:trPr>
           <w:cantSplit/>
         </w:trPr>
@@ -8530,7 +8779,7 @@
               <w:right w:w="100" w:type="dxa"/>
             </w:tcMar>
           </w:tcPr>
-          <w:p>
+          <w:p ns2:paraId="6BE1AEED" ns2:textId="77777777">
             <w:r>
               <w:rPr>
                 <w:rFonts w:eastAsia="Arial" w:cs="Arial"/>
@@ -8557,7 +8806,7 @@
               <w:right w:w="100" w:type="dxa"/>
             </w:tcMar>
           </w:tcPr>
-          <w:p>
+          <w:p ns2:paraId="4C00A9D1" ns2:textId="77777777">
             <w:r>
               <w:rPr>
                 <w:rFonts w:eastAsia="Arial" w:cs="Arial"/>
@@ -8602,7 +8851,7 @@
               <w:right w:w="100" w:type="dxa"/>
             </w:tcMar>
           </w:tcPr>
-          <w:p>
+          <w:p ns2:paraId="507F8A2C" ns2:textId="77777777">
             <w:r>
               <w:rPr>
                 <w:rFonts w:eastAsia="Arial" w:cs="Arial"/>
@@ -8632,7 +8881,7 @@
           </w:p>
         </w:tc>
       </w:tr>
-      <w:tr>
+      <w:tr ns2:paraId="57D5EAC4" ns2:textId="77777777">
         <w:trPr>
           <w:cantSplit/>
         </w:trPr>
@@ -8652,7 +8901,7 @@
               <w:right w:w="100" w:type="dxa"/>
             </w:tcMar>
           </w:tcPr>
-          <w:p>
+          <w:p ns2:paraId="25E58463" ns2:textId="77777777">
             <w:r>
               <w:rPr>
                 <w:rFonts w:eastAsia="Arial" w:cs="Arial"/>
@@ -8679,7 +8928,7 @@
               <w:right w:w="100" w:type="dxa"/>
             </w:tcMar>
           </w:tcPr>
-          <w:p>
+          <w:p ns2:paraId="71149D95" ns2:textId="77777777">
             <w:r>
               <w:rPr>
                 <w:rFonts w:eastAsia="Arial" w:cs="Arial"/>
@@ -8724,7 +8973,7 @@
               <w:right w:w="100" w:type="dxa"/>
             </w:tcMar>
           </w:tcPr>
-          <w:p>
+          <w:p ns2:paraId="3EEE523E" ns2:textId="77777777">
             <w:r>
               <w:rPr>
                 <w:rFonts w:eastAsia="Arial" w:cs="Arial"/>
@@ -8755,7 +9004,7 @@
         </w:tc>
       </w:tr>
     </w:tbl>
-    <w:p>
+    <w:p ns2:paraId="449C3DAA" ns2:textId="77777777">
       <w:pPr>
         <w:pStyle w:val="Heading2"/>
       </w:pPr>
@@ -8782,7 +9031,7 @@
         <w:t>迭代证据</w:t>
       </w:r>
     </w:p>
-    <w:p>
+    <w:p ns2:paraId="38F68224" ns2:textId="77777777">
       <w:pPr>
         <w:spacing w:after="120"/>
       </w:pPr>
@@ -8865,7 +9114,7 @@
         <w:t>节的评估发现。</w:t>
       </w:r>
     </w:p>
-    <w:p>
+    <w:p ns2:paraId="63EB81AF" ns2:textId="77777777">
       <w:pPr>
         <w:pStyle w:val="Heading3"/>
       </w:pPr>
@@ -8884,7 +9133,7 @@
         <w:t xml:space="preserve"> undefined</w:t>
       </w:r>
     </w:p>
-    <w:p>
+    <w:p ns2:paraId="5CDAF1E9" ns2:textId="77777777">
       <w:pPr>
         <w:spacing w:after="120"/>
       </w:pPr>
@@ -8985,7 +9234,7 @@
         <w:t>标记薄弱功能。</w:t>
       </w:r>
     </w:p>
-    <w:p>
+    <w:p ns2:paraId="567F6198" ns2:textId="77777777">
       <w:pPr>
         <w:spacing w:before="120" w:after="120"/>
         <w:jc w:val="center"/>
@@ -8996,46 +9245,46 @@
         </w:rPr>
         <w:lastRenderedPageBreak/>
         <w:drawing>
-          <wp:inline distT="0" distB="0" distL="0" distR="0" wp14:anchorId="3B8ECCD4" wp14:editId="7054B4C8">
-            <wp:extent cx="2095500" cy="1524000"/>
-            <wp:effectExtent l="0" t="0" r="0" b="0"/>
-            <wp:docPr id="482188990" name="before1.png" descr="before1.png" title="before1.png"/>
-            <wp:cNvGraphicFramePr>
-              <a:graphicFrameLocks xmlns:a="http://schemas.openxmlformats.org/drawingml/2006/main" noChangeAspect="1"/>
-            </wp:cNvGraphicFramePr>
-            <a:graphic xmlns:a="http://schemas.openxmlformats.org/drawingml/2006/main">
-              <a:graphicData uri="http://schemas.openxmlformats.org/drawingml/2006/picture">
-                <pic:pic xmlns:pic="http://schemas.openxmlformats.org/drawingml/2006/picture">
-                  <pic:nvPicPr>
-                    <pic:cNvPr id="0" name=""/>
-                    <pic:cNvPicPr>
-                      <a:picLocks noChangeAspect="1" noChangeArrowheads="1"/>
-                    </pic:cNvPicPr>
-                  </pic:nvPicPr>
-                  <pic:blipFill>
-                    <a:blip r:embed="rId14"/>
-                    <a:srcRect/>
-                    <a:stretch>
-                      <a:fillRect/>
-                    </a:stretch>
-                  </pic:blipFill>
-                  <pic:spPr bwMode="auto">
-                    <a:xfrm>
-                      <a:off x="0" y="0"/>
-                      <a:ext cx="2095500" cy="1524000"/>
-                    </a:xfrm>
-                    <a:prstGeom prst="rect">
-                      <a:avLst/>
-                    </a:prstGeom>
-                  </pic:spPr>
-                </pic:pic>
-              </a:graphicData>
-            </a:graphic>
-          </wp:inline>
+          <ns3:inline distT="0" distB="0" distL="0" distR="0" ns4:anchorId="3B8ECCD4" ns4:editId="7054B4C8">
+            <ns3:extent cx="2095500" cy="1524000"/>
+            <ns3:effectExtent l="0" t="0" r="0" b="0"/>
+            <ns3:docPr id="482188990" name="before1.png" descr="before1.png" title="before1.png"/>
+            <ns3:cNvGraphicFramePr>
+              <ns5:graphicFrameLocks noChangeAspect="1"/>
+            </ns3:cNvGraphicFramePr>
+            <ns5:graphic>
+              <ns5:graphicData uri="http://schemas.openxmlformats.org/drawingml/2006/picture">
+                <ns6:pic>
+                  <ns6:nvPicPr>
+                    <ns6:cNvPr id="0" name=""/>
+                    <ns6:cNvPicPr>
+                      <ns5:picLocks noChangeAspect="1" noChangeArrowheads="1"/>
+                    </ns6:cNvPicPr>
+                  </ns6:nvPicPr>
+                  <ns6:blipFill>
+                    <ns5:blip ns7:embed="rId14"/>
+                    <ns5:srcRect/>
+                    <ns5:stretch>
+                      <ns5:fillRect/>
+                    </ns5:stretch>
+                  </ns6:blipFill>
+                  <ns6:spPr bwMode="auto">
+                    <ns5:xfrm>
+                      <ns5:off x="0" y="0"/>
+                      <ns5:ext cx="2095500" cy="1524000"/>
+                    </ns5:xfrm>
+                    <ns5:prstGeom prst="rect">
+                      <ns5:avLst/>
+                    </ns5:prstGeom>
+                  </ns6:spPr>
+                </ns6:pic>
+              </ns5:graphicData>
+            </ns5:graphic>
+          </ns3:inline>
         </w:drawing>
       </w:r>
     </w:p>
-    <w:p>
+    <w:p ns2:paraId="6FCFD7E9" ns2:textId="77777777">
       <w:pPr>
         <w:spacing w:before="120" w:after="120"/>
         <w:jc w:val="center"/>
@@ -9045,46 +9294,46 @@
           <w:noProof/>
         </w:rPr>
         <w:drawing>
-          <wp:inline distT="0" distB="0" distL="0" distR="0" wp14:anchorId="7CA85FB4" wp14:editId="626C70C1">
-            <wp:extent cx="2095500" cy="1524000"/>
-            <wp:effectExtent l="0" t="0" r="0" b="0"/>
-            <wp:docPr id="1803287158" name="after1.png" descr="after1.png" title="after1.png"/>
-            <wp:cNvGraphicFramePr>
-              <a:graphicFrameLocks xmlns:a="http://schemas.openxmlformats.org/drawingml/2006/main" noChangeAspect="1"/>
-            </wp:cNvGraphicFramePr>
-            <a:graphic xmlns:a="http://schemas.openxmlformats.org/drawingml/2006/main">
-              <a:graphicData uri="http://schemas.openxmlformats.org/drawingml/2006/picture">
-                <pic:pic xmlns:pic="http://schemas.openxmlformats.org/drawingml/2006/picture">
-                  <pic:nvPicPr>
-                    <pic:cNvPr id="0" name=""/>
-                    <pic:cNvPicPr>
-                      <a:picLocks noChangeAspect="1" noChangeArrowheads="1"/>
-                    </pic:cNvPicPr>
-                  </pic:nvPicPr>
-                  <pic:blipFill>
-                    <a:blip r:embed="rId15"/>
-                    <a:srcRect/>
-                    <a:stretch>
-                      <a:fillRect/>
-                    </a:stretch>
-                  </pic:blipFill>
-                  <pic:spPr bwMode="auto">
-                    <a:xfrm>
-                      <a:off x="0" y="0"/>
-                      <a:ext cx="2095500" cy="1524000"/>
-                    </a:xfrm>
-                    <a:prstGeom prst="rect">
-                      <a:avLst/>
-                    </a:prstGeom>
-                  </pic:spPr>
-                </pic:pic>
-              </a:graphicData>
-            </a:graphic>
-          </wp:inline>
+          <ns3:inline distT="0" distB="0" distL="0" distR="0" ns4:anchorId="7CA85FB4" ns4:editId="626C70C1">
+            <ns3:extent cx="2095500" cy="1524000"/>
+            <ns3:effectExtent l="0" t="0" r="0" b="0"/>
+            <ns3:docPr id="1803287158" name="after1.png" descr="after1.png" title="after1.png"/>
+            <ns3:cNvGraphicFramePr>
+              <ns5:graphicFrameLocks noChangeAspect="1"/>
+            </ns3:cNvGraphicFramePr>
+            <ns5:graphic>
+              <ns5:graphicData uri="http://schemas.openxmlformats.org/drawingml/2006/picture">
+                <ns6:pic>
+                  <ns6:nvPicPr>
+                    <ns6:cNvPr id="0" name=""/>
+                    <ns6:cNvPicPr>
+                      <ns5:picLocks noChangeAspect="1" noChangeArrowheads="1"/>
+                    </ns6:cNvPicPr>
+                  </ns6:nvPicPr>
+                  <ns6:blipFill>
+                    <ns5:blip ns7:embed="rId15"/>
+                    <ns5:srcRect/>
+                    <ns5:stretch>
+                      <ns5:fillRect/>
+                    </ns5:stretch>
+                  </ns6:blipFill>
+                  <ns6:spPr bwMode="auto">
+                    <ns5:xfrm>
+                      <ns5:off x="0" y="0"/>
+                      <ns5:ext cx="2095500" cy="1524000"/>
+                    </ns5:xfrm>
+                    <ns5:prstGeom prst="rect">
+                      <ns5:avLst/>
+                    </ns5:prstGeom>
+                  </ns6:spPr>
+                </ns6:pic>
+              </ns5:graphicData>
+            </ns5:graphic>
+          </ns3:inline>
         </w:drawing>
       </w:r>
     </w:p>
-    <w:p>
+    <w:p ns2:paraId="139B01BB" ns2:textId="77777777">
       <w:pPr>
         <w:spacing w:after="200"/>
         <w:jc w:val="center"/>
@@ -9100,7 +9349,7 @@
         <w:t>Figure: Iteration 1 — Question Management (Before / After)</w:t>
       </w:r>
     </w:p>
-    <w:p>
+    <w:p ns2:paraId="3C9E0E9E" ns2:textId="77777777">
       <w:pPr>
         <w:pStyle w:val="Heading3"/>
       </w:pPr>
@@ -9119,7 +9368,7 @@
         <w:t xml:space="preserve"> undefined</w:t>
       </w:r>
     </w:p>
-    <w:p>
+    <w:p ns2:paraId="16A39945" ns2:textId="77777777">
       <w:pPr>
         <w:spacing w:after="120"/>
       </w:pPr>
@@ -9224,7 +9473,7 @@
         <w:gridCol w:w="2880"/>
         <w:gridCol w:w="2880"/>
       </w:tblGrid>
-      <w:tr>
+      <w:tr ns2:paraId="0EFEA1F2" ns2:textId="77777777">
         <w:trPr>
           <w:cantSplit/>
         </w:trPr>
@@ -9246,7 +9495,7 @@
             </w:tcMar>
             <w:vAlign w:val="center"/>
           </w:tcPr>
-          <w:p>
+          <w:p ns2:paraId="1D3BA5B0" ns2:textId="77777777">
             <w:r>
               <w:rPr>
                 <w:rFonts w:eastAsia="Arial" w:cs="Arial"/>
@@ -9278,7 +9527,7 @@
             </w:tcMar>
             <w:vAlign w:val="center"/>
           </w:tcPr>
-          <w:p>
+          <w:p ns2:paraId="14501E91" ns2:textId="77777777">
             <w:r>
               <w:rPr>
                 <w:rFonts w:eastAsia="Arial" w:cs="Arial"/>
@@ -9310,7 +9559,7 @@
             </w:tcMar>
             <w:vAlign w:val="center"/>
           </w:tcPr>
-          <w:p>
+          <w:p ns2:paraId="60B15B0B" ns2:textId="77777777">
             <w:r>
               <w:rPr>
                 <w:rFonts w:eastAsia="Arial" w:cs="Arial"/>
@@ -9325,7 +9574,7 @@
           </w:p>
         </w:tc>
       </w:tr>
-      <w:tr>
+      <w:tr ns2:paraId="39958C81" ns2:textId="77777777">
         <w:trPr>
           <w:cantSplit/>
         </w:trPr>
@@ -9345,7 +9594,7 @@
               <w:right w:w="100" w:type="dxa"/>
             </w:tcMar>
           </w:tcPr>
-          <w:p>
+          <w:p ns2:paraId="5997786F" ns2:textId="77777777">
             <w:r>
               <w:rPr>
                 <w:rFonts w:eastAsia="Arial" w:cs="Arial"/>
@@ -9390,7 +9639,7 @@
               <w:right w:w="100" w:type="dxa"/>
             </w:tcMar>
           </w:tcPr>
-          <w:p>
+          <w:p ns2:paraId="22F42B05" ns2:textId="77777777">
             <w:r>
               <w:rPr>
                 <w:rFonts w:eastAsia="Arial" w:cs="Arial"/>
@@ -9417,7 +9666,7 @@
               <w:right w:w="100" w:type="dxa"/>
             </w:tcMar>
           </w:tcPr>
-          <w:p>
+          <w:p ns2:paraId="0C23197D" ns2:textId="77777777">
             <w:r>
               <w:rPr>
                 <w:rFonts w:eastAsia="Arial" w:cs="Arial"/>
@@ -9429,7 +9678,7 @@
           </w:p>
         </w:tc>
       </w:tr>
-      <w:tr>
+      <w:tr ns2:paraId="7B960F74" ns2:textId="77777777">
         <w:trPr>
           <w:cantSplit/>
         </w:trPr>
@@ -9449,7 +9698,7 @@
               <w:right w:w="100" w:type="dxa"/>
             </w:tcMar>
           </w:tcPr>
-          <w:p>
+          <w:p ns2:paraId="393BFE44" ns2:textId="77777777">
             <w:r>
               <w:rPr>
                 <w:rFonts w:eastAsia="Arial" w:cs="Arial"/>
@@ -9521,7 +9770,7 @@
               <w:right w:w="100" w:type="dxa"/>
             </w:tcMar>
           </w:tcPr>
-          <w:p>
+          <w:p ns2:paraId="4D964288" ns2:textId="77777777">
             <w:r>
               <w:rPr>
                 <w:rFonts w:eastAsia="Arial" w:cs="Arial"/>
@@ -9548,7 +9797,7 @@
               <w:right w:w="100" w:type="dxa"/>
             </w:tcMar>
           </w:tcPr>
-          <w:p>
+          <w:p ns2:paraId="18832E5B" ns2:textId="77777777">
             <w:r>
               <w:rPr>
                 <w:rFonts w:eastAsia="Arial" w:cs="Arial"/>
@@ -9560,7 +9809,7 @@
           </w:p>
         </w:tc>
       </w:tr>
-      <w:tr>
+      <w:tr ns2:paraId="0346E2D5" ns2:textId="77777777">
         <w:trPr>
           <w:cantSplit/>
         </w:trPr>
@@ -9580,7 +9829,7 @@
               <w:right w:w="100" w:type="dxa"/>
             </w:tcMar>
           </w:tcPr>
-          <w:p>
+          <w:p ns2:paraId="46DBD066" ns2:textId="77777777">
             <w:r>
               <w:rPr>
                 <w:rFonts w:eastAsia="Arial" w:cs="Arial"/>
@@ -9643,7 +9892,7 @@
               <w:right w:w="100" w:type="dxa"/>
             </w:tcMar>
           </w:tcPr>
-          <w:p>
+          <w:p ns2:paraId="79D6AB3F" ns2:textId="77777777">
             <w:r>
               <w:rPr>
                 <w:rFonts w:eastAsia="Arial" w:cs="Arial"/>
@@ -9670,7 +9919,7 @@
               <w:right w:w="100" w:type="dxa"/>
             </w:tcMar>
           </w:tcPr>
-          <w:p>
+          <w:p ns2:paraId="3B749A0E" ns2:textId="77777777">
             <w:r>
               <w:rPr>
                 <w:rFonts w:eastAsia="Arial" w:cs="Arial"/>
@@ -9683,7 +9932,7 @@
         </w:tc>
       </w:tr>
     </w:tbl>
-    <w:p>
+    <w:p ns2:paraId="5178AD64" ns2:textId="77777777">
       <w:pPr>
         <w:spacing w:before="120" w:after="120"/>
         <w:jc w:val="center"/>
@@ -9693,46 +9942,46 @@
           <w:noProof/>
         </w:rPr>
         <w:drawing>
-          <wp:inline distT="0" distB="0" distL="0" distR="0" wp14:anchorId="752E7965" wp14:editId="12F41D5E">
-            <wp:extent cx="2095500" cy="1524000"/>
-            <wp:effectExtent l="0" t="0" r="0" b="0"/>
-            <wp:docPr id="1584416786" name="before2.png" descr="before2.png" title="before2.png"/>
-            <wp:cNvGraphicFramePr>
-              <a:graphicFrameLocks xmlns:a="http://schemas.openxmlformats.org/drawingml/2006/main" noChangeAspect="1"/>
-            </wp:cNvGraphicFramePr>
-            <a:graphic xmlns:a="http://schemas.openxmlformats.org/drawingml/2006/main">
-              <a:graphicData uri="http://schemas.openxmlformats.org/drawingml/2006/picture">
-                <pic:pic xmlns:pic="http://schemas.openxmlformats.org/drawingml/2006/picture">
-                  <pic:nvPicPr>
-                    <pic:cNvPr id="0" name=""/>
-                    <pic:cNvPicPr>
-                      <a:picLocks noChangeAspect="1" noChangeArrowheads="1"/>
-                    </pic:cNvPicPr>
-                  </pic:nvPicPr>
-                  <pic:blipFill>
-                    <a:blip r:embed="rId16"/>
-                    <a:srcRect/>
-                    <a:stretch>
-                      <a:fillRect/>
-                    </a:stretch>
-                  </pic:blipFill>
-                  <pic:spPr bwMode="auto">
-                    <a:xfrm>
-                      <a:off x="0" y="0"/>
-                      <a:ext cx="2095500" cy="1524000"/>
-                    </a:xfrm>
-                    <a:prstGeom prst="rect">
-                      <a:avLst/>
-                    </a:prstGeom>
-                  </pic:spPr>
-                </pic:pic>
-              </a:graphicData>
-            </a:graphic>
-          </wp:inline>
+          <ns3:inline distT="0" distB="0" distL="0" distR="0" ns4:anchorId="752E7965" ns4:editId="12F41D5E">
+            <ns3:extent cx="2095500" cy="1524000"/>
+            <ns3:effectExtent l="0" t="0" r="0" b="0"/>
+            <ns3:docPr id="1584416786" name="before2.png" descr="before2.png" title="before2.png"/>
+            <ns3:cNvGraphicFramePr>
+              <ns5:graphicFrameLocks noChangeAspect="1"/>
+            </ns3:cNvGraphicFramePr>
+            <ns5:graphic>
+              <ns5:graphicData uri="http://schemas.openxmlformats.org/drawingml/2006/picture">
+                <ns6:pic>
+                  <ns6:nvPicPr>
+                    <ns6:cNvPr id="0" name=""/>
+                    <ns6:cNvPicPr>
+                      <ns5:picLocks noChangeAspect="1" noChangeArrowheads="1"/>
+                    </ns6:cNvPicPr>
+                  </ns6:nvPicPr>
+                  <ns6:blipFill>
+                    <ns5:blip ns7:embed="rId16"/>
+                    <ns5:srcRect/>
+                    <ns5:stretch>
+                      <ns5:fillRect/>
+                    </ns5:stretch>
+                  </ns6:blipFill>
+                  <ns6:spPr bwMode="auto">
+                    <ns5:xfrm>
+                      <ns5:off x="0" y="0"/>
+                      <ns5:ext cx="2095500" cy="1524000"/>
+                    </ns5:xfrm>
+                    <ns5:prstGeom prst="rect">
+                      <ns5:avLst/>
+                    </ns5:prstGeom>
+                  </ns6:spPr>
+                </ns6:pic>
+              </ns5:graphicData>
+            </ns5:graphic>
+          </ns3:inline>
         </w:drawing>
       </w:r>
     </w:p>
-    <w:p>
+    <w:p ns2:paraId="1DA0AF06" ns2:textId="77777777">
       <w:pPr>
         <w:spacing w:before="120" w:after="120"/>
         <w:jc w:val="center"/>
@@ -9743,46 +9992,46 @@
         </w:rPr>
         <w:lastRenderedPageBreak/>
         <w:drawing>
-          <wp:inline distT="0" distB="0" distL="0" distR="0" wp14:anchorId="3A17546C" wp14:editId="2C0E92B2">
-            <wp:extent cx="2095500" cy="1524000"/>
-            <wp:effectExtent l="0" t="0" r="0" b="0"/>
-            <wp:docPr id="985872555" name="after2.png" descr="after2.png" title="after2.png"/>
-            <wp:cNvGraphicFramePr>
-              <a:graphicFrameLocks xmlns:a="http://schemas.openxmlformats.org/drawingml/2006/main" noChangeAspect="1"/>
-            </wp:cNvGraphicFramePr>
-            <a:graphic xmlns:a="http://schemas.openxmlformats.org/drawingml/2006/main">
-              <a:graphicData uri="http://schemas.openxmlformats.org/drawingml/2006/picture">
-                <pic:pic xmlns:pic="http://schemas.openxmlformats.org/drawingml/2006/picture">
-                  <pic:nvPicPr>
-                    <pic:cNvPr id="0" name=""/>
-                    <pic:cNvPicPr>
-                      <a:picLocks noChangeAspect="1" noChangeArrowheads="1"/>
-                    </pic:cNvPicPr>
-                  </pic:nvPicPr>
-                  <pic:blipFill>
-                    <a:blip r:embed="rId17"/>
-                    <a:srcRect/>
-                    <a:stretch>
-                      <a:fillRect/>
-                    </a:stretch>
-                  </pic:blipFill>
-                  <pic:spPr bwMode="auto">
-                    <a:xfrm>
-                      <a:off x="0" y="0"/>
-                      <a:ext cx="2095500" cy="1524000"/>
-                    </a:xfrm>
-                    <a:prstGeom prst="rect">
-                      <a:avLst/>
-                    </a:prstGeom>
-                  </pic:spPr>
-                </pic:pic>
-              </a:graphicData>
-            </a:graphic>
-          </wp:inline>
+          <ns3:inline distT="0" distB="0" distL="0" distR="0" ns4:anchorId="3A17546C" ns4:editId="2C0E92B2">
+            <ns3:extent cx="2095500" cy="1524000"/>
+            <ns3:effectExtent l="0" t="0" r="0" b="0"/>
+            <ns3:docPr id="985872555" name="after2.png" descr="after2.png" title="after2.png"/>
+            <ns3:cNvGraphicFramePr>
+              <ns5:graphicFrameLocks noChangeAspect="1"/>
+            </ns3:cNvGraphicFramePr>
+            <ns5:graphic>
+              <ns5:graphicData uri="http://schemas.openxmlformats.org/drawingml/2006/picture">
+                <ns6:pic>
+                  <ns6:nvPicPr>
+                    <ns6:cNvPr id="0" name=""/>
+                    <ns6:cNvPicPr>
+                      <ns5:picLocks noChangeAspect="1" noChangeArrowheads="1"/>
+                    </ns6:cNvPicPr>
+                  </ns6:nvPicPr>
+                  <ns6:blipFill>
+                    <ns5:blip ns7:embed="rId17"/>
+                    <ns5:srcRect/>
+                    <ns5:stretch>
+                      <ns5:fillRect/>
+                    </ns5:stretch>
+                  </ns6:blipFill>
+                  <ns6:spPr bwMode="auto">
+                    <ns5:xfrm>
+                      <ns5:off x="0" y="0"/>
+                      <ns5:ext cx="2095500" cy="1524000"/>
+                    </ns5:xfrm>
+                    <ns5:prstGeom prst="rect">
+                      <ns5:avLst/>
+                    </ns5:prstGeom>
+                  </ns6:spPr>
+                </ns6:pic>
+              </ns5:graphicData>
+            </ns5:graphic>
+          </ns3:inline>
         </w:drawing>
       </w:r>
     </w:p>
-    <w:p>
+    <w:p ns2:paraId="38672D8E" ns2:textId="77777777">
       <w:pPr>
         <w:spacing w:after="200"/>
         <w:jc w:val="center"/>
@@ -9798,7 +10047,7 @@
         <w:t>Figure: Iteration 2 — Real-Time Coaching (Before / After)</w:t>
       </w:r>
     </w:p>
-    <w:p>
+    <w:p ns2:paraId="694B7926" ns2:textId="77777777">
       <w:pPr>
         <w:pStyle w:val="Heading3"/>
       </w:pPr>
@@ -9817,7 +10066,7 @@
         <w:t xml:space="preserve"> undefined</w:t>
       </w:r>
     </w:p>
-    <w:p>
+    <w:p ns2:paraId="0F739B79" ns2:textId="77777777">
       <w:pPr>
         <w:spacing w:after="120"/>
       </w:pPr>
@@ -9918,7 +10167,7 @@
         <w:t>功能。</w:t>
       </w:r>
     </w:p>
-    <w:p>
+    <w:p ns2:paraId="61201D50" ns2:textId="77777777">
       <w:pPr>
         <w:spacing w:before="120" w:after="120"/>
         <w:jc w:val="center"/>
@@ -9928,46 +10177,46 @@
           <w:noProof/>
         </w:rPr>
         <w:drawing>
-          <wp:inline distT="0" distB="0" distL="0" distR="0" wp14:anchorId="461E79E0" wp14:editId="1A365D98">
-            <wp:extent cx="2095500" cy="1524000"/>
-            <wp:effectExtent l="0" t="0" r="0" b="0"/>
-            <wp:docPr id="1887696720" name="before3.png" descr="before3.png" title="before3.png"/>
-            <wp:cNvGraphicFramePr>
-              <a:graphicFrameLocks xmlns:a="http://schemas.openxmlformats.org/drawingml/2006/main" noChangeAspect="1"/>
-            </wp:cNvGraphicFramePr>
-            <a:graphic xmlns:a="http://schemas.openxmlformats.org/drawingml/2006/main">
-              <a:graphicData uri="http://schemas.openxmlformats.org/drawingml/2006/picture">
-                <pic:pic xmlns:pic="http://schemas.openxmlformats.org/drawingml/2006/picture">
-                  <pic:nvPicPr>
-                    <pic:cNvPr id="0" name=""/>
-                    <pic:cNvPicPr>
-                      <a:picLocks noChangeAspect="1" noChangeArrowheads="1"/>
-                    </pic:cNvPicPr>
-                  </pic:nvPicPr>
-                  <pic:blipFill>
-                    <a:blip r:embed="rId18"/>
-                    <a:srcRect/>
-                    <a:stretch>
-                      <a:fillRect/>
-                    </a:stretch>
-                  </pic:blipFill>
-                  <pic:spPr bwMode="auto">
-                    <a:xfrm>
-                      <a:off x="0" y="0"/>
-                      <a:ext cx="2095500" cy="1524000"/>
-                    </a:xfrm>
-                    <a:prstGeom prst="rect">
-                      <a:avLst/>
-                    </a:prstGeom>
-                  </pic:spPr>
-                </pic:pic>
-              </a:graphicData>
-            </a:graphic>
-          </wp:inline>
+          <ns3:inline distT="0" distB="0" distL="0" distR="0" ns4:anchorId="461E79E0" ns4:editId="1A365D98">
+            <ns3:extent cx="2095500" cy="1524000"/>
+            <ns3:effectExtent l="0" t="0" r="0" b="0"/>
+            <ns3:docPr id="1887696720" name="before3.png" descr="before3.png" title="before3.png"/>
+            <ns3:cNvGraphicFramePr>
+              <ns5:graphicFrameLocks noChangeAspect="1"/>
+            </ns3:cNvGraphicFramePr>
+            <ns5:graphic>
+              <ns5:graphicData uri="http://schemas.openxmlformats.org/drawingml/2006/picture">
+                <ns6:pic>
+                  <ns6:nvPicPr>
+                    <ns6:cNvPr id="0" name=""/>
+                    <ns6:cNvPicPr>
+                      <ns5:picLocks noChangeAspect="1" noChangeArrowheads="1"/>
+                    </ns6:cNvPicPr>
+                  </ns6:nvPicPr>
+                  <ns6:blipFill>
+                    <ns5:blip ns7:embed="rId18"/>
+                    <ns5:srcRect/>
+                    <ns5:stretch>
+                      <ns5:fillRect/>
+                    </ns5:stretch>
+                  </ns6:blipFill>
+                  <ns6:spPr bwMode="auto">
+                    <ns5:xfrm>
+                      <ns5:off x="0" y="0"/>
+                      <ns5:ext cx="2095500" cy="1524000"/>
+                    </ns5:xfrm>
+                    <ns5:prstGeom prst="rect">
+                      <ns5:avLst/>
+                    </ns5:prstGeom>
+                  </ns6:spPr>
+                </ns6:pic>
+              </ns5:graphicData>
+            </ns5:graphic>
+          </ns3:inline>
         </w:drawing>
       </w:r>
     </w:p>
-    <w:p>
+    <w:p ns2:paraId="28117449" ns2:textId="77777777">
       <w:pPr>
         <w:spacing w:before="120" w:after="120"/>
         <w:jc w:val="center"/>
@@ -9977,46 +10226,46 @@
           <w:noProof/>
         </w:rPr>
         <w:drawing>
-          <wp:inline distT="0" distB="0" distL="0" distR="0" wp14:anchorId="32B1542E" wp14:editId="57F738E2">
-            <wp:extent cx="2095500" cy="1524000"/>
-            <wp:effectExtent l="0" t="0" r="0" b="0"/>
-            <wp:docPr id="1166681831" name="after3.png" descr="after3.png" title="after3.png"/>
-            <wp:cNvGraphicFramePr>
-              <a:graphicFrameLocks xmlns:a="http://schemas.openxmlformats.org/drawingml/2006/main" noChangeAspect="1"/>
-            </wp:cNvGraphicFramePr>
-            <a:graphic xmlns:a="http://schemas.openxmlformats.org/drawingml/2006/main">
-              <a:graphicData uri="http://schemas.openxmlformats.org/drawingml/2006/picture">
-                <pic:pic xmlns:pic="http://schemas.openxmlformats.org/drawingml/2006/picture">
-                  <pic:nvPicPr>
-                    <pic:cNvPr id="0" name=""/>
-                    <pic:cNvPicPr>
-                      <a:picLocks noChangeAspect="1" noChangeArrowheads="1"/>
-                    </pic:cNvPicPr>
-                  </pic:nvPicPr>
-                  <pic:blipFill>
-                    <a:blip r:embed="rId19"/>
-                    <a:srcRect/>
-                    <a:stretch>
-                      <a:fillRect/>
-                    </a:stretch>
-                  </pic:blipFill>
-                  <pic:spPr bwMode="auto">
-                    <a:xfrm>
-                      <a:off x="0" y="0"/>
-                      <a:ext cx="2095500" cy="1524000"/>
-                    </a:xfrm>
-                    <a:prstGeom prst="rect">
-                      <a:avLst/>
-                    </a:prstGeom>
-                  </pic:spPr>
-                </pic:pic>
-              </a:graphicData>
-            </a:graphic>
-          </wp:inline>
+          <ns3:inline distT="0" distB="0" distL="0" distR="0" ns4:anchorId="32B1542E" ns4:editId="57F738E2">
+            <ns3:extent cx="2095500" cy="1524000"/>
+            <ns3:effectExtent l="0" t="0" r="0" b="0"/>
+            <ns3:docPr id="1166681831" name="after3.png" descr="after3.png" title="after3.png"/>
+            <ns3:cNvGraphicFramePr>
+              <ns5:graphicFrameLocks noChangeAspect="1"/>
+            </ns3:cNvGraphicFramePr>
+            <ns5:graphic>
+              <ns5:graphicData uri="http://schemas.openxmlformats.org/drawingml/2006/picture">
+                <ns6:pic>
+                  <ns6:nvPicPr>
+                    <ns6:cNvPr id="0" name=""/>
+                    <ns6:cNvPicPr>
+                      <ns5:picLocks noChangeAspect="1" noChangeArrowheads="1"/>
+                    </ns6:cNvPicPr>
+                  </ns6:nvPicPr>
+                  <ns6:blipFill>
+                    <ns5:blip ns7:embed="rId19"/>
+                    <ns5:srcRect/>
+                    <ns5:stretch>
+                      <ns5:fillRect/>
+                    </ns5:stretch>
+                  </ns6:blipFill>
+                  <ns6:spPr bwMode="auto">
+                    <ns5:xfrm>
+                      <ns5:off x="0" y="0"/>
+                      <ns5:ext cx="2095500" cy="1524000"/>
+                    </ns5:xfrm>
+                    <ns5:prstGeom prst="rect">
+                      <ns5:avLst/>
+                    </ns5:prstGeom>
+                  </ns6:spPr>
+                </ns6:pic>
+              </ns5:graphicData>
+            </ns5:graphic>
+          </ns3:inline>
         </w:drawing>
       </w:r>
     </w:p>
-    <w:p>
+    <w:p ns2:paraId="40A6CF6A" ns2:textId="77777777">
       <w:pPr>
         <w:spacing w:after="200"/>
         <w:jc w:val="center"/>
@@ -10032,12 +10281,12 @@
         <w:t>Figure: Iteration 3 — History Comparison (Before / After)</w:t>
       </w:r>
     </w:p>
-    <w:p>
+    <w:p ns2:paraId="5A6FE681" ns2:textId="77777777">
       <w:r>
         <w:br w:type="page"/>
       </w:r>
     </w:p>
-    <w:p>
+    <w:p ns2:paraId="11EACA44" ns2:textId="77777777">
       <w:pPr>
         <w:pStyle w:val="Heading1"/>
       </w:pPr>
@@ -10081,7 +10330,7 @@
         <w:t>：设计原则与产品路线图</w:t>
       </w:r>
     </w:p>
-    <w:p>
+    <w:p ns2:paraId="775E5FA7" ns2:textId="77777777">
       <w:pPr>
         <w:spacing w:after="120"/>
       </w:pPr>
@@ -10128,7 +10377,7 @@
         <w:t>的具体设计案例支撑。它还概述了分阶段的产品开发路线图。</w:t>
       </w:r>
     </w:p>
-    <w:p>
+    <w:p ns2:paraId="7A887869" ns2:textId="77777777">
       <w:pPr>
         <w:pStyle w:val="Heading2"/>
       </w:pPr>
@@ -10155,7 +10404,7 @@
         <w:t>可复用设计原则</w:t>
       </w:r>
     </w:p>
-    <w:p>
+    <w:p ns2:paraId="60803FD1" ns2:textId="77777777">
       <w:pPr>
         <w:pStyle w:val="Heading3"/>
       </w:pPr>
@@ -10174,7 +10423,7 @@
         <w:t xml:space="preserve"> undefined</w:t>
       </w:r>
     </w:p>
-    <w:p>
+    <w:p ns2:paraId="331D0F84" ns2:textId="77777777">
       <w:pPr>
         <w:spacing w:after="120"/>
       </w:pPr>
@@ -10293,7 +10542,7 @@
         <w:t>反馈感觉不可靠。</w:t>
       </w:r>
     </w:p>
-    <w:p>
+    <w:p ns2:paraId="7CE90594" ns2:textId="77777777">
       <w:pPr>
         <w:spacing w:after="120"/>
       </w:pPr>
@@ -10412,7 +10661,7 @@
         <w:t>。</w:t>
       </w:r>
     </w:p>
-    <w:p>
+    <w:p ns2:paraId="1287FBAD" ns2:textId="77777777">
       <w:pPr>
         <w:pStyle w:val="Heading3"/>
       </w:pPr>
@@ -10431,7 +10680,7 @@
         <w:t xml:space="preserve"> undefined</w:t>
       </w:r>
     </w:p>
-    <w:p>
+    <w:p ns2:paraId="05CEC789" ns2:textId="77777777">
       <w:pPr>
         <w:spacing w:after="120"/>
       </w:pPr>
@@ -10559,7 +10808,7 @@
         <w:t>”</w:t>
       </w:r>
     </w:p>
-    <w:p>
+    <w:p ns2:paraId="68C98246" ns2:textId="77777777">
       <w:pPr>
         <w:spacing w:after="120"/>
       </w:pPr>
@@ -10606,7 +10855,7 @@
         <w:t>评估视图都包含标记不准确、覆盖分数、撤销和丢弃按钮。用户可以就地质疑任何反馈点。</w:t>
       </w:r>
     </w:p>
-    <w:p>
+    <w:p ns2:paraId="1597976A" ns2:textId="77777777">
       <w:pPr>
         <w:pStyle w:val="Heading3"/>
       </w:pPr>
@@ -10625,7 +10874,7 @@
         <w:t xml:space="preserve"> undefined</w:t>
       </w:r>
     </w:p>
-    <w:p>
+    <w:p ns2:paraId="73988B21" ns2:textId="77777777">
       <w:pPr>
         <w:spacing w:after="120"/>
       </w:pPr>
@@ -10682,7 +10931,7 @@
         <w:t>回退到文本输入，生成错误时回退到通用题库）。这一原则确保时间压力下的准备工作不会被技术故障中断。</w:t>
       </w:r>
     </w:p>
-    <w:p>
+    <w:p ns2:paraId="3E1E7816" ns2:textId="77777777">
       <w:pPr>
         <w:spacing w:after="120"/>
       </w:pPr>
@@ -10855,7 +11104,7 @@
         <w:t>录入。</w:t>
       </w:r>
     </w:p>
-    <w:p>
+    <w:p ns2:paraId="31F1AAA7" ns2:textId="77777777">
       <w:pPr>
         <w:pStyle w:val="Heading2"/>
       </w:pPr>
@@ -10882,7 +11131,7 @@
         <w:t>产品开发路线图</w:t>
       </w:r>
     </w:p>
-    <w:p>
+    <w:p ns2:paraId="1F2C8729" ns2:textId="77777777">
       <w:pPr>
         <w:spacing w:after="120"/>
       </w:pPr>
@@ -10933,7 +11182,7 @@
         <w:gridCol w:w="2400"/>
         <w:gridCol w:w="5360"/>
       </w:tblGrid>
-      <w:tr>
+      <w:tr ns2:paraId="57143725" ns2:textId="77777777">
         <w:trPr>
           <w:cantSplit/>
         </w:trPr>
@@ -10955,7 +11204,7 @@
             </w:tcMar>
             <w:vAlign w:val="center"/>
           </w:tcPr>
-          <w:p>
+          <w:p ns2:paraId="0A49F61B" ns2:textId="77777777">
             <w:r>
               <w:rPr>
                 <w:rFonts w:eastAsia="Arial" w:cs="Arial"/>
@@ -10987,7 +11236,7 @@
             </w:tcMar>
             <w:vAlign w:val="center"/>
           </w:tcPr>
-          <w:p>
+          <w:p ns2:paraId="527324DA" ns2:textId="77777777">
             <w:r>
               <w:rPr>
                 <w:rFonts w:eastAsia="Arial" w:cs="Arial"/>
@@ -11019,7 +11268,7 @@
             </w:tcMar>
             <w:vAlign w:val="center"/>
           </w:tcPr>
-          <w:p>
+          <w:p ns2:paraId="26599E22" ns2:textId="77777777">
             <w:r>
               <w:rPr>
                 <w:rFonts w:eastAsia="Arial" w:cs="Arial"/>
@@ -11034,7 +11283,7 @@
           </w:p>
         </w:tc>
       </w:tr>
-      <w:tr>
+      <w:tr ns2:paraId="32F903FA" ns2:textId="77777777">
         <w:trPr>
           <w:cantSplit/>
         </w:trPr>
@@ -11054,7 +11303,7 @@
               <w:right w:w="100" w:type="dxa"/>
             </w:tcMar>
           </w:tcPr>
-          <w:p>
+          <w:p ns2:paraId="3D947A81" ns2:textId="77777777">
             <w:r>
               <w:rPr>
                 <w:rFonts w:eastAsia="Arial" w:cs="Arial"/>
@@ -11108,7 +11357,7 @@
               <w:right w:w="100" w:type="dxa"/>
             </w:tcMar>
           </w:tcPr>
-          <w:p>
+          <w:p ns2:paraId="042C8E91" ns2:textId="77777777">
             <w:r>
               <w:rPr>
                 <w:rFonts w:eastAsia="Arial" w:cs="Arial"/>
@@ -11153,7 +11402,7 @@
               <w:right w:w="100" w:type="dxa"/>
             </w:tcMar>
           </w:tcPr>
-          <w:p>
+          <w:p ns2:paraId="3C661323" ns2:textId="77777777">
             <w:r>
               <w:rPr>
                 <w:rFonts w:eastAsia="Arial" w:cs="Arial"/>
@@ -11201,7 +11450,7 @@
           </w:p>
         </w:tc>
       </w:tr>
-      <w:tr>
+      <w:tr ns2:paraId="7C40B665" ns2:textId="77777777">
         <w:trPr>
           <w:cantSplit/>
         </w:trPr>
@@ -11221,7 +11470,7 @@
               <w:right w:w="100" w:type="dxa"/>
             </w:tcMar>
           </w:tcPr>
-          <w:p>
+          <w:p ns2:paraId="161A54A1" ns2:textId="77777777">
             <w:r>
               <w:rPr>
                 <w:rFonts w:eastAsia="Arial" w:cs="Arial"/>
@@ -11275,7 +11524,7 @@
               <w:right w:w="100" w:type="dxa"/>
             </w:tcMar>
           </w:tcPr>
-          <w:p>
+          <w:p ns2:paraId="0B2D70EB" ns2:textId="77777777">
             <w:r>
               <w:rPr>
                 <w:rFonts w:eastAsia="Arial" w:cs="Arial"/>
@@ -11320,7 +11569,7 @@
               <w:right w:w="100" w:type="dxa"/>
             </w:tcMar>
           </w:tcPr>
-          <w:p>
+          <w:p ns2:paraId="6951A556" ns2:textId="77777777">
             <w:r>
               <w:rPr>
                 <w:rFonts w:eastAsia="Arial" w:cs="Arial"/>
@@ -11368,7 +11617,7 @@
           </w:p>
         </w:tc>
       </w:tr>
-      <w:tr>
+      <w:tr ns2:paraId="2A50ACB1" ns2:textId="77777777">
         <w:trPr>
           <w:cantSplit/>
         </w:trPr>
@@ -11388,7 +11637,7 @@
               <w:right w:w="100" w:type="dxa"/>
             </w:tcMar>
           </w:tcPr>
-          <w:p>
+          <w:p ns2:paraId="59A23EF2" ns2:textId="77777777">
             <w:r>
               <w:rPr>
                 <w:rFonts w:eastAsia="Arial" w:cs="Arial"/>
@@ -11442,7 +11691,7 @@
               <w:right w:w="100" w:type="dxa"/>
             </w:tcMar>
           </w:tcPr>
-          <w:p>
+          <w:p ns2:paraId="4055A64D" ns2:textId="77777777">
             <w:r>
               <w:rPr>
                 <w:rFonts w:eastAsia="Arial" w:cs="Arial"/>
@@ -11487,7 +11736,7 @@
               <w:right w:w="100" w:type="dxa"/>
             </w:tcMar>
           </w:tcPr>
-          <w:p>
+          <w:p ns2:paraId="30D9B064" ns2:textId="77777777">
             <w:r>
               <w:rPr>
                 <w:rFonts w:eastAsia="Arial" w:cs="Arial"/>
@@ -11518,12 +11767,12 @@
         </w:tc>
       </w:tr>
     </w:tbl>
-    <w:p>
+    <w:p ns2:paraId="73FDDD43" ns2:textId="77777777">
       <w:r>
         <w:br w:type="page"/>
       </w:r>
     </w:p>
-    <w:p>
+    <w:p ns2:paraId="6D1E40CF" ns2:textId="77777777">
       <w:pPr>
         <w:pStyle w:val="Heading1"/>
       </w:pPr>
@@ -11567,7 +11816,7 @@
         <w:t>：产品路演材料</w:t>
       </w:r>
     </w:p>
-    <w:p>
+    <w:p ns2:paraId="3CA92D93" ns2:textId="77777777">
       <w:pPr>
         <w:spacing w:after="120"/>
       </w:pPr>
@@ -11614,7 +11863,7 @@
         <w:t>结构、现场演示脚本和核心价值主张。</w:t>
       </w:r>
     </w:p>
-    <w:p>
+    <w:p ns2:paraId="41463B4A" ns2:textId="77777777">
       <w:pPr>
         <w:pStyle w:val="Heading2"/>
       </w:pPr>
@@ -11657,7 +11906,7 @@
         <w:t>概述</w:t>
       </w:r>
     </w:p>
-    <w:p>
+    <w:p ns2:paraId="3E5D6C63" ns2:textId="77777777">
       <w:pPr>
         <w:spacing w:after="120"/>
       </w:pPr>
@@ -11834,7 +12083,7 @@
         <w:gridCol w:w="3600"/>
         <w:gridCol w:w="4560"/>
       </w:tblGrid>
-      <w:tr>
+      <w:tr ns2:paraId="27E11118" ns2:textId="77777777">
         <w:trPr>
           <w:cantSplit/>
         </w:trPr>
@@ -11856,7 +12105,7 @@
             </w:tcMar>
             <w:vAlign w:val="center"/>
           </w:tcPr>
-          <w:p>
+          <w:p ns2:paraId="2113D806" ns2:textId="77777777">
             <w:r>
               <w:rPr>
                 <w:rFonts w:eastAsia="Arial" w:cs="Arial"/>
@@ -11888,7 +12137,7 @@
             </w:tcMar>
             <w:vAlign w:val="center"/>
           </w:tcPr>
-          <w:p>
+          <w:p ns2:paraId="115331A7" ns2:textId="77777777">
             <w:r>
               <w:rPr>
                 <w:rFonts w:eastAsia="Arial" w:cs="Arial"/>
@@ -11920,7 +12169,7 @@
             </w:tcMar>
             <w:vAlign w:val="center"/>
           </w:tcPr>
-          <w:p>
+          <w:p ns2:paraId="3FA4947B" ns2:textId="77777777">
             <w:r>
               <w:rPr>
                 <w:rFonts w:eastAsia="Arial" w:cs="Arial"/>
@@ -11935,7 +12184,7 @@
           </w:p>
         </w:tc>
       </w:tr>
-      <w:tr>
+      <w:tr ns2:paraId="332CD1FC" ns2:textId="77777777">
         <w:trPr>
           <w:cantSplit/>
         </w:trPr>
@@ -11955,7 +12204,7 @@
               <w:right w:w="100" w:type="dxa"/>
             </w:tcMar>
           </w:tcPr>
-          <w:p>
+          <w:p ns2:paraId="00599A78" ns2:textId="77777777">
             <w:r>
               <w:rPr>
                 <w:rFonts w:eastAsia="Arial" w:cs="Arial"/>
@@ -11982,7 +12231,7 @@
               <w:right w:w="100" w:type="dxa"/>
             </w:tcMar>
           </w:tcPr>
-          <w:p>
+          <w:p ns2:paraId="08878B6B" ns2:textId="77777777">
             <w:r>
               <w:rPr>
                 <w:rFonts w:eastAsia="Arial" w:cs="Arial"/>
@@ -12027,7 +12276,7 @@
               <w:right w:w="100" w:type="dxa"/>
             </w:tcMar>
           </w:tcPr>
-          <w:p>
+          <w:p ns2:paraId="52FC4696" ns2:textId="77777777">
             <w:r>
               <w:rPr>
                 <w:rFonts w:eastAsia="Arial" w:cs="Arial"/>
@@ -12057,7 +12306,7 @@
           </w:p>
         </w:tc>
       </w:tr>
-      <w:tr>
+      <w:tr ns2:paraId="6E6E4436" ns2:textId="77777777">
         <w:trPr>
           <w:cantSplit/>
         </w:trPr>
@@ -12077,7 +12326,7 @@
               <w:right w:w="100" w:type="dxa"/>
             </w:tcMar>
           </w:tcPr>
-          <w:p>
+          <w:p ns2:paraId="59807182" ns2:textId="77777777">
             <w:r>
               <w:rPr>
                 <w:rFonts w:eastAsia="Arial" w:cs="Arial"/>
@@ -12104,7 +12353,7 @@
               <w:right w:w="100" w:type="dxa"/>
             </w:tcMar>
           </w:tcPr>
-          <w:p>
+          <w:p ns2:paraId="2F8F7493" ns2:textId="77777777">
             <w:r>
               <w:rPr>
                 <w:rFonts w:eastAsia="Arial" w:cs="Arial"/>
@@ -12149,7 +12398,7 @@
               <w:right w:w="100" w:type="dxa"/>
             </w:tcMar>
           </w:tcPr>
-          <w:p>
+          <w:p ns2:paraId="2D77F7E8" ns2:textId="77777777">
             <w:r>
               <w:rPr>
                 <w:rFonts w:eastAsia="Arial" w:cs="Arial"/>
@@ -12197,7 +12446,7 @@
           </w:p>
         </w:tc>
       </w:tr>
-      <w:tr>
+      <w:tr ns2:paraId="7EA23BF2" ns2:textId="77777777">
         <w:trPr>
           <w:cantSplit/>
         </w:trPr>
@@ -12217,7 +12466,7 @@
               <w:right w:w="100" w:type="dxa"/>
             </w:tcMar>
           </w:tcPr>
-          <w:p>
+          <w:p ns2:paraId="173BD005" ns2:textId="77777777">
             <w:r>
               <w:rPr>
                 <w:rFonts w:eastAsia="Arial" w:cs="Arial"/>
@@ -12244,7 +12493,7 @@
               <w:right w:w="100" w:type="dxa"/>
             </w:tcMar>
           </w:tcPr>
-          <w:p>
+          <w:p ns2:paraId="6CA801CB" ns2:textId="77777777">
             <w:r>
               <w:rPr>
                 <w:rFonts w:eastAsia="Arial" w:cs="Arial"/>
@@ -12289,7 +12538,7 @@
               <w:right w:w="100" w:type="dxa"/>
             </w:tcMar>
           </w:tcPr>
-          <w:p>
+          <w:p ns2:paraId="0459A882" ns2:textId="77777777">
             <w:r>
               <w:rPr>
                 <w:rFonts w:eastAsia="Arial" w:cs="Arial"/>
@@ -12337,7 +12586,7 @@
           </w:p>
         </w:tc>
       </w:tr>
-      <w:tr>
+      <w:tr ns2:paraId="2740477C" ns2:textId="77777777">
         <w:trPr>
           <w:cantSplit/>
         </w:trPr>
@@ -12357,7 +12606,7 @@
               <w:right w:w="100" w:type="dxa"/>
             </w:tcMar>
           </w:tcPr>
-          <w:p>
+          <w:p ns2:paraId="30E2A003" ns2:textId="77777777">
             <w:r>
               <w:rPr>
                 <w:rFonts w:eastAsia="Arial" w:cs="Arial"/>
@@ -12384,7 +12633,7 @@
               <w:right w:w="100" w:type="dxa"/>
             </w:tcMar>
           </w:tcPr>
-          <w:p>
+          <w:p ns2:paraId="0121588D" ns2:textId="77777777">
             <w:r>
               <w:rPr>
                 <w:rFonts w:eastAsia="Arial" w:cs="Arial"/>
@@ -12429,7 +12678,7 @@
               <w:right w:w="100" w:type="dxa"/>
             </w:tcMar>
           </w:tcPr>
-          <w:p>
+          <w:p ns2:paraId="774EDB4E" ns2:textId="77777777">
             <w:r>
               <w:rPr>
                 <w:rFonts w:eastAsia="Arial" w:cs="Arial"/>
@@ -12459,7 +12708,7 @@
           </w:p>
         </w:tc>
       </w:tr>
-      <w:tr>
+      <w:tr ns2:paraId="62CDD07F" ns2:textId="77777777">
         <w:trPr>
           <w:cantSplit/>
         </w:trPr>
@@ -12479,7 +12728,7 @@
               <w:right w:w="100" w:type="dxa"/>
             </w:tcMar>
           </w:tcPr>
-          <w:p>
+          <w:p ns2:paraId="6803208F" ns2:textId="77777777">
             <w:r>
               <w:rPr>
                 <w:rFonts w:eastAsia="Arial" w:cs="Arial"/>
@@ -12506,7 +12755,7 @@
               <w:right w:w="100" w:type="dxa"/>
             </w:tcMar>
           </w:tcPr>
-          <w:p>
+          <w:p ns2:paraId="5B04F6D9" ns2:textId="77777777">
             <w:r>
               <w:rPr>
                 <w:rFonts w:eastAsia="Arial" w:cs="Arial"/>
@@ -12560,7 +12809,7 @@
               <w:right w:w="100" w:type="dxa"/>
             </w:tcMar>
           </w:tcPr>
-          <w:p>
+          <w:p ns2:paraId="687EC80F" ns2:textId="77777777">
             <w:r>
               <w:rPr>
                 <w:rFonts w:eastAsia="Arial" w:cs="Arial"/>
@@ -12626,7 +12875,7 @@
           </w:p>
         </w:tc>
       </w:tr>
-      <w:tr>
+      <w:tr ns2:paraId="12DEAA19" ns2:textId="77777777">
         <w:trPr>
           <w:cantSplit/>
         </w:trPr>
@@ -12646,7 +12895,7 @@
               <w:right w:w="100" w:type="dxa"/>
             </w:tcMar>
           </w:tcPr>
-          <w:p>
+          <w:p ns2:paraId="0CC48B4E" ns2:textId="77777777">
             <w:r>
               <w:rPr>
                 <w:rFonts w:eastAsia="Arial" w:cs="Arial"/>
@@ -12673,7 +12922,7 @@
               <w:right w:w="100" w:type="dxa"/>
             </w:tcMar>
           </w:tcPr>
-          <w:p>
+          <w:p ns2:paraId="6B20E9C7" ns2:textId="77777777">
             <w:r>
               <w:rPr>
                 <w:rFonts w:eastAsia="Arial" w:cs="Arial"/>
@@ -12718,7 +12967,7 @@
               <w:right w:w="100" w:type="dxa"/>
             </w:tcMar>
           </w:tcPr>
-          <w:p>
+          <w:p ns2:paraId="68B56B34" ns2:textId="77777777">
             <w:r>
               <w:rPr>
                 <w:rFonts w:eastAsia="Arial" w:cs="Arial"/>
@@ -12766,7 +13015,7 @@
           </w:p>
         </w:tc>
       </w:tr>
-      <w:tr>
+      <w:tr ns2:paraId="2D8CEB4C" ns2:textId="77777777">
         <w:trPr>
           <w:cantSplit/>
         </w:trPr>
@@ -12786,7 +13035,7 @@
               <w:right w:w="100" w:type="dxa"/>
             </w:tcMar>
           </w:tcPr>
-          <w:p>
+          <w:p ns2:paraId="03302C65" ns2:textId="77777777">
             <w:r>
               <w:rPr>
                 <w:rFonts w:eastAsia="Arial" w:cs="Arial"/>
@@ -12813,7 +13062,7 @@
               <w:right w:w="100" w:type="dxa"/>
             </w:tcMar>
           </w:tcPr>
-          <w:p>
+          <w:p ns2:paraId="6A23D1B7" ns2:textId="77777777">
             <w:r>
               <w:rPr>
                 <w:rFonts w:eastAsia="Arial" w:cs="Arial"/>
@@ -12858,7 +13107,7 @@
               <w:right w:w="100" w:type="dxa"/>
             </w:tcMar>
           </w:tcPr>
-          <w:p>
+          <w:p ns2:paraId="7B314E11" ns2:textId="77777777">
             <w:r>
               <w:rPr>
                 <w:rFonts w:eastAsia="Arial" w:cs="Arial"/>
@@ -12906,7 +13155,7 @@
           </w:p>
         </w:tc>
       </w:tr>
-      <w:tr>
+      <w:tr ns2:paraId="28D243CD" ns2:textId="77777777">
         <w:trPr>
           <w:cantSplit/>
         </w:trPr>
@@ -12926,7 +13175,7 @@
               <w:right w:w="100" w:type="dxa"/>
             </w:tcMar>
           </w:tcPr>
-          <w:p>
+          <w:p ns2:paraId="122B8586" ns2:textId="77777777">
             <w:r>
               <w:rPr>
                 <w:rFonts w:eastAsia="Arial" w:cs="Arial"/>
@@ -12953,7 +13202,7 @@
               <w:right w:w="100" w:type="dxa"/>
             </w:tcMar>
           </w:tcPr>
-          <w:p>
+          <w:p ns2:paraId="2AAE2106" ns2:textId="77777777">
             <w:r>
               <w:rPr>
                 <w:rFonts w:eastAsia="Arial" w:cs="Arial"/>
@@ -12998,7 +13247,7 @@
               <w:right w:w="100" w:type="dxa"/>
             </w:tcMar>
           </w:tcPr>
-          <w:p>
+          <w:p ns2:paraId="7535B79F" ns2:textId="77777777">
             <w:r>
               <w:rPr>
                 <w:rFonts w:eastAsia="Arial" w:cs="Arial"/>
@@ -13046,7 +13295,7 @@
           </w:p>
         </w:tc>
       </w:tr>
-      <w:tr>
+      <w:tr ns2:paraId="388ECD5F" ns2:textId="77777777">
         <w:trPr>
           <w:cantSplit/>
         </w:trPr>
@@ -13066,7 +13315,7 @@
               <w:right w:w="100" w:type="dxa"/>
             </w:tcMar>
           </w:tcPr>
-          <w:p>
+          <w:p ns2:paraId="257FDEAC" ns2:textId="77777777">
             <w:r>
               <w:rPr>
                 <w:rFonts w:eastAsia="Arial" w:cs="Arial"/>
@@ -13093,7 +13342,7 @@
               <w:right w:w="100" w:type="dxa"/>
             </w:tcMar>
           </w:tcPr>
-          <w:p>
+          <w:p ns2:paraId="358E4619" ns2:textId="77777777">
             <w:r>
               <w:rPr>
                 <w:rFonts w:eastAsia="Arial" w:cs="Arial"/>
@@ -13138,7 +13387,7 @@
               <w:right w:w="100" w:type="dxa"/>
             </w:tcMar>
           </w:tcPr>
-          <w:p>
+          <w:p ns2:paraId="2E241037" ns2:textId="77777777">
             <w:r>
               <w:rPr>
                 <w:rFonts w:eastAsia="Arial" w:cs="Arial"/>
@@ -13169,7 +13418,7 @@
         </w:tc>
       </w:tr>
     </w:tbl>
-    <w:p>
+    <w:p ns2:paraId="5969829D" ns2:textId="77777777">
       <w:pPr>
         <w:pStyle w:val="Heading2"/>
       </w:pPr>
@@ -13196,7 +13445,7 @@
         <w:t>原型演示脚本</w:t>
       </w:r>
     </w:p>
-    <w:p>
+    <w:p ns2:paraId="3FC4975A" ns2:textId="77777777">
       <w:pPr>
         <w:spacing w:after="120"/>
       </w:pPr>
@@ -13302,7 +13551,7 @@
         <w:gridCol w:w="2786"/>
         <w:gridCol w:w="3745"/>
       </w:tblGrid>
-      <w:tr>
+      <w:tr ns2:paraId="21958DC7" ns2:textId="77777777">
         <w:trPr>
           <w:cantSplit/>
         </w:trPr>
@@ -13324,7 +13573,7 @@
             </w:tcMar>
             <w:vAlign w:val="center"/>
           </w:tcPr>
-          <w:p>
+          <w:p ns2:paraId="73EF3B1F" ns2:textId="77777777">
             <w:r>
               <w:rPr>
                 <w:rFonts w:eastAsia="Arial" w:cs="Arial"/>
@@ -13357,7 +13606,7 @@
             </w:tcMar>
             <w:vAlign w:val="center"/>
           </w:tcPr>
-          <w:p>
+          <w:p ns2:paraId="3BBC15E3" ns2:textId="77777777">
             <w:r>
               <w:rPr>
                 <w:rFonts w:eastAsia="Arial" w:cs="Arial"/>
@@ -13389,7 +13638,7 @@
             </w:tcMar>
             <w:vAlign w:val="center"/>
           </w:tcPr>
-          <w:p>
+          <w:p ns2:paraId="39A08872" ns2:textId="77777777">
             <w:r>
               <w:rPr>
                 <w:rFonts w:eastAsia="Arial" w:cs="Arial"/>
@@ -13421,7 +13670,7 @@
             </w:tcMar>
             <w:vAlign w:val="center"/>
           </w:tcPr>
-          <w:p>
+          <w:p ns2:paraId="5E9F553A" ns2:textId="77777777">
             <w:r>
               <w:rPr>
                 <w:rFonts w:eastAsia="Arial" w:cs="Arial"/>
@@ -13436,7 +13685,7 @@
           </w:p>
         </w:tc>
       </w:tr>
-      <w:tr>
+      <w:tr ns2:paraId="0793E5A4" ns2:textId="77777777">
         <w:trPr>
           <w:cantSplit/>
         </w:trPr>
@@ -13456,7 +13705,7 @@
               <w:right w:w="100" w:type="dxa"/>
             </w:tcMar>
           </w:tcPr>
-          <w:p>
+          <w:p ns2:paraId="016CE0DD" ns2:textId="77777777">
             <w:r>
               <w:rPr>
                 <w:rFonts w:eastAsia="Arial" w:cs="Arial"/>
@@ -13483,7 +13732,7 @@
               <w:right w:w="100" w:type="dxa"/>
             </w:tcMar>
           </w:tcPr>
-          <w:p>
+          <w:p ns2:paraId="48FB4265" ns2:textId="77777777">
             <w:r>
               <w:rPr>
                 <w:rFonts w:eastAsia="Arial" w:cs="Arial"/>
@@ -13528,7 +13777,7 @@
               <w:right w:w="100" w:type="dxa"/>
             </w:tcMar>
           </w:tcPr>
-          <w:p>
+          <w:p ns2:paraId="6A2EFACD" ns2:textId="77777777">
             <w:r>
               <w:rPr>
                 <w:rFonts w:eastAsia="Arial" w:cs="Arial"/>
@@ -13555,7 +13804,7 @@
               <w:right w:w="100" w:type="dxa"/>
             </w:tcMar>
           </w:tcPr>
-          <w:p>
+          <w:p ns2:paraId="2758752C" ns2:textId="77777777">
             <w:r>
               <w:rPr>
                 <w:rFonts w:eastAsia="Arial" w:cs="Arial"/>
@@ -13585,7 +13834,7 @@
           </w:p>
         </w:tc>
       </w:tr>
-      <w:tr>
+      <w:tr ns2:paraId="5FC2B6CF" ns2:textId="77777777">
         <w:trPr>
           <w:cantSplit/>
         </w:trPr>
@@ -13605,7 +13854,7 @@
               <w:right w:w="100" w:type="dxa"/>
             </w:tcMar>
           </w:tcPr>
-          <w:p>
+          <w:p ns2:paraId="4FDD7116" ns2:textId="77777777">
             <w:r>
               <w:rPr>
                 <w:rFonts w:eastAsia="Arial" w:cs="Arial"/>
@@ -13632,7 +13881,7 @@
               <w:right w:w="100" w:type="dxa"/>
             </w:tcMar>
           </w:tcPr>
-          <w:p>
+          <w:p ns2:paraId="7D482EC8" ns2:textId="77777777">
             <w:r>
               <w:rPr>
                 <w:rFonts w:eastAsia="Arial" w:cs="Arial"/>
@@ -13695,7 +13944,7 @@
               <w:right w:w="100" w:type="dxa"/>
             </w:tcMar>
           </w:tcPr>
-          <w:p>
+          <w:p ns2:paraId="5537AE09" ns2:textId="77777777">
             <w:r>
               <w:rPr>
                 <w:rFonts w:eastAsia="Arial" w:cs="Arial"/>
@@ -13722,7 +13971,7 @@
               <w:right w:w="100" w:type="dxa"/>
             </w:tcMar>
           </w:tcPr>
-          <w:p>
+          <w:p ns2:paraId="541C6104" ns2:textId="77777777">
             <w:r>
               <w:rPr>
                 <w:rFonts w:eastAsia="Arial" w:cs="Arial"/>
@@ -13770,7 +14019,7 @@
           </w:p>
         </w:tc>
       </w:tr>
-      <w:tr>
+      <w:tr ns2:paraId="76CAFB4C" ns2:textId="77777777">
         <w:trPr>
           <w:cantSplit/>
         </w:trPr>
@@ -13790,7 +14039,7 @@
               <w:right w:w="100" w:type="dxa"/>
             </w:tcMar>
           </w:tcPr>
-          <w:p>
+          <w:p ns2:paraId="4BEC13AB" ns2:textId="77777777">
             <w:r>
               <w:rPr>
                 <w:rFonts w:eastAsia="Arial" w:cs="Arial"/>
@@ -13817,7 +14066,7 @@
               <w:right w:w="100" w:type="dxa"/>
             </w:tcMar>
           </w:tcPr>
-          <w:p>
+          <w:p ns2:paraId="3ABB5340" ns2:textId="77777777">
             <w:r>
               <w:rPr>
                 <w:rFonts w:eastAsia="Arial" w:cs="Arial"/>
@@ -13862,7 +14111,7 @@
               <w:right w:w="100" w:type="dxa"/>
             </w:tcMar>
           </w:tcPr>
-          <w:p>
+          <w:p ns2:paraId="3F7586B5" ns2:textId="77777777">
             <w:r>
               <w:rPr>
                 <w:rFonts w:eastAsia="Arial" w:cs="Arial"/>
@@ -13889,7 +14138,7 @@
               <w:right w:w="100" w:type="dxa"/>
             </w:tcMar>
           </w:tcPr>
-          <w:p>
+          <w:p ns2:paraId="1ABD9A09" ns2:textId="77777777">
             <w:r>
               <w:rPr>
                 <w:rFonts w:eastAsia="Arial" w:cs="Arial"/>
@@ -13919,7 +14168,7 @@
           </w:p>
         </w:tc>
       </w:tr>
-      <w:tr>
+      <w:tr ns2:paraId="0CD00A23" ns2:textId="77777777">
         <w:trPr>
           <w:cantSplit/>
         </w:trPr>
@@ -13939,7 +14188,7 @@
               <w:right w:w="100" w:type="dxa"/>
             </w:tcMar>
           </w:tcPr>
-          <w:p>
+          <w:p ns2:paraId="64177D01" ns2:textId="77777777">
             <w:r>
               <w:rPr>
                 <w:rFonts w:eastAsia="Arial" w:cs="Arial"/>
@@ -13966,7 +14215,7 @@
               <w:right w:w="100" w:type="dxa"/>
             </w:tcMar>
           </w:tcPr>
-          <w:p>
+          <w:p ns2:paraId="74238CDE" ns2:textId="77777777">
             <w:r>
               <w:rPr>
                 <w:rFonts w:eastAsia="Arial" w:cs="Arial"/>
@@ -14011,7 +14260,7 @@
               <w:right w:w="100" w:type="dxa"/>
             </w:tcMar>
           </w:tcPr>
-          <w:p>
+          <w:p ns2:paraId="12E00402" ns2:textId="77777777">
             <w:r>
               <w:rPr>
                 <w:rFonts w:eastAsia="Arial" w:cs="Arial"/>
@@ -14038,7 +14287,7 @@
               <w:right w:w="100" w:type="dxa"/>
             </w:tcMar>
           </w:tcPr>
-          <w:p>
+          <w:p ns2:paraId="37066EA9" ns2:textId="77777777">
             <w:r>
               <w:rPr>
                 <w:rFonts w:eastAsia="Arial" w:cs="Arial"/>
@@ -14104,7 +14353,7 @@
           </w:p>
         </w:tc>
       </w:tr>
-      <w:tr>
+      <w:tr ns2:paraId="04E315E6" ns2:textId="77777777">
         <w:trPr>
           <w:cantSplit/>
         </w:trPr>
@@ -14124,7 +14373,7 @@
               <w:right w:w="100" w:type="dxa"/>
             </w:tcMar>
           </w:tcPr>
-          <w:p>
+          <w:p ns2:paraId="242191CB" ns2:textId="77777777">
             <w:r>
               <w:rPr>
                 <w:rFonts w:eastAsia="Arial" w:cs="Arial"/>
@@ -14151,7 +14400,7 @@
               <w:right w:w="100" w:type="dxa"/>
             </w:tcMar>
           </w:tcPr>
-          <w:p>
+          <w:p ns2:paraId="36E2F19D" ns2:textId="77777777">
             <w:r>
               <w:rPr>
                 <w:rFonts w:eastAsia="Arial" w:cs="Arial"/>
@@ -14196,7 +14445,7 @@
               <w:right w:w="100" w:type="dxa"/>
             </w:tcMar>
           </w:tcPr>
-          <w:p>
+          <w:p ns2:paraId="3B5BD7D9" ns2:textId="77777777">
             <w:r>
               <w:rPr>
                 <w:rFonts w:eastAsia="Arial" w:cs="Arial"/>
@@ -14223,7 +14472,7 @@
               <w:right w:w="100" w:type="dxa"/>
             </w:tcMar>
           </w:tcPr>
-          <w:p>
+          <w:p ns2:paraId="4D746211" ns2:textId="77777777">
             <w:r>
               <w:rPr>
                 <w:rFonts w:eastAsia="Arial" w:cs="Arial"/>
@@ -14272,7 +14521,7 @@
         </w:tc>
       </w:tr>
     </w:tbl>
-    <w:p>
+    <w:p ns2:paraId="16CBC55D" ns2:textId="77777777">
       <w:pPr>
         <w:pStyle w:val="Heading2"/>
       </w:pPr>
@@ -14299,7 +14548,7 @@
         <w:t>核心价值主张</w:t>
       </w:r>
     </w:p>
-    <w:p>
+    <w:p ns2:paraId="225F4C17" ns2:textId="77777777">
       <w:pPr>
         <w:spacing w:after="120"/>
       </w:pPr>
@@ -14382,7 +14631,7 @@
         <w:t>覆盖度检查、实时辅导提示和快速改进插入，而不是在提交后才提供。</w:t>
       </w:r>
     </w:p>
-    <w:p>
+    <w:p ns2:paraId="3CF6D6E3" ns2:textId="77777777">
       <w:pPr>
         <w:spacing w:after="120"/>
       </w:pPr>
@@ -14411,12 +14660,12 @@
         <w:t>这一价值主张基于用户体验而非功能堆砌。我们的用户研究表明，第一大痛点不是功能不足，而是准备过程中缺乏可信赖的、可操作的指导。</w:t>
       </w:r>
     </w:p>
-    <w:p>
+    <w:p ns2:paraId="649E95B5" ns2:textId="77777777">
       <w:r>
         <w:br w:type="page"/>
       </w:r>
     </w:p>
-    <w:p>
+    <w:p ns2:paraId="32E23964" ns2:textId="77777777">
       <w:pPr>
         <w:pStyle w:val="Heading1"/>
       </w:pPr>
@@ -14444,7 +14693,7 @@
         <w:t>参考文献</w:t>
       </w:r>
     </w:p>
-    <w:p>
+    <w:p ns2:paraId="2BC075BD" ns2:textId="77777777">
       <w:pPr>
         <w:spacing w:after="80"/>
       </w:pPr>
@@ -14457,7 +14706,7 @@
         <w:t>[1] COMP7505 Group Project Description. Moodle: COMP7505 → Project.</w:t>
       </w:r>
     </w:p>
-    <w:p>
+    <w:p ns2:paraId="1171A749" ns2:textId="77777777">
       <w:pPr>
         <w:spacing w:after="80"/>
       </w:pPr>
@@ -14470,7 +14719,7 @@
         <w:t>[2] COMP7505 Workshop Handout Day 1–6. Various topics on user research, interaction design, prototyping, and evaluation.</w:t>
       </w:r>
     </w:p>
-    <w:p>
+    <w:p ns2:paraId="502B43E8" ns2:textId="77777777">
       <w:pPr>
         <w:spacing w:after="80"/>
       </w:pPr>
@@ -14483,7 +14732,7 @@
         <w:t>[3] Nielsen, J. (1994). "10 Usability Heuristics for User Interface Design." Nielsen Norman Group.</w:t>
       </w:r>
     </w:p>
-    <w:p>
+    <w:p ns2:paraId="26D8F173" ns2:textId="77777777">
       <w:pPr>
         <w:spacing w:after="80"/>
       </w:pPr>
@@ -14496,7 +14745,7 @@
         <w:t>[4] Norman, D. (2013). The Design of Everyday Things: Revised and Expanded Edition. Basic Books.</w:t>
       </w:r>
     </w:p>
-    <w:p>
+    <w:p ns2:paraId="6BB39E45" ns2:textId="77777777">
       <w:pPr>
         <w:spacing w:after="80"/>
       </w:pPr>
@@ -14509,7 +14758,7 @@
         <w:t>[5] Polson, P. G., Lewis, C., Rieman, J., &amp; Wharton, C. (1992). "Cognitive Walkthroughs: A Method for Theory-Based Evaluation of User Interfaces." International Journal of Man-Machine Studies, 36(5), 741–773.</w:t>
       </w:r>
     </w:p>
-    <w:p>
+    <w:p ns2:paraId="64CBA092" ns2:textId="77777777">
       <w:pPr>
         <w:spacing w:after="80"/>
       </w:pPr>
@@ -14523,7 +14772,7 @@
       </w:r>
     </w:p>
     <w:sectPr>
-      <w:footerReference w:type="default" r:id="rId20"/>
+      <w:footerReference w:type="default" ns7:id="rId20"/>
       <w:pgSz w:w="12240" w:h="15840"/>
       <w:pgMar w:top="1440" w:right="1440" w:bottom="1440" w:left="1440" w:header="708" w:footer="708" w:gutter="0"/>
       <w:cols w:space="720"/>

--- a/COMP7505_Group_Project_Report.docx
+++ b/COMP7505_Group_Project_Report.docx
@@ -150,22 +150,6 @@
         <w:gridCol w:w="2704"/>
       </w:tblGrid>
       <w:tr>
-        <w:tblPrEx>
-          <w:tblBorders>
-            <w:top w:val="single" w:color="auto" w:sz="4" w:space="0"/>
-            <w:left w:val="single" w:color="auto" w:sz="4" w:space="0"/>
-            <w:bottom w:val="single" w:color="auto" w:sz="4" w:space="0"/>
-            <w:right w:val="single" w:color="auto" w:sz="4" w:space="0"/>
-            <w:insideH w:val="single" w:color="auto" w:sz="4" w:space="0"/>
-            <w:insideV w:val="single" w:color="auto" w:sz="4" w:space="0"/>
-          </w:tblBorders>
-          <w:tblCellMar>
-            <w:top w:w="0" w:type="dxa"/>
-            <w:left w:w="10" w:type="dxa"/>
-            <w:bottom w:w="0" w:type="dxa"/>
-            <w:right w:w="10" w:type="dxa"/>
-          </w:tblCellMar>
-        </w:tblPrEx>
         <w:trPr>
           <w:cantSplit/>
         </w:trPr>
@@ -299,22 +283,6 @@
         </w:tc>
       </w:tr>
       <w:tr>
-        <w:tblPrEx>
-          <w:tblBorders>
-            <w:top w:val="single" w:color="auto" w:sz="4" w:space="0"/>
-            <w:left w:val="single" w:color="auto" w:sz="4" w:space="0"/>
-            <w:bottom w:val="single" w:color="auto" w:sz="4" w:space="0"/>
-            <w:right w:val="single" w:color="auto" w:sz="4" w:space="0"/>
-            <w:insideH w:val="single" w:color="auto" w:sz="4" w:space="0"/>
-            <w:insideV w:val="single" w:color="auto" w:sz="4" w:space="0"/>
-          </w:tblBorders>
-          <w:tblCellMar>
-            <w:top w:w="0" w:type="dxa"/>
-            <w:left w:w="10" w:type="dxa"/>
-            <w:bottom w:w="0" w:type="dxa"/>
-            <w:right w:w="10" w:type="dxa"/>
-          </w:tblCellMar>
-        </w:tblPrEx>
         <w:trPr>
           <w:cantSplit/>
         </w:trPr>
@@ -428,22 +396,6 @@
         </w:tc>
       </w:tr>
       <w:tr>
-        <w:tblPrEx>
-          <w:tblBorders>
-            <w:top w:val="single" w:color="auto" w:sz="4" w:space="0"/>
-            <w:left w:val="single" w:color="auto" w:sz="4" w:space="0"/>
-            <w:bottom w:val="single" w:color="auto" w:sz="4" w:space="0"/>
-            <w:right w:val="single" w:color="auto" w:sz="4" w:space="0"/>
-            <w:insideH w:val="single" w:color="auto" w:sz="4" w:space="0"/>
-            <w:insideV w:val="single" w:color="auto" w:sz="4" w:space="0"/>
-          </w:tblBorders>
-          <w:tblCellMar>
-            <w:top w:w="0" w:type="dxa"/>
-            <w:left w:w="10" w:type="dxa"/>
-            <w:bottom w:w="0" w:type="dxa"/>
-            <w:right w:w="10" w:type="dxa"/>
-          </w:tblCellMar>
-        </w:tblPrEx>
         <w:trPr>
           <w:cantSplit/>
         </w:trPr>
@@ -557,22 +509,6 @@
         </w:tc>
       </w:tr>
       <w:tr>
-        <w:tblPrEx>
-          <w:tblBorders>
-            <w:top w:val="single" w:color="auto" w:sz="4" w:space="0"/>
-            <w:left w:val="single" w:color="auto" w:sz="4" w:space="0"/>
-            <w:bottom w:val="single" w:color="auto" w:sz="4" w:space="0"/>
-            <w:right w:val="single" w:color="auto" w:sz="4" w:space="0"/>
-            <w:insideH w:val="single" w:color="auto" w:sz="4" w:space="0"/>
-            <w:insideV w:val="single" w:color="auto" w:sz="4" w:space="0"/>
-          </w:tblBorders>
-          <w:tblCellMar>
-            <w:top w:w="0" w:type="dxa"/>
-            <w:left w:w="10" w:type="dxa"/>
-            <w:bottom w:w="0" w:type="dxa"/>
-            <w:right w:w="10" w:type="dxa"/>
-          </w:tblCellMar>
-        </w:tblPrEx>
         <w:trPr>
           <w:cantSplit/>
         </w:trPr>
@@ -686,22 +622,6 @@
         </w:tc>
       </w:tr>
       <w:tr>
-        <w:tblPrEx>
-          <w:tblBorders>
-            <w:top w:val="single" w:color="auto" w:sz="4" w:space="0"/>
-            <w:left w:val="single" w:color="auto" w:sz="4" w:space="0"/>
-            <w:bottom w:val="single" w:color="auto" w:sz="4" w:space="0"/>
-            <w:right w:val="single" w:color="auto" w:sz="4" w:space="0"/>
-            <w:insideH w:val="single" w:color="auto" w:sz="4" w:space="0"/>
-            <w:insideV w:val="single" w:color="auto" w:sz="4" w:space="0"/>
-          </w:tblBorders>
-          <w:tblCellMar>
-            <w:top w:w="0" w:type="dxa"/>
-            <w:left w:w="10" w:type="dxa"/>
-            <w:bottom w:w="0" w:type="dxa"/>
-            <w:right w:w="10" w:type="dxa"/>
-          </w:tblCellMar>
-        </w:tblPrEx>
         <w:trPr>
           <w:cantSplit/>
         </w:trPr>
@@ -815,22 +735,6 @@
         </w:tc>
       </w:tr>
       <w:tr>
-        <w:tblPrEx>
-          <w:tblBorders>
-            <w:top w:val="single" w:color="auto" w:sz="4" w:space="0"/>
-            <w:left w:val="single" w:color="auto" w:sz="4" w:space="0"/>
-            <w:bottom w:val="single" w:color="auto" w:sz="4" w:space="0"/>
-            <w:right w:val="single" w:color="auto" w:sz="4" w:space="0"/>
-            <w:insideH w:val="single" w:color="auto" w:sz="4" w:space="0"/>
-            <w:insideV w:val="single" w:color="auto" w:sz="4" w:space="0"/>
-          </w:tblBorders>
-          <w:tblCellMar>
-            <w:top w:w="0" w:type="dxa"/>
-            <w:left w:w="10" w:type="dxa"/>
-            <w:bottom w:w="0" w:type="dxa"/>
-            <w:right w:w="10" w:type="dxa"/>
-          </w:tblCellMar>
-        </w:tblPrEx>
         <w:trPr>
           <w:cantSplit/>
         </w:trPr>
@@ -944,22 +848,6 @@
         </w:tc>
       </w:tr>
       <w:tr>
-        <w:tblPrEx>
-          <w:tblBorders>
-            <w:top w:val="single" w:color="auto" w:sz="4" w:space="0"/>
-            <w:left w:val="single" w:color="auto" w:sz="4" w:space="0"/>
-            <w:bottom w:val="single" w:color="auto" w:sz="4" w:space="0"/>
-            <w:right w:val="single" w:color="auto" w:sz="4" w:space="0"/>
-            <w:insideH w:val="single" w:color="auto" w:sz="4" w:space="0"/>
-            <w:insideV w:val="single" w:color="auto" w:sz="4" w:space="0"/>
-          </w:tblBorders>
-          <w:tblCellMar>
-            <w:top w:w="0" w:type="dxa"/>
-            <w:left w:w="10" w:type="dxa"/>
-            <w:bottom w:w="0" w:type="dxa"/>
-            <w:right w:w="10" w:type="dxa"/>
-          </w:tblCellMar>
-        </w:tblPrEx>
         <w:trPr>
           <w:cantSplit/>
         </w:trPr>
@@ -1073,22 +961,6 @@
         </w:tc>
       </w:tr>
       <w:tr>
-        <w:tblPrEx>
-          <w:tblBorders>
-            <w:top w:val="single" w:color="auto" w:sz="4" w:space="0"/>
-            <w:left w:val="single" w:color="auto" w:sz="4" w:space="0"/>
-            <w:bottom w:val="single" w:color="auto" w:sz="4" w:space="0"/>
-            <w:right w:val="single" w:color="auto" w:sz="4" w:space="0"/>
-            <w:insideH w:val="single" w:color="auto" w:sz="4" w:space="0"/>
-            <w:insideV w:val="single" w:color="auto" w:sz="4" w:space="0"/>
-          </w:tblBorders>
-          <w:tblCellMar>
-            <w:top w:w="0" w:type="dxa"/>
-            <w:left w:w="10" w:type="dxa"/>
-            <w:bottom w:w="0" w:type="dxa"/>
-            <w:right w:w="10" w:type="dxa"/>
-          </w:tblCellMar>
-        </w:tblPrEx>
         <w:trPr>
           <w:cantSplit/>
         </w:trPr>
@@ -1202,22 +1074,6 @@
         </w:tc>
       </w:tr>
       <w:tr>
-        <w:tblPrEx>
-          <w:tblBorders>
-            <w:top w:val="single" w:color="auto" w:sz="4" w:space="0"/>
-            <w:left w:val="single" w:color="auto" w:sz="4" w:space="0"/>
-            <w:bottom w:val="single" w:color="auto" w:sz="4" w:space="0"/>
-            <w:right w:val="single" w:color="auto" w:sz="4" w:space="0"/>
-            <w:insideH w:val="single" w:color="auto" w:sz="4" w:space="0"/>
-            <w:insideV w:val="single" w:color="auto" w:sz="4" w:space="0"/>
-          </w:tblBorders>
-          <w:tblCellMar>
-            <w:top w:w="0" w:type="dxa"/>
-            <w:left w:w="10" w:type="dxa"/>
-            <w:bottom w:w="0" w:type="dxa"/>
-            <w:right w:w="10" w:type="dxa"/>
-          </w:tblCellMar>
-        </w:tblPrEx>
         <w:trPr>
           <w:cantSplit/>
         </w:trPr>
@@ -1651,12 +1507,7 @@
         <w:pStyle w:val="2"/>
       </w:pPr>
       <w:r>
-        <w:t>Deliverable 1: User Needs &amp; Project Definition 交</w:t>
-      </w:r>
-      <w:bookmarkStart w:id="0" w:name="_GoBack"/>
-      <w:bookmarkEnd w:id="0"/>
-      <w:r>
-        <w:t>付物 1：用户需求与项目定义</w:t>
+        <w:t>Deliverable 1: User Needs &amp; Project Definition 交付物 1：用户需求与项目定义</w:t>
       </w:r>
     </w:p>
     <w:p>
@@ -1720,22 +1571,6 @@
         <w:gridCol w:w="6960"/>
       </w:tblGrid>
       <w:tr>
-        <w:tblPrEx>
-          <w:tblBorders>
-            <w:top w:val="single" w:color="auto" w:sz="4" w:space="0"/>
-            <w:left w:val="single" w:color="auto" w:sz="4" w:space="0"/>
-            <w:bottom w:val="single" w:color="auto" w:sz="4" w:space="0"/>
-            <w:right w:val="single" w:color="auto" w:sz="4" w:space="0"/>
-            <w:insideH w:val="single" w:color="auto" w:sz="4" w:space="0"/>
-            <w:insideV w:val="single" w:color="auto" w:sz="4" w:space="0"/>
-          </w:tblBorders>
-          <w:tblCellMar>
-            <w:top w:w="0" w:type="dxa"/>
-            <w:left w:w="10" w:type="dxa"/>
-            <w:bottom w:w="0" w:type="dxa"/>
-            <w:right w:w="10" w:type="dxa"/>
-          </w:tblCellMar>
-        </w:tblPrEx>
         <w:trPr>
           <w:cantSplit/>
         </w:trPr>
@@ -1805,22 +1640,6 @@
         </w:tc>
       </w:tr>
       <w:tr>
-        <w:tblPrEx>
-          <w:tblBorders>
-            <w:top w:val="single" w:color="auto" w:sz="4" w:space="0"/>
-            <w:left w:val="single" w:color="auto" w:sz="4" w:space="0"/>
-            <w:bottom w:val="single" w:color="auto" w:sz="4" w:space="0"/>
-            <w:right w:val="single" w:color="auto" w:sz="4" w:space="0"/>
-            <w:insideH w:val="single" w:color="auto" w:sz="4" w:space="0"/>
-            <w:insideV w:val="single" w:color="auto" w:sz="4" w:space="0"/>
-          </w:tblBorders>
-          <w:tblCellMar>
-            <w:top w:w="0" w:type="dxa"/>
-            <w:left w:w="10" w:type="dxa"/>
-            <w:bottom w:w="0" w:type="dxa"/>
-            <w:right w:w="10" w:type="dxa"/>
-          </w:tblCellMar>
-        </w:tblPrEx>
         <w:trPr>
           <w:cantSplit/>
         </w:trPr>
@@ -1889,22 +1708,6 @@
         </w:tc>
       </w:tr>
       <w:tr>
-        <w:tblPrEx>
-          <w:tblBorders>
-            <w:top w:val="single" w:color="auto" w:sz="4" w:space="0"/>
-            <w:left w:val="single" w:color="auto" w:sz="4" w:space="0"/>
-            <w:bottom w:val="single" w:color="auto" w:sz="4" w:space="0"/>
-            <w:right w:val="single" w:color="auto" w:sz="4" w:space="0"/>
-            <w:insideH w:val="single" w:color="auto" w:sz="4" w:space="0"/>
-            <w:insideV w:val="single" w:color="auto" w:sz="4" w:space="0"/>
-          </w:tblBorders>
-          <w:tblCellMar>
-            <w:top w:w="0" w:type="dxa"/>
-            <w:left w:w="10" w:type="dxa"/>
-            <w:bottom w:w="0" w:type="dxa"/>
-            <w:right w:w="10" w:type="dxa"/>
-          </w:tblCellMar>
-        </w:tblPrEx>
         <w:trPr>
           <w:cantSplit/>
         </w:trPr>
@@ -1973,22 +1776,6 @@
         </w:tc>
       </w:tr>
       <w:tr>
-        <w:tblPrEx>
-          <w:tblBorders>
-            <w:top w:val="single" w:color="auto" w:sz="4" w:space="0"/>
-            <w:left w:val="single" w:color="auto" w:sz="4" w:space="0"/>
-            <w:bottom w:val="single" w:color="auto" w:sz="4" w:space="0"/>
-            <w:right w:val="single" w:color="auto" w:sz="4" w:space="0"/>
-            <w:insideH w:val="single" w:color="auto" w:sz="4" w:space="0"/>
-            <w:insideV w:val="single" w:color="auto" w:sz="4" w:space="0"/>
-          </w:tblBorders>
-          <w:tblCellMar>
-            <w:top w:w="0" w:type="dxa"/>
-            <w:left w:w="10" w:type="dxa"/>
-            <w:bottom w:w="0" w:type="dxa"/>
-            <w:right w:w="10" w:type="dxa"/>
-          </w:tblCellMar>
-        </w:tblPrEx>
         <w:trPr>
           <w:cantSplit/>
         </w:trPr>
@@ -2052,22 +1839,6 @@
         </w:tc>
       </w:tr>
       <w:tr>
-        <w:tblPrEx>
-          <w:tblBorders>
-            <w:top w:val="single" w:color="auto" w:sz="4" w:space="0"/>
-            <w:left w:val="single" w:color="auto" w:sz="4" w:space="0"/>
-            <w:bottom w:val="single" w:color="auto" w:sz="4" w:space="0"/>
-            <w:right w:val="single" w:color="auto" w:sz="4" w:space="0"/>
-            <w:insideH w:val="single" w:color="auto" w:sz="4" w:space="0"/>
-            <w:insideV w:val="single" w:color="auto" w:sz="4" w:space="0"/>
-          </w:tblBorders>
-          <w:tblCellMar>
-            <w:top w:w="0" w:type="dxa"/>
-            <w:left w:w="10" w:type="dxa"/>
-            <w:bottom w:w="0" w:type="dxa"/>
-            <w:right w:w="10" w:type="dxa"/>
-          </w:tblCellMar>
-        </w:tblPrEx>
         <w:trPr>
           <w:cantSplit/>
         </w:trPr>
@@ -2145,22 +1916,6 @@
         </w:tc>
       </w:tr>
       <w:tr>
-        <w:tblPrEx>
-          <w:tblBorders>
-            <w:top w:val="single" w:color="auto" w:sz="4" w:space="0"/>
-            <w:left w:val="single" w:color="auto" w:sz="4" w:space="0"/>
-            <w:bottom w:val="single" w:color="auto" w:sz="4" w:space="0"/>
-            <w:right w:val="single" w:color="auto" w:sz="4" w:space="0"/>
-            <w:insideH w:val="single" w:color="auto" w:sz="4" w:space="0"/>
-            <w:insideV w:val="single" w:color="auto" w:sz="4" w:space="0"/>
-          </w:tblBorders>
-          <w:tblCellMar>
-            <w:top w:w="0" w:type="dxa"/>
-            <w:left w:w="10" w:type="dxa"/>
-            <w:bottom w:w="0" w:type="dxa"/>
-            <w:right w:w="10" w:type="dxa"/>
-          </w:tblCellMar>
-        </w:tblPrEx>
         <w:trPr>
           <w:cantSplit/>
         </w:trPr>
@@ -2238,22 +1993,6 @@
         </w:tc>
       </w:tr>
       <w:tr>
-        <w:tblPrEx>
-          <w:tblBorders>
-            <w:top w:val="single" w:color="auto" w:sz="4" w:space="0"/>
-            <w:left w:val="single" w:color="auto" w:sz="4" w:space="0"/>
-            <w:bottom w:val="single" w:color="auto" w:sz="4" w:space="0"/>
-            <w:right w:val="single" w:color="auto" w:sz="4" w:space="0"/>
-            <w:insideH w:val="single" w:color="auto" w:sz="4" w:space="0"/>
-            <w:insideV w:val="single" w:color="auto" w:sz="4" w:space="0"/>
-          </w:tblBorders>
-          <w:tblCellMar>
-            <w:top w:w="0" w:type="dxa"/>
-            <w:left w:w="10" w:type="dxa"/>
-            <w:bottom w:w="0" w:type="dxa"/>
-            <w:right w:w="10" w:type="dxa"/>
-          </w:tblCellMar>
-        </w:tblPrEx>
         <w:trPr>
           <w:cantSplit/>
         </w:trPr>
@@ -2357,22 +2096,6 @@
         <w:gridCol w:w="4560"/>
       </w:tblGrid>
       <w:tr>
-        <w:tblPrEx>
-          <w:tblBorders>
-            <w:top w:val="single" w:color="auto" w:sz="4" w:space="0"/>
-            <w:left w:val="single" w:color="auto" w:sz="4" w:space="0"/>
-            <w:bottom w:val="single" w:color="auto" w:sz="4" w:space="0"/>
-            <w:right w:val="single" w:color="auto" w:sz="4" w:space="0"/>
-            <w:insideH w:val="single" w:color="auto" w:sz="4" w:space="0"/>
-            <w:insideV w:val="single" w:color="auto" w:sz="4" w:space="0"/>
-          </w:tblBorders>
-          <w:tblCellMar>
-            <w:top w:w="0" w:type="dxa"/>
-            <w:left w:w="10" w:type="dxa"/>
-            <w:bottom w:w="0" w:type="dxa"/>
-            <w:right w:w="10" w:type="dxa"/>
-          </w:tblCellMar>
-        </w:tblPrEx>
         <w:trPr>
           <w:cantSplit/>
         </w:trPr>
@@ -2474,22 +2197,6 @@
         </w:tc>
       </w:tr>
       <w:tr>
-        <w:tblPrEx>
-          <w:tblBorders>
-            <w:top w:val="single" w:color="auto" w:sz="4" w:space="0"/>
-            <w:left w:val="single" w:color="auto" w:sz="4" w:space="0"/>
-            <w:bottom w:val="single" w:color="auto" w:sz="4" w:space="0"/>
-            <w:right w:val="single" w:color="auto" w:sz="4" w:space="0"/>
-            <w:insideH w:val="single" w:color="auto" w:sz="4" w:space="0"/>
-            <w:insideV w:val="single" w:color="auto" w:sz="4" w:space="0"/>
-          </w:tblBorders>
-          <w:tblCellMar>
-            <w:top w:w="0" w:type="dxa"/>
-            <w:left w:w="10" w:type="dxa"/>
-            <w:bottom w:w="0" w:type="dxa"/>
-            <w:right w:w="10" w:type="dxa"/>
-          </w:tblCellMar>
-        </w:tblPrEx>
         <w:trPr>
           <w:cantSplit/>
         </w:trPr>
@@ -2580,22 +2287,6 @@
         </w:tc>
       </w:tr>
       <w:tr>
-        <w:tblPrEx>
-          <w:tblBorders>
-            <w:top w:val="single" w:color="auto" w:sz="4" w:space="0"/>
-            <w:left w:val="single" w:color="auto" w:sz="4" w:space="0"/>
-            <w:bottom w:val="single" w:color="auto" w:sz="4" w:space="0"/>
-            <w:right w:val="single" w:color="auto" w:sz="4" w:space="0"/>
-            <w:insideH w:val="single" w:color="auto" w:sz="4" w:space="0"/>
-            <w:insideV w:val="single" w:color="auto" w:sz="4" w:space="0"/>
-          </w:tblBorders>
-          <w:tblCellMar>
-            <w:top w:w="0" w:type="dxa"/>
-            <w:left w:w="10" w:type="dxa"/>
-            <w:bottom w:w="0" w:type="dxa"/>
-            <w:right w:w="10" w:type="dxa"/>
-          </w:tblCellMar>
-        </w:tblPrEx>
         <w:trPr>
           <w:cantSplit/>
         </w:trPr>
@@ -2686,22 +2377,6 @@
         </w:tc>
       </w:tr>
       <w:tr>
-        <w:tblPrEx>
-          <w:tblBorders>
-            <w:top w:val="single" w:color="auto" w:sz="4" w:space="0"/>
-            <w:left w:val="single" w:color="auto" w:sz="4" w:space="0"/>
-            <w:bottom w:val="single" w:color="auto" w:sz="4" w:space="0"/>
-            <w:right w:val="single" w:color="auto" w:sz="4" w:space="0"/>
-            <w:insideH w:val="single" w:color="auto" w:sz="4" w:space="0"/>
-            <w:insideV w:val="single" w:color="auto" w:sz="4" w:space="0"/>
-          </w:tblBorders>
-          <w:tblCellMar>
-            <w:top w:w="0" w:type="dxa"/>
-            <w:left w:w="10" w:type="dxa"/>
-            <w:bottom w:w="0" w:type="dxa"/>
-            <w:right w:w="10" w:type="dxa"/>
-          </w:tblCellMar>
-        </w:tblPrEx>
         <w:trPr>
           <w:cantSplit/>
         </w:trPr>
@@ -2792,22 +2467,6 @@
         </w:tc>
       </w:tr>
       <w:tr>
-        <w:tblPrEx>
-          <w:tblBorders>
-            <w:top w:val="single" w:color="auto" w:sz="4" w:space="0"/>
-            <w:left w:val="single" w:color="auto" w:sz="4" w:space="0"/>
-            <w:bottom w:val="single" w:color="auto" w:sz="4" w:space="0"/>
-            <w:right w:val="single" w:color="auto" w:sz="4" w:space="0"/>
-            <w:insideH w:val="single" w:color="auto" w:sz="4" w:space="0"/>
-            <w:insideV w:val="single" w:color="auto" w:sz="4" w:space="0"/>
-          </w:tblBorders>
-          <w:tblCellMar>
-            <w:top w:w="0" w:type="dxa"/>
-            <w:left w:w="10" w:type="dxa"/>
-            <w:bottom w:w="0" w:type="dxa"/>
-            <w:right w:w="10" w:type="dxa"/>
-          </w:tblCellMar>
-        </w:tblPrEx>
         <w:trPr>
           <w:cantSplit/>
         </w:trPr>
@@ -2898,22 +2557,6 @@
         </w:tc>
       </w:tr>
       <w:tr>
-        <w:tblPrEx>
-          <w:tblBorders>
-            <w:top w:val="single" w:color="auto" w:sz="4" w:space="0"/>
-            <w:left w:val="single" w:color="auto" w:sz="4" w:space="0"/>
-            <w:bottom w:val="single" w:color="auto" w:sz="4" w:space="0"/>
-            <w:right w:val="single" w:color="auto" w:sz="4" w:space="0"/>
-            <w:insideH w:val="single" w:color="auto" w:sz="4" w:space="0"/>
-            <w:insideV w:val="single" w:color="auto" w:sz="4" w:space="0"/>
-          </w:tblBorders>
-          <w:tblCellMar>
-            <w:top w:w="0" w:type="dxa"/>
-            <w:left w:w="10" w:type="dxa"/>
-            <w:bottom w:w="0" w:type="dxa"/>
-            <w:right w:w="10" w:type="dxa"/>
-          </w:tblCellMar>
-        </w:tblPrEx>
         <w:trPr>
           <w:cantSplit/>
         </w:trPr>
@@ -3137,22 +2780,6 @@
         <w:gridCol w:w="6360"/>
       </w:tblGrid>
       <w:tr>
-        <w:tblPrEx>
-          <w:tblBorders>
-            <w:top w:val="single" w:color="auto" w:sz="4" w:space="0"/>
-            <w:left w:val="single" w:color="auto" w:sz="4" w:space="0"/>
-            <w:bottom w:val="single" w:color="auto" w:sz="4" w:space="0"/>
-            <w:right w:val="single" w:color="auto" w:sz="4" w:space="0"/>
-            <w:insideH w:val="single" w:color="auto" w:sz="4" w:space="0"/>
-            <w:insideV w:val="single" w:color="auto" w:sz="4" w:space="0"/>
-          </w:tblBorders>
-          <w:tblCellMar>
-            <w:top w:w="0" w:type="dxa"/>
-            <w:left w:w="10" w:type="dxa"/>
-            <w:bottom w:w="0" w:type="dxa"/>
-            <w:right w:w="10" w:type="dxa"/>
-          </w:tblCellMar>
-        </w:tblPrEx>
         <w:trPr>
           <w:cantSplit/>
         </w:trPr>
@@ -3222,22 +2849,6 @@
         </w:tc>
       </w:tr>
       <w:tr>
-        <w:tblPrEx>
-          <w:tblBorders>
-            <w:top w:val="single" w:color="auto" w:sz="4" w:space="0"/>
-            <w:left w:val="single" w:color="auto" w:sz="4" w:space="0"/>
-            <w:bottom w:val="single" w:color="auto" w:sz="4" w:space="0"/>
-            <w:right w:val="single" w:color="auto" w:sz="4" w:space="0"/>
-            <w:insideH w:val="single" w:color="auto" w:sz="4" w:space="0"/>
-            <w:insideV w:val="single" w:color="auto" w:sz="4" w:space="0"/>
-          </w:tblBorders>
-          <w:tblCellMar>
-            <w:top w:w="0" w:type="dxa"/>
-            <w:left w:w="10" w:type="dxa"/>
-            <w:bottom w:w="0" w:type="dxa"/>
-            <w:right w:w="10" w:type="dxa"/>
-          </w:tblCellMar>
-        </w:tblPrEx>
         <w:trPr>
           <w:cantSplit/>
         </w:trPr>
@@ -3301,22 +2912,6 @@
         </w:tc>
       </w:tr>
       <w:tr>
-        <w:tblPrEx>
-          <w:tblBorders>
-            <w:top w:val="single" w:color="auto" w:sz="4" w:space="0"/>
-            <w:left w:val="single" w:color="auto" w:sz="4" w:space="0"/>
-            <w:bottom w:val="single" w:color="auto" w:sz="4" w:space="0"/>
-            <w:right w:val="single" w:color="auto" w:sz="4" w:space="0"/>
-            <w:insideH w:val="single" w:color="auto" w:sz="4" w:space="0"/>
-            <w:insideV w:val="single" w:color="auto" w:sz="4" w:space="0"/>
-          </w:tblBorders>
-          <w:tblCellMar>
-            <w:top w:w="0" w:type="dxa"/>
-            <w:left w:w="10" w:type="dxa"/>
-            <w:bottom w:w="0" w:type="dxa"/>
-            <w:right w:w="10" w:type="dxa"/>
-          </w:tblCellMar>
-        </w:tblPrEx>
         <w:trPr>
           <w:cantSplit/>
         </w:trPr>
@@ -3380,22 +2975,6 @@
         </w:tc>
       </w:tr>
       <w:tr>
-        <w:tblPrEx>
-          <w:tblBorders>
-            <w:top w:val="single" w:color="auto" w:sz="4" w:space="0"/>
-            <w:left w:val="single" w:color="auto" w:sz="4" w:space="0"/>
-            <w:bottom w:val="single" w:color="auto" w:sz="4" w:space="0"/>
-            <w:right w:val="single" w:color="auto" w:sz="4" w:space="0"/>
-            <w:insideH w:val="single" w:color="auto" w:sz="4" w:space="0"/>
-            <w:insideV w:val="single" w:color="auto" w:sz="4" w:space="0"/>
-          </w:tblBorders>
-          <w:tblCellMar>
-            <w:top w:w="0" w:type="dxa"/>
-            <w:left w:w="10" w:type="dxa"/>
-            <w:bottom w:w="0" w:type="dxa"/>
-            <w:right w:w="10" w:type="dxa"/>
-          </w:tblCellMar>
-        </w:tblPrEx>
         <w:trPr>
           <w:cantSplit/>
         </w:trPr>
@@ -3459,22 +3038,6 @@
         </w:tc>
       </w:tr>
       <w:tr>
-        <w:tblPrEx>
-          <w:tblBorders>
-            <w:top w:val="single" w:color="auto" w:sz="4" w:space="0"/>
-            <w:left w:val="single" w:color="auto" w:sz="4" w:space="0"/>
-            <w:bottom w:val="single" w:color="auto" w:sz="4" w:space="0"/>
-            <w:right w:val="single" w:color="auto" w:sz="4" w:space="0"/>
-            <w:insideH w:val="single" w:color="auto" w:sz="4" w:space="0"/>
-            <w:insideV w:val="single" w:color="auto" w:sz="4" w:space="0"/>
-          </w:tblBorders>
-          <w:tblCellMar>
-            <w:top w:w="0" w:type="dxa"/>
-            <w:left w:w="10" w:type="dxa"/>
-            <w:bottom w:w="0" w:type="dxa"/>
-            <w:right w:w="10" w:type="dxa"/>
-          </w:tblCellMar>
-        </w:tblPrEx>
         <w:trPr>
           <w:cantSplit/>
         </w:trPr>
@@ -3538,22 +3101,6 @@
         </w:tc>
       </w:tr>
       <w:tr>
-        <w:tblPrEx>
-          <w:tblBorders>
-            <w:top w:val="single" w:color="auto" w:sz="4" w:space="0"/>
-            <w:left w:val="single" w:color="auto" w:sz="4" w:space="0"/>
-            <w:bottom w:val="single" w:color="auto" w:sz="4" w:space="0"/>
-            <w:right w:val="single" w:color="auto" w:sz="4" w:space="0"/>
-            <w:insideH w:val="single" w:color="auto" w:sz="4" w:space="0"/>
-            <w:insideV w:val="single" w:color="auto" w:sz="4" w:space="0"/>
-          </w:tblBorders>
-          <w:tblCellMar>
-            <w:top w:w="0" w:type="dxa"/>
-            <w:left w:w="10" w:type="dxa"/>
-            <w:bottom w:w="0" w:type="dxa"/>
-            <w:right w:w="10" w:type="dxa"/>
-          </w:tblCellMar>
-        </w:tblPrEx>
         <w:trPr>
           <w:cantSplit/>
         </w:trPr>
@@ -4391,22 +3938,6 @@
         <w:gridCol w:w="6160"/>
       </w:tblGrid>
       <w:tr>
-        <w:tblPrEx>
-          <w:tblBorders>
-            <w:top w:val="single" w:color="auto" w:sz="4" w:space="0"/>
-            <w:left w:val="single" w:color="auto" w:sz="4" w:space="0"/>
-            <w:bottom w:val="single" w:color="auto" w:sz="4" w:space="0"/>
-            <w:right w:val="single" w:color="auto" w:sz="4" w:space="0"/>
-            <w:insideH w:val="single" w:color="auto" w:sz="4" w:space="0"/>
-            <w:insideV w:val="single" w:color="auto" w:sz="4" w:space="0"/>
-          </w:tblBorders>
-          <w:tblCellMar>
-            <w:top w:w="0" w:type="dxa"/>
-            <w:left w:w="10" w:type="dxa"/>
-            <w:bottom w:w="0" w:type="dxa"/>
-            <w:right w:w="10" w:type="dxa"/>
-          </w:tblCellMar>
-        </w:tblPrEx>
         <w:trPr>
           <w:cantSplit/>
         </w:trPr>
@@ -4476,22 +4007,6 @@
         </w:tc>
       </w:tr>
       <w:tr>
-        <w:tblPrEx>
-          <w:tblBorders>
-            <w:top w:val="single" w:color="auto" w:sz="4" w:space="0"/>
-            <w:left w:val="single" w:color="auto" w:sz="4" w:space="0"/>
-            <w:bottom w:val="single" w:color="auto" w:sz="4" w:space="0"/>
-            <w:right w:val="single" w:color="auto" w:sz="4" w:space="0"/>
-            <w:insideH w:val="single" w:color="auto" w:sz="4" w:space="0"/>
-            <w:insideV w:val="single" w:color="auto" w:sz="4" w:space="0"/>
-          </w:tblBorders>
-          <w:tblCellMar>
-            <w:top w:w="0" w:type="dxa"/>
-            <w:left w:w="10" w:type="dxa"/>
-            <w:bottom w:w="0" w:type="dxa"/>
-            <w:right w:w="10" w:type="dxa"/>
-          </w:tblCellMar>
-        </w:tblPrEx>
         <w:trPr>
           <w:cantSplit/>
         </w:trPr>
@@ -4569,22 +4084,6 @@
         </w:tc>
       </w:tr>
       <w:tr>
-        <w:tblPrEx>
-          <w:tblBorders>
-            <w:top w:val="single" w:color="auto" w:sz="4" w:space="0"/>
-            <w:left w:val="single" w:color="auto" w:sz="4" w:space="0"/>
-            <w:bottom w:val="single" w:color="auto" w:sz="4" w:space="0"/>
-            <w:right w:val="single" w:color="auto" w:sz="4" w:space="0"/>
-            <w:insideH w:val="single" w:color="auto" w:sz="4" w:space="0"/>
-            <w:insideV w:val="single" w:color="auto" w:sz="4" w:space="0"/>
-          </w:tblBorders>
-          <w:tblCellMar>
-            <w:top w:w="0" w:type="dxa"/>
-            <w:left w:w="10" w:type="dxa"/>
-            <w:bottom w:w="0" w:type="dxa"/>
-            <w:right w:w="10" w:type="dxa"/>
-          </w:tblCellMar>
-        </w:tblPrEx>
         <w:trPr>
           <w:cantSplit/>
         </w:trPr>
@@ -4662,22 +4161,6 @@
         </w:tc>
       </w:tr>
       <w:tr>
-        <w:tblPrEx>
-          <w:tblBorders>
-            <w:top w:val="single" w:color="auto" w:sz="4" w:space="0"/>
-            <w:left w:val="single" w:color="auto" w:sz="4" w:space="0"/>
-            <w:bottom w:val="single" w:color="auto" w:sz="4" w:space="0"/>
-            <w:right w:val="single" w:color="auto" w:sz="4" w:space="0"/>
-            <w:insideH w:val="single" w:color="auto" w:sz="4" w:space="0"/>
-            <w:insideV w:val="single" w:color="auto" w:sz="4" w:space="0"/>
-          </w:tblBorders>
-          <w:tblCellMar>
-            <w:top w:w="0" w:type="dxa"/>
-            <w:left w:w="10" w:type="dxa"/>
-            <w:bottom w:w="0" w:type="dxa"/>
-            <w:right w:w="10" w:type="dxa"/>
-          </w:tblCellMar>
-        </w:tblPrEx>
         <w:trPr>
           <w:cantSplit/>
         </w:trPr>
@@ -4755,22 +4238,6 @@
         </w:tc>
       </w:tr>
       <w:tr>
-        <w:tblPrEx>
-          <w:tblBorders>
-            <w:top w:val="single" w:color="auto" w:sz="4" w:space="0"/>
-            <w:left w:val="single" w:color="auto" w:sz="4" w:space="0"/>
-            <w:bottom w:val="single" w:color="auto" w:sz="4" w:space="0"/>
-            <w:right w:val="single" w:color="auto" w:sz="4" w:space="0"/>
-            <w:insideH w:val="single" w:color="auto" w:sz="4" w:space="0"/>
-            <w:insideV w:val="single" w:color="auto" w:sz="4" w:space="0"/>
-          </w:tblBorders>
-          <w:tblCellMar>
-            <w:top w:w="0" w:type="dxa"/>
-            <w:left w:w="10" w:type="dxa"/>
-            <w:bottom w:w="0" w:type="dxa"/>
-            <w:right w:w="10" w:type="dxa"/>
-          </w:tblCellMar>
-        </w:tblPrEx>
         <w:trPr>
           <w:cantSplit/>
         </w:trPr>
@@ -4898,8 +4365,6 @@
       <w:pPr>
         <w:spacing w:after="200"/>
         <w:jc w:val="center"/>
-      </w:pPr>
-      <w:r>
         <w:rPr>
           <w:rFonts w:eastAsia="Arial" w:cs="Arial"/>
           <w:i/>
@@ -4907,8 +4372,1553 @@
           <w:sz w:val="18"/>
           <w:szCs w:val="18"/>
         </w:rPr>
+      </w:pPr>
+      <w:r>
+        <w:rPr>
+          <w:rFonts w:eastAsia="Arial" w:cs="Arial"/>
+          <w:i/>
+          <w:iCs/>
+          <w:sz w:val="18"/>
+          <w:szCs w:val="18"/>
+        </w:rPr>
         <w:t>Figure D2-7: Track A Failure Handling &amp; Limitation Communication</w:t>
       </w:r>
+    </w:p>
+    <w:p>
+      <w:pPr>
+        <w:spacing w:after="200"/>
+        <w:jc w:val="center"/>
+        <w:rPr>
+          <w:rFonts w:eastAsia="Arial" w:cs="Arial"/>
+          <w:i/>
+          <w:iCs/>
+          <w:sz w:val="18"/>
+          <w:szCs w:val="18"/>
+        </w:rPr>
+      </w:pPr>
+    </w:p>
+    <w:p>
+      <w:pPr>
+        <w:spacing w:after="200"/>
+        <w:jc w:val="center"/>
+        <w:rPr>
+          <w:rFonts w:eastAsia="Arial" w:cs="Arial"/>
+          <w:i/>
+          <w:iCs/>
+          <w:sz w:val="18"/>
+          <w:szCs w:val="18"/>
+        </w:rPr>
+      </w:pPr>
+    </w:p>
+    <w:p>
+      <w:pPr>
+        <w:spacing w:after="200"/>
+        <w:jc w:val="center"/>
+        <w:rPr>
+          <w:rFonts w:eastAsia="Arial" w:cs="Arial"/>
+          <w:i/>
+          <w:iCs/>
+          <w:sz w:val="18"/>
+          <w:szCs w:val="18"/>
+        </w:rPr>
+      </w:pPr>
+    </w:p>
+    <w:p>
+      <w:pPr>
+        <w:spacing w:after="200"/>
+        <w:jc w:val="center"/>
+        <w:rPr>
+          <w:rFonts w:eastAsia="Arial" w:cs="Arial"/>
+          <w:i/>
+          <w:iCs/>
+          <w:sz w:val="18"/>
+          <w:szCs w:val="18"/>
+        </w:rPr>
+      </w:pPr>
+    </w:p>
+    <w:p>
+      <w:pPr>
+        <w:spacing w:after="200"/>
+        <w:jc w:val="center"/>
+        <w:rPr>
+          <w:rFonts w:eastAsia="Arial" w:cs="Arial"/>
+          <w:i/>
+          <w:iCs/>
+          <w:sz w:val="18"/>
+          <w:szCs w:val="18"/>
+        </w:rPr>
+      </w:pPr>
+    </w:p>
+    <w:p>
+      <w:pPr>
+        <w:spacing w:after="200"/>
+        <w:jc w:val="center"/>
+        <w:rPr>
+          <w:rFonts w:eastAsia="Arial" w:cs="Arial"/>
+          <w:i/>
+          <w:iCs/>
+          <w:sz w:val="18"/>
+          <w:szCs w:val="18"/>
+        </w:rPr>
+      </w:pPr>
+    </w:p>
+    <w:p>
+      <w:pPr>
+        <w:spacing w:after="200"/>
+        <w:jc w:val="center"/>
+        <w:rPr>
+          <w:rFonts w:eastAsia="Arial" w:cs="Arial"/>
+          <w:i/>
+          <w:iCs/>
+          <w:sz w:val="18"/>
+          <w:szCs w:val="18"/>
+        </w:rPr>
+      </w:pPr>
+    </w:p>
+    <w:p>
+      <w:pPr>
+        <w:spacing w:after="200"/>
+        <w:jc w:val="center"/>
+        <w:rPr>
+          <w:rFonts w:eastAsia="Arial" w:cs="Arial"/>
+          <w:i/>
+          <w:iCs/>
+          <w:sz w:val="18"/>
+          <w:szCs w:val="18"/>
+        </w:rPr>
+      </w:pPr>
+    </w:p>
+    <w:p>
+      <w:pPr>
+        <w:spacing w:after="200"/>
+        <w:jc w:val="center"/>
+        <w:rPr>
+          <w:rFonts w:eastAsia="Arial" w:cs="Arial"/>
+          <w:i/>
+          <w:iCs/>
+          <w:sz w:val="18"/>
+          <w:szCs w:val="18"/>
+        </w:rPr>
+      </w:pPr>
+    </w:p>
+    <w:p>
+      <w:pPr>
+        <w:spacing w:after="200"/>
+        <w:jc w:val="center"/>
+        <w:rPr>
+          <w:rFonts w:eastAsia="Arial" w:cs="Arial"/>
+          <w:i/>
+          <w:iCs/>
+          <w:sz w:val="18"/>
+          <w:szCs w:val="18"/>
+        </w:rPr>
+      </w:pPr>
+    </w:p>
+    <w:p>
+      <w:pPr>
+        <w:spacing w:after="200"/>
+        <w:jc w:val="center"/>
+        <w:rPr>
+          <w:rFonts w:eastAsia="Arial" w:cs="Arial"/>
+          <w:i/>
+          <w:iCs/>
+          <w:sz w:val="18"/>
+          <w:szCs w:val="18"/>
+        </w:rPr>
+      </w:pPr>
+    </w:p>
+    <w:p>
+      <w:pPr>
+        <w:spacing w:after="200"/>
+        <w:jc w:val="center"/>
+        <w:rPr>
+          <w:rFonts w:eastAsia="Arial" w:cs="Arial"/>
+          <w:i/>
+          <w:iCs/>
+          <w:sz w:val="18"/>
+          <w:szCs w:val="18"/>
+        </w:rPr>
+      </w:pPr>
+    </w:p>
+    <w:p>
+      <w:pPr>
+        <w:spacing w:after="200"/>
+        <w:jc w:val="center"/>
+        <w:rPr>
+          <w:rFonts w:eastAsia="Arial" w:cs="Arial"/>
+          <w:i/>
+          <w:iCs/>
+          <w:sz w:val="18"/>
+          <w:szCs w:val="18"/>
+        </w:rPr>
+      </w:pPr>
+    </w:p>
+    <w:p>
+      <w:pPr>
+        <w:spacing w:after="200"/>
+        <w:jc w:val="center"/>
+        <w:rPr>
+          <w:rFonts w:eastAsia="Arial" w:cs="Arial"/>
+          <w:i/>
+          <w:iCs/>
+          <w:sz w:val="18"/>
+          <w:szCs w:val="18"/>
+        </w:rPr>
+      </w:pPr>
+    </w:p>
+    <w:p>
+      <w:pPr>
+        <w:spacing w:after="200"/>
+        <w:jc w:val="center"/>
+        <w:rPr>
+          <w:rFonts w:eastAsia="Arial" w:cs="Arial"/>
+          <w:i/>
+          <w:iCs/>
+          <w:sz w:val="18"/>
+          <w:szCs w:val="18"/>
+        </w:rPr>
+      </w:pPr>
+    </w:p>
+    <w:p>
+      <w:pPr>
+        <w:spacing w:after="200"/>
+        <w:jc w:val="center"/>
+        <w:rPr>
+          <w:rFonts w:eastAsia="Arial" w:cs="Arial"/>
+          <w:i/>
+          <w:iCs/>
+          <w:sz w:val="18"/>
+          <w:szCs w:val="18"/>
+        </w:rPr>
+      </w:pPr>
+    </w:p>
+    <w:p>
+      <w:pPr>
+        <w:spacing w:after="200"/>
+        <w:jc w:val="center"/>
+        <w:rPr>
+          <w:rFonts w:eastAsia="Arial" w:cs="Arial"/>
+          <w:i/>
+          <w:iCs/>
+          <w:sz w:val="18"/>
+          <w:szCs w:val="18"/>
+        </w:rPr>
+      </w:pPr>
+    </w:p>
+    <w:p>
+      <w:pPr>
+        <w:spacing w:after="200"/>
+        <w:jc w:val="center"/>
+        <w:rPr>
+          <w:rFonts w:eastAsia="Arial" w:cs="Arial"/>
+          <w:i/>
+          <w:iCs/>
+          <w:sz w:val="18"/>
+          <w:szCs w:val="18"/>
+        </w:rPr>
+      </w:pPr>
+    </w:p>
+    <w:p>
+      <w:pPr>
+        <w:spacing w:after="200"/>
+        <w:jc w:val="center"/>
+        <w:rPr>
+          <w:rFonts w:eastAsia="Arial" w:cs="Arial"/>
+          <w:i/>
+          <w:iCs/>
+          <w:sz w:val="18"/>
+          <w:szCs w:val="18"/>
+        </w:rPr>
+      </w:pPr>
+    </w:p>
+    <w:p>
+      <w:pPr>
+        <w:spacing w:after="200"/>
+        <w:jc w:val="center"/>
+        <w:rPr>
+          <w:rFonts w:eastAsia="Arial" w:cs="Arial"/>
+          <w:i/>
+          <w:iCs/>
+          <w:sz w:val="18"/>
+          <w:szCs w:val="18"/>
+        </w:rPr>
+      </w:pPr>
+    </w:p>
+    <w:p>
+      <w:pPr>
+        <w:pStyle w:val="2"/>
+      </w:pPr>
+      <w:r>
+        <w:rPr>
+          <w:rFonts w:eastAsia="Arial" w:cs="Arial"/>
+        </w:rPr>
+        <w:t>Deliverable 4: Design Principles &amp; Product Roadmap</w:t>
+      </w:r>
+      <w:r>
+        <w:rPr>
+          <w:color w:val="888888"/>
+          <w:sz w:val="24"/>
+          <w:szCs w:val="24"/>
+        </w:rPr>
+        <w:t xml:space="preserve"> </w:t>
+      </w:r>
+    </w:p>
+    <w:p>
+      <w:pPr>
+        <w:spacing w:after="120"/>
+      </w:pPr>
+      <w:r>
+        <w:rPr>
+          <w:rFonts w:eastAsia="Arial" w:cs="Arial"/>
+        </w:rPr>
+        <w:t>This deliverable presents three reusable interaction design principles derived from our project experience, each supported by concrete design examples from InterviewAI. It also outlines a phased product development roadmap for future expansion.</w:t>
+      </w:r>
+      <w:r>
+        <w:rPr>
+          <w:rFonts w:eastAsia="微软雅黑"/>
+          <w:color w:val="666666"/>
+          <w:sz w:val="20"/>
+          <w:szCs w:val="20"/>
+        </w:rPr>
+        <w:t xml:space="preserve"> </w:t>
+      </w:r>
+    </w:p>
+    <w:p>
+      <w:pPr>
+        <w:pStyle w:val="3"/>
+      </w:pPr>
+      <w:r>
+        <w:rPr>
+          <w:rFonts w:eastAsia="Arial" w:cs="Arial"/>
+        </w:rPr>
+        <w:t>4.1 Reusable Design Principles</w:t>
+      </w:r>
+      <w:r>
+        <w:rPr>
+          <w:color w:val="888888"/>
+          <w:sz w:val="22"/>
+          <w:szCs w:val="22"/>
+        </w:rPr>
+        <w:t xml:space="preserve"> </w:t>
+      </w:r>
+    </w:p>
+    <w:p>
+      <w:pPr>
+        <w:pStyle w:val="4"/>
+        <w:rPr>
+          <w:rFonts w:eastAsia="Arial" w:cs="Arial"/>
+        </w:rPr>
+      </w:pPr>
+      <w:r>
+        <w:rPr>
+          <w:rFonts w:eastAsia="Arial" w:cs="Arial"/>
+        </w:rPr>
+        <w:t xml:space="preserve">Principle 1: Transparency of AI Reasoning </w:t>
+      </w:r>
+    </w:p>
+    <w:p>
+      <w:pPr>
+        <w:pStyle w:val="4"/>
+        <w:rPr>
+          <w:rFonts w:hint="eastAsia" w:eastAsia="Arial" w:cs="Arial"/>
+          <w:b w:val="0"/>
+          <w:bCs w:val="0"/>
+          <w:sz w:val="22"/>
+          <w:szCs w:val="22"/>
+        </w:rPr>
+      </w:pPr>
+      <w:r>
+        <w:rPr>
+          <w:rFonts w:hint="eastAsia" w:eastAsia="Arial" w:cs="Arial"/>
+          <w:b w:val="0"/>
+          <w:bCs w:val="0"/>
+          <w:sz w:val="22"/>
+          <w:szCs w:val="22"/>
+        </w:rPr>
+        <w:t>Principle: Every AI output must include a reasoning explanation and a confidence indicator. Users should be able to judge the relevance and reliability of AI suggestions rather than blindly trusting them.</w:t>
+      </w:r>
+    </w:p>
+    <w:p>
+      <w:pPr>
+        <w:pStyle w:val="4"/>
+        <w:rPr>
+          <w:rFonts w:hint="default" w:ascii="Arial Bold" w:hAnsi="Arial Bold" w:eastAsia="Arial" w:cs="Arial Bold"/>
+          <w:b/>
+          <w:bCs/>
+          <w:sz w:val="22"/>
+          <w:szCs w:val="22"/>
+        </w:rPr>
+      </w:pPr>
+      <w:r>
+        <w:rPr>
+          <w:rFonts w:hint="default" w:ascii="Arial Bold" w:hAnsi="Arial Bold" w:eastAsia="Arial" w:cs="Arial Bold"/>
+          <w:b/>
+          <w:bCs/>
+          <w:sz w:val="22"/>
+          <w:szCs w:val="22"/>
+        </w:rPr>
+        <w:t>Rationale</w:t>
+      </w:r>
+    </w:p>
+    <w:p>
+      <w:pPr>
+        <w:pStyle w:val="4"/>
+        <w:rPr>
+          <w:rFonts w:hint="eastAsia" w:eastAsia="Arial" w:cs="Arial"/>
+          <w:b w:val="0"/>
+          <w:bCs w:val="0"/>
+          <w:sz w:val="22"/>
+          <w:szCs w:val="22"/>
+        </w:rPr>
+      </w:pPr>
+      <w:r>
+        <w:rPr>
+          <w:rFonts w:hint="eastAsia" w:eastAsia="Arial" w:cs="Arial"/>
+          <w:b w:val="0"/>
+          <w:bCs w:val="0"/>
+          <w:sz w:val="22"/>
+          <w:szCs w:val="22"/>
+        </w:rPr>
+        <w:t>This principle addresses the fundamental trust gap identified in the project research. Users were concerned that AI feedback could feel unreliable, generic, or insufficiently grounded in their job description and resume. In the survey evidence used by the team, **6 out of 9 respondents reported that AI feedback felt unreliable**. For InterviewAI, this means that AI cannot be presented as a black-box judge. It must behave as an inspectable coach.</w:t>
+      </w:r>
+    </w:p>
+    <w:p>
+      <w:pPr>
+        <w:pStyle w:val="4"/>
+        <w:rPr>
+          <w:rFonts w:hint="eastAsia" w:eastAsia="Arial" w:cs="Arial"/>
+          <w:b w:val="0"/>
+          <w:bCs w:val="0"/>
+          <w:sz w:val="22"/>
+          <w:szCs w:val="22"/>
+        </w:rPr>
+      </w:pPr>
+      <w:r>
+        <w:rPr>
+          <w:rFonts w:hint="default" w:ascii="Arial Bold" w:hAnsi="Arial Bold" w:eastAsia="Arial" w:cs="Arial Bold"/>
+          <w:b/>
+          <w:bCs/>
+          <w:sz w:val="22"/>
+          <w:szCs w:val="22"/>
+        </w:rPr>
+        <w:t>Reusable application</w:t>
+      </w:r>
+    </w:p>
+    <w:p>
+      <w:pPr>
+        <w:pStyle w:val="4"/>
+        <w:rPr>
+          <w:rFonts w:hint="eastAsia" w:eastAsia="Arial" w:cs="Arial"/>
+          <w:b w:val="0"/>
+          <w:bCs w:val="0"/>
+          <w:sz w:val="22"/>
+          <w:szCs w:val="22"/>
+        </w:rPr>
+      </w:pPr>
+      <w:r>
+        <w:rPr>
+          <w:rFonts w:hint="eastAsia" w:eastAsia="Arial" w:cs="Arial"/>
+          <w:b w:val="0"/>
+          <w:bCs w:val="0"/>
+          <w:sz w:val="22"/>
+          <w:szCs w:val="22"/>
+        </w:rPr>
+        <w:t>For future modules, every important AI judgement should follow a four-part structure:</w:t>
+      </w:r>
+    </w:p>
+    <w:p>
+      <w:pPr>
+        <w:pStyle w:val="4"/>
+        <w:rPr>
+          <w:rFonts w:hint="eastAsia" w:eastAsia="Arial" w:cs="Arial"/>
+          <w:b w:val="0"/>
+          <w:bCs w:val="0"/>
+          <w:sz w:val="22"/>
+          <w:szCs w:val="22"/>
+        </w:rPr>
+      </w:pPr>
+      <w:r>
+        <w:rPr>
+          <w:rFonts w:hint="eastAsia" w:eastAsia="Arial" w:cs="Arial"/>
+          <w:b w:val="0"/>
+          <w:bCs w:val="0"/>
+          <w:sz w:val="22"/>
+          <w:szCs w:val="22"/>
+        </w:rPr>
+        <w:t>1. AI judgement — score, suggestion, category, or warning;</w:t>
+      </w:r>
+    </w:p>
+    <w:p>
+      <w:pPr>
+        <w:pStyle w:val="4"/>
+        <w:rPr>
+          <w:rFonts w:hint="eastAsia" w:eastAsia="Arial" w:cs="Arial"/>
+          <w:b w:val="0"/>
+          <w:bCs w:val="0"/>
+          <w:sz w:val="22"/>
+          <w:szCs w:val="22"/>
+        </w:rPr>
+      </w:pPr>
+      <w:r>
+        <w:rPr>
+          <w:rFonts w:hint="eastAsia" w:eastAsia="Arial" w:cs="Arial"/>
+          <w:b w:val="0"/>
+          <w:bCs w:val="0"/>
+          <w:sz w:val="22"/>
+          <w:szCs w:val="22"/>
+        </w:rPr>
+        <w:t>2. Reasoning — concise explanation based on observable evidence;</w:t>
+      </w:r>
+    </w:p>
+    <w:p>
+      <w:pPr>
+        <w:pStyle w:val="4"/>
+        <w:rPr>
+          <w:rFonts w:hint="eastAsia" w:eastAsia="Arial" w:cs="Arial"/>
+          <w:b w:val="0"/>
+          <w:bCs w:val="0"/>
+          <w:sz w:val="22"/>
+          <w:szCs w:val="22"/>
+        </w:rPr>
+      </w:pPr>
+      <w:r>
+        <w:rPr>
+          <w:rFonts w:hint="eastAsia" w:eastAsia="Arial" w:cs="Arial"/>
+          <w:b w:val="0"/>
+          <w:bCs w:val="0"/>
+          <w:sz w:val="22"/>
+          <w:szCs w:val="22"/>
+        </w:rPr>
+        <w:t>3. Confidence — High / Medium / Low or another uncertainty signal;</w:t>
+      </w:r>
+    </w:p>
+    <w:p>
+      <w:pPr>
+        <w:pStyle w:val="4"/>
+        <w:rPr>
+          <w:rFonts w:eastAsia="Arial" w:cs="Arial"/>
+          <w:b w:val="0"/>
+          <w:bCs w:val="0"/>
+          <w:sz w:val="22"/>
+          <w:szCs w:val="22"/>
+        </w:rPr>
+      </w:pPr>
+      <w:r>
+        <w:rPr>
+          <w:rFonts w:hint="eastAsia" w:eastAsia="Arial" w:cs="Arial"/>
+          <w:b w:val="0"/>
+          <w:bCs w:val="0"/>
+          <w:sz w:val="22"/>
+          <w:szCs w:val="22"/>
+        </w:rPr>
+        <w:t>4. User verification — limitation statement or invitation for human judgement.</w:t>
+      </w:r>
+    </w:p>
+    <w:p>
+      <w:pPr>
+        <w:pStyle w:val="4"/>
+      </w:pPr>
+      <w:r>
+        <w:rPr>
+          <w:rFonts w:eastAsia="Arial" w:cs="Arial"/>
+        </w:rPr>
+        <w:t xml:space="preserve">Principle 2: User Control Over AI Outputs </w:t>
+      </w:r>
+    </w:p>
+    <w:p>
+      <w:pPr>
+        <w:spacing w:after="120"/>
+        <w:rPr>
+          <w:rFonts w:hint="eastAsia" w:eastAsia="Arial" w:cs="Arial"/>
+        </w:rPr>
+      </w:pPr>
+      <w:r>
+        <w:rPr>
+          <w:rFonts w:hint="eastAsia" w:eastAsia="Arial" w:cs="Arial"/>
+        </w:rPr>
+        <w:t>Principle: Users must always have final control over AI-generated evaluations. They should be able to flag inaccuracies, override scores, undo actions, and discard flawed evaluations. AI should suggest, not dictate.</w:t>
+      </w:r>
+    </w:p>
+    <w:p>
+      <w:pPr>
+        <w:spacing w:after="120"/>
+        <w:rPr>
+          <w:rFonts w:hint="default" w:ascii="Arial Bold" w:hAnsi="Arial Bold" w:eastAsia="Arial" w:cs="Arial Bold"/>
+          <w:b/>
+          <w:bCs/>
+        </w:rPr>
+      </w:pPr>
+      <w:r>
+        <w:rPr>
+          <w:rFonts w:hint="default" w:ascii="Arial Bold" w:hAnsi="Arial Bold" w:eastAsia="Arial" w:cs="Arial Bold"/>
+          <w:b/>
+          <w:bCs/>
+        </w:rPr>
+        <w:t>Rationale</w:t>
+      </w:r>
+    </w:p>
+    <w:p>
+      <w:pPr>
+        <w:spacing w:after="120"/>
+        <w:rPr>
+          <w:rFonts w:hint="eastAsia" w:eastAsia="Arial" w:cs="Arial"/>
+        </w:rPr>
+      </w:pPr>
+      <w:r>
+        <w:rPr>
+          <w:rFonts w:hint="eastAsia" w:eastAsia="Arial" w:cs="Arial"/>
+        </w:rPr>
+        <w:t>This principle directly responds to the frustration captured in the persona and evaluation findings: users lose trust when AI appears to ignore resume or job-description context. One representative user concern was: “Sometimes the AI clearly didn’t read my resume... That breaks trust immediately.”</w:t>
+      </w:r>
+    </w:p>
+    <w:p>
+      <w:pPr>
+        <w:spacing w:after="120"/>
+        <w:rPr>
+          <w:rFonts w:hint="eastAsia" w:eastAsia="Arial" w:cs="Arial"/>
+        </w:rPr>
+      </w:pPr>
+    </w:p>
+    <w:p>
+      <w:pPr>
+        <w:spacing w:after="120"/>
+        <w:rPr>
+          <w:rFonts w:hint="eastAsia" w:eastAsia="Arial" w:cs="Arial"/>
+        </w:rPr>
+      </w:pPr>
+      <w:r>
+        <w:rPr>
+          <w:rFonts w:hint="eastAsia" w:eastAsia="Arial" w:cs="Arial"/>
+        </w:rPr>
+        <w:t>The usability evaluation also found several control-related issues:</w:t>
+      </w:r>
+    </w:p>
+    <w:p>
+      <w:pPr>
+        <w:spacing w:after="120"/>
+        <w:rPr>
+          <w:rFonts w:hint="eastAsia" w:eastAsia="Arial" w:cs="Arial"/>
+        </w:rPr>
+      </w:pPr>
+      <w:r>
+        <w:rPr>
+          <w:rFonts w:hint="eastAsia" w:eastAsia="Arial" w:cs="Arial"/>
+        </w:rPr>
+        <w:t>- users could not edit JD or resume context after question generation without restarting;</w:t>
+      </w:r>
+    </w:p>
+    <w:p>
+      <w:pPr>
+        <w:spacing w:after="120"/>
+        <w:rPr>
+          <w:rFonts w:hint="eastAsia" w:eastAsia="Arial" w:cs="Arial"/>
+        </w:rPr>
+      </w:pPr>
+      <w:r>
+        <w:rPr>
+          <w:rFonts w:hint="eastAsia" w:eastAsia="Arial" w:cs="Arial"/>
+        </w:rPr>
+        <w:t>- answer drafts could be lost when navigating away;</w:t>
+      </w:r>
+    </w:p>
+    <w:p>
+      <w:pPr>
+        <w:spacing w:after="120"/>
+        <w:rPr>
+          <w:rFonts w:hint="eastAsia" w:eastAsia="Arial" w:cs="Arial"/>
+        </w:rPr>
+      </w:pPr>
+      <w:r>
+        <w:rPr>
+          <w:rFonts w:hint="eastAsia" w:eastAsia="Arial" w:cs="Arial"/>
+        </w:rPr>
+        <w:t>- users needed more ways to challenge, revise, or recover from AI-generated content.</w:t>
+      </w:r>
+    </w:p>
+    <w:p>
+      <w:pPr>
+        <w:spacing w:after="120"/>
+        <w:rPr>
+          <w:rFonts w:hint="default" w:ascii="Arial Bold" w:hAnsi="Arial Bold" w:eastAsia="Arial" w:cs="Arial Bold"/>
+          <w:b/>
+          <w:bCs/>
+        </w:rPr>
+      </w:pPr>
+      <w:r>
+        <w:rPr>
+          <w:rFonts w:hint="eastAsia" w:eastAsia="Arial" w:cs="Arial"/>
+        </w:rPr>
+        <w:t>Therefore, user control is not a secondary usability detail. It is central to trust and task completion.</w:t>
+      </w:r>
+    </w:p>
+    <w:p>
+      <w:pPr>
+        <w:spacing w:after="120"/>
+        <w:rPr>
+          <w:rFonts w:hint="eastAsia" w:eastAsia="Arial" w:cs="Arial"/>
+        </w:rPr>
+      </w:pPr>
+      <w:r>
+        <w:rPr>
+          <w:rFonts w:hint="default" w:ascii="Arial Bold" w:hAnsi="Arial Bold" w:eastAsia="Arial" w:cs="Arial Bold"/>
+          <w:b/>
+          <w:bCs/>
+        </w:rPr>
+        <w:t>Reusable application</w:t>
+      </w:r>
+    </w:p>
+    <w:p>
+      <w:pPr>
+        <w:spacing w:after="120"/>
+        <w:rPr>
+          <w:rFonts w:hint="eastAsia" w:eastAsia="Arial" w:cs="Arial"/>
+        </w:rPr>
+      </w:pPr>
+      <w:r>
+        <w:rPr>
+          <w:rFonts w:hint="eastAsia" w:eastAsia="Arial" w:cs="Arial"/>
+        </w:rPr>
+        <w:t>Any future AI-generated output should be designed with the following checklist:</w:t>
+      </w:r>
+    </w:p>
+    <w:p>
+      <w:pPr>
+        <w:spacing w:after="120"/>
+        <w:rPr>
+          <w:rFonts w:hint="eastAsia" w:eastAsia="Arial" w:cs="Arial"/>
+        </w:rPr>
+      </w:pPr>
+      <w:r>
+        <w:rPr>
+          <w:rFonts w:hint="eastAsia" w:eastAsia="Arial" w:cs="Arial"/>
+        </w:rPr>
+        <w:t>- Can the user challenge this output?</w:t>
+      </w:r>
+    </w:p>
+    <w:p>
+      <w:pPr>
+        <w:spacing w:after="120"/>
+        <w:rPr>
+          <w:rFonts w:hint="eastAsia" w:eastAsia="Arial" w:cs="Arial"/>
+        </w:rPr>
+      </w:pPr>
+      <w:r>
+        <w:rPr>
+          <w:rFonts w:hint="eastAsia" w:eastAsia="Arial" w:cs="Arial"/>
+        </w:rPr>
+        <w:t>- Can the user revise or regenerate it?</w:t>
+      </w:r>
+    </w:p>
+    <w:p>
+      <w:pPr>
+        <w:spacing w:after="120"/>
+        <w:rPr>
+          <w:rFonts w:hint="eastAsia" w:eastAsia="Arial" w:cs="Arial"/>
+        </w:rPr>
+      </w:pPr>
+      <w:r>
+        <w:rPr>
+          <w:rFonts w:hint="eastAsia" w:eastAsia="Arial" w:cs="Arial"/>
+        </w:rPr>
+        <w:t>- Can the user undo or discard the result?</w:t>
+      </w:r>
+    </w:p>
+    <w:p>
+      <w:pPr>
+        <w:spacing w:after="120"/>
+        <w:rPr>
+          <w:rFonts w:hint="eastAsia" w:eastAsia="Arial" w:cs="Arial"/>
+        </w:rPr>
+      </w:pPr>
+      <w:r>
+        <w:rPr>
+          <w:rFonts w:hint="eastAsia" w:eastAsia="Arial" w:cs="Arial"/>
+        </w:rPr>
+        <w:t>- Can the user preserve work before leaving the page?</w:t>
+      </w:r>
+    </w:p>
+    <w:p>
+      <w:pPr>
+        <w:spacing w:after="120"/>
+        <w:rPr>
+          <w:rFonts w:hint="eastAsia" w:eastAsia="Arial" w:cs="Arial"/>
+        </w:rPr>
+      </w:pPr>
+      <w:r>
+        <w:rPr>
+          <w:rFonts w:hint="eastAsia" w:eastAsia="Arial" w:cs="Arial"/>
+        </w:rPr>
+        <w:t>- Can the user return to an earlier state without losing all progress?</w:t>
+      </w:r>
+    </w:p>
+    <w:p>
+      <w:pPr>
+        <w:pStyle w:val="4"/>
+      </w:pPr>
+      <w:r>
+        <w:rPr>
+          <w:rFonts w:eastAsia="Arial" w:cs="Arial"/>
+        </w:rPr>
+        <w:t>Principle 3: Graceful Degradation</w:t>
+      </w:r>
+    </w:p>
+    <w:p>
+      <w:pPr>
+        <w:spacing w:after="120"/>
+        <w:rPr>
+          <w:rFonts w:hint="eastAsia" w:eastAsia="Arial" w:cs="Arial"/>
+        </w:rPr>
+      </w:pPr>
+      <w:r>
+        <w:rPr>
+          <w:rFonts w:hint="eastAsia" w:eastAsia="Arial" w:cs="Arial"/>
+        </w:rPr>
+        <w:t>Principle: System failures must provide clear degradation paths with no dead ends. When AI or recognition capabilities fail, the system should offer meaningful fallbacks such as text input for voice failure, a generic question bank for generation errors, or manual Q&amp;A entry for extraction failure.</w:t>
+      </w:r>
+    </w:p>
+    <w:p>
+      <w:pPr>
+        <w:spacing w:after="120"/>
+        <w:rPr>
+          <w:rFonts w:hint="default" w:ascii="Arial Bold" w:hAnsi="Arial Bold" w:eastAsia="Arial" w:cs="Arial Bold"/>
+          <w:b/>
+          <w:bCs/>
+        </w:rPr>
+      </w:pPr>
+      <w:r>
+        <w:rPr>
+          <w:rFonts w:hint="default" w:ascii="Arial Bold" w:hAnsi="Arial Bold" w:eastAsia="Arial" w:cs="Arial Bold"/>
+          <w:b/>
+          <w:bCs/>
+        </w:rPr>
+        <w:t>Rationale</w:t>
+      </w:r>
+    </w:p>
+    <w:p>
+      <w:pPr>
+        <w:spacing w:after="120"/>
+        <w:rPr>
+          <w:rFonts w:hint="eastAsia" w:eastAsia="Arial" w:cs="Arial"/>
+        </w:rPr>
+      </w:pPr>
+      <w:r>
+        <w:rPr>
+          <w:rFonts w:hint="eastAsia" w:eastAsia="Arial" w:cs="Arial"/>
+        </w:rPr>
+        <w:t>Interview preparation often happens under time pressure. A technical failure should not stop the user’s preparation session. The Track A requirements also emphasise capability boundaries, failure handling, and visible limitation communication. For InterviewAI, graceful degradation is essential because several product functions depend on uncertain AI or recognition capabilities, including question generation, voice recognition, and audio extraction.</w:t>
+      </w:r>
+    </w:p>
+    <w:p>
+      <w:pPr>
+        <w:spacing w:after="120"/>
+        <w:rPr>
+          <w:rFonts w:hint="eastAsia" w:eastAsia="Arial" w:cs="Arial"/>
+        </w:rPr>
+      </w:pPr>
+      <w:r>
+        <w:rPr>
+          <w:rFonts w:hint="default" w:ascii="Arial Bold" w:hAnsi="Arial Bold" w:eastAsia="Arial" w:cs="Arial Bold"/>
+          <w:b/>
+          <w:bCs/>
+        </w:rPr>
+        <w:t>Reusable application</w:t>
+      </w:r>
+    </w:p>
+    <w:p>
+      <w:pPr>
+        <w:spacing w:after="120"/>
+        <w:rPr>
+          <w:rFonts w:hint="eastAsia" w:eastAsia="Arial" w:cs="Arial"/>
+        </w:rPr>
+      </w:pPr>
+      <w:r>
+        <w:rPr>
+          <w:rFonts w:hint="eastAsia" w:eastAsia="Arial" w:cs="Arial"/>
+        </w:rPr>
+        <w:t>For future features, every AI-dependent workflow should define:</w:t>
+      </w:r>
+    </w:p>
+    <w:p>
+      <w:pPr>
+        <w:spacing w:after="120"/>
+        <w:rPr>
+          <w:rFonts w:hint="eastAsia" w:eastAsia="Arial" w:cs="Arial"/>
+        </w:rPr>
+      </w:pPr>
+      <w:r>
+        <w:rPr>
+          <w:rFonts w:hint="eastAsia" w:eastAsia="Arial" w:cs="Arial"/>
+        </w:rPr>
+        <w:t>- the likely failure mode;</w:t>
+      </w:r>
+    </w:p>
+    <w:p>
+      <w:pPr>
+        <w:spacing w:after="120"/>
+        <w:rPr>
+          <w:rFonts w:hint="eastAsia" w:eastAsia="Arial" w:cs="Arial"/>
+        </w:rPr>
+      </w:pPr>
+      <w:r>
+        <w:rPr>
+          <w:rFonts w:hint="eastAsia" w:eastAsia="Arial" w:cs="Arial"/>
+        </w:rPr>
+        <w:t>- the user-facing message;</w:t>
+      </w:r>
+    </w:p>
+    <w:p>
+      <w:pPr>
+        <w:spacing w:after="120"/>
+        <w:rPr>
+          <w:rFonts w:hint="eastAsia" w:eastAsia="Arial" w:cs="Arial"/>
+        </w:rPr>
+      </w:pPr>
+      <w:r>
+        <w:rPr>
+          <w:rFonts w:hint="eastAsia" w:eastAsia="Arial" w:cs="Arial"/>
+        </w:rPr>
+        <w:t>- the fallback action;</w:t>
+      </w:r>
+    </w:p>
+    <w:p>
+      <w:pPr>
+        <w:spacing w:after="120"/>
+        <w:rPr>
+          <w:rFonts w:hint="eastAsia" w:eastAsia="Arial" w:cs="Arial"/>
+        </w:rPr>
+      </w:pPr>
+      <w:r>
+        <w:rPr>
+          <w:rFonts w:hint="eastAsia" w:eastAsia="Arial" w:cs="Arial"/>
+        </w:rPr>
+        <w:t>- the state that should be preserved;</w:t>
+      </w:r>
+    </w:p>
+    <w:p>
+      <w:pPr>
+        <w:spacing w:after="120"/>
+        <w:rPr>
+          <w:rFonts w:hint="eastAsia" w:eastAsia="Arial" w:cs="Arial"/>
+        </w:rPr>
+      </w:pPr>
+      <w:r>
+        <w:rPr>
+          <w:rFonts w:hint="eastAsia" w:eastAsia="Arial" w:cs="Arial"/>
+        </w:rPr>
+        <w:t>- the recovery path back into the main workflow.</w:t>
+      </w:r>
+    </w:p>
+    <w:p>
+      <w:pPr>
+        <w:spacing w:after="120"/>
+      </w:pPr>
+    </w:p>
+    <w:p>
+      <w:pPr>
+        <w:pStyle w:val="3"/>
+      </w:pPr>
+      <w:r>
+        <w:rPr>
+          <w:rFonts w:eastAsia="Arial" w:cs="Arial"/>
+        </w:rPr>
+        <w:t>4.2 Product Development Roadmap</w:t>
+      </w:r>
+      <w:r>
+        <w:rPr>
+          <w:color w:val="888888"/>
+          <w:sz w:val="22"/>
+          <w:szCs w:val="22"/>
+        </w:rPr>
+        <w:t xml:space="preserve"> </w:t>
+      </w:r>
+    </w:p>
+    <w:p>
+      <w:pPr>
+        <w:spacing w:after="120"/>
+        <w:rPr>
+          <w:rFonts w:hint="eastAsia" w:eastAsia="Arial" w:cs="Arial"/>
+        </w:rPr>
+      </w:pPr>
+      <w:r>
+        <w:rPr>
+          <w:rFonts w:hint="eastAsia" w:eastAsia="Arial" w:cs="Arial"/>
+        </w:rPr>
+        <w:t>Our product expansion plan is organised into three phases. Each phase builds on the previous one while maintaining the three core design principles: transparent AI reasoning, user control over AI outputs, and graceful degradation.</w:t>
+      </w:r>
+    </w:p>
+    <w:p>
+      <w:pPr>
+        <w:spacing w:after="120"/>
+        <w:rPr>
+          <w:rFonts w:hint="eastAsia" w:eastAsia="Arial" w:cs="Arial"/>
+        </w:rPr>
+      </w:pPr>
+    </w:p>
+    <w:tbl>
+      <w:tblPr>
+        <w:tblStyle w:val="13"/>
+        <w:tblW w:w="9360" w:type="dxa"/>
+        <w:tblInd w:w="0" w:type="dxa"/>
+        <w:tblBorders>
+          <w:top w:val="single" w:color="auto" w:sz="4" w:space="0"/>
+          <w:left w:val="single" w:color="auto" w:sz="4" w:space="0"/>
+          <w:bottom w:val="single" w:color="auto" w:sz="4" w:space="0"/>
+          <w:right w:val="single" w:color="auto" w:sz="4" w:space="0"/>
+          <w:insideH w:val="single" w:color="auto" w:sz="4" w:space="0"/>
+          <w:insideV w:val="single" w:color="auto" w:sz="4" w:space="0"/>
+        </w:tblBorders>
+        <w:tblLayout w:type="autofit"/>
+        <w:tblCellMar>
+          <w:top w:w="0" w:type="dxa"/>
+          <w:left w:w="10" w:type="dxa"/>
+          <w:bottom w:w="0" w:type="dxa"/>
+          <w:right w:w="10" w:type="dxa"/>
+        </w:tblCellMar>
+      </w:tblPr>
+      <w:tblGrid>
+        <w:gridCol w:w="1600"/>
+        <w:gridCol w:w="2400"/>
+        <w:gridCol w:w="5360"/>
+      </w:tblGrid>
+      <w:tr>
+        <w:trPr>
+          <w:cantSplit/>
+        </w:trPr>
+        <w:tc>
+          <w:tcPr>
+            <w:tcW w:w="1600" w:type="dxa"/>
+            <w:tcBorders>
+              <w:top w:val="single" w:color="CCCCCC" w:sz="0" w:space="0"/>
+              <w:left w:val="single" w:color="CCCCCC" w:sz="0" w:space="0"/>
+              <w:bottom w:val="single" w:color="CCCCCC" w:sz="0" w:space="0"/>
+              <w:right w:val="single" w:color="CCCCCC" w:sz="0" w:space="0"/>
+            </w:tcBorders>
+            <w:shd w:val="clear" w:color="auto" w:fill="1A3C5E"/>
+            <w:tcMar>
+              <w:top w:w="60" w:type="dxa"/>
+              <w:left w:w="100" w:type="dxa"/>
+              <w:bottom w:w="60" w:type="dxa"/>
+              <w:right w:w="100" w:type="dxa"/>
+            </w:tcMar>
+            <w:vAlign w:val="center"/>
+          </w:tcPr>
+          <w:p>
+            <w:r>
+              <w:rPr>
+                <w:rFonts w:eastAsia="Arial" w:cs="Arial"/>
+                <w:b/>
+                <w:bCs/>
+                <w:color w:val="FFFFFF"/>
+                <w:sz w:val="20"/>
+                <w:szCs w:val="20"/>
+              </w:rPr>
+              <w:t>Phase</w:t>
+            </w:r>
+          </w:p>
+        </w:tc>
+        <w:tc>
+          <w:tcPr>
+            <w:tcW w:w="2400" w:type="dxa"/>
+            <w:tcBorders>
+              <w:top w:val="single" w:color="CCCCCC" w:sz="0" w:space="0"/>
+              <w:left w:val="single" w:color="CCCCCC" w:sz="0" w:space="0"/>
+              <w:bottom w:val="single" w:color="CCCCCC" w:sz="0" w:space="0"/>
+              <w:right w:val="single" w:color="CCCCCC" w:sz="0" w:space="0"/>
+            </w:tcBorders>
+            <w:shd w:val="clear" w:color="auto" w:fill="1A3C5E"/>
+            <w:tcMar>
+              <w:top w:w="60" w:type="dxa"/>
+              <w:left w:w="100" w:type="dxa"/>
+              <w:bottom w:w="60" w:type="dxa"/>
+              <w:right w:w="100" w:type="dxa"/>
+            </w:tcMar>
+            <w:vAlign w:val="center"/>
+          </w:tcPr>
+          <w:p>
+            <w:r>
+              <w:rPr>
+                <w:rFonts w:eastAsia="Arial" w:cs="Arial"/>
+                <w:b/>
+                <w:bCs/>
+                <w:color w:val="FFFFFF"/>
+                <w:sz w:val="20"/>
+                <w:szCs w:val="20"/>
+              </w:rPr>
+              <w:t>Focus</w:t>
+            </w:r>
+          </w:p>
+        </w:tc>
+        <w:tc>
+          <w:tcPr>
+            <w:tcW w:w="5360" w:type="dxa"/>
+            <w:tcBorders>
+              <w:top w:val="single" w:color="CCCCCC" w:sz="0" w:space="0"/>
+              <w:left w:val="single" w:color="CCCCCC" w:sz="0" w:space="0"/>
+              <w:bottom w:val="single" w:color="CCCCCC" w:sz="0" w:space="0"/>
+              <w:right w:val="single" w:color="CCCCCC" w:sz="0" w:space="0"/>
+            </w:tcBorders>
+            <w:shd w:val="clear" w:color="auto" w:fill="1A3C5E"/>
+            <w:tcMar>
+              <w:top w:w="60" w:type="dxa"/>
+              <w:left w:w="100" w:type="dxa"/>
+              <w:bottom w:w="60" w:type="dxa"/>
+              <w:right w:w="100" w:type="dxa"/>
+            </w:tcMar>
+            <w:vAlign w:val="center"/>
+          </w:tcPr>
+          <w:p>
+            <w:r>
+              <w:rPr>
+                <w:rFonts w:eastAsia="Arial" w:cs="Arial"/>
+                <w:b/>
+                <w:bCs/>
+                <w:color w:val="FFFFFF"/>
+                <w:sz w:val="20"/>
+                <w:szCs w:val="20"/>
+              </w:rPr>
+              <w:t>Description</w:t>
+            </w:r>
+          </w:p>
+        </w:tc>
+      </w:tr>
+      <w:tr>
+        <w:trPr>
+          <w:cantSplit/>
+        </w:trPr>
+        <w:tc>
+          <w:tcPr>
+            <w:tcW w:w="1600" w:type="dxa"/>
+            <w:tcBorders>
+              <w:top w:val="single" w:color="CCCCCC" w:sz="0" w:space="0"/>
+              <w:left w:val="single" w:color="CCCCCC" w:sz="0" w:space="0"/>
+              <w:bottom w:val="single" w:color="CCCCCC" w:sz="0" w:space="0"/>
+              <w:right w:val="single" w:color="CCCCCC" w:sz="0" w:space="0"/>
+            </w:tcBorders>
+            <w:tcMar>
+              <w:top w:w="60" w:type="dxa"/>
+              <w:left w:w="100" w:type="dxa"/>
+              <w:bottom w:w="60" w:type="dxa"/>
+              <w:right w:w="100" w:type="dxa"/>
+            </w:tcMar>
+          </w:tcPr>
+          <w:p>
+            <w:r>
+              <w:rPr>
+                <w:rFonts w:eastAsia="Arial" w:cs="Arial"/>
+                <w:sz w:val="20"/>
+                <w:szCs w:val="20"/>
+              </w:rPr>
+              <w:t>Phase 1</w:t>
+            </w:r>
+            <w:r>
+              <w:rPr>
+                <w:rFonts w:eastAsia="微软雅黑"/>
+                <w:color w:val="666666"/>
+                <w:sz w:val="18"/>
+                <w:szCs w:val="18"/>
+              </w:rPr>
+              <w:t xml:space="preserve"> </w:t>
+            </w:r>
+          </w:p>
+        </w:tc>
+        <w:tc>
+          <w:tcPr>
+            <w:tcW w:w="2400" w:type="dxa"/>
+            <w:tcBorders>
+              <w:top w:val="single" w:color="CCCCCC" w:sz="0" w:space="0"/>
+              <w:left w:val="single" w:color="CCCCCC" w:sz="0" w:space="0"/>
+              <w:bottom w:val="single" w:color="CCCCCC" w:sz="0" w:space="0"/>
+              <w:right w:val="single" w:color="CCCCCC" w:sz="0" w:space="0"/>
+            </w:tcBorders>
+            <w:tcMar>
+              <w:top w:w="60" w:type="dxa"/>
+              <w:left w:w="100" w:type="dxa"/>
+              <w:bottom w:w="60" w:type="dxa"/>
+              <w:right w:w="100" w:type="dxa"/>
+            </w:tcMar>
+          </w:tcPr>
+          <w:p>
+            <w:r>
+              <w:rPr>
+                <w:rFonts w:eastAsia="Arial" w:cs="Arial"/>
+                <w:sz w:val="20"/>
+                <w:szCs w:val="20"/>
+              </w:rPr>
+              <w:t>MVP Enhancement</w:t>
+            </w:r>
+            <w:r>
+              <w:rPr>
+                <w:rFonts w:eastAsia="微软雅黑"/>
+                <w:color w:val="666666"/>
+                <w:sz w:val="18"/>
+                <w:szCs w:val="18"/>
+              </w:rPr>
+              <w:t xml:space="preserve"> </w:t>
+            </w:r>
+          </w:p>
+        </w:tc>
+        <w:tc>
+          <w:tcPr>
+            <w:tcW w:w="5360" w:type="dxa"/>
+            <w:tcBorders>
+              <w:top w:val="single" w:color="CCCCCC" w:sz="0" w:space="0"/>
+              <w:left w:val="single" w:color="CCCCCC" w:sz="0" w:space="0"/>
+              <w:bottom w:val="single" w:color="CCCCCC" w:sz="0" w:space="0"/>
+              <w:right w:val="single" w:color="CCCCCC" w:sz="0" w:space="0"/>
+            </w:tcBorders>
+            <w:tcMar>
+              <w:top w:w="60" w:type="dxa"/>
+              <w:left w:w="100" w:type="dxa"/>
+              <w:bottom w:w="60" w:type="dxa"/>
+              <w:right w:w="100" w:type="dxa"/>
+            </w:tcMar>
+          </w:tcPr>
+          <w:p>
+            <w:r>
+              <w:rPr>
+                <w:rFonts w:eastAsia="Arial" w:cs="Arial"/>
+                <w:sz w:val="20"/>
+                <w:szCs w:val="20"/>
+              </w:rPr>
+              <w:t>Real-time voice analysis for spoken answers; multi-language support (English + Chinese); collaborative practice rooms for peer mock interviews</w:t>
+            </w:r>
+            <w:r>
+              <w:rPr>
+                <w:rFonts w:eastAsia="微软雅黑"/>
+                <w:color w:val="666666"/>
+                <w:sz w:val="18"/>
+                <w:szCs w:val="18"/>
+              </w:rPr>
+              <w:t xml:space="preserve"> </w:t>
+            </w:r>
+          </w:p>
+        </w:tc>
+      </w:tr>
+      <w:tr>
+        <w:trPr>
+          <w:cantSplit/>
+        </w:trPr>
+        <w:tc>
+          <w:tcPr>
+            <w:tcW w:w="1600" w:type="dxa"/>
+            <w:tcBorders>
+              <w:top w:val="single" w:color="CCCCCC" w:sz="0" w:space="0"/>
+              <w:left w:val="single" w:color="CCCCCC" w:sz="0" w:space="0"/>
+              <w:bottom w:val="single" w:color="CCCCCC" w:sz="0" w:space="0"/>
+              <w:right w:val="single" w:color="CCCCCC" w:sz="0" w:space="0"/>
+            </w:tcBorders>
+            <w:tcMar>
+              <w:top w:w="60" w:type="dxa"/>
+              <w:left w:w="100" w:type="dxa"/>
+              <w:bottom w:w="60" w:type="dxa"/>
+              <w:right w:w="100" w:type="dxa"/>
+            </w:tcMar>
+          </w:tcPr>
+          <w:p>
+            <w:r>
+              <w:rPr>
+                <w:rFonts w:eastAsia="Arial" w:cs="Arial"/>
+                <w:sz w:val="20"/>
+                <w:szCs w:val="20"/>
+              </w:rPr>
+              <w:t>Phase 2</w:t>
+            </w:r>
+            <w:r>
+              <w:rPr>
+                <w:rFonts w:eastAsia="微软雅黑"/>
+                <w:color w:val="666666"/>
+                <w:sz w:val="18"/>
+                <w:szCs w:val="18"/>
+              </w:rPr>
+              <w:t xml:space="preserve"> </w:t>
+            </w:r>
+          </w:p>
+        </w:tc>
+        <w:tc>
+          <w:tcPr>
+            <w:tcW w:w="2400" w:type="dxa"/>
+            <w:tcBorders>
+              <w:top w:val="single" w:color="CCCCCC" w:sz="0" w:space="0"/>
+              <w:left w:val="single" w:color="CCCCCC" w:sz="0" w:space="0"/>
+              <w:bottom w:val="single" w:color="CCCCCC" w:sz="0" w:space="0"/>
+              <w:right w:val="single" w:color="CCCCCC" w:sz="0" w:space="0"/>
+            </w:tcBorders>
+            <w:tcMar>
+              <w:top w:w="60" w:type="dxa"/>
+              <w:left w:w="100" w:type="dxa"/>
+              <w:bottom w:w="60" w:type="dxa"/>
+              <w:right w:w="100" w:type="dxa"/>
+            </w:tcMar>
+          </w:tcPr>
+          <w:p>
+            <w:r>
+              <w:rPr>
+                <w:rFonts w:eastAsia="Arial" w:cs="Arial"/>
+                <w:sz w:val="20"/>
+                <w:szCs w:val="20"/>
+              </w:rPr>
+              <w:t>Intelligent Adaptation</w:t>
+            </w:r>
+            <w:r>
+              <w:rPr>
+                <w:rFonts w:eastAsia="微软雅黑"/>
+                <w:color w:val="666666"/>
+                <w:sz w:val="18"/>
+                <w:szCs w:val="18"/>
+              </w:rPr>
+              <w:t xml:space="preserve"> </w:t>
+            </w:r>
+          </w:p>
+        </w:tc>
+        <w:tc>
+          <w:tcPr>
+            <w:tcW w:w="5360" w:type="dxa"/>
+            <w:tcBorders>
+              <w:top w:val="single" w:color="CCCCCC" w:sz="0" w:space="0"/>
+              <w:left w:val="single" w:color="CCCCCC" w:sz="0" w:space="0"/>
+              <w:bottom w:val="single" w:color="CCCCCC" w:sz="0" w:space="0"/>
+              <w:right w:val="single" w:color="CCCCCC" w:sz="0" w:space="0"/>
+            </w:tcBorders>
+            <w:tcMar>
+              <w:top w:w="60" w:type="dxa"/>
+              <w:left w:w="100" w:type="dxa"/>
+              <w:bottom w:w="60" w:type="dxa"/>
+              <w:right w:w="100" w:type="dxa"/>
+            </w:tcMar>
+          </w:tcPr>
+          <w:p>
+            <w:r>
+              <w:rPr>
+                <w:rFonts w:eastAsia="Arial" w:cs="Arial"/>
+                <w:sz w:val="20"/>
+                <w:szCs w:val="20"/>
+              </w:rPr>
+              <w:t>AI-driven difficulty scaling based on performance history; personalized learning paths; industry-specific question banks (finance, tech, consulting); integration with calendar apps for scheduling</w:t>
+            </w:r>
+            <w:r>
+              <w:rPr>
+                <w:rFonts w:eastAsia="微软雅黑"/>
+                <w:color w:val="666666"/>
+                <w:sz w:val="18"/>
+                <w:szCs w:val="18"/>
+              </w:rPr>
+              <w:t xml:space="preserve"> </w:t>
+            </w:r>
+          </w:p>
+        </w:tc>
+      </w:tr>
+      <w:tr>
+        <w:trPr>
+          <w:cantSplit/>
+        </w:trPr>
+        <w:tc>
+          <w:tcPr>
+            <w:tcW w:w="1600" w:type="dxa"/>
+            <w:tcBorders>
+              <w:top w:val="single" w:color="CCCCCC" w:sz="0" w:space="0"/>
+              <w:left w:val="single" w:color="CCCCCC" w:sz="0" w:space="0"/>
+              <w:bottom w:val="single" w:color="CCCCCC" w:sz="0" w:space="0"/>
+              <w:right w:val="single" w:color="CCCCCC" w:sz="0" w:space="0"/>
+            </w:tcBorders>
+            <w:tcMar>
+              <w:top w:w="60" w:type="dxa"/>
+              <w:left w:w="100" w:type="dxa"/>
+              <w:bottom w:w="60" w:type="dxa"/>
+              <w:right w:w="100" w:type="dxa"/>
+            </w:tcMar>
+          </w:tcPr>
+          <w:p>
+            <w:r>
+              <w:rPr>
+                <w:rFonts w:eastAsia="Arial" w:cs="Arial"/>
+                <w:sz w:val="20"/>
+                <w:szCs w:val="20"/>
+              </w:rPr>
+              <w:t>Phase 3</w:t>
+            </w:r>
+            <w:r>
+              <w:rPr>
+                <w:rFonts w:eastAsia="微软雅黑"/>
+                <w:color w:val="666666"/>
+                <w:sz w:val="18"/>
+                <w:szCs w:val="18"/>
+              </w:rPr>
+              <w:t xml:space="preserve"> </w:t>
+            </w:r>
+          </w:p>
+        </w:tc>
+        <w:tc>
+          <w:tcPr>
+            <w:tcW w:w="2400" w:type="dxa"/>
+            <w:tcBorders>
+              <w:top w:val="single" w:color="CCCCCC" w:sz="0" w:space="0"/>
+              <w:left w:val="single" w:color="CCCCCC" w:sz="0" w:space="0"/>
+              <w:bottom w:val="single" w:color="CCCCCC" w:sz="0" w:space="0"/>
+              <w:right w:val="single" w:color="CCCCCC" w:sz="0" w:space="0"/>
+            </w:tcBorders>
+            <w:tcMar>
+              <w:top w:w="60" w:type="dxa"/>
+              <w:left w:w="100" w:type="dxa"/>
+              <w:bottom w:w="60" w:type="dxa"/>
+              <w:right w:w="100" w:type="dxa"/>
+            </w:tcMar>
+          </w:tcPr>
+          <w:p>
+            <w:r>
+              <w:rPr>
+                <w:rFonts w:eastAsia="Arial" w:cs="Arial"/>
+                <w:sz w:val="20"/>
+                <w:szCs w:val="20"/>
+              </w:rPr>
+              <w:t>Ecosystem Expansion</w:t>
+            </w:r>
+            <w:r>
+              <w:rPr>
+                <w:rFonts w:eastAsia="微软雅黑"/>
+                <w:color w:val="666666"/>
+                <w:sz w:val="18"/>
+                <w:szCs w:val="18"/>
+              </w:rPr>
+              <w:t xml:space="preserve"> </w:t>
+            </w:r>
+          </w:p>
+        </w:tc>
+        <w:tc>
+          <w:tcPr>
+            <w:tcW w:w="5360" w:type="dxa"/>
+            <w:tcBorders>
+              <w:top w:val="single" w:color="CCCCCC" w:sz="0" w:space="0"/>
+              <w:left w:val="single" w:color="CCCCCC" w:sz="0" w:space="0"/>
+              <w:bottom w:val="single" w:color="CCCCCC" w:sz="0" w:space="0"/>
+              <w:right w:val="single" w:color="CCCCCC" w:sz="0" w:space="0"/>
+            </w:tcBorders>
+            <w:tcMar>
+              <w:top w:w="60" w:type="dxa"/>
+              <w:left w:w="100" w:type="dxa"/>
+              <w:bottom w:w="60" w:type="dxa"/>
+              <w:right w:w="100" w:type="dxa"/>
+            </w:tcMar>
+          </w:tcPr>
+          <w:p>
+            <w:r>
+              <w:rPr>
+                <w:rFonts w:eastAsia="Arial" w:cs="Arial"/>
+                <w:sz w:val="20"/>
+                <w:szCs w:val="20"/>
+              </w:rPr>
+              <w:t>University career center partnerships; employer-branded practice modules; alumni mentor matching; analytics dashboard for career services; mobile app for on-the-go practice</w:t>
+            </w:r>
+            <w:r>
+              <w:rPr>
+                <w:rFonts w:eastAsia="微软雅黑"/>
+                <w:color w:val="666666"/>
+                <w:sz w:val="18"/>
+                <w:szCs w:val="18"/>
+              </w:rPr>
+              <w:t xml:space="preserve"> </w:t>
+            </w:r>
+          </w:p>
+        </w:tc>
+      </w:tr>
+    </w:tbl>
+    <w:p>
+      <w:pPr>
+        <w:jc w:val="both"/>
+        <w:rPr>
+          <w:rFonts w:hint="eastAsia" w:eastAsiaTheme="minorEastAsia"/>
+          <w:lang w:eastAsia="zh-CN"/>
+        </w:rPr>
+      </w:pPr>
+    </w:p>
+    <w:p>
+      <w:pPr>
+        <w:jc w:val="both"/>
+        <w:rPr>
+          <w:rFonts w:hint="eastAsia" w:eastAsiaTheme="minorEastAsia"/>
+          <w:lang w:eastAsia="zh-CN"/>
+        </w:rPr>
+      </w:pPr>
+      <w:r>
+        <w:rPr>
+          <w:rFonts w:hint="eastAsia" w:eastAsiaTheme="minorEastAsia"/>
+          <w:lang w:eastAsia="zh-CN"/>
+        </w:rPr>
+        <w:drawing>
+          <wp:inline distT="0" distB="0" distL="114300" distR="114300">
+            <wp:extent cx="5857875" cy="3662045"/>
+            <wp:effectExtent l="0" t="0" r="9525" b="20955"/>
+            <wp:docPr id="3" name="图片 3" descr="InterviewAI_Product_Roadmap"/>
+            <wp:cNvGraphicFramePr>
+              <a:graphicFrameLocks xmlns:a="http://schemas.openxmlformats.org/drawingml/2006/main" noChangeAspect="1"/>
+            </wp:cNvGraphicFramePr>
+            <a:graphic xmlns:a="http://schemas.openxmlformats.org/drawingml/2006/main">
+              <a:graphicData uri="http://schemas.openxmlformats.org/drawingml/2006/picture">
+                <pic:pic xmlns:pic="http://schemas.openxmlformats.org/drawingml/2006/picture">
+                  <pic:nvPicPr>
+                    <pic:cNvPr id="3" name="图片 3" descr="InterviewAI_Product_Roadmap"/>
+                    <pic:cNvPicPr>
+                      <a:picLocks noChangeAspect="1"/>
+                    </pic:cNvPicPr>
+                  </pic:nvPicPr>
+                  <pic:blipFill>
+                    <a:blip r:embed="rId11"/>
+                    <a:stretch>
+                      <a:fillRect/>
+                    </a:stretch>
+                  </pic:blipFill>
+                  <pic:spPr>
+                    <a:xfrm>
+                      <a:off x="0" y="0"/>
+                      <a:ext cx="5857875" cy="3662045"/>
+                    </a:xfrm>
+                    <a:prstGeom prst="rect">
+                      <a:avLst/>
+                    </a:prstGeom>
+                  </pic:spPr>
+                </pic:pic>
+              </a:graphicData>
+            </a:graphic>
+          </wp:inline>
+        </w:drawing>
+      </w:r>
+    </w:p>
+    <w:p>
+      <w:pPr>
+        <w:spacing w:after="200"/>
+        <w:jc w:val="center"/>
+        <w:rPr>
+          <w:rFonts w:hint="default" w:eastAsia="宋体" w:cs="Arial"/>
+          <w:i/>
+          <w:iCs/>
+          <w:sz w:val="18"/>
+          <w:szCs w:val="18"/>
+          <w:lang w:val="en-US" w:eastAsia="zh-CN"/>
+        </w:rPr>
+      </w:pPr>
+      <w:r>
+        <w:rPr>
+          <w:rFonts w:hint="eastAsia" w:eastAsia="宋体" w:cs="Arial"/>
+          <w:i/>
+          <w:iCs/>
+          <w:sz w:val="18"/>
+          <w:szCs w:val="18"/>
+          <w:lang w:val="en-US" w:eastAsia="zh-CN"/>
+        </w:rPr>
+        <w:t>Figure D4-1</w:t>
+      </w:r>
+      <w:r>
+        <w:rPr>
+          <w:rFonts w:hint="default" w:eastAsia="宋体" w:cs="Arial"/>
+          <w:i/>
+          <w:iCs/>
+          <w:sz w:val="18"/>
+          <w:szCs w:val="18"/>
+          <w:lang w:val="en-US" w:eastAsia="zh-CN"/>
+        </w:rPr>
+        <w:t>: Roadmap</w:t>
+      </w:r>
+      <w:bookmarkStart w:id="0" w:name="_GoBack"/>
+      <w:bookmarkEnd w:id="0"/>
     </w:p>
     <w:sectPr>
       <w:pgSz w:w="11906" w:h="16838"/>

--- a/COMP7505_Group_Project_Report.docx
+++ b/COMP7505_Group_Project_Report.docx
@@ -57,6 +57,7 @@
         <w:spacing w:after="100"/>
         <w:jc w:val="center"/>
       </w:pPr>
+      <w:proofErr w:type="spellStart"/>
       <w:r>
         <w:rPr>
           <w:rFonts w:eastAsia="Arial" w:cs="Arial"/>
@@ -65,7 +66,18 @@
           <w:sz w:val="28"/>
           <w:szCs w:val="28"/>
         </w:rPr>
-        <w:t>InterviewAI — Your AI Interview Prep Coach</w:t>
+        <w:t>InterviewAI</w:t>
+      </w:r>
+      <w:proofErr w:type="spellEnd"/>
+      <w:r>
+        <w:rPr>
+          <w:rFonts w:eastAsia="Arial" w:cs="Arial"/>
+          <w:i/>
+          <w:iCs/>
+          <w:sz w:val="28"/>
+          <w:szCs w:val="28"/>
+        </w:rPr>
+        <w:t xml:space="preserve"> — Your AI Interview Prep Coach</w:t>
       </w:r>
     </w:p>
     <w:p>
@@ -73,32 +85,41 @@
         <w:spacing w:after="100"/>
         <w:jc w:val="center"/>
       </w:pPr>
+      <w:proofErr w:type="spellStart"/>
       <w:r>
         <w:rPr>
           <w:rFonts w:eastAsia="Microsoft YaHei"/>
           <w:color w:val="888888"/>
         </w:rPr>
-        <w:t xml:space="preserve">InterviewAI — </w:t>
-      </w:r>
+        <w:t>InterviewAI</w:t>
+      </w:r>
+      <w:proofErr w:type="spellEnd"/>
       <w:r>
         <w:rPr>
           <w:rFonts w:eastAsia="Microsoft YaHei"/>
           <w:color w:val="888888"/>
         </w:rPr>
-        <w:t>你的</w:t>
+        <w:t xml:space="preserve"> — </w:t>
       </w:r>
       <w:r>
         <w:rPr>
           <w:rFonts w:eastAsia="Microsoft YaHei"/>
           <w:color w:val="888888"/>
         </w:rPr>
-        <w:t xml:space="preserve"> AI </w:t>
+        <w:t>你的</w:t>
       </w:r>
       <w:r>
         <w:rPr>
           <w:rFonts w:eastAsia="Microsoft YaHei"/>
           <w:color w:val="888888"/>
         </w:rPr>
+        <w:t xml:space="preserve"> AI </w:t>
+      </w:r>
+      <w:r>
+        <w:rPr>
+          <w:rFonts w:eastAsia="Microsoft YaHei"/>
+          <w:color w:val="888888"/>
+        </w:rPr>
         <w:t>面试准备教练</w:t>
       </w:r>
     </w:p>
@@ -116,13 +137,30 @@
         <w:rPr>
           <w:rFonts w:eastAsia="Arial" w:cs="Arial"/>
         </w:rPr>
-        <w:t>Track A: Smart Adaptive Interfaces  |  Group: Cre8</w:t>
+        <w:t xml:space="preserve">Track A: Smart Adaptive </w:t>
+      </w:r>
+      <w:proofErr w:type="gramStart"/>
+      <w:r>
+        <w:rPr>
+          <w:rFonts w:eastAsia="Arial" w:cs="Arial"/>
+        </w:rPr>
+        <w:t>Interfaces  |</w:t>
+      </w:r>
+      <w:proofErr w:type="gramEnd"/>
+      <w:r>
+        <w:rPr>
+          <w:rFonts w:eastAsia="Arial" w:cs="Arial"/>
+        </w:rPr>
+        <w:t xml:space="preserve">  Group: Cre8</w:t>
       </w:r>
     </w:p>
     <w:p>
       <w:pPr>
         <w:spacing w:after="60"/>
         <w:jc w:val="center"/>
+        <w:rPr>
+          <w:rFonts w:hint="eastAsia"/>
+        </w:rPr>
       </w:pPr>
       <w:r>
         <w:rPr>
@@ -130,11 +168,6 @@
         </w:rPr>
         <w:t>Course: COMP7505 User Interface Design and Development</w:t>
       </w:r>
-    </w:p>
-    <w:p>
-      <w:pPr>
-        <w:spacing w:before="600"/>
-      </w:pPr>
     </w:p>
     <w:p>
       <w:pPr>
@@ -335,7 +368,25 @@
                 <w:sz w:val="20"/>
                 <w:szCs w:val="20"/>
               </w:rPr>
-              <w:t>Wang Qi'an / 王祁安</w:t>
+              <w:t xml:space="preserve">Wang </w:t>
+            </w:r>
+            <w:proofErr w:type="spellStart"/>
+            <w:r>
+              <w:rPr>
+                <w:rFonts w:eastAsia="Arial" w:cs="Arial"/>
+                <w:sz w:val="20"/>
+                <w:szCs w:val="20"/>
+              </w:rPr>
+              <w:t>Qi'an</w:t>
+            </w:r>
+            <w:proofErr w:type="spellEnd"/>
+            <w:r>
+              <w:rPr>
+                <w:rFonts w:eastAsia="Arial" w:cs="Arial"/>
+                <w:sz w:val="20"/>
+                <w:szCs w:val="20"/>
+              </w:rPr>
+              <w:t xml:space="preserve"> / 王祁安</w:t>
             </w:r>
           </w:p>
         </w:tc>
@@ -674,7 +725,25 @@
                 <w:sz w:val="20"/>
                 <w:szCs w:val="20"/>
               </w:rPr>
-              <w:t>Ou Qianyin / 欧倩茵</w:t>
+              <w:t xml:space="preserve">Ou </w:t>
+            </w:r>
+            <w:proofErr w:type="spellStart"/>
+            <w:r>
+              <w:rPr>
+                <w:rFonts w:eastAsia="Arial" w:cs="Arial"/>
+                <w:sz w:val="20"/>
+                <w:szCs w:val="20"/>
+              </w:rPr>
+              <w:t>Qianyin</w:t>
+            </w:r>
+            <w:proofErr w:type="spellEnd"/>
+            <w:r>
+              <w:rPr>
+                <w:rFonts w:eastAsia="Arial" w:cs="Arial"/>
+                <w:sz w:val="20"/>
+                <w:szCs w:val="20"/>
+              </w:rPr>
+              <w:t xml:space="preserve"> / 欧倩茵</w:t>
             </w:r>
           </w:p>
         </w:tc>
@@ -900,7 +969,25 @@
                 <w:sz w:val="20"/>
                 <w:szCs w:val="20"/>
               </w:rPr>
-              <w:t>Ren Liubo / 任柳博</w:t>
+              <w:t xml:space="preserve">Ren </w:t>
+            </w:r>
+            <w:proofErr w:type="spellStart"/>
+            <w:r>
+              <w:rPr>
+                <w:rFonts w:eastAsia="Arial" w:cs="Arial"/>
+                <w:sz w:val="20"/>
+                <w:szCs w:val="20"/>
+              </w:rPr>
+              <w:t>Liubo</w:t>
+            </w:r>
+            <w:proofErr w:type="spellEnd"/>
+            <w:r>
+              <w:rPr>
+                <w:rFonts w:eastAsia="Arial" w:cs="Arial"/>
+                <w:sz w:val="20"/>
+                <w:szCs w:val="20"/>
+              </w:rPr>
+              <w:t xml:space="preserve"> / 任柳博</w:t>
             </w:r>
           </w:p>
         </w:tc>
@@ -1126,7 +1213,6 @@
                 <w:sz w:val="20"/>
                 <w:szCs w:val="20"/>
               </w:rPr>
-              <w:lastRenderedPageBreak/>
               <w:t>Gao Yuqi / 高雨琦</w:t>
             </w:r>
           </w:p>
@@ -1540,14 +1626,43 @@
       <w:pPr>
         <w:spacing w:after="120"/>
       </w:pPr>
-      <w:r>
-        <w:t xml:space="preserve">This deliverable documents the user-research foundation for InterviewAI. It defines the primary target user, summarises the main pain points identified through the questionnaire and interviews, specifies the core tasks the system is intended to support, and clarifies the scope and boundaries of the proposed design. The findings presented here provide the basis for the interaction design, evaluation, and roadmap discussed in Deliverables 2-5. </w:t>
+      <w:proofErr w:type="gramStart"/>
+      <w:r>
+        <w:t>This deliverable documents</w:t>
+      </w:r>
+      <w:proofErr w:type="gramEnd"/>
+      <w:r>
+        <w:t xml:space="preserve"> the user-research foundation for </w:t>
+      </w:r>
+      <w:proofErr w:type="spellStart"/>
+      <w:r>
+        <w:t>InterviewAI</w:t>
+      </w:r>
+      <w:proofErr w:type="spellEnd"/>
+      <w:r>
+        <w:t xml:space="preserve">. It defines the primary target user, </w:t>
+      </w:r>
+      <w:proofErr w:type="spellStart"/>
+      <w:r>
+        <w:t>summarises</w:t>
+      </w:r>
+      <w:proofErr w:type="spellEnd"/>
+      <w:r>
+        <w:t xml:space="preserve"> the main pain points identified through the questionnaire and interviews, specifies the core tasks the system is intended to support, and clarifies the scope and boundaries of the proposed design. The findings presented here provide the basis for the interaction design, evaluation, and roadmap discussed in Deliverables 2-5. </w:t>
       </w:r>
       <w:r>
         <w:t>本交付物记录了</w:t>
       </w:r>
       <w:r>
-        <w:t xml:space="preserve"> InterviewAI </w:t>
+        <w:t xml:space="preserve"> </w:t>
+      </w:r>
+      <w:proofErr w:type="spellStart"/>
+      <w:r>
+        <w:t>InterviewAI</w:t>
+      </w:r>
+      <w:proofErr w:type="spellEnd"/>
+      <w:r>
+        <w:t xml:space="preserve"> </w:t>
       </w:r>
       <w:r>
         <w:t>的用户研究基础，界定了主要目标用户，总结了问卷与访谈中识别出的核心痛点，说明了系统需要支持的关键任务，并明确了所提设计的范围与边界。本节呈现的发现为交付物</w:t>
@@ -1591,7 +1706,15 @@
         <w:spacing w:after="120"/>
       </w:pPr>
       <w:r>
-        <w:t xml:space="preserve">The primary persona, Kevin Li, was developed from a pre-project questionnaire completed by nine respondents and from follow-up semi-structured interviews. All respondents were fresh graduates or near-graduates from computing-related backgrounds, and most were master's students at HKU. The persona consolidates the recurring goals, behaviours, and concerns observed across these data sources. </w:t>
+        <w:t xml:space="preserve">The primary persona, Kevin Li, was developed from a pre-project questionnaire completed by nine respondents and from follow-up semi-structured interviews. All respondents were fresh graduates or near-graduates from computing-related backgrounds, and most were master's students at HKU. The persona consolidates the recurring goals, </w:t>
+      </w:r>
+      <w:proofErr w:type="spellStart"/>
+      <w:r>
+        <w:t>behaviours</w:t>
+      </w:r>
+      <w:proofErr w:type="spellEnd"/>
+      <w:r>
+        <w:t xml:space="preserve">, and concerns observed across these data sources. </w:t>
       </w:r>
       <w:r>
         <w:t>主要用户画像</w:t>
@@ -3684,7 +3807,21 @@
         <w:rPr>
           <w:rFonts w:eastAsia="Arial" w:cs="Arial"/>
         </w:rPr>
-        <w:t>We use a human–AI collaborative model: the system supports preparation and reflection, but the user keeps authority over interpretations and scores. Three core behaviours run through the UI:</w:t>
+        <w:t xml:space="preserve">We use a human–AI collaborative model: the system supports preparation and reflection, but the user keeps authority over interpretations and scores. Three core </w:t>
+      </w:r>
+      <w:proofErr w:type="spellStart"/>
+      <w:r>
+        <w:rPr>
+          <w:rFonts w:eastAsia="Arial" w:cs="Arial"/>
+        </w:rPr>
+        <w:t>behaviours</w:t>
+      </w:r>
+      <w:proofErr w:type="spellEnd"/>
+      <w:r>
+        <w:rPr>
+          <w:rFonts w:eastAsia="Arial" w:cs="Arial"/>
+        </w:rPr>
+        <w:t xml:space="preserve"> run through the UI:</w:t>
       </w:r>
       <w:r>
         <w:rPr>
@@ -4001,7 +4138,21 @@
         <w:rPr>
           <w:rFonts w:eastAsia="Arial" w:cs="Arial"/>
         </w:rPr>
-        <w:t>Top-level areas are Dashboard, Practice, Review, History, and Settings. This split mirrors D1's two core workflows (live practice vs. post-hoc review) plus entry (Dashboard), continuity (History), and preferences (Settings). Exception-related branches (voice failure, AI error, extraction failure) are included in the IA view so failures are part of the structure, not an afterthought.</w:t>
+        <w:t xml:space="preserve">Top-level areas are Dashboard, Practice, Review, History, and Settings. This split mirrors D1's two core workflows (live practice vs. post-hoc review) plus entry (Dashboard), continuity (History), and preferences (Settings). Exception-related branches (voice failure, AI error, extraction failure) are included in the IA </w:t>
+      </w:r>
+      <w:proofErr w:type="gramStart"/>
+      <w:r>
+        <w:rPr>
+          <w:rFonts w:eastAsia="Arial" w:cs="Arial"/>
+        </w:rPr>
+        <w:t>view</w:t>
+      </w:r>
+      <w:proofErr w:type="gramEnd"/>
+      <w:r>
+        <w:rPr>
+          <w:rFonts w:eastAsia="Arial" w:cs="Arial"/>
+        </w:rPr>
+        <w:t xml:space="preserve"> so failures are part of the structure, not an afterthought.</w:t>
       </w:r>
       <w:r>
         <w:rPr>
@@ -5822,28 +5973,14 @@
         <w:spacing w:after="200"/>
         <w:jc w:val="center"/>
         <w:rPr>
-          <w:rFonts w:eastAsia="Arial" w:cs="Arial" w:hint="eastAsia"/>
-          <w:i/>
-          <w:iCs/>
-          <w:sz w:val="18"/>
-          <w:szCs w:val="18"/>
-        </w:rPr>
-      </w:pPr>
-      <w:r>
-        <w:rPr>
           <w:rFonts w:eastAsia="Arial" w:cs="Arial"/>
           <w:i/>
           <w:iCs/>
           <w:sz w:val="18"/>
           <w:szCs w:val="18"/>
         </w:rPr>
-        <w:t>Figure D2-7: Track A Failure Handling &amp; Limitation Communication</w:t>
-      </w:r>
-    </w:p>
-    <w:p>
-      <w:pPr>
-        <w:spacing w:after="200"/>
-        <w:jc w:val="center"/>
+      </w:pPr>
+      <w:r>
         <w:rPr>
           <w:rFonts w:eastAsia="Arial" w:cs="Arial"/>
           <w:i/>
@@ -5851,7 +5988,8 @@
           <w:sz w:val="18"/>
           <w:szCs w:val="18"/>
         </w:rPr>
-      </w:pPr>
+        <w:t>Figure D2-7: Track A Failure Handling &amp; Limitation Communication</w:t>
+      </w:r>
     </w:p>
     <w:p>
       <w:pPr>
@@ -6102,9 +6240,23 @@
     </w:p>
     <w:p>
       <w:pPr>
+        <w:spacing w:after="200"/>
+        <w:jc w:val="center"/>
+        <w:rPr>
+          <w:rFonts w:eastAsia="Arial" w:cs="Arial"/>
+          <w:i/>
+          <w:iCs/>
+          <w:sz w:val="18"/>
+          <w:szCs w:val="18"/>
+        </w:rPr>
+      </w:pPr>
+    </w:p>
+    <w:p>
+      <w:pPr>
         <w:pStyle w:val="Heading1"/>
       </w:pPr>
       <w:r>
+        <w:lastRenderedPageBreak/>
         <w:t>Deliverable 3: Design Evaluation &amp; Iteration</w:t>
       </w:r>
     </w:p>
@@ -6113,7 +6265,15 @@
         <w:spacing w:after="120" w:line="259" w:lineRule="auto"/>
       </w:pPr>
       <w:r>
-        <w:t>This deliverable documents how the InterviewAI prototype was evaluated, what usability problems were discovered, and how those findings were translated into concrete design iterations. The evaluation focused on whether first-time users could understand the AI-supported workflow, maintain control over their interview context and answers, recover from errors, and receive feedback that was specific enough to support improvement. To avoid relying on a single source of evidence, we combined expert inspection, task-based walkthrough, and participant-based observation.</w:t>
+        <w:t xml:space="preserve">This deliverable documents how the </w:t>
+      </w:r>
+      <w:proofErr w:type="spellStart"/>
+      <w:r>
+        <w:t>InterviewAI</w:t>
+      </w:r>
+      <w:proofErr w:type="spellEnd"/>
+      <w:r>
+        <w:t xml:space="preserve"> prototype was evaluated, what usability problems were discovered, and how those findings were translated into concrete design iterations. The evaluation focused on whether first-time users could understand the AI-supported workflow, maintain control over their interview context and answers, recover from errors, and receive feedback that was specific enough to support improvement. To avoid relying on a single source of evidence, we combined expert inspection, task-based walkthrough, and participant-based observation.</w:t>
       </w:r>
     </w:p>
     <w:p>
@@ -6121,7 +6281,15 @@
         <w:spacing w:after="120" w:line="259" w:lineRule="auto"/>
       </w:pPr>
       <w:r>
-        <w:t>The final iteration direction was guided by one central design question: how can InterviewAI behave less like a black-box scoring tool and more like a transparent, controllable interview coach?</w:t>
+        <w:t xml:space="preserve">The final iteration direction was guided by one central design question: how can </w:t>
+      </w:r>
+      <w:proofErr w:type="spellStart"/>
+      <w:r>
+        <w:t>InterviewAI</w:t>
+      </w:r>
+      <w:proofErr w:type="spellEnd"/>
+      <w:r>
+        <w:t xml:space="preserve"> behave less like a black-box scoring tool and more like a transparent, controllable interview coach?</w:t>
       </w:r>
     </w:p>
     <w:p>
@@ -6144,7 +6312,7 @@
     <w:p>
       <w:pPr>
         <w:pStyle w:val="Heading3"/>
-        <w:spacing w:after="120" w:line="259" w:lineRule="auto"/>
+        <w:spacing w:line="259" w:lineRule="auto"/>
       </w:pPr>
       <w:r>
         <w:t>Evaluation Objectives</w:t>
@@ -6197,28 +6365,31 @@
     </w:p>
     <w:tbl>
       <w:tblPr>
-        <w:tblW w:type="auto" w:w="0"/>
+        <w:tblW w:w="0" w:type="auto"/>
         <w:jc w:val="center"/>
-        <w:tblLook w:firstColumn="1" w:firstRow="1" w:lastColumn="0" w:lastRow="0" w:noHBand="0" w:noVBand="1" w:val="04A0"/>
+        <w:tblLook w:val="04A0" w:firstRow="1" w:lastRow="0" w:firstColumn="1" w:lastColumn="0" w:noHBand="0" w:noVBand="1"/>
       </w:tblPr>
       <w:tblGrid>
-        <w:gridCol w:w="2256"/>
-        <w:gridCol w:w="2256"/>
-        <w:gridCol w:w="2256"/>
-        <w:gridCol w:w="2256"/>
+        <w:gridCol w:w="1791"/>
+        <w:gridCol w:w="1910"/>
+        <w:gridCol w:w="2760"/>
+        <w:gridCol w:w="2565"/>
       </w:tblGrid>
       <w:tr>
-        <w:tc>
-          <w:tcPr>
-            <w:tcW w:type="dxa" w:w="1944"/>
-            <w:vAlign w:val="center"/>
-            <w:tcMar>
-              <w:top w:w="90" w:type="dxa"/>
-              <w:start w:w="90" w:type="dxa"/>
-              <w:bottom w:w="90" w:type="dxa"/>
-              <w:end w:w="90" w:type="dxa"/>
-            </w:tcMar>
-            <w:shd w:fill="D9EAF7"/>
+        <w:trPr>
+          <w:jc w:val="center"/>
+        </w:trPr>
+        <w:tc>
+          <w:tcPr>
+            <w:tcW w:w="1944" w:type="dxa"/>
+            <w:shd w:val="clear" w:color="auto" w:fill="D9EAF7"/>
+            <w:tcMar>
+              <w:top w:w="90" w:type="dxa"/>
+              <w:left w:w="90" w:type="dxa"/>
+              <w:bottom w:w="90" w:type="dxa"/>
+              <w:right w:w="90" w:type="dxa"/>
+            </w:tcMar>
+            <w:vAlign w:val="center"/>
           </w:tcPr>
           <w:p>
             <w:pPr>
@@ -6236,15 +6407,15 @@
         </w:tc>
         <w:tc>
           <w:tcPr>
-            <w:tcW w:type="dxa" w:w="2088"/>
-            <w:vAlign w:val="center"/>
-            <w:tcMar>
-              <w:top w:w="90" w:type="dxa"/>
-              <w:start w:w="90" w:type="dxa"/>
-              <w:bottom w:w="90" w:type="dxa"/>
-              <w:end w:w="90" w:type="dxa"/>
-            </w:tcMar>
-            <w:shd w:fill="D9EAF7"/>
+            <w:tcW w:w="2088" w:type="dxa"/>
+            <w:shd w:val="clear" w:color="auto" w:fill="D9EAF7"/>
+            <w:tcMar>
+              <w:top w:w="90" w:type="dxa"/>
+              <w:left w:w="90" w:type="dxa"/>
+              <w:bottom w:w="90" w:type="dxa"/>
+              <w:right w:w="90" w:type="dxa"/>
+            </w:tcMar>
+            <w:vAlign w:val="center"/>
           </w:tcPr>
           <w:p>
             <w:pPr>
@@ -6262,15 +6433,15 @@
         </w:tc>
         <w:tc>
           <w:tcPr>
-            <w:tcW w:type="dxa" w:w="3168"/>
-            <w:vAlign w:val="center"/>
-            <w:tcMar>
-              <w:top w:w="90" w:type="dxa"/>
-              <w:start w:w="90" w:type="dxa"/>
-              <w:bottom w:w="90" w:type="dxa"/>
-              <w:end w:w="90" w:type="dxa"/>
-            </w:tcMar>
-            <w:shd w:fill="D9EAF7"/>
+            <w:tcW w:w="3168" w:type="dxa"/>
+            <w:shd w:val="clear" w:color="auto" w:fill="D9EAF7"/>
+            <w:tcMar>
+              <w:top w:w="90" w:type="dxa"/>
+              <w:left w:w="90" w:type="dxa"/>
+              <w:bottom w:w="90" w:type="dxa"/>
+              <w:right w:w="90" w:type="dxa"/>
+            </w:tcMar>
+            <w:vAlign w:val="center"/>
           </w:tcPr>
           <w:p>
             <w:pPr>
@@ -6288,15 +6459,15 @@
         </w:tc>
         <w:tc>
           <w:tcPr>
-            <w:tcW w:type="dxa" w:w="2880"/>
-            <w:vAlign w:val="center"/>
-            <w:tcMar>
-              <w:top w:w="90" w:type="dxa"/>
-              <w:start w:w="90" w:type="dxa"/>
-              <w:bottom w:w="90" w:type="dxa"/>
-              <w:end w:w="90" w:type="dxa"/>
-            </w:tcMar>
-            <w:shd w:fill="D9EAF7"/>
+            <w:tcW w:w="2880" w:type="dxa"/>
+            <w:shd w:val="clear" w:color="auto" w:fill="D9EAF7"/>
+            <w:tcMar>
+              <w:top w:w="90" w:type="dxa"/>
+              <w:left w:w="90" w:type="dxa"/>
+              <w:bottom w:w="90" w:type="dxa"/>
+              <w:right w:w="90" w:type="dxa"/>
+            </w:tcMar>
+            <w:vAlign w:val="center"/>
           </w:tcPr>
           <w:p>
             <w:pPr>
@@ -6314,16 +6485,19 @@
         </w:tc>
       </w:tr>
       <w:tr>
-        <w:tc>
-          <w:tcPr>
-            <w:tcW w:type="dxa" w:w="1944"/>
-            <w:vAlign w:val="center"/>
-            <w:tcMar>
-              <w:top w:w="90" w:type="dxa"/>
-              <w:start w:w="90" w:type="dxa"/>
-              <w:bottom w:w="90" w:type="dxa"/>
-              <w:end w:w="90" w:type="dxa"/>
-            </w:tcMar>
+        <w:trPr>
+          <w:jc w:val="center"/>
+        </w:trPr>
+        <w:tc>
+          <w:tcPr>
+            <w:tcW w:w="1944" w:type="dxa"/>
+            <w:tcMar>
+              <w:top w:w="90" w:type="dxa"/>
+              <w:left w:w="90" w:type="dxa"/>
+              <w:bottom w:w="90" w:type="dxa"/>
+              <w:right w:w="90" w:type="dxa"/>
+            </w:tcMar>
+            <w:vAlign w:val="center"/>
           </w:tcPr>
           <w:p>
             <w:pPr>
@@ -6339,14 +6513,14 @@
         </w:tc>
         <w:tc>
           <w:tcPr>
-            <w:tcW w:type="dxa" w:w="2088"/>
-            <w:vAlign w:val="center"/>
-            <w:tcMar>
-              <w:top w:w="90" w:type="dxa"/>
-              <w:start w:w="90" w:type="dxa"/>
-              <w:bottom w:w="90" w:type="dxa"/>
-              <w:end w:w="90" w:type="dxa"/>
-            </w:tcMar>
+            <w:tcW w:w="2088" w:type="dxa"/>
+            <w:tcMar>
+              <w:top w:w="90" w:type="dxa"/>
+              <w:left w:w="90" w:type="dxa"/>
+              <w:bottom w:w="90" w:type="dxa"/>
+              <w:right w:w="90" w:type="dxa"/>
+            </w:tcMar>
+            <w:vAlign w:val="center"/>
           </w:tcPr>
           <w:p>
             <w:pPr>
@@ -6362,14 +6536,14 @@
         </w:tc>
         <w:tc>
           <w:tcPr>
-            <w:tcW w:type="dxa" w:w="3168"/>
-            <w:vAlign w:val="center"/>
-            <w:tcMar>
-              <w:top w:w="90" w:type="dxa"/>
-              <w:start w:w="90" w:type="dxa"/>
-              <w:bottom w:w="90" w:type="dxa"/>
-              <w:end w:w="90" w:type="dxa"/>
-            </w:tcMar>
+            <w:tcW w:w="3168" w:type="dxa"/>
+            <w:tcMar>
+              <w:top w:w="90" w:type="dxa"/>
+              <w:left w:w="90" w:type="dxa"/>
+              <w:bottom w:w="90" w:type="dxa"/>
+              <w:right w:w="90" w:type="dxa"/>
+            </w:tcMar>
+            <w:vAlign w:val="center"/>
           </w:tcPr>
           <w:p>
             <w:pPr>
@@ -6385,14 +6559,14 @@
         </w:tc>
         <w:tc>
           <w:tcPr>
-            <w:tcW w:type="dxa" w:w="2880"/>
-            <w:vAlign w:val="center"/>
-            <w:tcMar>
-              <w:top w:w="90" w:type="dxa"/>
-              <w:start w:w="90" w:type="dxa"/>
-              <w:bottom w:w="90" w:type="dxa"/>
-              <w:end w:w="90" w:type="dxa"/>
-            </w:tcMar>
+            <w:tcW w:w="2880" w:type="dxa"/>
+            <w:tcMar>
+              <w:top w:w="90" w:type="dxa"/>
+              <w:left w:w="90" w:type="dxa"/>
+              <w:bottom w:w="90" w:type="dxa"/>
+              <w:right w:w="90" w:type="dxa"/>
+            </w:tcMar>
+            <w:vAlign w:val="center"/>
           </w:tcPr>
           <w:p>
             <w:pPr>
@@ -6408,16 +6582,19 @@
         </w:tc>
       </w:tr>
       <w:tr>
-        <w:tc>
-          <w:tcPr>
-            <w:tcW w:type="dxa" w:w="1944"/>
-            <w:vAlign w:val="center"/>
-            <w:tcMar>
-              <w:top w:w="90" w:type="dxa"/>
-              <w:start w:w="90" w:type="dxa"/>
-              <w:bottom w:w="90" w:type="dxa"/>
-              <w:end w:w="90" w:type="dxa"/>
-            </w:tcMar>
+        <w:trPr>
+          <w:jc w:val="center"/>
+        </w:trPr>
+        <w:tc>
+          <w:tcPr>
+            <w:tcW w:w="1944" w:type="dxa"/>
+            <w:tcMar>
+              <w:top w:w="90" w:type="dxa"/>
+              <w:left w:w="90" w:type="dxa"/>
+              <w:bottom w:w="90" w:type="dxa"/>
+              <w:right w:w="90" w:type="dxa"/>
+            </w:tcMar>
+            <w:vAlign w:val="center"/>
           </w:tcPr>
           <w:p>
             <w:pPr>
@@ -6433,14 +6610,14 @@
         </w:tc>
         <w:tc>
           <w:tcPr>
-            <w:tcW w:type="dxa" w:w="2088"/>
-            <w:vAlign w:val="center"/>
-            <w:tcMar>
-              <w:top w:w="90" w:type="dxa"/>
-              <w:start w:w="90" w:type="dxa"/>
-              <w:bottom w:w="90" w:type="dxa"/>
-              <w:end w:w="90" w:type="dxa"/>
-            </w:tcMar>
+            <w:tcW w:w="2088" w:type="dxa"/>
+            <w:tcMar>
+              <w:top w:w="90" w:type="dxa"/>
+              <w:left w:w="90" w:type="dxa"/>
+              <w:bottom w:w="90" w:type="dxa"/>
+              <w:right w:w="90" w:type="dxa"/>
+            </w:tcMar>
+            <w:vAlign w:val="center"/>
           </w:tcPr>
           <w:p>
             <w:pPr>
@@ -6456,14 +6633,14 @@
         </w:tc>
         <w:tc>
           <w:tcPr>
-            <w:tcW w:type="dxa" w:w="3168"/>
-            <w:vAlign w:val="center"/>
-            <w:tcMar>
-              <w:top w:w="90" w:type="dxa"/>
-              <w:start w:w="90" w:type="dxa"/>
-              <w:bottom w:w="90" w:type="dxa"/>
-              <w:end w:w="90" w:type="dxa"/>
-            </w:tcMar>
+            <w:tcW w:w="3168" w:type="dxa"/>
+            <w:tcMar>
+              <w:top w:w="90" w:type="dxa"/>
+              <w:left w:w="90" w:type="dxa"/>
+              <w:bottom w:w="90" w:type="dxa"/>
+              <w:right w:w="90" w:type="dxa"/>
+            </w:tcMar>
+            <w:vAlign w:val="center"/>
           </w:tcPr>
           <w:p>
             <w:pPr>
@@ -6479,39 +6656,49 @@
         </w:tc>
         <w:tc>
           <w:tcPr>
-            <w:tcW w:type="dxa" w:w="2880"/>
-            <w:vAlign w:val="center"/>
-            <w:tcMar>
-              <w:top w:w="90" w:type="dxa"/>
-              <w:start w:w="90" w:type="dxa"/>
-              <w:bottom w:w="90" w:type="dxa"/>
-              <w:end w:w="90" w:type="dxa"/>
-            </w:tcMar>
-          </w:tcPr>
-          <w:p>
-            <w:pPr>
-              <w:spacing w:after="60" w:line="252" w:lineRule="auto"/>
-            </w:pPr>
-            <w:r>
-              <w:rPr>
-                <w:sz w:val="18"/>
-              </w:rPr>
-              <w:t>Predicted user intention, visible action, feedback clarity, and likely breakdown point.</w:t>
+            <w:tcW w:w="2880" w:type="dxa"/>
+            <w:tcMar>
+              <w:top w:w="90" w:type="dxa"/>
+              <w:left w:w="90" w:type="dxa"/>
+              <w:bottom w:w="90" w:type="dxa"/>
+              <w:right w:w="90" w:type="dxa"/>
+            </w:tcMar>
+            <w:vAlign w:val="center"/>
+          </w:tcPr>
+          <w:p>
+            <w:pPr>
+              <w:spacing w:after="60" w:line="252" w:lineRule="auto"/>
+            </w:pPr>
+            <w:r>
+              <w:rPr>
+                <w:sz w:val="18"/>
+              </w:rPr>
+              <w:t xml:space="preserve">Predicted user intention, visible action, feedback clarity, and likely breakdown </w:t>
+            </w:r>
+            <w:r>
+              <w:rPr>
+                <w:sz w:val="18"/>
+              </w:rPr>
+              <w:lastRenderedPageBreak/>
+              <w:t>point.</w:t>
             </w:r>
           </w:p>
         </w:tc>
       </w:tr>
       <w:tr>
-        <w:tc>
-          <w:tcPr>
-            <w:tcW w:type="dxa" w:w="1944"/>
-            <w:vAlign w:val="center"/>
-            <w:tcMar>
-              <w:top w:w="90" w:type="dxa"/>
-              <w:start w:w="90" w:type="dxa"/>
-              <w:bottom w:w="90" w:type="dxa"/>
-              <w:end w:w="90" w:type="dxa"/>
-            </w:tcMar>
+        <w:trPr>
+          <w:jc w:val="center"/>
+        </w:trPr>
+        <w:tc>
+          <w:tcPr>
+            <w:tcW w:w="1944" w:type="dxa"/>
+            <w:tcMar>
+              <w:top w:w="90" w:type="dxa"/>
+              <w:left w:w="90" w:type="dxa"/>
+              <w:bottom w:w="90" w:type="dxa"/>
+              <w:right w:w="90" w:type="dxa"/>
+            </w:tcMar>
+            <w:vAlign w:val="center"/>
           </w:tcPr>
           <w:p>
             <w:pPr>
@@ -6527,14 +6714,14 @@
         </w:tc>
         <w:tc>
           <w:tcPr>
-            <w:tcW w:type="dxa" w:w="2088"/>
-            <w:vAlign w:val="center"/>
-            <w:tcMar>
-              <w:top w:w="90" w:type="dxa"/>
-              <w:start w:w="90" w:type="dxa"/>
-              <w:bottom w:w="90" w:type="dxa"/>
-              <w:end w:w="90" w:type="dxa"/>
-            </w:tcMar>
+            <w:tcW w:w="2088" w:type="dxa"/>
+            <w:tcMar>
+              <w:top w:w="90" w:type="dxa"/>
+              <w:left w:w="90" w:type="dxa"/>
+              <w:bottom w:w="90" w:type="dxa"/>
+              <w:right w:w="90" w:type="dxa"/>
+            </w:tcMar>
+            <w:vAlign w:val="center"/>
           </w:tcPr>
           <w:p>
             <w:pPr>
@@ -6550,14 +6737,14 @@
         </w:tc>
         <w:tc>
           <w:tcPr>
-            <w:tcW w:type="dxa" w:w="3168"/>
-            <w:vAlign w:val="center"/>
-            <w:tcMar>
-              <w:top w:w="90" w:type="dxa"/>
-              <w:start w:w="90" w:type="dxa"/>
-              <w:bottom w:w="90" w:type="dxa"/>
-              <w:end w:w="90" w:type="dxa"/>
-            </w:tcMar>
+            <w:tcW w:w="3168" w:type="dxa"/>
+            <w:tcMar>
+              <w:top w:w="90" w:type="dxa"/>
+              <w:left w:w="90" w:type="dxa"/>
+              <w:bottom w:w="90" w:type="dxa"/>
+              <w:right w:w="90" w:type="dxa"/>
+            </w:tcMar>
+            <w:vAlign w:val="center"/>
           </w:tcPr>
           <w:p>
             <w:pPr>
@@ -6573,14 +6760,14 @@
         </w:tc>
         <w:tc>
           <w:tcPr>
-            <w:tcW w:type="dxa" w:w="2880"/>
-            <w:vAlign w:val="center"/>
-            <w:tcMar>
-              <w:top w:w="90" w:type="dxa"/>
-              <w:start w:w="90" w:type="dxa"/>
-              <w:bottom w:w="90" w:type="dxa"/>
-              <w:end w:w="90" w:type="dxa"/>
-            </w:tcMar>
+            <w:tcW w:w="2880" w:type="dxa"/>
+            <w:tcMar>
+              <w:top w:w="90" w:type="dxa"/>
+              <w:left w:w="90" w:type="dxa"/>
+              <w:bottom w:w="90" w:type="dxa"/>
+              <w:right w:w="90" w:type="dxa"/>
+            </w:tcMar>
+            <w:vAlign w:val="center"/>
           </w:tcPr>
           <w:p>
             <w:pPr>
@@ -6604,7 +6791,7 @@
     <w:p>
       <w:pPr>
         <w:pStyle w:val="Heading3"/>
-        <w:spacing w:after="120" w:line="259" w:lineRule="auto"/>
+        <w:spacing w:line="259" w:lineRule="auto"/>
       </w:pPr>
       <w:r>
         <w:t>Task Scenarios</w:t>
@@ -6640,7 +6827,7 @@
     <w:p>
       <w:pPr>
         <w:pStyle w:val="Heading3"/>
-        <w:spacing w:after="120" w:line="259" w:lineRule="auto"/>
+        <w:spacing w:line="259" w:lineRule="auto"/>
       </w:pPr>
       <w:r>
         <w:t>Procedure and Metrics</w:t>
@@ -6673,28 +6860,31 @@
     </w:p>
     <w:tbl>
       <w:tblPr>
-        <w:tblW w:type="auto" w:w="0"/>
+        <w:tblW w:w="0" w:type="auto"/>
         <w:jc w:val="center"/>
-        <w:tblLook w:firstColumn="1" w:firstRow="1" w:lastColumn="0" w:lastRow="0" w:noHBand="0" w:noVBand="1" w:val="04A0"/>
+        <w:tblLook w:val="04A0" w:firstRow="1" w:lastRow="0" w:firstColumn="1" w:lastColumn="0" w:noHBand="0" w:noVBand="1"/>
       </w:tblPr>
       <w:tblGrid>
-        <w:gridCol w:w="2256"/>
-        <w:gridCol w:w="2256"/>
-        <w:gridCol w:w="2256"/>
-        <w:gridCol w:w="2256"/>
+        <w:gridCol w:w="1586"/>
+        <w:gridCol w:w="962"/>
+        <w:gridCol w:w="3452"/>
+        <w:gridCol w:w="3026"/>
       </w:tblGrid>
       <w:tr>
-        <w:tc>
-          <w:tcPr>
-            <w:tcW w:type="dxa" w:w="1656"/>
-            <w:vAlign w:val="center"/>
-            <w:tcMar>
-              <w:top w:w="90" w:type="dxa"/>
-              <w:start w:w="90" w:type="dxa"/>
-              <w:bottom w:w="90" w:type="dxa"/>
-              <w:end w:w="90" w:type="dxa"/>
-            </w:tcMar>
-            <w:shd w:fill="D9EAF7"/>
+        <w:trPr>
+          <w:jc w:val="center"/>
+        </w:trPr>
+        <w:tc>
+          <w:tcPr>
+            <w:tcW w:w="1656" w:type="dxa"/>
+            <w:shd w:val="clear" w:color="auto" w:fill="D9EAF7"/>
+            <w:tcMar>
+              <w:top w:w="90" w:type="dxa"/>
+              <w:left w:w="90" w:type="dxa"/>
+              <w:bottom w:w="90" w:type="dxa"/>
+              <w:right w:w="90" w:type="dxa"/>
+            </w:tcMar>
+            <w:vAlign w:val="center"/>
           </w:tcPr>
           <w:p>
             <w:pPr>
@@ -6712,15 +6902,15 @@
         </w:tc>
         <w:tc>
           <w:tcPr>
-            <w:tcW w:type="dxa" w:w="1008"/>
-            <w:vAlign w:val="center"/>
-            <w:tcMar>
-              <w:top w:w="90" w:type="dxa"/>
-              <w:start w:w="90" w:type="dxa"/>
-              <w:bottom w:w="90" w:type="dxa"/>
-              <w:end w:w="90" w:type="dxa"/>
-            </w:tcMar>
-            <w:shd w:fill="D9EAF7"/>
+            <w:tcW w:w="1008" w:type="dxa"/>
+            <w:shd w:val="clear" w:color="auto" w:fill="D9EAF7"/>
+            <w:tcMar>
+              <w:top w:w="90" w:type="dxa"/>
+              <w:left w:w="90" w:type="dxa"/>
+              <w:bottom w:w="90" w:type="dxa"/>
+              <w:right w:w="90" w:type="dxa"/>
+            </w:tcMar>
+            <w:vAlign w:val="center"/>
           </w:tcPr>
           <w:p>
             <w:pPr>
@@ -6738,15 +6928,15 @@
         </w:tc>
         <w:tc>
           <w:tcPr>
-            <w:tcW w:type="dxa" w:w="3816"/>
-            <w:vAlign w:val="center"/>
-            <w:tcMar>
-              <w:top w:w="90" w:type="dxa"/>
-              <w:start w:w="90" w:type="dxa"/>
-              <w:bottom w:w="90" w:type="dxa"/>
-              <w:end w:w="90" w:type="dxa"/>
-            </w:tcMar>
-            <w:shd w:fill="D9EAF7"/>
+            <w:tcW w:w="3816" w:type="dxa"/>
+            <w:shd w:val="clear" w:color="auto" w:fill="D9EAF7"/>
+            <w:tcMar>
+              <w:top w:w="90" w:type="dxa"/>
+              <w:left w:w="90" w:type="dxa"/>
+              <w:bottom w:w="90" w:type="dxa"/>
+              <w:right w:w="90" w:type="dxa"/>
+            </w:tcMar>
+            <w:vAlign w:val="center"/>
           </w:tcPr>
           <w:p>
             <w:pPr>
@@ -6764,15 +6954,15 @@
         </w:tc>
         <w:tc>
           <w:tcPr>
-            <w:tcW w:type="dxa" w:w="3312"/>
-            <w:vAlign w:val="center"/>
-            <w:tcMar>
-              <w:top w:w="90" w:type="dxa"/>
-              <w:start w:w="90" w:type="dxa"/>
-              <w:bottom w:w="90" w:type="dxa"/>
-              <w:end w:w="90" w:type="dxa"/>
-            </w:tcMar>
-            <w:shd w:fill="D9EAF7"/>
+            <w:tcW w:w="3312" w:type="dxa"/>
+            <w:shd w:val="clear" w:color="auto" w:fill="D9EAF7"/>
+            <w:tcMar>
+              <w:top w:w="90" w:type="dxa"/>
+              <w:left w:w="90" w:type="dxa"/>
+              <w:bottom w:w="90" w:type="dxa"/>
+              <w:right w:w="90" w:type="dxa"/>
+            </w:tcMar>
+            <w:vAlign w:val="center"/>
           </w:tcPr>
           <w:p>
             <w:pPr>
@@ -6790,16 +6980,19 @@
         </w:tc>
       </w:tr>
       <w:tr>
-        <w:tc>
-          <w:tcPr>
-            <w:tcW w:type="dxa" w:w="1656"/>
-            <w:vAlign w:val="center"/>
-            <w:tcMar>
-              <w:top w:w="90" w:type="dxa"/>
-              <w:start w:w="90" w:type="dxa"/>
-              <w:bottom w:w="90" w:type="dxa"/>
-              <w:end w:w="90" w:type="dxa"/>
-            </w:tcMar>
+        <w:trPr>
+          <w:jc w:val="center"/>
+        </w:trPr>
+        <w:tc>
+          <w:tcPr>
+            <w:tcW w:w="1656" w:type="dxa"/>
+            <w:tcMar>
+              <w:top w:w="90" w:type="dxa"/>
+              <w:left w:w="90" w:type="dxa"/>
+              <w:bottom w:w="90" w:type="dxa"/>
+              <w:right w:w="90" w:type="dxa"/>
+            </w:tcMar>
+            <w:vAlign w:val="center"/>
           </w:tcPr>
           <w:p>
             <w:pPr>
@@ -6815,14 +7008,14 @@
         </w:tc>
         <w:tc>
           <w:tcPr>
-            <w:tcW w:type="dxa" w:w="1008"/>
-            <w:vAlign w:val="center"/>
-            <w:tcMar>
-              <w:top w:w="90" w:type="dxa"/>
-              <w:start w:w="90" w:type="dxa"/>
-              <w:bottom w:w="90" w:type="dxa"/>
-              <w:end w:w="90" w:type="dxa"/>
-            </w:tcMar>
+            <w:tcW w:w="1008" w:type="dxa"/>
+            <w:tcMar>
+              <w:top w:w="90" w:type="dxa"/>
+              <w:left w:w="90" w:type="dxa"/>
+              <w:bottom w:w="90" w:type="dxa"/>
+              <w:right w:w="90" w:type="dxa"/>
+            </w:tcMar>
+            <w:vAlign w:val="center"/>
           </w:tcPr>
           <w:p>
             <w:pPr>
@@ -6838,14 +7031,14 @@
         </w:tc>
         <w:tc>
           <w:tcPr>
-            <w:tcW w:type="dxa" w:w="3816"/>
-            <w:vAlign w:val="center"/>
-            <w:tcMar>
-              <w:top w:w="90" w:type="dxa"/>
-              <w:start w:w="90" w:type="dxa"/>
-              <w:bottom w:w="90" w:type="dxa"/>
-              <w:end w:w="90" w:type="dxa"/>
-            </w:tcMar>
+            <w:tcW w:w="3816" w:type="dxa"/>
+            <w:tcMar>
+              <w:top w:w="90" w:type="dxa"/>
+              <w:left w:w="90" w:type="dxa"/>
+              <w:bottom w:w="90" w:type="dxa"/>
+              <w:right w:w="90" w:type="dxa"/>
+            </w:tcMar>
+            <w:vAlign w:val="center"/>
           </w:tcPr>
           <w:p>
             <w:pPr>
@@ -6861,14 +7054,14 @@
         </w:tc>
         <w:tc>
           <w:tcPr>
-            <w:tcW w:type="dxa" w:w="3312"/>
-            <w:vAlign w:val="center"/>
-            <w:tcMar>
-              <w:top w:w="90" w:type="dxa"/>
-              <w:start w:w="90" w:type="dxa"/>
-              <w:bottom w:w="90" w:type="dxa"/>
-              <w:end w:w="90" w:type="dxa"/>
-            </w:tcMar>
+            <w:tcW w:w="3312" w:type="dxa"/>
+            <w:tcMar>
+              <w:top w:w="90" w:type="dxa"/>
+              <w:left w:w="90" w:type="dxa"/>
+              <w:bottom w:w="90" w:type="dxa"/>
+              <w:right w:w="90" w:type="dxa"/>
+            </w:tcMar>
+            <w:vAlign w:val="center"/>
           </w:tcPr>
           <w:p>
             <w:pPr>
@@ -6884,16 +7077,19 @@
         </w:tc>
       </w:tr>
       <w:tr>
-        <w:tc>
-          <w:tcPr>
-            <w:tcW w:type="dxa" w:w="1656"/>
-            <w:vAlign w:val="center"/>
-            <w:tcMar>
-              <w:top w:w="90" w:type="dxa"/>
-              <w:start w:w="90" w:type="dxa"/>
-              <w:bottom w:w="90" w:type="dxa"/>
-              <w:end w:w="90" w:type="dxa"/>
-            </w:tcMar>
+        <w:trPr>
+          <w:jc w:val="center"/>
+        </w:trPr>
+        <w:tc>
+          <w:tcPr>
+            <w:tcW w:w="1656" w:type="dxa"/>
+            <w:tcMar>
+              <w:top w:w="90" w:type="dxa"/>
+              <w:left w:w="90" w:type="dxa"/>
+              <w:bottom w:w="90" w:type="dxa"/>
+              <w:right w:w="90" w:type="dxa"/>
+            </w:tcMar>
+            <w:vAlign w:val="center"/>
           </w:tcPr>
           <w:p>
             <w:pPr>
@@ -6909,14 +7105,14 @@
         </w:tc>
         <w:tc>
           <w:tcPr>
-            <w:tcW w:type="dxa" w:w="1008"/>
-            <w:vAlign w:val="center"/>
-            <w:tcMar>
-              <w:top w:w="90" w:type="dxa"/>
-              <w:start w:w="90" w:type="dxa"/>
-              <w:bottom w:w="90" w:type="dxa"/>
-              <w:end w:w="90" w:type="dxa"/>
-            </w:tcMar>
+            <w:tcW w:w="1008" w:type="dxa"/>
+            <w:tcMar>
+              <w:top w:w="90" w:type="dxa"/>
+              <w:left w:w="90" w:type="dxa"/>
+              <w:bottom w:w="90" w:type="dxa"/>
+              <w:right w:w="90" w:type="dxa"/>
+            </w:tcMar>
+            <w:vAlign w:val="center"/>
           </w:tcPr>
           <w:p>
             <w:pPr>
@@ -6932,14 +7128,14 @@
         </w:tc>
         <w:tc>
           <w:tcPr>
-            <w:tcW w:type="dxa" w:w="3816"/>
-            <w:vAlign w:val="center"/>
-            <w:tcMar>
-              <w:top w:w="90" w:type="dxa"/>
-              <w:start w:w="90" w:type="dxa"/>
-              <w:bottom w:w="90" w:type="dxa"/>
-              <w:end w:w="90" w:type="dxa"/>
-            </w:tcMar>
+            <w:tcW w:w="3816" w:type="dxa"/>
+            <w:tcMar>
+              <w:top w:w="90" w:type="dxa"/>
+              <w:left w:w="90" w:type="dxa"/>
+              <w:bottom w:w="90" w:type="dxa"/>
+              <w:right w:w="90" w:type="dxa"/>
+            </w:tcMar>
+            <w:vAlign w:val="center"/>
           </w:tcPr>
           <w:p>
             <w:pPr>
@@ -6955,14 +7151,14 @@
         </w:tc>
         <w:tc>
           <w:tcPr>
-            <w:tcW w:type="dxa" w:w="3312"/>
-            <w:vAlign w:val="center"/>
-            <w:tcMar>
-              <w:top w:w="90" w:type="dxa"/>
-              <w:start w:w="90" w:type="dxa"/>
-              <w:bottom w:w="90" w:type="dxa"/>
-              <w:end w:w="90" w:type="dxa"/>
-            </w:tcMar>
+            <w:tcW w:w="3312" w:type="dxa"/>
+            <w:tcMar>
+              <w:top w:w="90" w:type="dxa"/>
+              <w:left w:w="90" w:type="dxa"/>
+              <w:bottom w:w="90" w:type="dxa"/>
+              <w:right w:w="90" w:type="dxa"/>
+            </w:tcMar>
+            <w:vAlign w:val="center"/>
           </w:tcPr>
           <w:p>
             <w:pPr>
@@ -6978,16 +7174,19 @@
         </w:tc>
       </w:tr>
       <w:tr>
-        <w:tc>
-          <w:tcPr>
-            <w:tcW w:type="dxa" w:w="1656"/>
-            <w:vAlign w:val="center"/>
-            <w:tcMar>
-              <w:top w:w="90" w:type="dxa"/>
-              <w:start w:w="90" w:type="dxa"/>
-              <w:bottom w:w="90" w:type="dxa"/>
-              <w:end w:w="90" w:type="dxa"/>
-            </w:tcMar>
+        <w:trPr>
+          <w:jc w:val="center"/>
+        </w:trPr>
+        <w:tc>
+          <w:tcPr>
+            <w:tcW w:w="1656" w:type="dxa"/>
+            <w:tcMar>
+              <w:top w:w="90" w:type="dxa"/>
+              <w:left w:w="90" w:type="dxa"/>
+              <w:bottom w:w="90" w:type="dxa"/>
+              <w:right w:w="90" w:type="dxa"/>
+            </w:tcMar>
+            <w:vAlign w:val="center"/>
           </w:tcPr>
           <w:p>
             <w:pPr>
@@ -7003,14 +7202,14 @@
         </w:tc>
         <w:tc>
           <w:tcPr>
-            <w:tcW w:type="dxa" w:w="1008"/>
-            <w:vAlign w:val="center"/>
-            <w:tcMar>
-              <w:top w:w="90" w:type="dxa"/>
-              <w:start w:w="90" w:type="dxa"/>
-              <w:bottom w:w="90" w:type="dxa"/>
-              <w:end w:w="90" w:type="dxa"/>
-            </w:tcMar>
+            <w:tcW w:w="1008" w:type="dxa"/>
+            <w:tcMar>
+              <w:top w:w="90" w:type="dxa"/>
+              <w:left w:w="90" w:type="dxa"/>
+              <w:bottom w:w="90" w:type="dxa"/>
+              <w:right w:w="90" w:type="dxa"/>
+            </w:tcMar>
+            <w:vAlign w:val="center"/>
           </w:tcPr>
           <w:p>
             <w:pPr>
@@ -7026,14 +7225,14 @@
         </w:tc>
         <w:tc>
           <w:tcPr>
-            <w:tcW w:type="dxa" w:w="3816"/>
-            <w:vAlign w:val="center"/>
-            <w:tcMar>
-              <w:top w:w="90" w:type="dxa"/>
-              <w:start w:w="90" w:type="dxa"/>
-              <w:bottom w:w="90" w:type="dxa"/>
-              <w:end w:w="90" w:type="dxa"/>
-            </w:tcMar>
+            <w:tcW w:w="3816" w:type="dxa"/>
+            <w:tcMar>
+              <w:top w:w="90" w:type="dxa"/>
+              <w:left w:w="90" w:type="dxa"/>
+              <w:bottom w:w="90" w:type="dxa"/>
+              <w:right w:w="90" w:type="dxa"/>
+            </w:tcMar>
+            <w:vAlign w:val="center"/>
           </w:tcPr>
           <w:p>
             <w:pPr>
@@ -7049,14 +7248,14 @@
         </w:tc>
         <w:tc>
           <w:tcPr>
-            <w:tcW w:type="dxa" w:w="3312"/>
-            <w:vAlign w:val="center"/>
-            <w:tcMar>
-              <w:top w:w="90" w:type="dxa"/>
-              <w:start w:w="90" w:type="dxa"/>
-              <w:bottom w:w="90" w:type="dxa"/>
-              <w:end w:w="90" w:type="dxa"/>
-            </w:tcMar>
+            <w:tcW w:w="3312" w:type="dxa"/>
+            <w:tcMar>
+              <w:top w:w="90" w:type="dxa"/>
+              <w:left w:w="90" w:type="dxa"/>
+              <w:bottom w:w="90" w:type="dxa"/>
+              <w:right w:w="90" w:type="dxa"/>
+            </w:tcMar>
+            <w:vAlign w:val="center"/>
           </w:tcPr>
           <w:p>
             <w:pPr>
@@ -7072,16 +7271,19 @@
         </w:tc>
       </w:tr>
       <w:tr>
-        <w:tc>
-          <w:tcPr>
-            <w:tcW w:type="dxa" w:w="1656"/>
-            <w:vAlign w:val="center"/>
-            <w:tcMar>
-              <w:top w:w="90" w:type="dxa"/>
-              <w:start w:w="90" w:type="dxa"/>
-              <w:bottom w:w="90" w:type="dxa"/>
-              <w:end w:w="90" w:type="dxa"/>
-            </w:tcMar>
+        <w:trPr>
+          <w:jc w:val="center"/>
+        </w:trPr>
+        <w:tc>
+          <w:tcPr>
+            <w:tcW w:w="1656" w:type="dxa"/>
+            <w:tcMar>
+              <w:top w:w="90" w:type="dxa"/>
+              <w:left w:w="90" w:type="dxa"/>
+              <w:bottom w:w="90" w:type="dxa"/>
+              <w:right w:w="90" w:type="dxa"/>
+            </w:tcMar>
+            <w:vAlign w:val="center"/>
           </w:tcPr>
           <w:p>
             <w:pPr>
@@ -7097,14 +7299,14 @@
         </w:tc>
         <w:tc>
           <w:tcPr>
-            <w:tcW w:type="dxa" w:w="1008"/>
-            <w:vAlign w:val="center"/>
-            <w:tcMar>
-              <w:top w:w="90" w:type="dxa"/>
-              <w:start w:w="90" w:type="dxa"/>
-              <w:bottom w:w="90" w:type="dxa"/>
-              <w:end w:w="90" w:type="dxa"/>
-            </w:tcMar>
+            <w:tcW w:w="1008" w:type="dxa"/>
+            <w:tcMar>
+              <w:top w:w="90" w:type="dxa"/>
+              <w:left w:w="90" w:type="dxa"/>
+              <w:bottom w:w="90" w:type="dxa"/>
+              <w:right w:w="90" w:type="dxa"/>
+            </w:tcMar>
+            <w:vAlign w:val="center"/>
           </w:tcPr>
           <w:p>
             <w:pPr>
@@ -7120,62 +7322,80 @@
         </w:tc>
         <w:tc>
           <w:tcPr>
-            <w:tcW w:type="dxa" w:w="3816"/>
-            <w:vAlign w:val="center"/>
-            <w:tcMar>
-              <w:top w:w="90" w:type="dxa"/>
-              <w:start w:w="90" w:type="dxa"/>
-              <w:bottom w:w="90" w:type="dxa"/>
-              <w:end w:w="90" w:type="dxa"/>
-            </w:tcMar>
-          </w:tcPr>
-          <w:p>
-            <w:pPr>
-              <w:spacing w:after="60" w:line="252" w:lineRule="auto"/>
-            </w:pPr>
-            <w:r>
-              <w:rPr>
-                <w:sz w:val="18"/>
-              </w:rPr>
-              <w:t>Answer drafts could be lost when navigating away from an in-progress response.</w:t>
-            </w:r>
-          </w:p>
-        </w:tc>
-        <w:tc>
-          <w:tcPr>
-            <w:tcW w:type="dxa" w:w="3312"/>
-            <w:vAlign w:val="center"/>
-            <w:tcMar>
-              <w:top w:w="90" w:type="dxa"/>
-              <w:start w:w="90" w:type="dxa"/>
-              <w:bottom w:w="90" w:type="dxa"/>
-              <w:end w:w="90" w:type="dxa"/>
-            </w:tcMar>
-          </w:tcPr>
-          <w:p>
-            <w:pPr>
-              <w:spacing w:after="60" w:line="252" w:lineRule="auto"/>
-            </w:pPr>
-            <w:r>
-              <w:rPr>
-                <w:sz w:val="18"/>
-              </w:rPr>
-              <w:t>Introduce autosave, warning dialogs, and recoverable drafts.</w:t>
+            <w:tcW w:w="3816" w:type="dxa"/>
+            <w:tcMar>
+              <w:top w:w="90" w:type="dxa"/>
+              <w:left w:w="90" w:type="dxa"/>
+              <w:bottom w:w="90" w:type="dxa"/>
+              <w:right w:w="90" w:type="dxa"/>
+            </w:tcMar>
+            <w:vAlign w:val="center"/>
+          </w:tcPr>
+          <w:p>
+            <w:pPr>
+              <w:spacing w:after="60" w:line="252" w:lineRule="auto"/>
+            </w:pPr>
+            <w:r>
+              <w:rPr>
+                <w:sz w:val="18"/>
+              </w:rPr>
+              <w:t xml:space="preserve">Answer drafts could be lost when </w:t>
+            </w:r>
+            <w:r>
+              <w:rPr>
+                <w:sz w:val="18"/>
+              </w:rPr>
+              <w:lastRenderedPageBreak/>
+              <w:t>navigating away from an in-progress response.</w:t>
+            </w:r>
+          </w:p>
+        </w:tc>
+        <w:tc>
+          <w:tcPr>
+            <w:tcW w:w="3312" w:type="dxa"/>
+            <w:tcMar>
+              <w:top w:w="90" w:type="dxa"/>
+              <w:left w:w="90" w:type="dxa"/>
+              <w:bottom w:w="90" w:type="dxa"/>
+              <w:right w:w="90" w:type="dxa"/>
+            </w:tcMar>
+            <w:vAlign w:val="center"/>
+          </w:tcPr>
+          <w:p>
+            <w:pPr>
+              <w:spacing w:after="60" w:line="252" w:lineRule="auto"/>
+            </w:pPr>
+            <w:r>
+              <w:rPr>
+                <w:sz w:val="18"/>
+              </w:rPr>
+              <w:lastRenderedPageBreak/>
+              <w:t xml:space="preserve">Introduce autosave, warning </w:t>
+            </w:r>
+            <w:r>
+              <w:rPr>
+                <w:sz w:val="18"/>
+              </w:rPr>
+              <w:lastRenderedPageBreak/>
+              <w:t>dialogs, and recoverable drafts.</w:t>
             </w:r>
           </w:p>
         </w:tc>
       </w:tr>
       <w:tr>
-        <w:tc>
-          <w:tcPr>
-            <w:tcW w:type="dxa" w:w="1656"/>
-            <w:vAlign w:val="center"/>
-            <w:tcMar>
-              <w:top w:w="90" w:type="dxa"/>
-              <w:start w:w="90" w:type="dxa"/>
-              <w:bottom w:w="90" w:type="dxa"/>
-              <w:end w:w="90" w:type="dxa"/>
-            </w:tcMar>
+        <w:trPr>
+          <w:jc w:val="center"/>
+        </w:trPr>
+        <w:tc>
+          <w:tcPr>
+            <w:tcW w:w="1656" w:type="dxa"/>
+            <w:tcMar>
+              <w:top w:w="90" w:type="dxa"/>
+              <w:left w:w="90" w:type="dxa"/>
+              <w:bottom w:w="90" w:type="dxa"/>
+              <w:right w:w="90" w:type="dxa"/>
+            </w:tcMar>
+            <w:vAlign w:val="center"/>
           </w:tcPr>
           <w:p>
             <w:pPr>
@@ -7191,14 +7411,14 @@
         </w:tc>
         <w:tc>
           <w:tcPr>
-            <w:tcW w:type="dxa" w:w="1008"/>
-            <w:vAlign w:val="center"/>
-            <w:tcMar>
-              <w:top w:w="90" w:type="dxa"/>
-              <w:start w:w="90" w:type="dxa"/>
-              <w:bottom w:w="90" w:type="dxa"/>
-              <w:end w:w="90" w:type="dxa"/>
-            </w:tcMar>
+            <w:tcW w:w="1008" w:type="dxa"/>
+            <w:tcMar>
+              <w:top w:w="90" w:type="dxa"/>
+              <w:left w:w="90" w:type="dxa"/>
+              <w:bottom w:w="90" w:type="dxa"/>
+              <w:right w:w="90" w:type="dxa"/>
+            </w:tcMar>
+            <w:vAlign w:val="center"/>
           </w:tcPr>
           <w:p>
             <w:pPr>
@@ -7214,14 +7434,14 @@
         </w:tc>
         <w:tc>
           <w:tcPr>
-            <w:tcW w:type="dxa" w:w="3816"/>
-            <w:vAlign w:val="center"/>
-            <w:tcMar>
-              <w:top w:w="90" w:type="dxa"/>
-              <w:start w:w="90" w:type="dxa"/>
-              <w:bottom w:w="90" w:type="dxa"/>
-              <w:end w:w="90" w:type="dxa"/>
-            </w:tcMar>
+            <w:tcW w:w="3816" w:type="dxa"/>
+            <w:tcMar>
+              <w:top w:w="90" w:type="dxa"/>
+              <w:left w:w="90" w:type="dxa"/>
+              <w:bottom w:w="90" w:type="dxa"/>
+              <w:right w:w="90" w:type="dxa"/>
+            </w:tcMar>
+            <w:vAlign w:val="center"/>
           </w:tcPr>
           <w:p>
             <w:pPr>
@@ -7237,14 +7457,14 @@
         </w:tc>
         <w:tc>
           <w:tcPr>
-            <w:tcW w:type="dxa" w:w="3312"/>
-            <w:vAlign w:val="center"/>
-            <w:tcMar>
-              <w:top w:w="90" w:type="dxa"/>
-              <w:start w:w="90" w:type="dxa"/>
-              <w:bottom w:w="90" w:type="dxa"/>
-              <w:end w:w="90" w:type="dxa"/>
-            </w:tcMar>
+            <w:tcW w:w="3312" w:type="dxa"/>
+            <w:tcMar>
+              <w:top w:w="90" w:type="dxa"/>
+              <w:left w:w="90" w:type="dxa"/>
+              <w:bottom w:w="90" w:type="dxa"/>
+              <w:right w:w="90" w:type="dxa"/>
+            </w:tcMar>
+            <w:vAlign w:val="center"/>
           </w:tcPr>
           <w:p>
             <w:pPr>
@@ -7260,16 +7480,19 @@
         </w:tc>
       </w:tr>
       <w:tr>
-        <w:tc>
-          <w:tcPr>
-            <w:tcW w:type="dxa" w:w="1656"/>
-            <w:vAlign w:val="center"/>
-            <w:tcMar>
-              <w:top w:w="90" w:type="dxa"/>
-              <w:start w:w="90" w:type="dxa"/>
-              <w:bottom w:w="90" w:type="dxa"/>
-              <w:end w:w="90" w:type="dxa"/>
-            </w:tcMar>
+        <w:trPr>
+          <w:jc w:val="center"/>
+        </w:trPr>
+        <w:tc>
+          <w:tcPr>
+            <w:tcW w:w="1656" w:type="dxa"/>
+            <w:tcMar>
+              <w:top w:w="90" w:type="dxa"/>
+              <w:left w:w="90" w:type="dxa"/>
+              <w:bottom w:w="90" w:type="dxa"/>
+              <w:right w:w="90" w:type="dxa"/>
+            </w:tcMar>
+            <w:vAlign w:val="center"/>
           </w:tcPr>
           <w:p>
             <w:pPr>
@@ -7285,14 +7508,14 @@
         </w:tc>
         <w:tc>
           <w:tcPr>
-            <w:tcW w:type="dxa" w:w="1008"/>
-            <w:vAlign w:val="center"/>
-            <w:tcMar>
-              <w:top w:w="90" w:type="dxa"/>
-              <w:start w:w="90" w:type="dxa"/>
-              <w:bottom w:w="90" w:type="dxa"/>
-              <w:end w:w="90" w:type="dxa"/>
-            </w:tcMar>
+            <w:tcW w:w="1008" w:type="dxa"/>
+            <w:tcMar>
+              <w:top w:w="90" w:type="dxa"/>
+              <w:left w:w="90" w:type="dxa"/>
+              <w:bottom w:w="90" w:type="dxa"/>
+              <w:right w:w="90" w:type="dxa"/>
+            </w:tcMar>
+            <w:vAlign w:val="center"/>
           </w:tcPr>
           <w:p>
             <w:pPr>
@@ -7308,14 +7531,14 @@
         </w:tc>
         <w:tc>
           <w:tcPr>
-            <w:tcW w:type="dxa" w:w="3816"/>
-            <w:vAlign w:val="center"/>
-            <w:tcMar>
-              <w:top w:w="90" w:type="dxa"/>
-              <w:start w:w="90" w:type="dxa"/>
-              <w:bottom w:w="90" w:type="dxa"/>
-              <w:end w:w="90" w:type="dxa"/>
-            </w:tcMar>
+            <w:tcW w:w="3816" w:type="dxa"/>
+            <w:tcMar>
+              <w:top w:w="90" w:type="dxa"/>
+              <w:left w:w="90" w:type="dxa"/>
+              <w:bottom w:w="90" w:type="dxa"/>
+              <w:right w:w="90" w:type="dxa"/>
+            </w:tcMar>
+            <w:vAlign w:val="center"/>
           </w:tcPr>
           <w:p>
             <w:pPr>
@@ -7331,14 +7554,14 @@
         </w:tc>
         <w:tc>
           <w:tcPr>
-            <w:tcW w:type="dxa" w:w="3312"/>
-            <w:vAlign w:val="center"/>
-            <w:tcMar>
-              <w:top w:w="90" w:type="dxa"/>
-              <w:start w:w="90" w:type="dxa"/>
-              <w:bottom w:w="90" w:type="dxa"/>
-              <w:end w:w="90" w:type="dxa"/>
-            </w:tcMar>
+            <w:tcW w:w="3312" w:type="dxa"/>
+            <w:tcMar>
+              <w:top w:w="90" w:type="dxa"/>
+              <w:left w:w="90" w:type="dxa"/>
+              <w:bottom w:w="90" w:type="dxa"/>
+              <w:right w:w="90" w:type="dxa"/>
+            </w:tcMar>
+            <w:vAlign w:val="center"/>
           </w:tcPr>
           <w:p>
             <w:pPr>
@@ -7362,7 +7585,7 @@
     <w:p>
       <w:pPr>
         <w:pStyle w:val="Heading3"/>
-        <w:spacing w:after="120" w:line="259" w:lineRule="auto"/>
+        <w:spacing w:line="259" w:lineRule="auto"/>
       </w:pPr>
       <w:r>
         <w:t>Severity Classification</w:t>
@@ -7370,29 +7593,32 @@
     </w:p>
     <w:tbl>
       <w:tblPr>
-        <w:tblW w:type="auto" w:w="0"/>
+        <w:tblW w:w="0" w:type="auto"/>
         <w:jc w:val="center"/>
-        <w:tblLook w:firstColumn="1" w:firstRow="1" w:lastColumn="0" w:lastRow="0" w:noHBand="0" w:noVBand="1" w:val="04A0"/>
+        <w:tblLook w:val="04A0" w:firstRow="1" w:lastRow="0" w:firstColumn="1" w:lastColumn="0" w:noHBand="0" w:noVBand="1"/>
       </w:tblPr>
       <w:tblGrid>
-        <w:gridCol w:w="1805"/>
-        <w:gridCol w:w="1805"/>
-        <w:gridCol w:w="1805"/>
-        <w:gridCol w:w="1805"/>
-        <w:gridCol w:w="1805"/>
+        <w:gridCol w:w="709"/>
+        <w:gridCol w:w="1105"/>
+        <w:gridCol w:w="2489"/>
+        <w:gridCol w:w="2493"/>
+        <w:gridCol w:w="2230"/>
       </w:tblGrid>
       <w:tr>
-        <w:tc>
-          <w:tcPr>
-            <w:tcW w:type="dxa" w:w="792"/>
-            <w:vAlign w:val="center"/>
-            <w:tcMar>
-              <w:top w:w="90" w:type="dxa"/>
-              <w:start w:w="90" w:type="dxa"/>
-              <w:bottom w:w="90" w:type="dxa"/>
-              <w:end w:w="90" w:type="dxa"/>
-            </w:tcMar>
-            <w:shd w:fill="D9EAF7"/>
+        <w:trPr>
+          <w:jc w:val="center"/>
+        </w:trPr>
+        <w:tc>
+          <w:tcPr>
+            <w:tcW w:w="792" w:type="dxa"/>
+            <w:shd w:val="clear" w:color="auto" w:fill="D9EAF7"/>
+            <w:tcMar>
+              <w:top w:w="90" w:type="dxa"/>
+              <w:left w:w="90" w:type="dxa"/>
+              <w:bottom w:w="90" w:type="dxa"/>
+              <w:right w:w="90" w:type="dxa"/>
+            </w:tcMar>
+            <w:vAlign w:val="center"/>
           </w:tcPr>
           <w:p>
             <w:pPr>
@@ -7410,15 +7636,15 @@
         </w:tc>
         <w:tc>
           <w:tcPr>
-            <w:tcW w:type="dxa" w:w="1152"/>
-            <w:vAlign w:val="center"/>
-            <w:tcMar>
-              <w:top w:w="90" w:type="dxa"/>
-              <w:start w:w="90" w:type="dxa"/>
-              <w:bottom w:w="90" w:type="dxa"/>
-              <w:end w:w="90" w:type="dxa"/>
-            </w:tcMar>
-            <w:shd w:fill="D9EAF7"/>
+            <w:tcW w:w="1152" w:type="dxa"/>
+            <w:shd w:val="clear" w:color="auto" w:fill="D9EAF7"/>
+            <w:tcMar>
+              <w:top w:w="90" w:type="dxa"/>
+              <w:left w:w="90" w:type="dxa"/>
+              <w:bottom w:w="90" w:type="dxa"/>
+              <w:right w:w="90" w:type="dxa"/>
+            </w:tcMar>
+            <w:vAlign w:val="center"/>
           </w:tcPr>
           <w:p>
             <w:pPr>
@@ -7436,15 +7662,15 @@
         </w:tc>
         <w:tc>
           <w:tcPr>
-            <w:tcW w:type="dxa" w:w="2880"/>
-            <w:vAlign w:val="center"/>
-            <w:tcMar>
-              <w:top w:w="90" w:type="dxa"/>
-              <w:start w:w="90" w:type="dxa"/>
-              <w:bottom w:w="90" w:type="dxa"/>
-              <w:end w:w="90" w:type="dxa"/>
-            </w:tcMar>
-            <w:shd w:fill="D9EAF7"/>
+            <w:tcW w:w="2880" w:type="dxa"/>
+            <w:shd w:val="clear" w:color="auto" w:fill="D9EAF7"/>
+            <w:tcMar>
+              <w:top w:w="90" w:type="dxa"/>
+              <w:left w:w="90" w:type="dxa"/>
+              <w:bottom w:w="90" w:type="dxa"/>
+              <w:right w:w="90" w:type="dxa"/>
+            </w:tcMar>
+            <w:vAlign w:val="center"/>
           </w:tcPr>
           <w:p>
             <w:pPr>
@@ -7462,15 +7688,15 @@
         </w:tc>
         <w:tc>
           <w:tcPr>
-            <w:tcW w:type="dxa" w:w="2880"/>
-            <w:vAlign w:val="center"/>
-            <w:tcMar>
-              <w:top w:w="90" w:type="dxa"/>
-              <w:start w:w="90" w:type="dxa"/>
-              <w:bottom w:w="90" w:type="dxa"/>
-              <w:end w:w="90" w:type="dxa"/>
-            </w:tcMar>
-            <w:shd w:fill="D9EAF7"/>
+            <w:tcW w:w="2880" w:type="dxa"/>
+            <w:shd w:val="clear" w:color="auto" w:fill="D9EAF7"/>
+            <w:tcMar>
+              <w:top w:w="90" w:type="dxa"/>
+              <w:left w:w="90" w:type="dxa"/>
+              <w:bottom w:w="90" w:type="dxa"/>
+              <w:right w:w="90" w:type="dxa"/>
+            </w:tcMar>
+            <w:vAlign w:val="center"/>
           </w:tcPr>
           <w:p>
             <w:pPr>
@@ -7488,15 +7714,15 @@
         </w:tc>
         <w:tc>
           <w:tcPr>
-            <w:tcW w:type="dxa" w:w="2520"/>
-            <w:vAlign w:val="center"/>
-            <w:tcMar>
-              <w:top w:w="90" w:type="dxa"/>
-              <w:start w:w="90" w:type="dxa"/>
-              <w:bottom w:w="90" w:type="dxa"/>
-              <w:end w:w="90" w:type="dxa"/>
-            </w:tcMar>
-            <w:shd w:fill="D9EAF7"/>
+            <w:tcW w:w="2520" w:type="dxa"/>
+            <w:shd w:val="clear" w:color="auto" w:fill="D9EAF7"/>
+            <w:tcMar>
+              <w:top w:w="90" w:type="dxa"/>
+              <w:left w:w="90" w:type="dxa"/>
+              <w:bottom w:w="90" w:type="dxa"/>
+              <w:right w:w="90" w:type="dxa"/>
+            </w:tcMar>
+            <w:vAlign w:val="center"/>
           </w:tcPr>
           <w:p>
             <w:pPr>
@@ -7514,16 +7740,19 @@
         </w:tc>
       </w:tr>
       <w:tr>
-        <w:tc>
-          <w:tcPr>
-            <w:tcW w:type="dxa" w:w="792"/>
-            <w:vAlign w:val="center"/>
-            <w:tcMar>
-              <w:top w:w="90" w:type="dxa"/>
-              <w:start w:w="90" w:type="dxa"/>
-              <w:bottom w:w="90" w:type="dxa"/>
-              <w:end w:w="90" w:type="dxa"/>
-            </w:tcMar>
+        <w:trPr>
+          <w:jc w:val="center"/>
+        </w:trPr>
+        <w:tc>
+          <w:tcPr>
+            <w:tcW w:w="792" w:type="dxa"/>
+            <w:tcMar>
+              <w:top w:w="90" w:type="dxa"/>
+              <w:left w:w="90" w:type="dxa"/>
+              <w:bottom w:w="90" w:type="dxa"/>
+              <w:right w:w="90" w:type="dxa"/>
+            </w:tcMar>
+            <w:vAlign w:val="center"/>
           </w:tcPr>
           <w:p>
             <w:pPr>
@@ -7539,14 +7768,14 @@
         </w:tc>
         <w:tc>
           <w:tcPr>
-            <w:tcW w:type="dxa" w:w="1152"/>
-            <w:vAlign w:val="center"/>
-            <w:tcMar>
-              <w:top w:w="90" w:type="dxa"/>
-              <w:start w:w="90" w:type="dxa"/>
-              <w:bottom w:w="90" w:type="dxa"/>
-              <w:end w:w="90" w:type="dxa"/>
-            </w:tcMar>
+            <w:tcW w:w="1152" w:type="dxa"/>
+            <w:tcMar>
+              <w:top w:w="90" w:type="dxa"/>
+              <w:left w:w="90" w:type="dxa"/>
+              <w:bottom w:w="90" w:type="dxa"/>
+              <w:right w:w="90" w:type="dxa"/>
+            </w:tcMar>
+            <w:vAlign w:val="center"/>
           </w:tcPr>
           <w:p>
             <w:pPr>
@@ -7562,14 +7791,14 @@
         </w:tc>
         <w:tc>
           <w:tcPr>
-            <w:tcW w:type="dxa" w:w="2880"/>
-            <w:vAlign w:val="center"/>
-            <w:tcMar>
-              <w:top w:w="90" w:type="dxa"/>
-              <w:start w:w="90" w:type="dxa"/>
-              <w:bottom w:w="90" w:type="dxa"/>
-              <w:end w:w="90" w:type="dxa"/>
-            </w:tcMar>
+            <w:tcW w:w="2880" w:type="dxa"/>
+            <w:tcMar>
+              <w:top w:w="90" w:type="dxa"/>
+              <w:left w:w="90" w:type="dxa"/>
+              <w:bottom w:w="90" w:type="dxa"/>
+              <w:right w:w="90" w:type="dxa"/>
+            </w:tcMar>
+            <w:vAlign w:val="center"/>
           </w:tcPr>
           <w:p>
             <w:pPr>
@@ -7585,14 +7814,14 @@
         </w:tc>
         <w:tc>
           <w:tcPr>
-            <w:tcW w:type="dxa" w:w="2880"/>
-            <w:vAlign w:val="center"/>
-            <w:tcMar>
-              <w:top w:w="90" w:type="dxa"/>
-              <w:start w:w="90" w:type="dxa"/>
-              <w:bottom w:w="90" w:type="dxa"/>
-              <w:end w:w="90" w:type="dxa"/>
-            </w:tcMar>
+            <w:tcW w:w="2880" w:type="dxa"/>
+            <w:tcMar>
+              <w:top w:w="90" w:type="dxa"/>
+              <w:left w:w="90" w:type="dxa"/>
+              <w:bottom w:w="90" w:type="dxa"/>
+              <w:right w:w="90" w:type="dxa"/>
+            </w:tcMar>
+            <w:vAlign w:val="center"/>
           </w:tcPr>
           <w:p>
             <w:pPr>
@@ -7608,14 +7837,14 @@
         </w:tc>
         <w:tc>
           <w:tcPr>
-            <w:tcW w:type="dxa" w:w="2520"/>
-            <w:vAlign w:val="center"/>
-            <w:tcMar>
-              <w:top w:w="90" w:type="dxa"/>
-              <w:start w:w="90" w:type="dxa"/>
-              <w:bottom w:w="90" w:type="dxa"/>
-              <w:end w:w="90" w:type="dxa"/>
-            </w:tcMar>
+            <w:tcW w:w="2520" w:type="dxa"/>
+            <w:tcMar>
+              <w:top w:w="90" w:type="dxa"/>
+              <w:left w:w="90" w:type="dxa"/>
+              <w:bottom w:w="90" w:type="dxa"/>
+              <w:right w:w="90" w:type="dxa"/>
+            </w:tcMar>
+            <w:vAlign w:val="center"/>
           </w:tcPr>
           <w:p>
             <w:pPr>
@@ -7631,16 +7860,19 @@
         </w:tc>
       </w:tr>
       <w:tr>
-        <w:tc>
-          <w:tcPr>
-            <w:tcW w:type="dxa" w:w="792"/>
-            <w:vAlign w:val="center"/>
-            <w:tcMar>
-              <w:top w:w="90" w:type="dxa"/>
-              <w:start w:w="90" w:type="dxa"/>
-              <w:bottom w:w="90" w:type="dxa"/>
-              <w:end w:w="90" w:type="dxa"/>
-            </w:tcMar>
+        <w:trPr>
+          <w:jc w:val="center"/>
+        </w:trPr>
+        <w:tc>
+          <w:tcPr>
+            <w:tcW w:w="792" w:type="dxa"/>
+            <w:tcMar>
+              <w:top w:w="90" w:type="dxa"/>
+              <w:left w:w="90" w:type="dxa"/>
+              <w:bottom w:w="90" w:type="dxa"/>
+              <w:right w:w="90" w:type="dxa"/>
+            </w:tcMar>
+            <w:vAlign w:val="center"/>
           </w:tcPr>
           <w:p>
             <w:pPr>
@@ -7656,14 +7888,14 @@
         </w:tc>
         <w:tc>
           <w:tcPr>
-            <w:tcW w:type="dxa" w:w="1152"/>
-            <w:vAlign w:val="center"/>
-            <w:tcMar>
-              <w:top w:w="90" w:type="dxa"/>
-              <w:start w:w="90" w:type="dxa"/>
-              <w:bottom w:w="90" w:type="dxa"/>
-              <w:end w:w="90" w:type="dxa"/>
-            </w:tcMar>
+            <w:tcW w:w="1152" w:type="dxa"/>
+            <w:tcMar>
+              <w:top w:w="90" w:type="dxa"/>
+              <w:left w:w="90" w:type="dxa"/>
+              <w:bottom w:w="90" w:type="dxa"/>
+              <w:right w:w="90" w:type="dxa"/>
+            </w:tcMar>
+            <w:vAlign w:val="center"/>
           </w:tcPr>
           <w:p>
             <w:pPr>
@@ -7679,14 +7911,14 @@
         </w:tc>
         <w:tc>
           <w:tcPr>
-            <w:tcW w:type="dxa" w:w="2880"/>
-            <w:vAlign w:val="center"/>
-            <w:tcMar>
-              <w:top w:w="90" w:type="dxa"/>
-              <w:start w:w="90" w:type="dxa"/>
-              <w:bottom w:w="90" w:type="dxa"/>
-              <w:end w:w="90" w:type="dxa"/>
-            </w:tcMar>
+            <w:tcW w:w="2880" w:type="dxa"/>
+            <w:tcMar>
+              <w:top w:w="90" w:type="dxa"/>
+              <w:left w:w="90" w:type="dxa"/>
+              <w:bottom w:w="90" w:type="dxa"/>
+              <w:right w:w="90" w:type="dxa"/>
+            </w:tcMar>
+            <w:vAlign w:val="center"/>
           </w:tcPr>
           <w:p>
             <w:pPr>
@@ -7702,14 +7934,14 @@
         </w:tc>
         <w:tc>
           <w:tcPr>
-            <w:tcW w:type="dxa" w:w="2880"/>
-            <w:vAlign w:val="center"/>
-            <w:tcMar>
-              <w:top w:w="90" w:type="dxa"/>
-              <w:start w:w="90" w:type="dxa"/>
-              <w:bottom w:w="90" w:type="dxa"/>
-              <w:end w:w="90" w:type="dxa"/>
-            </w:tcMar>
+            <w:tcW w:w="2880" w:type="dxa"/>
+            <w:tcMar>
+              <w:top w:w="90" w:type="dxa"/>
+              <w:left w:w="90" w:type="dxa"/>
+              <w:bottom w:w="90" w:type="dxa"/>
+              <w:right w:w="90" w:type="dxa"/>
+            </w:tcMar>
+            <w:vAlign w:val="center"/>
           </w:tcPr>
           <w:p>
             <w:pPr>
@@ -7725,14 +7957,14 @@
         </w:tc>
         <w:tc>
           <w:tcPr>
-            <w:tcW w:type="dxa" w:w="2520"/>
-            <w:vAlign w:val="center"/>
-            <w:tcMar>
-              <w:top w:w="90" w:type="dxa"/>
-              <w:start w:w="90" w:type="dxa"/>
-              <w:bottom w:w="90" w:type="dxa"/>
-              <w:end w:w="90" w:type="dxa"/>
-            </w:tcMar>
+            <w:tcW w:w="2520" w:type="dxa"/>
+            <w:tcMar>
+              <w:top w:w="90" w:type="dxa"/>
+              <w:left w:w="90" w:type="dxa"/>
+              <w:bottom w:w="90" w:type="dxa"/>
+              <w:right w:w="90" w:type="dxa"/>
+            </w:tcMar>
+            <w:vAlign w:val="center"/>
           </w:tcPr>
           <w:p>
             <w:pPr>
@@ -7748,16 +7980,19 @@
         </w:tc>
       </w:tr>
       <w:tr>
-        <w:tc>
-          <w:tcPr>
-            <w:tcW w:type="dxa" w:w="792"/>
-            <w:vAlign w:val="center"/>
-            <w:tcMar>
-              <w:top w:w="90" w:type="dxa"/>
-              <w:start w:w="90" w:type="dxa"/>
-              <w:bottom w:w="90" w:type="dxa"/>
-              <w:end w:w="90" w:type="dxa"/>
-            </w:tcMar>
+        <w:trPr>
+          <w:jc w:val="center"/>
+        </w:trPr>
+        <w:tc>
+          <w:tcPr>
+            <w:tcW w:w="792" w:type="dxa"/>
+            <w:tcMar>
+              <w:top w:w="90" w:type="dxa"/>
+              <w:left w:w="90" w:type="dxa"/>
+              <w:bottom w:w="90" w:type="dxa"/>
+              <w:right w:w="90" w:type="dxa"/>
+            </w:tcMar>
+            <w:vAlign w:val="center"/>
           </w:tcPr>
           <w:p>
             <w:pPr>
@@ -7773,14 +8008,14 @@
         </w:tc>
         <w:tc>
           <w:tcPr>
-            <w:tcW w:type="dxa" w:w="1152"/>
-            <w:vAlign w:val="center"/>
-            <w:tcMar>
-              <w:top w:w="90" w:type="dxa"/>
-              <w:start w:w="90" w:type="dxa"/>
-              <w:bottom w:w="90" w:type="dxa"/>
-              <w:end w:w="90" w:type="dxa"/>
-            </w:tcMar>
+            <w:tcW w:w="1152" w:type="dxa"/>
+            <w:tcMar>
+              <w:top w:w="90" w:type="dxa"/>
+              <w:left w:w="90" w:type="dxa"/>
+              <w:bottom w:w="90" w:type="dxa"/>
+              <w:right w:w="90" w:type="dxa"/>
+            </w:tcMar>
+            <w:vAlign w:val="center"/>
           </w:tcPr>
           <w:p>
             <w:pPr>
@@ -7796,14 +8031,14 @@
         </w:tc>
         <w:tc>
           <w:tcPr>
-            <w:tcW w:type="dxa" w:w="2880"/>
-            <w:vAlign w:val="center"/>
-            <w:tcMar>
-              <w:top w:w="90" w:type="dxa"/>
-              <w:start w:w="90" w:type="dxa"/>
-              <w:bottom w:w="90" w:type="dxa"/>
-              <w:end w:w="90" w:type="dxa"/>
-            </w:tcMar>
+            <w:tcW w:w="2880" w:type="dxa"/>
+            <w:tcMar>
+              <w:top w:w="90" w:type="dxa"/>
+              <w:left w:w="90" w:type="dxa"/>
+              <w:bottom w:w="90" w:type="dxa"/>
+              <w:right w:w="90" w:type="dxa"/>
+            </w:tcMar>
+            <w:vAlign w:val="center"/>
           </w:tcPr>
           <w:p>
             <w:pPr>
@@ -7819,14 +8054,14 @@
         </w:tc>
         <w:tc>
           <w:tcPr>
-            <w:tcW w:type="dxa" w:w="2880"/>
-            <w:vAlign w:val="center"/>
-            <w:tcMar>
-              <w:top w:w="90" w:type="dxa"/>
-              <w:start w:w="90" w:type="dxa"/>
-              <w:bottom w:w="90" w:type="dxa"/>
-              <w:end w:w="90" w:type="dxa"/>
-            </w:tcMar>
+            <w:tcW w:w="2880" w:type="dxa"/>
+            <w:tcMar>
+              <w:top w:w="90" w:type="dxa"/>
+              <w:left w:w="90" w:type="dxa"/>
+              <w:bottom w:w="90" w:type="dxa"/>
+              <w:right w:w="90" w:type="dxa"/>
+            </w:tcMar>
+            <w:vAlign w:val="center"/>
           </w:tcPr>
           <w:p>
             <w:pPr>
@@ -7842,14 +8077,14 @@
         </w:tc>
         <w:tc>
           <w:tcPr>
-            <w:tcW w:type="dxa" w:w="2520"/>
-            <w:vAlign w:val="center"/>
-            <w:tcMar>
-              <w:top w:w="90" w:type="dxa"/>
-              <w:start w:w="90" w:type="dxa"/>
-              <w:bottom w:w="90" w:type="dxa"/>
-              <w:end w:w="90" w:type="dxa"/>
-            </w:tcMar>
+            <w:tcW w:w="2520" w:type="dxa"/>
+            <w:tcMar>
+              <w:top w:w="90" w:type="dxa"/>
+              <w:left w:w="90" w:type="dxa"/>
+              <w:bottom w:w="90" w:type="dxa"/>
+              <w:right w:w="90" w:type="dxa"/>
+            </w:tcMar>
+            <w:vAlign w:val="center"/>
           </w:tcPr>
           <w:p>
             <w:pPr>
@@ -7865,16 +8100,19 @@
         </w:tc>
       </w:tr>
       <w:tr>
-        <w:tc>
-          <w:tcPr>
-            <w:tcW w:type="dxa" w:w="792"/>
-            <w:vAlign w:val="center"/>
-            <w:tcMar>
-              <w:top w:w="90" w:type="dxa"/>
-              <w:start w:w="90" w:type="dxa"/>
-              <w:bottom w:w="90" w:type="dxa"/>
-              <w:end w:w="90" w:type="dxa"/>
-            </w:tcMar>
+        <w:trPr>
+          <w:jc w:val="center"/>
+        </w:trPr>
+        <w:tc>
+          <w:tcPr>
+            <w:tcW w:w="792" w:type="dxa"/>
+            <w:tcMar>
+              <w:top w:w="90" w:type="dxa"/>
+              <w:left w:w="90" w:type="dxa"/>
+              <w:bottom w:w="90" w:type="dxa"/>
+              <w:right w:w="90" w:type="dxa"/>
+            </w:tcMar>
+            <w:vAlign w:val="center"/>
           </w:tcPr>
           <w:p>
             <w:pPr>
@@ -7890,14 +8128,14 @@
         </w:tc>
         <w:tc>
           <w:tcPr>
-            <w:tcW w:type="dxa" w:w="1152"/>
-            <w:vAlign w:val="center"/>
-            <w:tcMar>
-              <w:top w:w="90" w:type="dxa"/>
-              <w:start w:w="90" w:type="dxa"/>
-              <w:bottom w:w="90" w:type="dxa"/>
-              <w:end w:w="90" w:type="dxa"/>
-            </w:tcMar>
+            <w:tcW w:w="1152" w:type="dxa"/>
+            <w:tcMar>
+              <w:top w:w="90" w:type="dxa"/>
+              <w:left w:w="90" w:type="dxa"/>
+              <w:bottom w:w="90" w:type="dxa"/>
+              <w:right w:w="90" w:type="dxa"/>
+            </w:tcMar>
+            <w:vAlign w:val="center"/>
           </w:tcPr>
           <w:p>
             <w:pPr>
@@ -7913,14 +8151,14 @@
         </w:tc>
         <w:tc>
           <w:tcPr>
-            <w:tcW w:type="dxa" w:w="2880"/>
-            <w:vAlign w:val="center"/>
-            <w:tcMar>
-              <w:top w:w="90" w:type="dxa"/>
-              <w:start w:w="90" w:type="dxa"/>
-              <w:bottom w:w="90" w:type="dxa"/>
-              <w:end w:w="90" w:type="dxa"/>
-            </w:tcMar>
+            <w:tcW w:w="2880" w:type="dxa"/>
+            <w:tcMar>
+              <w:top w:w="90" w:type="dxa"/>
+              <w:left w:w="90" w:type="dxa"/>
+              <w:bottom w:w="90" w:type="dxa"/>
+              <w:right w:w="90" w:type="dxa"/>
+            </w:tcMar>
+            <w:vAlign w:val="center"/>
           </w:tcPr>
           <w:p>
             <w:pPr>
@@ -7936,14 +8174,14 @@
         </w:tc>
         <w:tc>
           <w:tcPr>
-            <w:tcW w:type="dxa" w:w="2880"/>
-            <w:vAlign w:val="center"/>
-            <w:tcMar>
-              <w:top w:w="90" w:type="dxa"/>
-              <w:start w:w="90" w:type="dxa"/>
-              <w:bottom w:w="90" w:type="dxa"/>
-              <w:end w:w="90" w:type="dxa"/>
-            </w:tcMar>
+            <w:tcW w:w="2880" w:type="dxa"/>
+            <w:tcMar>
+              <w:top w:w="90" w:type="dxa"/>
+              <w:left w:w="90" w:type="dxa"/>
+              <w:bottom w:w="90" w:type="dxa"/>
+              <w:right w:w="90" w:type="dxa"/>
+            </w:tcMar>
+            <w:vAlign w:val="center"/>
           </w:tcPr>
           <w:p>
             <w:pPr>
@@ -7959,14 +8197,14 @@
         </w:tc>
         <w:tc>
           <w:tcPr>
-            <w:tcW w:type="dxa" w:w="2520"/>
-            <w:vAlign w:val="center"/>
-            <w:tcMar>
-              <w:top w:w="90" w:type="dxa"/>
-              <w:start w:w="90" w:type="dxa"/>
-              <w:bottom w:w="90" w:type="dxa"/>
-              <w:end w:w="90" w:type="dxa"/>
-            </w:tcMar>
+            <w:tcW w:w="2520" w:type="dxa"/>
+            <w:tcMar>
+              <w:top w:w="90" w:type="dxa"/>
+              <w:left w:w="90" w:type="dxa"/>
+              <w:bottom w:w="90" w:type="dxa"/>
+              <w:right w:w="90" w:type="dxa"/>
+            </w:tcMar>
+            <w:vAlign w:val="center"/>
           </w:tcPr>
           <w:p>
             <w:pPr>
@@ -7982,16 +8220,19 @@
         </w:tc>
       </w:tr>
       <w:tr>
-        <w:tc>
-          <w:tcPr>
-            <w:tcW w:type="dxa" w:w="792"/>
-            <w:vAlign w:val="center"/>
-            <w:tcMar>
-              <w:top w:w="90" w:type="dxa"/>
-              <w:start w:w="90" w:type="dxa"/>
-              <w:bottom w:w="90" w:type="dxa"/>
-              <w:end w:w="90" w:type="dxa"/>
-            </w:tcMar>
+        <w:trPr>
+          <w:jc w:val="center"/>
+        </w:trPr>
+        <w:tc>
+          <w:tcPr>
+            <w:tcW w:w="792" w:type="dxa"/>
+            <w:tcMar>
+              <w:top w:w="90" w:type="dxa"/>
+              <w:left w:w="90" w:type="dxa"/>
+              <w:bottom w:w="90" w:type="dxa"/>
+              <w:right w:w="90" w:type="dxa"/>
+            </w:tcMar>
+            <w:vAlign w:val="center"/>
           </w:tcPr>
           <w:p>
             <w:pPr>
@@ -8007,14 +8248,14 @@
         </w:tc>
         <w:tc>
           <w:tcPr>
-            <w:tcW w:type="dxa" w:w="1152"/>
-            <w:vAlign w:val="center"/>
-            <w:tcMar>
-              <w:top w:w="90" w:type="dxa"/>
-              <w:start w:w="90" w:type="dxa"/>
-              <w:bottom w:w="90" w:type="dxa"/>
-              <w:end w:w="90" w:type="dxa"/>
-            </w:tcMar>
+            <w:tcW w:w="1152" w:type="dxa"/>
+            <w:tcMar>
+              <w:top w:w="90" w:type="dxa"/>
+              <w:left w:w="90" w:type="dxa"/>
+              <w:bottom w:w="90" w:type="dxa"/>
+              <w:right w:w="90" w:type="dxa"/>
+            </w:tcMar>
+            <w:vAlign w:val="center"/>
           </w:tcPr>
           <w:p>
             <w:pPr>
@@ -8030,14 +8271,14 @@
         </w:tc>
         <w:tc>
           <w:tcPr>
-            <w:tcW w:type="dxa" w:w="2880"/>
-            <w:vAlign w:val="center"/>
-            <w:tcMar>
-              <w:top w:w="90" w:type="dxa"/>
-              <w:start w:w="90" w:type="dxa"/>
-              <w:bottom w:w="90" w:type="dxa"/>
-              <w:end w:w="90" w:type="dxa"/>
-            </w:tcMar>
+            <w:tcW w:w="2880" w:type="dxa"/>
+            <w:tcMar>
+              <w:top w:w="90" w:type="dxa"/>
+              <w:left w:w="90" w:type="dxa"/>
+              <w:bottom w:w="90" w:type="dxa"/>
+              <w:right w:w="90" w:type="dxa"/>
+            </w:tcMar>
+            <w:vAlign w:val="center"/>
           </w:tcPr>
           <w:p>
             <w:pPr>
@@ -8053,14 +8294,14 @@
         </w:tc>
         <w:tc>
           <w:tcPr>
-            <w:tcW w:type="dxa" w:w="2880"/>
-            <w:vAlign w:val="center"/>
-            <w:tcMar>
-              <w:top w:w="90" w:type="dxa"/>
-              <w:start w:w="90" w:type="dxa"/>
-              <w:bottom w:w="90" w:type="dxa"/>
-              <w:end w:w="90" w:type="dxa"/>
-            </w:tcMar>
+            <w:tcW w:w="2880" w:type="dxa"/>
+            <w:tcMar>
+              <w:top w:w="90" w:type="dxa"/>
+              <w:left w:w="90" w:type="dxa"/>
+              <w:bottom w:w="90" w:type="dxa"/>
+              <w:right w:w="90" w:type="dxa"/>
+            </w:tcMar>
+            <w:vAlign w:val="center"/>
           </w:tcPr>
           <w:p>
             <w:pPr>
@@ -8076,14 +8317,14 @@
         </w:tc>
         <w:tc>
           <w:tcPr>
-            <w:tcW w:type="dxa" w:w="2520"/>
-            <w:vAlign w:val="center"/>
-            <w:tcMar>
-              <w:top w:w="90" w:type="dxa"/>
-              <w:start w:w="90" w:type="dxa"/>
-              <w:bottom w:w="90" w:type="dxa"/>
-              <w:end w:w="90" w:type="dxa"/>
-            </w:tcMar>
+            <w:tcW w:w="2520" w:type="dxa"/>
+            <w:tcMar>
+              <w:top w:w="90" w:type="dxa"/>
+              <w:left w:w="90" w:type="dxa"/>
+              <w:bottom w:w="90" w:type="dxa"/>
+              <w:right w:w="90" w:type="dxa"/>
+            </w:tcMar>
+            <w:vAlign w:val="center"/>
           </w:tcPr>
           <w:p>
             <w:pPr>
@@ -8099,16 +8340,19 @@
         </w:tc>
       </w:tr>
       <w:tr>
-        <w:tc>
-          <w:tcPr>
-            <w:tcW w:type="dxa" w:w="792"/>
-            <w:vAlign w:val="center"/>
-            <w:tcMar>
-              <w:top w:w="90" w:type="dxa"/>
-              <w:start w:w="90" w:type="dxa"/>
-              <w:bottom w:w="90" w:type="dxa"/>
-              <w:end w:w="90" w:type="dxa"/>
-            </w:tcMar>
+        <w:trPr>
+          <w:jc w:val="center"/>
+        </w:trPr>
+        <w:tc>
+          <w:tcPr>
+            <w:tcW w:w="792" w:type="dxa"/>
+            <w:tcMar>
+              <w:top w:w="90" w:type="dxa"/>
+              <w:left w:w="90" w:type="dxa"/>
+              <w:bottom w:w="90" w:type="dxa"/>
+              <w:right w:w="90" w:type="dxa"/>
+            </w:tcMar>
+            <w:vAlign w:val="center"/>
           </w:tcPr>
           <w:p>
             <w:pPr>
@@ -8124,14 +8368,14 @@
         </w:tc>
         <w:tc>
           <w:tcPr>
-            <w:tcW w:type="dxa" w:w="1152"/>
-            <w:vAlign w:val="center"/>
-            <w:tcMar>
-              <w:top w:w="90" w:type="dxa"/>
-              <w:start w:w="90" w:type="dxa"/>
-              <w:bottom w:w="90" w:type="dxa"/>
-              <w:end w:w="90" w:type="dxa"/>
-            </w:tcMar>
+            <w:tcW w:w="1152" w:type="dxa"/>
+            <w:tcMar>
+              <w:top w:w="90" w:type="dxa"/>
+              <w:left w:w="90" w:type="dxa"/>
+              <w:bottom w:w="90" w:type="dxa"/>
+              <w:right w:w="90" w:type="dxa"/>
+            </w:tcMar>
+            <w:vAlign w:val="center"/>
           </w:tcPr>
           <w:p>
             <w:pPr>
@@ -8147,14 +8391,14 @@
         </w:tc>
         <w:tc>
           <w:tcPr>
-            <w:tcW w:type="dxa" w:w="2880"/>
-            <w:vAlign w:val="center"/>
-            <w:tcMar>
-              <w:top w:w="90" w:type="dxa"/>
-              <w:start w:w="90" w:type="dxa"/>
-              <w:bottom w:w="90" w:type="dxa"/>
-              <w:end w:w="90" w:type="dxa"/>
-            </w:tcMar>
+            <w:tcW w:w="2880" w:type="dxa"/>
+            <w:tcMar>
+              <w:top w:w="90" w:type="dxa"/>
+              <w:left w:w="90" w:type="dxa"/>
+              <w:bottom w:w="90" w:type="dxa"/>
+              <w:right w:w="90" w:type="dxa"/>
+            </w:tcMar>
+            <w:vAlign w:val="center"/>
           </w:tcPr>
           <w:p>
             <w:pPr>
@@ -8170,14 +8414,14 @@
         </w:tc>
         <w:tc>
           <w:tcPr>
-            <w:tcW w:type="dxa" w:w="2880"/>
-            <w:vAlign w:val="center"/>
-            <w:tcMar>
-              <w:top w:w="90" w:type="dxa"/>
-              <w:start w:w="90" w:type="dxa"/>
-              <w:bottom w:w="90" w:type="dxa"/>
-              <w:end w:w="90" w:type="dxa"/>
-            </w:tcMar>
+            <w:tcW w:w="2880" w:type="dxa"/>
+            <w:tcMar>
+              <w:top w:w="90" w:type="dxa"/>
+              <w:left w:w="90" w:type="dxa"/>
+              <w:bottom w:w="90" w:type="dxa"/>
+              <w:right w:w="90" w:type="dxa"/>
+            </w:tcMar>
+            <w:vAlign w:val="center"/>
           </w:tcPr>
           <w:p>
             <w:pPr>
@@ -8193,14 +8437,14 @@
         </w:tc>
         <w:tc>
           <w:tcPr>
-            <w:tcW w:type="dxa" w:w="2520"/>
-            <w:vAlign w:val="center"/>
-            <w:tcMar>
-              <w:top w:w="90" w:type="dxa"/>
-              <w:start w:w="90" w:type="dxa"/>
-              <w:bottom w:w="90" w:type="dxa"/>
-              <w:end w:w="90" w:type="dxa"/>
-            </w:tcMar>
+            <w:tcW w:w="2520" w:type="dxa"/>
+            <w:tcMar>
+              <w:top w:w="90" w:type="dxa"/>
+              <w:left w:w="90" w:type="dxa"/>
+              <w:bottom w:w="90" w:type="dxa"/>
+              <w:right w:w="90" w:type="dxa"/>
+            </w:tcMar>
+            <w:vAlign w:val="center"/>
           </w:tcPr>
           <w:p>
             <w:pPr>
@@ -8216,16 +8460,19 @@
         </w:tc>
       </w:tr>
       <w:tr>
-        <w:tc>
-          <w:tcPr>
-            <w:tcW w:type="dxa" w:w="792"/>
-            <w:vAlign w:val="center"/>
-            <w:tcMar>
-              <w:top w:w="90" w:type="dxa"/>
-              <w:start w:w="90" w:type="dxa"/>
-              <w:bottom w:w="90" w:type="dxa"/>
-              <w:end w:w="90" w:type="dxa"/>
-            </w:tcMar>
+        <w:trPr>
+          <w:jc w:val="center"/>
+        </w:trPr>
+        <w:tc>
+          <w:tcPr>
+            <w:tcW w:w="792" w:type="dxa"/>
+            <w:tcMar>
+              <w:top w:w="90" w:type="dxa"/>
+              <w:left w:w="90" w:type="dxa"/>
+              <w:bottom w:w="90" w:type="dxa"/>
+              <w:right w:w="90" w:type="dxa"/>
+            </w:tcMar>
+            <w:vAlign w:val="center"/>
           </w:tcPr>
           <w:p>
             <w:pPr>
@@ -8241,14 +8488,14 @@
         </w:tc>
         <w:tc>
           <w:tcPr>
-            <w:tcW w:type="dxa" w:w="1152"/>
-            <w:vAlign w:val="center"/>
-            <w:tcMar>
-              <w:top w:w="90" w:type="dxa"/>
-              <w:start w:w="90" w:type="dxa"/>
-              <w:bottom w:w="90" w:type="dxa"/>
-              <w:end w:w="90" w:type="dxa"/>
-            </w:tcMar>
+            <w:tcW w:w="1152" w:type="dxa"/>
+            <w:tcMar>
+              <w:top w:w="90" w:type="dxa"/>
+              <w:left w:w="90" w:type="dxa"/>
+              <w:bottom w:w="90" w:type="dxa"/>
+              <w:right w:w="90" w:type="dxa"/>
+            </w:tcMar>
+            <w:vAlign w:val="center"/>
           </w:tcPr>
           <w:p>
             <w:pPr>
@@ -8264,14 +8511,14 @@
         </w:tc>
         <w:tc>
           <w:tcPr>
-            <w:tcW w:type="dxa" w:w="2880"/>
-            <w:vAlign w:val="center"/>
-            <w:tcMar>
-              <w:top w:w="90" w:type="dxa"/>
-              <w:start w:w="90" w:type="dxa"/>
-              <w:bottom w:w="90" w:type="dxa"/>
-              <w:end w:w="90" w:type="dxa"/>
-            </w:tcMar>
+            <w:tcW w:w="2880" w:type="dxa"/>
+            <w:tcMar>
+              <w:top w:w="90" w:type="dxa"/>
+              <w:left w:w="90" w:type="dxa"/>
+              <w:bottom w:w="90" w:type="dxa"/>
+              <w:right w:w="90" w:type="dxa"/>
+            </w:tcMar>
+            <w:vAlign w:val="center"/>
           </w:tcPr>
           <w:p>
             <w:pPr>
@@ -8287,14 +8534,14 @@
         </w:tc>
         <w:tc>
           <w:tcPr>
-            <w:tcW w:type="dxa" w:w="2880"/>
-            <w:vAlign w:val="center"/>
-            <w:tcMar>
-              <w:top w:w="90" w:type="dxa"/>
-              <w:start w:w="90" w:type="dxa"/>
-              <w:bottom w:w="90" w:type="dxa"/>
-              <w:end w:w="90" w:type="dxa"/>
-            </w:tcMar>
+            <w:tcW w:w="2880" w:type="dxa"/>
+            <w:tcMar>
+              <w:top w:w="90" w:type="dxa"/>
+              <w:left w:w="90" w:type="dxa"/>
+              <w:bottom w:w="90" w:type="dxa"/>
+              <w:right w:w="90" w:type="dxa"/>
+            </w:tcMar>
+            <w:vAlign w:val="center"/>
           </w:tcPr>
           <w:p>
             <w:pPr>
@@ -8310,14 +8557,14 @@
         </w:tc>
         <w:tc>
           <w:tcPr>
-            <w:tcW w:type="dxa" w:w="2520"/>
-            <w:vAlign w:val="center"/>
-            <w:tcMar>
-              <w:top w:w="90" w:type="dxa"/>
-              <w:start w:w="90" w:type="dxa"/>
-              <w:bottom w:w="90" w:type="dxa"/>
-              <w:end w:w="90" w:type="dxa"/>
-            </w:tcMar>
+            <w:tcW w:w="2520" w:type="dxa"/>
+            <w:tcMar>
+              <w:top w:w="90" w:type="dxa"/>
+              <w:left w:w="90" w:type="dxa"/>
+              <w:bottom w:w="90" w:type="dxa"/>
+              <w:right w:w="90" w:type="dxa"/>
+            </w:tcMar>
+            <w:vAlign w:val="center"/>
           </w:tcPr>
           <w:p>
             <w:pPr>
@@ -8333,16 +8580,19 @@
         </w:tc>
       </w:tr>
       <w:tr>
-        <w:tc>
-          <w:tcPr>
-            <w:tcW w:type="dxa" w:w="792"/>
-            <w:vAlign w:val="center"/>
-            <w:tcMar>
-              <w:top w:w="90" w:type="dxa"/>
-              <w:start w:w="90" w:type="dxa"/>
-              <w:bottom w:w="90" w:type="dxa"/>
-              <w:end w:w="90" w:type="dxa"/>
-            </w:tcMar>
+        <w:trPr>
+          <w:jc w:val="center"/>
+        </w:trPr>
+        <w:tc>
+          <w:tcPr>
+            <w:tcW w:w="792" w:type="dxa"/>
+            <w:tcMar>
+              <w:top w:w="90" w:type="dxa"/>
+              <w:left w:w="90" w:type="dxa"/>
+              <w:bottom w:w="90" w:type="dxa"/>
+              <w:right w:w="90" w:type="dxa"/>
+            </w:tcMar>
+            <w:vAlign w:val="center"/>
           </w:tcPr>
           <w:p>
             <w:r>
@@ -8352,14 +8602,14 @@
         </w:tc>
         <w:tc>
           <w:tcPr>
-            <w:tcW w:type="dxa" w:w="1152"/>
-            <w:vAlign w:val="center"/>
-            <w:tcMar>
-              <w:top w:w="90" w:type="dxa"/>
-              <w:start w:w="90" w:type="dxa"/>
-              <w:bottom w:w="90" w:type="dxa"/>
-              <w:end w:w="90" w:type="dxa"/>
-            </w:tcMar>
+            <w:tcW w:w="1152" w:type="dxa"/>
+            <w:tcMar>
+              <w:top w:w="90" w:type="dxa"/>
+              <w:left w:w="90" w:type="dxa"/>
+              <w:bottom w:w="90" w:type="dxa"/>
+              <w:right w:w="90" w:type="dxa"/>
+            </w:tcMar>
+            <w:vAlign w:val="center"/>
           </w:tcPr>
           <w:p>
             <w:pPr>
@@ -8375,14 +8625,14 @@
         </w:tc>
         <w:tc>
           <w:tcPr>
-            <w:tcW w:type="dxa" w:w="2880"/>
-            <w:vAlign w:val="center"/>
-            <w:tcMar>
-              <w:top w:w="90" w:type="dxa"/>
-              <w:start w:w="90" w:type="dxa"/>
-              <w:bottom w:w="90" w:type="dxa"/>
-              <w:end w:w="90" w:type="dxa"/>
-            </w:tcMar>
+            <w:tcW w:w="2880" w:type="dxa"/>
+            <w:tcMar>
+              <w:top w:w="90" w:type="dxa"/>
+              <w:left w:w="90" w:type="dxa"/>
+              <w:bottom w:w="90" w:type="dxa"/>
+              <w:right w:w="90" w:type="dxa"/>
+            </w:tcMar>
+            <w:vAlign w:val="center"/>
           </w:tcPr>
           <w:p>
             <w:pPr>
@@ -8398,14 +8648,14 @@
         </w:tc>
         <w:tc>
           <w:tcPr>
-            <w:tcW w:type="dxa" w:w="2880"/>
-            <w:vAlign w:val="center"/>
-            <w:tcMar>
-              <w:top w:w="90" w:type="dxa"/>
-              <w:start w:w="90" w:type="dxa"/>
-              <w:bottom w:w="90" w:type="dxa"/>
-              <w:end w:w="90" w:type="dxa"/>
-            </w:tcMar>
+            <w:tcW w:w="2880" w:type="dxa"/>
+            <w:tcMar>
+              <w:top w:w="90" w:type="dxa"/>
+              <w:left w:w="90" w:type="dxa"/>
+              <w:bottom w:w="90" w:type="dxa"/>
+              <w:right w:w="90" w:type="dxa"/>
+            </w:tcMar>
+            <w:vAlign w:val="center"/>
           </w:tcPr>
           <w:p>
             <w:pPr>
@@ -8421,14 +8671,14 @@
         </w:tc>
         <w:tc>
           <w:tcPr>
-            <w:tcW w:type="dxa" w:w="2520"/>
-            <w:vAlign w:val="center"/>
-            <w:tcMar>
-              <w:top w:w="90" w:type="dxa"/>
-              <w:start w:w="90" w:type="dxa"/>
-              <w:bottom w:w="90" w:type="dxa"/>
-              <w:end w:w="90" w:type="dxa"/>
-            </w:tcMar>
+            <w:tcW w:w="2520" w:type="dxa"/>
+            <w:tcMar>
+              <w:top w:w="90" w:type="dxa"/>
+              <w:left w:w="90" w:type="dxa"/>
+              <w:bottom w:w="90" w:type="dxa"/>
+              <w:right w:w="90" w:type="dxa"/>
+            </w:tcMar>
+            <w:vAlign w:val="center"/>
           </w:tcPr>
           <w:p>
             <w:pPr>
@@ -8444,16 +8694,19 @@
         </w:tc>
       </w:tr>
       <w:tr>
-        <w:tc>
-          <w:tcPr>
-            <w:tcW w:type="dxa" w:w="792"/>
-            <w:vAlign w:val="center"/>
-            <w:tcMar>
-              <w:top w:w="90" w:type="dxa"/>
-              <w:start w:w="90" w:type="dxa"/>
-              <w:bottom w:w="90" w:type="dxa"/>
-              <w:end w:w="90" w:type="dxa"/>
-            </w:tcMar>
+        <w:trPr>
+          <w:jc w:val="center"/>
+        </w:trPr>
+        <w:tc>
+          <w:tcPr>
+            <w:tcW w:w="792" w:type="dxa"/>
+            <w:tcMar>
+              <w:top w:w="90" w:type="dxa"/>
+              <w:left w:w="90" w:type="dxa"/>
+              <w:bottom w:w="90" w:type="dxa"/>
+              <w:right w:w="90" w:type="dxa"/>
+            </w:tcMar>
+            <w:vAlign w:val="center"/>
           </w:tcPr>
           <w:p>
             <w:r>
@@ -8463,14 +8716,14 @@
         </w:tc>
         <w:tc>
           <w:tcPr>
-            <w:tcW w:type="dxa" w:w="1152"/>
-            <w:vAlign w:val="center"/>
-            <w:tcMar>
-              <w:top w:w="90" w:type="dxa"/>
-              <w:start w:w="90" w:type="dxa"/>
-              <w:bottom w:w="90" w:type="dxa"/>
-              <w:end w:w="90" w:type="dxa"/>
-            </w:tcMar>
+            <w:tcW w:w="1152" w:type="dxa"/>
+            <w:tcMar>
+              <w:top w:w="90" w:type="dxa"/>
+              <w:left w:w="90" w:type="dxa"/>
+              <w:bottom w:w="90" w:type="dxa"/>
+              <w:right w:w="90" w:type="dxa"/>
+            </w:tcMar>
+            <w:vAlign w:val="center"/>
           </w:tcPr>
           <w:p>
             <w:pPr>
@@ -8486,14 +8739,14 @@
         </w:tc>
         <w:tc>
           <w:tcPr>
-            <w:tcW w:type="dxa" w:w="2880"/>
-            <w:vAlign w:val="center"/>
-            <w:tcMar>
-              <w:top w:w="90" w:type="dxa"/>
-              <w:start w:w="90" w:type="dxa"/>
-              <w:bottom w:w="90" w:type="dxa"/>
-              <w:end w:w="90" w:type="dxa"/>
-            </w:tcMar>
+            <w:tcW w:w="2880" w:type="dxa"/>
+            <w:tcMar>
+              <w:top w:w="90" w:type="dxa"/>
+              <w:left w:w="90" w:type="dxa"/>
+              <w:bottom w:w="90" w:type="dxa"/>
+              <w:right w:w="90" w:type="dxa"/>
+            </w:tcMar>
+            <w:vAlign w:val="center"/>
           </w:tcPr>
           <w:p>
             <w:pPr>
@@ -8509,14 +8762,14 @@
         </w:tc>
         <w:tc>
           <w:tcPr>
-            <w:tcW w:type="dxa" w:w="2880"/>
-            <w:vAlign w:val="center"/>
-            <w:tcMar>
-              <w:top w:w="90" w:type="dxa"/>
-              <w:start w:w="90" w:type="dxa"/>
-              <w:bottom w:w="90" w:type="dxa"/>
-              <w:end w:w="90" w:type="dxa"/>
-            </w:tcMar>
+            <w:tcW w:w="2880" w:type="dxa"/>
+            <w:tcMar>
+              <w:top w:w="90" w:type="dxa"/>
+              <w:left w:w="90" w:type="dxa"/>
+              <w:bottom w:w="90" w:type="dxa"/>
+              <w:right w:w="90" w:type="dxa"/>
+            </w:tcMar>
+            <w:vAlign w:val="center"/>
           </w:tcPr>
           <w:p>
             <w:pPr>
@@ -8532,14 +8785,14 @@
         </w:tc>
         <w:tc>
           <w:tcPr>
-            <w:tcW w:type="dxa" w:w="2520"/>
-            <w:vAlign w:val="center"/>
-            <w:tcMar>
-              <w:top w:w="90" w:type="dxa"/>
-              <w:start w:w="90" w:type="dxa"/>
-              <w:bottom w:w="90" w:type="dxa"/>
-              <w:end w:w="90" w:type="dxa"/>
-            </w:tcMar>
+            <w:tcW w:w="2520" w:type="dxa"/>
+            <w:tcMar>
+              <w:top w:w="90" w:type="dxa"/>
+              <w:left w:w="90" w:type="dxa"/>
+              <w:bottom w:w="90" w:type="dxa"/>
+              <w:right w:w="90" w:type="dxa"/>
+            </w:tcMar>
+            <w:vAlign w:val="center"/>
           </w:tcPr>
           <w:p>
             <w:pPr>
@@ -8555,16 +8808,19 @@
         </w:tc>
       </w:tr>
       <w:tr>
-        <w:tc>
-          <w:tcPr>
-            <w:tcW w:type="dxa" w:w="792"/>
-            <w:vAlign w:val="center"/>
-            <w:tcMar>
-              <w:top w:w="90" w:type="dxa"/>
-              <w:start w:w="90" w:type="dxa"/>
-              <w:bottom w:w="90" w:type="dxa"/>
-              <w:end w:w="90" w:type="dxa"/>
-            </w:tcMar>
+        <w:trPr>
+          <w:jc w:val="center"/>
+        </w:trPr>
+        <w:tc>
+          <w:tcPr>
+            <w:tcW w:w="792" w:type="dxa"/>
+            <w:tcMar>
+              <w:top w:w="90" w:type="dxa"/>
+              <w:left w:w="90" w:type="dxa"/>
+              <w:bottom w:w="90" w:type="dxa"/>
+              <w:right w:w="90" w:type="dxa"/>
+            </w:tcMar>
+            <w:vAlign w:val="center"/>
           </w:tcPr>
           <w:p>
             <w:r>
@@ -8574,14 +8830,14 @@
         </w:tc>
         <w:tc>
           <w:tcPr>
-            <w:tcW w:type="dxa" w:w="1152"/>
-            <w:vAlign w:val="center"/>
-            <w:tcMar>
-              <w:top w:w="90" w:type="dxa"/>
-              <w:start w:w="90" w:type="dxa"/>
-              <w:bottom w:w="90" w:type="dxa"/>
-              <w:end w:w="90" w:type="dxa"/>
-            </w:tcMar>
+            <w:tcW w:w="1152" w:type="dxa"/>
+            <w:tcMar>
+              <w:top w:w="90" w:type="dxa"/>
+              <w:left w:w="90" w:type="dxa"/>
+              <w:bottom w:w="90" w:type="dxa"/>
+              <w:right w:w="90" w:type="dxa"/>
+            </w:tcMar>
+            <w:vAlign w:val="center"/>
           </w:tcPr>
           <w:p>
             <w:pPr>
@@ -8597,14 +8853,14 @@
         </w:tc>
         <w:tc>
           <w:tcPr>
-            <w:tcW w:type="dxa" w:w="2880"/>
-            <w:vAlign w:val="center"/>
-            <w:tcMar>
-              <w:top w:w="90" w:type="dxa"/>
-              <w:start w:w="90" w:type="dxa"/>
-              <w:bottom w:w="90" w:type="dxa"/>
-              <w:end w:w="90" w:type="dxa"/>
-            </w:tcMar>
+            <w:tcW w:w="2880" w:type="dxa"/>
+            <w:tcMar>
+              <w:top w:w="90" w:type="dxa"/>
+              <w:left w:w="90" w:type="dxa"/>
+              <w:bottom w:w="90" w:type="dxa"/>
+              <w:right w:w="90" w:type="dxa"/>
+            </w:tcMar>
+            <w:vAlign w:val="center"/>
           </w:tcPr>
           <w:p>
             <w:pPr>
@@ -8620,14 +8876,14 @@
         </w:tc>
         <w:tc>
           <w:tcPr>
-            <w:tcW w:type="dxa" w:w="2880"/>
-            <w:vAlign w:val="center"/>
-            <w:tcMar>
-              <w:top w:w="90" w:type="dxa"/>
-              <w:start w:w="90" w:type="dxa"/>
-              <w:bottom w:w="90" w:type="dxa"/>
-              <w:end w:w="90" w:type="dxa"/>
-            </w:tcMar>
+            <w:tcW w:w="2880" w:type="dxa"/>
+            <w:tcMar>
+              <w:top w:w="90" w:type="dxa"/>
+              <w:left w:w="90" w:type="dxa"/>
+              <w:bottom w:w="90" w:type="dxa"/>
+              <w:right w:w="90" w:type="dxa"/>
+            </w:tcMar>
+            <w:vAlign w:val="center"/>
           </w:tcPr>
           <w:p>
             <w:pPr>
@@ -8643,14 +8899,14 @@
         </w:tc>
         <w:tc>
           <w:tcPr>
-            <w:tcW w:type="dxa" w:w="2520"/>
-            <w:vAlign w:val="center"/>
-            <w:tcMar>
-              <w:top w:w="90" w:type="dxa"/>
-              <w:start w:w="90" w:type="dxa"/>
-              <w:bottom w:w="90" w:type="dxa"/>
-              <w:end w:w="90" w:type="dxa"/>
-            </w:tcMar>
+            <w:tcW w:w="2520" w:type="dxa"/>
+            <w:tcMar>
+              <w:top w:w="90" w:type="dxa"/>
+              <w:left w:w="90" w:type="dxa"/>
+              <w:bottom w:w="90" w:type="dxa"/>
+              <w:right w:w="90" w:type="dxa"/>
+            </w:tcMar>
+            <w:vAlign w:val="center"/>
           </w:tcPr>
           <w:p>
             <w:pPr>
@@ -8674,24 +8930,25 @@
     <w:p>
       <w:pPr>
         <w:pStyle w:val="Heading3"/>
+        <w:spacing w:line="259" w:lineRule="auto"/>
+      </w:pPr>
+      <w:r>
+        <w:t>Cognitive Walkthrough Findings</w:t>
+      </w:r>
+    </w:p>
+    <w:p>
+      <w:pPr>
         <w:spacing w:after="120" w:line="259" w:lineRule="auto"/>
       </w:pPr>
       <w:r>
-        <w:t>Cognitive Walkthrough Findings</w:t>
-      </w:r>
-    </w:p>
-    <w:p>
-      <w:pPr>
-        <w:spacing w:after="120" w:line="259" w:lineRule="auto"/>
-      </w:pPr>
-      <w:r>
+        <w:lastRenderedPageBreak/>
         <w:t>The walkthrough showed that users could identify the primary action in most screens, but breakdowns occurred when the next step depended on hidden system state. In the Practice workflow, users understood that they needed to provide job context, but they could not predict whether changing that context later would preserve previous answers. In the Review workflow, users understood the purpose of transcript verification, but the prototype needed clearer feedback after edits were saved. These findings strengthened the need for persistent state, visible progress, and explicit confirmation messages.</w:t>
       </w:r>
     </w:p>
     <w:p>
       <w:pPr>
         <w:pStyle w:val="Heading3"/>
-        <w:spacing w:after="120" w:line="259" w:lineRule="auto"/>
+        <w:spacing w:line="259" w:lineRule="auto"/>
       </w:pPr>
       <w:r>
         <w:t>Think-Aloud Findings</w:t>
@@ -8699,27 +8956,30 @@
     </w:p>
     <w:tbl>
       <w:tblPr>
-        <w:tblW w:type="auto" w:w="0"/>
+        <w:tblW w:w="0" w:type="auto"/>
         <w:jc w:val="center"/>
-        <w:tblLook w:firstColumn="1" w:firstRow="1" w:lastColumn="0" w:lastRow="0" w:noHBand="0" w:noVBand="1" w:val="04A0"/>
+        <w:tblLook w:val="04A0" w:firstRow="1" w:lastRow="0" w:firstColumn="1" w:lastColumn="0" w:noHBand="0" w:noVBand="1"/>
       </w:tblPr>
       <w:tblGrid>
-        <w:gridCol w:w="3009"/>
-        <w:gridCol w:w="3009"/>
-        <w:gridCol w:w="3009"/>
+        <w:gridCol w:w="2275"/>
+        <w:gridCol w:w="3267"/>
+        <w:gridCol w:w="3484"/>
       </w:tblGrid>
       <w:tr>
-        <w:tc>
-          <w:tcPr>
-            <w:tcW w:type="dxa" w:w="2376"/>
-            <w:vAlign w:val="center"/>
-            <w:tcMar>
-              <w:top w:w="90" w:type="dxa"/>
-              <w:start w:w="90" w:type="dxa"/>
-              <w:bottom w:w="90" w:type="dxa"/>
-              <w:end w:w="90" w:type="dxa"/>
-            </w:tcMar>
-            <w:shd w:fill="D9EAF7"/>
+        <w:trPr>
+          <w:jc w:val="center"/>
+        </w:trPr>
+        <w:tc>
+          <w:tcPr>
+            <w:tcW w:w="2376" w:type="dxa"/>
+            <w:shd w:val="clear" w:color="auto" w:fill="D9EAF7"/>
+            <w:tcMar>
+              <w:top w:w="90" w:type="dxa"/>
+              <w:left w:w="90" w:type="dxa"/>
+              <w:bottom w:w="90" w:type="dxa"/>
+              <w:right w:w="90" w:type="dxa"/>
+            </w:tcMar>
+            <w:vAlign w:val="center"/>
           </w:tcPr>
           <w:p>
             <w:pPr>
@@ -8737,15 +8997,15 @@
         </w:tc>
         <w:tc>
           <w:tcPr>
-            <w:tcW w:type="dxa" w:w="3528"/>
-            <w:vAlign w:val="center"/>
-            <w:tcMar>
-              <w:top w:w="90" w:type="dxa"/>
-              <w:start w:w="90" w:type="dxa"/>
-              <w:bottom w:w="90" w:type="dxa"/>
-              <w:end w:w="90" w:type="dxa"/>
-            </w:tcMar>
-            <w:shd w:fill="D9EAF7"/>
+            <w:tcW w:w="3528" w:type="dxa"/>
+            <w:shd w:val="clear" w:color="auto" w:fill="D9EAF7"/>
+            <w:tcMar>
+              <w:top w:w="90" w:type="dxa"/>
+              <w:left w:w="90" w:type="dxa"/>
+              <w:bottom w:w="90" w:type="dxa"/>
+              <w:right w:w="90" w:type="dxa"/>
+            </w:tcMar>
+            <w:vAlign w:val="center"/>
           </w:tcPr>
           <w:p>
             <w:pPr>
@@ -8763,15 +9023,15 @@
         </w:tc>
         <w:tc>
           <w:tcPr>
-            <w:tcW w:type="dxa" w:w="3744"/>
-            <w:vAlign w:val="center"/>
-            <w:tcMar>
-              <w:top w:w="90" w:type="dxa"/>
-              <w:start w:w="90" w:type="dxa"/>
-              <w:bottom w:w="90" w:type="dxa"/>
-              <w:end w:w="90" w:type="dxa"/>
-            </w:tcMar>
-            <w:shd w:fill="D9EAF7"/>
+            <w:tcW w:w="3744" w:type="dxa"/>
+            <w:shd w:val="clear" w:color="auto" w:fill="D9EAF7"/>
+            <w:tcMar>
+              <w:top w:w="90" w:type="dxa"/>
+              <w:left w:w="90" w:type="dxa"/>
+              <w:bottom w:w="90" w:type="dxa"/>
+              <w:right w:w="90" w:type="dxa"/>
+            </w:tcMar>
+            <w:vAlign w:val="center"/>
           </w:tcPr>
           <w:p>
             <w:pPr>
@@ -8789,16 +9049,19 @@
         </w:tc>
       </w:tr>
       <w:tr>
-        <w:tc>
-          <w:tcPr>
-            <w:tcW w:type="dxa" w:w="2376"/>
-            <w:vAlign w:val="center"/>
-            <w:tcMar>
-              <w:top w:w="90" w:type="dxa"/>
-              <w:start w:w="90" w:type="dxa"/>
-              <w:bottom w:w="90" w:type="dxa"/>
-              <w:end w:w="90" w:type="dxa"/>
-            </w:tcMar>
+        <w:trPr>
+          <w:jc w:val="center"/>
+        </w:trPr>
+        <w:tc>
+          <w:tcPr>
+            <w:tcW w:w="2376" w:type="dxa"/>
+            <w:tcMar>
+              <w:top w:w="90" w:type="dxa"/>
+              <w:left w:w="90" w:type="dxa"/>
+              <w:bottom w:w="90" w:type="dxa"/>
+              <w:right w:w="90" w:type="dxa"/>
+            </w:tcMar>
+            <w:vAlign w:val="center"/>
           </w:tcPr>
           <w:p>
             <w:pPr>
@@ -8814,14 +9077,14 @@
         </w:tc>
         <w:tc>
           <w:tcPr>
-            <w:tcW w:type="dxa" w:w="3528"/>
-            <w:vAlign w:val="center"/>
-            <w:tcMar>
-              <w:top w:w="90" w:type="dxa"/>
-              <w:start w:w="90" w:type="dxa"/>
-              <w:bottom w:w="90" w:type="dxa"/>
-              <w:end w:w="90" w:type="dxa"/>
-            </w:tcMar>
+            <w:tcW w:w="3528" w:type="dxa"/>
+            <w:tcMar>
+              <w:top w:w="90" w:type="dxa"/>
+              <w:left w:w="90" w:type="dxa"/>
+              <w:bottom w:w="90" w:type="dxa"/>
+              <w:right w:w="90" w:type="dxa"/>
+            </w:tcMar>
+            <w:vAlign w:val="center"/>
           </w:tcPr>
           <w:p>
             <w:pPr>
@@ -8837,14 +9100,14 @@
         </w:tc>
         <w:tc>
           <w:tcPr>
-            <w:tcW w:type="dxa" w:w="3744"/>
-            <w:vAlign w:val="center"/>
-            <w:tcMar>
-              <w:top w:w="90" w:type="dxa"/>
-              <w:start w:w="90" w:type="dxa"/>
-              <w:bottom w:w="90" w:type="dxa"/>
-              <w:end w:w="90" w:type="dxa"/>
-            </w:tcMar>
+            <w:tcW w:w="3744" w:type="dxa"/>
+            <w:tcMar>
+              <w:top w:w="90" w:type="dxa"/>
+              <w:left w:w="90" w:type="dxa"/>
+              <w:bottom w:w="90" w:type="dxa"/>
+              <w:right w:w="90" w:type="dxa"/>
+            </w:tcMar>
+            <w:vAlign w:val="center"/>
           </w:tcPr>
           <w:p>
             <w:pPr>
@@ -8860,16 +9123,19 @@
         </w:tc>
       </w:tr>
       <w:tr>
-        <w:tc>
-          <w:tcPr>
-            <w:tcW w:type="dxa" w:w="2376"/>
-            <w:vAlign w:val="center"/>
-            <w:tcMar>
-              <w:top w:w="90" w:type="dxa"/>
-              <w:start w:w="90" w:type="dxa"/>
-              <w:bottom w:w="90" w:type="dxa"/>
-              <w:end w:w="90" w:type="dxa"/>
-            </w:tcMar>
+        <w:trPr>
+          <w:jc w:val="center"/>
+        </w:trPr>
+        <w:tc>
+          <w:tcPr>
+            <w:tcW w:w="2376" w:type="dxa"/>
+            <w:tcMar>
+              <w:top w:w="90" w:type="dxa"/>
+              <w:left w:w="90" w:type="dxa"/>
+              <w:bottom w:w="90" w:type="dxa"/>
+              <w:right w:w="90" w:type="dxa"/>
+            </w:tcMar>
+            <w:vAlign w:val="center"/>
           </w:tcPr>
           <w:p>
             <w:pPr>
@@ -8885,14 +9151,14 @@
         </w:tc>
         <w:tc>
           <w:tcPr>
-            <w:tcW w:type="dxa" w:w="3528"/>
-            <w:vAlign w:val="center"/>
-            <w:tcMar>
-              <w:top w:w="90" w:type="dxa"/>
-              <w:start w:w="90" w:type="dxa"/>
-              <w:bottom w:w="90" w:type="dxa"/>
-              <w:end w:w="90" w:type="dxa"/>
-            </w:tcMar>
+            <w:tcW w:w="3528" w:type="dxa"/>
+            <w:tcMar>
+              <w:top w:w="90" w:type="dxa"/>
+              <w:left w:w="90" w:type="dxa"/>
+              <w:bottom w:w="90" w:type="dxa"/>
+              <w:right w:w="90" w:type="dxa"/>
+            </w:tcMar>
+            <w:vAlign w:val="center"/>
           </w:tcPr>
           <w:p>
             <w:pPr>
@@ -8908,14 +9174,14 @@
         </w:tc>
         <w:tc>
           <w:tcPr>
-            <w:tcW w:type="dxa" w:w="3744"/>
-            <w:vAlign w:val="center"/>
-            <w:tcMar>
-              <w:top w:w="90" w:type="dxa"/>
-              <w:start w:w="90" w:type="dxa"/>
-              <w:bottom w:w="90" w:type="dxa"/>
-              <w:end w:w="90" w:type="dxa"/>
-            </w:tcMar>
+            <w:tcW w:w="3744" w:type="dxa"/>
+            <w:tcMar>
+              <w:top w:w="90" w:type="dxa"/>
+              <w:left w:w="90" w:type="dxa"/>
+              <w:bottom w:w="90" w:type="dxa"/>
+              <w:right w:w="90" w:type="dxa"/>
+            </w:tcMar>
+            <w:vAlign w:val="center"/>
           </w:tcPr>
           <w:p>
             <w:pPr>
@@ -8931,16 +9197,19 @@
         </w:tc>
       </w:tr>
       <w:tr>
-        <w:tc>
-          <w:tcPr>
-            <w:tcW w:type="dxa" w:w="2376"/>
-            <w:vAlign w:val="center"/>
-            <w:tcMar>
-              <w:top w:w="90" w:type="dxa"/>
-              <w:start w:w="90" w:type="dxa"/>
-              <w:bottom w:w="90" w:type="dxa"/>
-              <w:end w:w="90" w:type="dxa"/>
-            </w:tcMar>
+        <w:trPr>
+          <w:jc w:val="center"/>
+        </w:trPr>
+        <w:tc>
+          <w:tcPr>
+            <w:tcW w:w="2376" w:type="dxa"/>
+            <w:tcMar>
+              <w:top w:w="90" w:type="dxa"/>
+              <w:left w:w="90" w:type="dxa"/>
+              <w:bottom w:w="90" w:type="dxa"/>
+              <w:right w:w="90" w:type="dxa"/>
+            </w:tcMar>
+            <w:vAlign w:val="center"/>
           </w:tcPr>
           <w:p>
             <w:pPr>
@@ -8956,14 +9225,14 @@
         </w:tc>
         <w:tc>
           <w:tcPr>
-            <w:tcW w:type="dxa" w:w="3528"/>
-            <w:vAlign w:val="center"/>
-            <w:tcMar>
-              <w:top w:w="90" w:type="dxa"/>
-              <w:start w:w="90" w:type="dxa"/>
-              <w:bottom w:w="90" w:type="dxa"/>
-              <w:end w:w="90" w:type="dxa"/>
-            </w:tcMar>
+            <w:tcW w:w="3528" w:type="dxa"/>
+            <w:tcMar>
+              <w:top w:w="90" w:type="dxa"/>
+              <w:left w:w="90" w:type="dxa"/>
+              <w:bottom w:w="90" w:type="dxa"/>
+              <w:right w:w="90" w:type="dxa"/>
+            </w:tcMar>
+            <w:vAlign w:val="center"/>
           </w:tcPr>
           <w:p>
             <w:pPr>
@@ -8979,14 +9248,14 @@
         </w:tc>
         <w:tc>
           <w:tcPr>
-            <w:tcW w:type="dxa" w:w="3744"/>
-            <w:vAlign w:val="center"/>
-            <w:tcMar>
-              <w:top w:w="90" w:type="dxa"/>
-              <w:start w:w="90" w:type="dxa"/>
-              <w:bottom w:w="90" w:type="dxa"/>
-              <w:end w:w="90" w:type="dxa"/>
-            </w:tcMar>
+            <w:tcW w:w="3744" w:type="dxa"/>
+            <w:tcMar>
+              <w:top w:w="90" w:type="dxa"/>
+              <w:left w:w="90" w:type="dxa"/>
+              <w:bottom w:w="90" w:type="dxa"/>
+              <w:right w:w="90" w:type="dxa"/>
+            </w:tcMar>
+            <w:vAlign w:val="center"/>
           </w:tcPr>
           <w:p>
             <w:pPr>
@@ -9002,16 +9271,19 @@
         </w:tc>
       </w:tr>
       <w:tr>
-        <w:tc>
-          <w:tcPr>
-            <w:tcW w:type="dxa" w:w="2376"/>
-            <w:vAlign w:val="center"/>
-            <w:tcMar>
-              <w:top w:w="90" w:type="dxa"/>
-              <w:start w:w="90" w:type="dxa"/>
-              <w:bottom w:w="90" w:type="dxa"/>
-              <w:end w:w="90" w:type="dxa"/>
-            </w:tcMar>
+        <w:trPr>
+          <w:jc w:val="center"/>
+        </w:trPr>
+        <w:tc>
+          <w:tcPr>
+            <w:tcW w:w="2376" w:type="dxa"/>
+            <w:tcMar>
+              <w:top w:w="90" w:type="dxa"/>
+              <w:left w:w="90" w:type="dxa"/>
+              <w:bottom w:w="90" w:type="dxa"/>
+              <w:right w:w="90" w:type="dxa"/>
+            </w:tcMar>
+            <w:vAlign w:val="center"/>
           </w:tcPr>
           <w:p>
             <w:pPr>
@@ -9027,14 +9299,14 @@
         </w:tc>
         <w:tc>
           <w:tcPr>
-            <w:tcW w:type="dxa" w:w="3528"/>
-            <w:vAlign w:val="center"/>
-            <w:tcMar>
-              <w:top w:w="90" w:type="dxa"/>
-              <w:start w:w="90" w:type="dxa"/>
-              <w:bottom w:w="90" w:type="dxa"/>
-              <w:end w:w="90" w:type="dxa"/>
-            </w:tcMar>
+            <w:tcW w:w="3528" w:type="dxa"/>
+            <w:tcMar>
+              <w:top w:w="90" w:type="dxa"/>
+              <w:left w:w="90" w:type="dxa"/>
+              <w:bottom w:w="90" w:type="dxa"/>
+              <w:right w:w="90" w:type="dxa"/>
+            </w:tcMar>
+            <w:vAlign w:val="center"/>
           </w:tcPr>
           <w:p>
             <w:pPr>
@@ -9050,14 +9322,14 @@
         </w:tc>
         <w:tc>
           <w:tcPr>
-            <w:tcW w:type="dxa" w:w="3744"/>
-            <w:vAlign w:val="center"/>
-            <w:tcMar>
-              <w:top w:w="90" w:type="dxa"/>
-              <w:start w:w="90" w:type="dxa"/>
-              <w:bottom w:w="90" w:type="dxa"/>
-              <w:end w:w="90" w:type="dxa"/>
-            </w:tcMar>
+            <w:tcW w:w="3744" w:type="dxa"/>
+            <w:tcMar>
+              <w:top w:w="90" w:type="dxa"/>
+              <w:left w:w="90" w:type="dxa"/>
+              <w:bottom w:w="90" w:type="dxa"/>
+              <w:right w:w="90" w:type="dxa"/>
+            </w:tcMar>
+            <w:vAlign w:val="center"/>
           </w:tcPr>
           <w:p>
             <w:pPr>
@@ -9075,11 +9347,6 @@
     </w:tbl>
     <w:p>
       <w:pPr>
-        <w:spacing w:after="120"/>
-      </w:pPr>
-    </w:p>
-    <w:p>
-      <w:pPr>
         <w:pStyle w:val="Heading2"/>
         <w:spacing w:after="120" w:line="259" w:lineRule="auto"/>
       </w:pPr>
@@ -9092,33 +9359,44 @@
         <w:spacing w:after="120" w:line="259" w:lineRule="auto"/>
       </w:pPr>
       <w:r>
-        <w:t>Three design iterations were completed between prototype v1 and v2. Each iteration directly addressed a usability issue found in Section 3.2 and was checked against the product goal of making InterviewAI transparent, controllable, and useful for repeated preparation.</w:t>
+        <w:t xml:space="preserve">Three design iterations were completed between prototype v1 and v2. Each iteration directly addressed a usability issue found in Section 3.2 and was checked against the product goal of making </w:t>
+      </w:r>
+      <w:proofErr w:type="spellStart"/>
+      <w:r>
+        <w:t>InterviewAI</w:t>
+      </w:r>
+      <w:proofErr w:type="spellEnd"/>
+      <w:r>
+        <w:t xml:space="preserve"> transparent, controllable, and useful for repeated preparation.</w:t>
       </w:r>
     </w:p>
     <w:tbl>
       <w:tblPr>
-        <w:tblW w:type="auto" w:w="0"/>
+        <w:tblW w:w="0" w:type="auto"/>
         <w:jc w:val="center"/>
-        <w:tblLook w:firstColumn="1" w:firstRow="1" w:lastColumn="0" w:lastRow="0" w:noHBand="0" w:noVBand="1" w:val="04A0"/>
+        <w:tblLook w:val="04A0" w:firstRow="1" w:lastRow="0" w:firstColumn="1" w:lastColumn="0" w:noHBand="0" w:noVBand="1"/>
       </w:tblPr>
       <w:tblGrid>
-        <w:gridCol w:w="2256"/>
-        <w:gridCol w:w="2256"/>
-        <w:gridCol w:w="2256"/>
-        <w:gridCol w:w="2256"/>
+        <w:gridCol w:w="1719"/>
+        <w:gridCol w:w="2216"/>
+        <w:gridCol w:w="2904"/>
+        <w:gridCol w:w="2187"/>
       </w:tblGrid>
       <w:tr>
-        <w:tc>
-          <w:tcPr>
-            <w:tcW w:type="dxa" w:w="1944"/>
-            <w:vAlign w:val="center"/>
-            <w:tcMar>
-              <w:top w:w="90" w:type="dxa"/>
-              <w:start w:w="90" w:type="dxa"/>
-              <w:bottom w:w="90" w:type="dxa"/>
-              <w:end w:w="90" w:type="dxa"/>
-            </w:tcMar>
-            <w:shd w:fill="D9EAF7"/>
+        <w:trPr>
+          <w:jc w:val="center"/>
+        </w:trPr>
+        <w:tc>
+          <w:tcPr>
+            <w:tcW w:w="1944" w:type="dxa"/>
+            <w:shd w:val="clear" w:color="auto" w:fill="D9EAF7"/>
+            <w:tcMar>
+              <w:top w:w="90" w:type="dxa"/>
+              <w:left w:w="90" w:type="dxa"/>
+              <w:bottom w:w="90" w:type="dxa"/>
+              <w:right w:w="90" w:type="dxa"/>
+            </w:tcMar>
+            <w:vAlign w:val="center"/>
           </w:tcPr>
           <w:p>
             <w:pPr>
@@ -9136,15 +9414,15 @@
         </w:tc>
         <w:tc>
           <w:tcPr>
-            <w:tcW w:type="dxa" w:w="2736"/>
-            <w:vAlign w:val="center"/>
-            <w:tcMar>
-              <w:top w:w="90" w:type="dxa"/>
-              <w:start w:w="90" w:type="dxa"/>
-              <w:bottom w:w="90" w:type="dxa"/>
-              <w:end w:w="90" w:type="dxa"/>
-            </w:tcMar>
-            <w:shd w:fill="D9EAF7"/>
+            <w:tcW w:w="2736" w:type="dxa"/>
+            <w:shd w:val="clear" w:color="auto" w:fill="D9EAF7"/>
+            <w:tcMar>
+              <w:top w:w="90" w:type="dxa"/>
+              <w:left w:w="90" w:type="dxa"/>
+              <w:bottom w:w="90" w:type="dxa"/>
+              <w:right w:w="90" w:type="dxa"/>
+            </w:tcMar>
+            <w:vAlign w:val="center"/>
           </w:tcPr>
           <w:p>
             <w:pPr>
@@ -9162,15 +9440,15 @@
         </w:tc>
         <w:tc>
           <w:tcPr>
-            <w:tcW w:type="dxa" w:w="3672"/>
-            <w:vAlign w:val="center"/>
-            <w:tcMar>
-              <w:top w:w="90" w:type="dxa"/>
-              <w:start w:w="90" w:type="dxa"/>
-              <w:bottom w:w="90" w:type="dxa"/>
-              <w:end w:w="90" w:type="dxa"/>
-            </w:tcMar>
-            <w:shd w:fill="D9EAF7"/>
+            <w:tcW w:w="3672" w:type="dxa"/>
+            <w:shd w:val="clear" w:color="auto" w:fill="D9EAF7"/>
+            <w:tcMar>
+              <w:top w:w="90" w:type="dxa"/>
+              <w:left w:w="90" w:type="dxa"/>
+              <w:bottom w:w="90" w:type="dxa"/>
+              <w:right w:w="90" w:type="dxa"/>
+            </w:tcMar>
+            <w:vAlign w:val="center"/>
           </w:tcPr>
           <w:p>
             <w:pPr>
@@ -9188,15 +9466,15 @@
         </w:tc>
         <w:tc>
           <w:tcPr>
-            <w:tcW w:type="dxa" w:w="2592"/>
-            <w:vAlign w:val="center"/>
-            <w:tcMar>
-              <w:top w:w="90" w:type="dxa"/>
-              <w:start w:w="90" w:type="dxa"/>
-              <w:bottom w:w="90" w:type="dxa"/>
-              <w:end w:w="90" w:type="dxa"/>
-            </w:tcMar>
-            <w:shd w:fill="D9EAF7"/>
+            <w:tcW w:w="2592" w:type="dxa"/>
+            <w:shd w:val="clear" w:color="auto" w:fill="D9EAF7"/>
+            <w:tcMar>
+              <w:top w:w="90" w:type="dxa"/>
+              <w:left w:w="90" w:type="dxa"/>
+              <w:bottom w:w="90" w:type="dxa"/>
+              <w:right w:w="90" w:type="dxa"/>
+            </w:tcMar>
+            <w:vAlign w:val="center"/>
           </w:tcPr>
           <w:p>
             <w:pPr>
@@ -9214,16 +9492,19 @@
         </w:tc>
       </w:tr>
       <w:tr>
-        <w:tc>
-          <w:tcPr>
-            <w:tcW w:type="dxa" w:w="1944"/>
-            <w:vAlign w:val="center"/>
-            <w:tcMar>
-              <w:top w:w="90" w:type="dxa"/>
-              <w:start w:w="90" w:type="dxa"/>
-              <w:bottom w:w="90" w:type="dxa"/>
-              <w:end w:w="90" w:type="dxa"/>
-            </w:tcMar>
+        <w:trPr>
+          <w:jc w:val="center"/>
+        </w:trPr>
+        <w:tc>
+          <w:tcPr>
+            <w:tcW w:w="1944" w:type="dxa"/>
+            <w:tcMar>
+              <w:top w:w="90" w:type="dxa"/>
+              <w:left w:w="90" w:type="dxa"/>
+              <w:bottom w:w="90" w:type="dxa"/>
+              <w:right w:w="90" w:type="dxa"/>
+            </w:tcMar>
+            <w:vAlign w:val="center"/>
           </w:tcPr>
           <w:p>
             <w:pPr>
@@ -9239,14 +9520,14 @@
         </w:tc>
         <w:tc>
           <w:tcPr>
-            <w:tcW w:type="dxa" w:w="2736"/>
-            <w:vAlign w:val="center"/>
-            <w:tcMar>
-              <w:top w:w="90" w:type="dxa"/>
-              <w:start w:w="90" w:type="dxa"/>
-              <w:bottom w:w="90" w:type="dxa"/>
-              <w:end w:w="90" w:type="dxa"/>
-            </w:tcMar>
+            <w:tcW w:w="2736" w:type="dxa"/>
+            <w:tcMar>
+              <w:top w:w="90" w:type="dxa"/>
+              <w:left w:w="90" w:type="dxa"/>
+              <w:bottom w:w="90" w:type="dxa"/>
+              <w:right w:w="90" w:type="dxa"/>
+            </w:tcMar>
+            <w:vAlign w:val="center"/>
           </w:tcPr>
           <w:p>
             <w:pPr>
@@ -9262,14 +9543,14 @@
         </w:tc>
         <w:tc>
           <w:tcPr>
-            <w:tcW w:type="dxa" w:w="3672"/>
-            <w:vAlign w:val="center"/>
-            <w:tcMar>
-              <w:top w:w="90" w:type="dxa"/>
-              <w:start w:w="90" w:type="dxa"/>
-              <w:bottom w:w="90" w:type="dxa"/>
-              <w:end w:w="90" w:type="dxa"/>
-            </w:tcMar>
+            <w:tcW w:w="3672" w:type="dxa"/>
+            <w:tcMar>
+              <w:top w:w="90" w:type="dxa"/>
+              <w:left w:w="90" w:type="dxa"/>
+              <w:bottom w:w="90" w:type="dxa"/>
+              <w:right w:w="90" w:type="dxa"/>
+            </w:tcMar>
+            <w:vAlign w:val="center"/>
           </w:tcPr>
           <w:p>
             <w:pPr>
@@ -9285,14 +9566,14 @@
         </w:tc>
         <w:tc>
           <w:tcPr>
-            <w:tcW w:type="dxa" w:w="2592"/>
-            <w:vAlign w:val="center"/>
-            <w:tcMar>
-              <w:top w:w="90" w:type="dxa"/>
-              <w:start w:w="90" w:type="dxa"/>
-              <w:bottom w:w="90" w:type="dxa"/>
-              <w:end w:w="90" w:type="dxa"/>
-            </w:tcMar>
+            <w:tcW w:w="2592" w:type="dxa"/>
+            <w:tcMar>
+              <w:top w:w="90" w:type="dxa"/>
+              <w:left w:w="90" w:type="dxa"/>
+              <w:bottom w:w="90" w:type="dxa"/>
+              <w:right w:w="90" w:type="dxa"/>
+            </w:tcMar>
+            <w:vAlign w:val="center"/>
           </w:tcPr>
           <w:p>
             <w:pPr>
@@ -9308,16 +9589,19 @@
         </w:tc>
       </w:tr>
       <w:tr>
-        <w:tc>
-          <w:tcPr>
-            <w:tcW w:type="dxa" w:w="1944"/>
-            <w:vAlign w:val="center"/>
-            <w:tcMar>
-              <w:top w:w="90" w:type="dxa"/>
-              <w:start w:w="90" w:type="dxa"/>
-              <w:bottom w:w="90" w:type="dxa"/>
-              <w:end w:w="90" w:type="dxa"/>
-            </w:tcMar>
+        <w:trPr>
+          <w:jc w:val="center"/>
+        </w:trPr>
+        <w:tc>
+          <w:tcPr>
+            <w:tcW w:w="1944" w:type="dxa"/>
+            <w:tcMar>
+              <w:top w:w="90" w:type="dxa"/>
+              <w:left w:w="90" w:type="dxa"/>
+              <w:bottom w:w="90" w:type="dxa"/>
+              <w:right w:w="90" w:type="dxa"/>
+            </w:tcMar>
+            <w:vAlign w:val="center"/>
           </w:tcPr>
           <w:p>
             <w:pPr>
@@ -9333,14 +9617,14 @@
         </w:tc>
         <w:tc>
           <w:tcPr>
-            <w:tcW w:type="dxa" w:w="2736"/>
-            <w:vAlign w:val="center"/>
-            <w:tcMar>
-              <w:top w:w="90" w:type="dxa"/>
-              <w:start w:w="90" w:type="dxa"/>
-              <w:bottom w:w="90" w:type="dxa"/>
-              <w:end w:w="90" w:type="dxa"/>
-            </w:tcMar>
+            <w:tcW w:w="2736" w:type="dxa"/>
+            <w:tcMar>
+              <w:top w:w="90" w:type="dxa"/>
+              <w:left w:w="90" w:type="dxa"/>
+              <w:bottom w:w="90" w:type="dxa"/>
+              <w:right w:w="90" w:type="dxa"/>
+            </w:tcMar>
+            <w:vAlign w:val="center"/>
           </w:tcPr>
           <w:p>
             <w:pPr>
@@ -9356,14 +9640,14 @@
         </w:tc>
         <w:tc>
           <w:tcPr>
-            <w:tcW w:type="dxa" w:w="3672"/>
-            <w:vAlign w:val="center"/>
-            <w:tcMar>
-              <w:top w:w="90" w:type="dxa"/>
-              <w:start w:w="90" w:type="dxa"/>
-              <w:bottom w:w="90" w:type="dxa"/>
-              <w:end w:w="90" w:type="dxa"/>
-            </w:tcMar>
+            <w:tcW w:w="3672" w:type="dxa"/>
+            <w:tcMar>
+              <w:top w:w="90" w:type="dxa"/>
+              <w:left w:w="90" w:type="dxa"/>
+              <w:bottom w:w="90" w:type="dxa"/>
+              <w:right w:w="90" w:type="dxa"/>
+            </w:tcMar>
+            <w:vAlign w:val="center"/>
           </w:tcPr>
           <w:p>
             <w:pPr>
@@ -9379,14 +9663,14 @@
         </w:tc>
         <w:tc>
           <w:tcPr>
-            <w:tcW w:type="dxa" w:w="2592"/>
-            <w:vAlign w:val="center"/>
-            <w:tcMar>
-              <w:top w:w="90" w:type="dxa"/>
-              <w:start w:w="90" w:type="dxa"/>
-              <w:bottom w:w="90" w:type="dxa"/>
-              <w:end w:w="90" w:type="dxa"/>
-            </w:tcMar>
+            <w:tcW w:w="2592" w:type="dxa"/>
+            <w:tcMar>
+              <w:top w:w="90" w:type="dxa"/>
+              <w:left w:w="90" w:type="dxa"/>
+              <w:bottom w:w="90" w:type="dxa"/>
+              <w:right w:w="90" w:type="dxa"/>
+            </w:tcMar>
+            <w:vAlign w:val="center"/>
           </w:tcPr>
           <w:p>
             <w:pPr>
@@ -9402,16 +9686,19 @@
         </w:tc>
       </w:tr>
       <w:tr>
-        <w:tc>
-          <w:tcPr>
-            <w:tcW w:type="dxa" w:w="1944"/>
-            <w:vAlign w:val="center"/>
-            <w:tcMar>
-              <w:top w:w="90" w:type="dxa"/>
-              <w:start w:w="90" w:type="dxa"/>
-              <w:bottom w:w="90" w:type="dxa"/>
-              <w:end w:w="90" w:type="dxa"/>
-            </w:tcMar>
+        <w:trPr>
+          <w:jc w:val="center"/>
+        </w:trPr>
+        <w:tc>
+          <w:tcPr>
+            <w:tcW w:w="1944" w:type="dxa"/>
+            <w:tcMar>
+              <w:top w:w="90" w:type="dxa"/>
+              <w:left w:w="90" w:type="dxa"/>
+              <w:bottom w:w="90" w:type="dxa"/>
+              <w:right w:w="90" w:type="dxa"/>
+            </w:tcMar>
+            <w:vAlign w:val="center"/>
           </w:tcPr>
           <w:p>
             <w:pPr>
@@ -9427,14 +9714,14 @@
         </w:tc>
         <w:tc>
           <w:tcPr>
-            <w:tcW w:type="dxa" w:w="2736"/>
-            <w:vAlign w:val="center"/>
-            <w:tcMar>
-              <w:top w:w="90" w:type="dxa"/>
-              <w:start w:w="90" w:type="dxa"/>
-              <w:bottom w:w="90" w:type="dxa"/>
-              <w:end w:w="90" w:type="dxa"/>
-            </w:tcMar>
+            <w:tcW w:w="2736" w:type="dxa"/>
+            <w:tcMar>
+              <w:top w:w="90" w:type="dxa"/>
+              <w:left w:w="90" w:type="dxa"/>
+              <w:bottom w:w="90" w:type="dxa"/>
+              <w:right w:w="90" w:type="dxa"/>
+            </w:tcMar>
+            <w:vAlign w:val="center"/>
           </w:tcPr>
           <w:p>
             <w:pPr>
@@ -9450,47 +9737,62 @@
         </w:tc>
         <w:tc>
           <w:tcPr>
-            <w:tcW w:type="dxa" w:w="3672"/>
-            <w:vAlign w:val="center"/>
-            <w:tcMar>
-              <w:top w:w="90" w:type="dxa"/>
-              <w:start w:w="90" w:type="dxa"/>
-              <w:bottom w:w="90" w:type="dxa"/>
-              <w:end w:w="90" w:type="dxa"/>
-            </w:tcMar>
-          </w:tcPr>
-          <w:p>
-            <w:pPr>
-              <w:spacing w:after="60" w:line="252" w:lineRule="auto"/>
-            </w:pPr>
-            <w:r>
-              <w:rPr>
-                <w:sz w:val="18"/>
-              </w:rPr>
-              <w:t>Changed History from a passive archive into a side-by-side comparison studio with score trend, answer differences, recurring gaps, and 'Practice Similar Gap' entry points.</w:t>
-            </w:r>
-          </w:p>
-        </w:tc>
-        <w:tc>
-          <w:tcPr>
-            <w:tcW w:type="dxa" w:w="2592"/>
-            <w:vAlign w:val="center"/>
-            <w:tcMar>
-              <w:top w:w="90" w:type="dxa"/>
-              <w:start w:w="90" w:type="dxa"/>
-              <w:bottom w:w="90" w:type="dxa"/>
-              <w:end w:w="90" w:type="dxa"/>
-            </w:tcMar>
-          </w:tcPr>
-          <w:p>
-            <w:pPr>
-              <w:spacing w:after="60" w:line="252" w:lineRule="auto"/>
-            </w:pPr>
-            <w:r>
-              <w:rPr>
-                <w:sz w:val="18"/>
-              </w:rPr>
-              <w:t>Users can reflect on improvement over time and convert past weaknesses into new practice tasks.</w:t>
+            <w:tcW w:w="3672" w:type="dxa"/>
+            <w:tcMar>
+              <w:top w:w="90" w:type="dxa"/>
+              <w:left w:w="90" w:type="dxa"/>
+              <w:bottom w:w="90" w:type="dxa"/>
+              <w:right w:w="90" w:type="dxa"/>
+            </w:tcMar>
+            <w:vAlign w:val="center"/>
+          </w:tcPr>
+          <w:p>
+            <w:pPr>
+              <w:spacing w:after="60" w:line="252" w:lineRule="auto"/>
+            </w:pPr>
+            <w:r>
+              <w:rPr>
+                <w:sz w:val="18"/>
+              </w:rPr>
+              <w:t xml:space="preserve">Changed History from a passive archive into a side-by-side comparison studio with score trend, answer differences, </w:t>
+            </w:r>
+            <w:r>
+              <w:rPr>
+                <w:sz w:val="18"/>
+              </w:rPr>
+              <w:lastRenderedPageBreak/>
+              <w:t>recurring gaps, and 'Practice Similar Gap' entry points.</w:t>
+            </w:r>
+          </w:p>
+        </w:tc>
+        <w:tc>
+          <w:tcPr>
+            <w:tcW w:w="2592" w:type="dxa"/>
+            <w:tcMar>
+              <w:top w:w="90" w:type="dxa"/>
+              <w:left w:w="90" w:type="dxa"/>
+              <w:bottom w:w="90" w:type="dxa"/>
+              <w:right w:w="90" w:type="dxa"/>
+            </w:tcMar>
+            <w:vAlign w:val="center"/>
+          </w:tcPr>
+          <w:p>
+            <w:pPr>
+              <w:spacing w:after="60" w:line="252" w:lineRule="auto"/>
+            </w:pPr>
+            <w:r>
+              <w:rPr>
+                <w:sz w:val="18"/>
+              </w:rPr>
+              <w:lastRenderedPageBreak/>
+              <w:t xml:space="preserve">Users can reflect on improvement over time and convert past weaknesses into new </w:t>
+            </w:r>
+            <w:r>
+              <w:rPr>
+                <w:sz w:val="18"/>
+              </w:rPr>
+              <w:lastRenderedPageBreak/>
+              <w:t>practice tasks.</w:t>
             </w:r>
           </w:p>
         </w:tc>
@@ -9500,40 +9802,462 @@
       <w:pPr>
         <w:spacing w:after="120"/>
       </w:pPr>
+      <w:r>
+        <w:rPr>
+          <w:noProof/>
+        </w:rPr>
+        <w:drawing>
+          <wp:inline distT="0" distB="0" distL="0" distR="0" wp14:anchorId="7BD7E2E2" wp14:editId="6F4D8D49">
+            <wp:extent cx="2685846" cy="1922585"/>
+            <wp:effectExtent l="0" t="0" r="0" b="0"/>
+            <wp:docPr id="2077754413" name="Picture 7"/>
+            <wp:cNvGraphicFramePr>
+              <a:graphicFrameLocks xmlns:a="http://schemas.openxmlformats.org/drawingml/2006/main" noChangeAspect="1"/>
+            </wp:cNvGraphicFramePr>
+            <a:graphic xmlns:a="http://schemas.openxmlformats.org/drawingml/2006/main">
+              <a:graphicData uri="http://schemas.openxmlformats.org/drawingml/2006/picture">
+                <pic:pic xmlns:pic="http://schemas.openxmlformats.org/drawingml/2006/picture">
+                  <pic:nvPicPr>
+                    <pic:cNvPr id="2077754413" name="Picture 2077754413"/>
+                    <pic:cNvPicPr/>
+                  </pic:nvPicPr>
+                  <pic:blipFill>
+                    <a:blip r:embed="rId11" cstate="print">
+                      <a:extLst>
+                        <a:ext uri="{28A0092B-C50C-407E-A947-70E740481C1C}">
+                          <a14:useLocalDpi xmlns:a14="http://schemas.microsoft.com/office/drawing/2010/main" val="0"/>
+                        </a:ext>
+                      </a:extLst>
+                    </a:blip>
+                    <a:stretch>
+                      <a:fillRect/>
+                    </a:stretch>
+                  </pic:blipFill>
+                  <pic:spPr>
+                    <a:xfrm>
+                      <a:off x="0" y="0"/>
+                      <a:ext cx="2714481" cy="1943083"/>
+                    </a:xfrm>
+                    <a:prstGeom prst="rect">
+                      <a:avLst/>
+                    </a:prstGeom>
+                  </pic:spPr>
+                </pic:pic>
+              </a:graphicData>
+            </a:graphic>
+          </wp:inline>
+        </w:drawing>
+      </w:r>
+      <w:r>
+        <w:rPr>
+          <w:noProof/>
+        </w:rPr>
+        <w:drawing>
+          <wp:inline distT="0" distB="0" distL="0" distR="0" wp14:anchorId="3B6C2FEA" wp14:editId="1B60E568">
+            <wp:extent cx="2993292" cy="1944346"/>
+            <wp:effectExtent l="0" t="0" r="4445" b="0"/>
+            <wp:docPr id="1050850776" name="Picture 8"/>
+            <wp:cNvGraphicFramePr>
+              <a:graphicFrameLocks xmlns:a="http://schemas.openxmlformats.org/drawingml/2006/main" noChangeAspect="1"/>
+            </wp:cNvGraphicFramePr>
+            <a:graphic xmlns:a="http://schemas.openxmlformats.org/drawingml/2006/main">
+              <a:graphicData uri="http://schemas.openxmlformats.org/drawingml/2006/picture">
+                <pic:pic xmlns:pic="http://schemas.openxmlformats.org/drawingml/2006/picture">
+                  <pic:nvPicPr>
+                    <pic:cNvPr id="1050850776" name="Picture 1050850776"/>
+                    <pic:cNvPicPr/>
+                  </pic:nvPicPr>
+                  <pic:blipFill>
+                    <a:blip r:embed="rId12" cstate="print">
+                      <a:extLst>
+                        <a:ext uri="{28A0092B-C50C-407E-A947-70E740481C1C}">
+                          <a14:useLocalDpi xmlns:a14="http://schemas.microsoft.com/office/drawing/2010/main" val="0"/>
+                        </a:ext>
+                      </a:extLst>
+                    </a:blip>
+                    <a:stretch>
+                      <a:fillRect/>
+                    </a:stretch>
+                  </pic:blipFill>
+                  <pic:spPr>
+                    <a:xfrm>
+                      <a:off x="0" y="0"/>
+                      <a:ext cx="3016720" cy="1959564"/>
+                    </a:xfrm>
+                    <a:prstGeom prst="rect">
+                      <a:avLst/>
+                    </a:prstGeom>
+                  </pic:spPr>
+                </pic:pic>
+              </a:graphicData>
+            </a:graphic>
+          </wp:inline>
+        </w:drawing>
+      </w:r>
+    </w:p>
+    <w:p>
+      <w:pPr>
+        <w:spacing w:after="120"/>
+        <w:jc w:val="center"/>
+        <w:rPr>
+          <w:b/>
+          <w:bCs/>
+          <w:i/>
+          <w:iCs/>
+          <w:sz w:val="11"/>
+          <w:szCs w:val="11"/>
+        </w:rPr>
+      </w:pPr>
+      <w:r>
+        <w:rPr>
+          <w:b/>
+          <w:bCs/>
+          <w:i/>
+          <w:iCs/>
+          <w:sz w:val="11"/>
+          <w:szCs w:val="11"/>
+        </w:rPr>
+        <w:t>Figure D3-1: IT-1 Question Management — Before (static cards, no filtering) vs. After (filters, favorites, weak-area tags, quick actions)</w:t>
+      </w:r>
+    </w:p>
+    <w:p>
+      <w:pPr>
+        <w:spacing w:after="120"/>
+        <w:rPr>
+          <w:rFonts w:hint="eastAsia"/>
+        </w:rPr>
+      </w:pPr>
+      <w:r>
+        <w:rPr>
+          <w:rFonts w:hint="eastAsia"/>
+          <w:noProof/>
+        </w:rPr>
+        <w:drawing>
+          <wp:inline distT="0" distB="0" distL="0" distR="0" wp14:anchorId="2F29B4A2" wp14:editId="3375C7F4">
+            <wp:extent cx="2709661" cy="1794933"/>
+            <wp:effectExtent l="0" t="0" r="0" b="0"/>
+            <wp:docPr id="1593259859" name="Picture 9"/>
+            <wp:cNvGraphicFramePr>
+              <a:graphicFrameLocks xmlns:a="http://schemas.openxmlformats.org/drawingml/2006/main" noChangeAspect="1"/>
+            </wp:cNvGraphicFramePr>
+            <a:graphic xmlns:a="http://schemas.openxmlformats.org/drawingml/2006/main">
+              <a:graphicData uri="http://schemas.openxmlformats.org/drawingml/2006/picture">
+                <pic:pic xmlns:pic="http://schemas.openxmlformats.org/drawingml/2006/picture">
+                  <pic:nvPicPr>
+                    <pic:cNvPr id="1593259859" name="Picture 1593259859"/>
+                    <pic:cNvPicPr/>
+                  </pic:nvPicPr>
+                  <pic:blipFill>
+                    <a:blip r:embed="rId13" cstate="print">
+                      <a:extLst>
+                        <a:ext uri="{28A0092B-C50C-407E-A947-70E740481C1C}">
+                          <a14:useLocalDpi xmlns:a14="http://schemas.microsoft.com/office/drawing/2010/main" val="0"/>
+                        </a:ext>
+                      </a:extLst>
+                    </a:blip>
+                    <a:stretch>
+                      <a:fillRect/>
+                    </a:stretch>
+                  </pic:blipFill>
+                  <pic:spPr>
+                    <a:xfrm>
+                      <a:off x="0" y="0"/>
+                      <a:ext cx="2741813" cy="1816231"/>
+                    </a:xfrm>
+                    <a:prstGeom prst="rect">
+                      <a:avLst/>
+                    </a:prstGeom>
+                  </pic:spPr>
+                </pic:pic>
+              </a:graphicData>
+            </a:graphic>
+          </wp:inline>
+        </w:drawing>
+      </w:r>
+      <w:r>
+        <w:rPr>
+          <w:rFonts w:hint="eastAsia"/>
+          <w:noProof/>
+        </w:rPr>
+        <w:drawing>
+          <wp:inline distT="0" distB="0" distL="0" distR="0" wp14:anchorId="07C68B7F" wp14:editId="2A525439">
+            <wp:extent cx="2871893" cy="1791991"/>
+            <wp:effectExtent l="0" t="0" r="0" b="0"/>
+            <wp:docPr id="303459179" name="Picture 10"/>
+            <wp:cNvGraphicFramePr>
+              <a:graphicFrameLocks xmlns:a="http://schemas.openxmlformats.org/drawingml/2006/main" noChangeAspect="1"/>
+            </wp:cNvGraphicFramePr>
+            <a:graphic xmlns:a="http://schemas.openxmlformats.org/drawingml/2006/main">
+              <a:graphicData uri="http://schemas.openxmlformats.org/drawingml/2006/picture">
+                <pic:pic xmlns:pic="http://schemas.openxmlformats.org/drawingml/2006/picture">
+                  <pic:nvPicPr>
+                    <pic:cNvPr id="303459179" name="Picture 303459179"/>
+                    <pic:cNvPicPr/>
+                  </pic:nvPicPr>
+                  <pic:blipFill>
+                    <a:blip r:embed="rId14" cstate="print">
+                      <a:extLst>
+                        <a:ext uri="{28A0092B-C50C-407E-A947-70E740481C1C}">
+                          <a14:useLocalDpi xmlns:a14="http://schemas.microsoft.com/office/drawing/2010/main" val="0"/>
+                        </a:ext>
+                      </a:extLst>
+                    </a:blip>
+                    <a:stretch>
+                      <a:fillRect/>
+                    </a:stretch>
+                  </pic:blipFill>
+                  <pic:spPr>
+                    <a:xfrm>
+                      <a:off x="0" y="0"/>
+                      <a:ext cx="2935933" cy="1831951"/>
+                    </a:xfrm>
+                    <a:prstGeom prst="rect">
+                      <a:avLst/>
+                    </a:prstGeom>
+                  </pic:spPr>
+                </pic:pic>
+              </a:graphicData>
+            </a:graphic>
+          </wp:inline>
+        </w:drawing>
+      </w:r>
+    </w:p>
+    <w:p>
+      <w:pPr>
+        <w:jc w:val="center"/>
+        <w:rPr>
+          <w:b/>
+          <w:bCs/>
+          <w:i/>
+          <w:iCs/>
+          <w:sz w:val="11"/>
+          <w:szCs w:val="11"/>
+        </w:rPr>
+      </w:pPr>
+      <w:r>
+        <w:rPr>
+          <w:b/>
+          <w:bCs/>
+          <w:i/>
+          <w:iCs/>
+          <w:sz w:val="11"/>
+          <w:szCs w:val="11"/>
+        </w:rPr>
+        <w:t>Figure D3-2: IT-2 Real-time Coaching — Before (single-column, feedback only after submission) vs. After (two-column layout with live STAR</w:t>
+      </w:r>
+    </w:p>
+    <w:p>
+      <w:pPr>
+        <w:jc w:val="center"/>
+        <w:rPr>
+          <w:rFonts w:hint="eastAsia"/>
+          <w:sz w:val="11"/>
+          <w:szCs w:val="11"/>
+        </w:rPr>
+      </w:pPr>
+      <w:r>
+        <w:rPr>
+          <w:b/>
+          <w:bCs/>
+          <w:i/>
+          <w:iCs/>
+          <w:sz w:val="11"/>
+          <w:szCs w:val="11"/>
+        </w:rPr>
+        <w:t>coaching panel)</w:t>
+      </w:r>
     </w:p>
     <w:p>
       <w:pPr>
         <w:pStyle w:val="Heading3"/>
-        <w:spacing w:after="120" w:line="259" w:lineRule="auto"/>
-      </w:pPr>
-      <w:r>
+        <w:spacing w:line="259" w:lineRule="auto"/>
+      </w:pPr>
+      <w:r>
+        <w:rPr>
+          <w:noProof/>
+        </w:rPr>
+        <w:drawing>
+          <wp:inline distT="0" distB="0" distL="0" distR="0" wp14:anchorId="42E7B432" wp14:editId="01B98BBD">
+            <wp:extent cx="2709333" cy="1800419"/>
+            <wp:effectExtent l="0" t="0" r="0" b="3175"/>
+            <wp:docPr id="1438638616" name="Picture 11"/>
+            <wp:cNvGraphicFramePr>
+              <a:graphicFrameLocks xmlns:a="http://schemas.openxmlformats.org/drawingml/2006/main" noChangeAspect="1"/>
+            </wp:cNvGraphicFramePr>
+            <a:graphic xmlns:a="http://schemas.openxmlformats.org/drawingml/2006/main">
+              <a:graphicData uri="http://schemas.openxmlformats.org/drawingml/2006/picture">
+                <pic:pic xmlns:pic="http://schemas.openxmlformats.org/drawingml/2006/picture">
+                  <pic:nvPicPr>
+                    <pic:cNvPr id="1438638616" name="Picture 1438638616"/>
+                    <pic:cNvPicPr/>
+                  </pic:nvPicPr>
+                  <pic:blipFill>
+                    <a:blip r:embed="rId15" cstate="print">
+                      <a:extLst>
+                        <a:ext uri="{28A0092B-C50C-407E-A947-70E740481C1C}">
+                          <a14:useLocalDpi xmlns:a14="http://schemas.microsoft.com/office/drawing/2010/main" val="0"/>
+                        </a:ext>
+                      </a:extLst>
+                    </a:blip>
+                    <a:stretch>
+                      <a:fillRect/>
+                    </a:stretch>
+                  </pic:blipFill>
+                  <pic:spPr>
+                    <a:xfrm>
+                      <a:off x="0" y="0"/>
+                      <a:ext cx="2746214" cy="1824927"/>
+                    </a:xfrm>
+                    <a:prstGeom prst="rect">
+                      <a:avLst/>
+                    </a:prstGeom>
+                  </pic:spPr>
+                </pic:pic>
+              </a:graphicData>
+            </a:graphic>
+          </wp:inline>
+        </w:drawing>
+      </w:r>
+      <w:r>
+        <w:rPr>
+          <w:noProof/>
+        </w:rPr>
+        <w:drawing>
+          <wp:inline distT="0" distB="0" distL="0" distR="0" wp14:anchorId="3B803B96" wp14:editId="57736A15">
+            <wp:extent cx="2939627" cy="1821553"/>
+            <wp:effectExtent l="0" t="0" r="0" b="0"/>
+            <wp:docPr id="689792422" name="Picture 12"/>
+            <wp:cNvGraphicFramePr>
+              <a:graphicFrameLocks xmlns:a="http://schemas.openxmlformats.org/drawingml/2006/main" noChangeAspect="1"/>
+            </wp:cNvGraphicFramePr>
+            <a:graphic xmlns:a="http://schemas.openxmlformats.org/drawingml/2006/main">
+              <a:graphicData uri="http://schemas.openxmlformats.org/drawingml/2006/picture">
+                <pic:pic xmlns:pic="http://schemas.openxmlformats.org/drawingml/2006/picture">
+                  <pic:nvPicPr>
+                    <pic:cNvPr id="689792422" name="Picture 689792422"/>
+                    <pic:cNvPicPr/>
+                  </pic:nvPicPr>
+                  <pic:blipFill>
+                    <a:blip r:embed="rId16" cstate="print">
+                      <a:extLst>
+                        <a:ext uri="{28A0092B-C50C-407E-A947-70E740481C1C}">
+                          <a14:useLocalDpi xmlns:a14="http://schemas.microsoft.com/office/drawing/2010/main" val="0"/>
+                        </a:ext>
+                      </a:extLst>
+                    </a:blip>
+                    <a:stretch>
+                      <a:fillRect/>
+                    </a:stretch>
+                  </pic:blipFill>
+                  <pic:spPr>
+                    <a:xfrm>
+                      <a:off x="0" y="0"/>
+                      <a:ext cx="2964304" cy="1836844"/>
+                    </a:xfrm>
+                    <a:prstGeom prst="rect">
+                      <a:avLst/>
+                    </a:prstGeom>
+                  </pic:spPr>
+                </pic:pic>
+              </a:graphicData>
+            </a:graphic>
+          </wp:inline>
+        </w:drawing>
+      </w:r>
+    </w:p>
+    <w:p>
+      <w:pPr>
+        <w:pStyle w:val="Heading3"/>
+        <w:spacing w:line="259" w:lineRule="auto"/>
+        <w:jc w:val="center"/>
+        <w:rPr>
+          <w:rFonts w:eastAsiaTheme="minorEastAsia"/>
+          <w:i/>
+          <w:iCs/>
+          <w:sz w:val="11"/>
+          <w:szCs w:val="11"/>
+        </w:rPr>
+      </w:pPr>
+      <w:r>
+        <w:rPr>
+          <w:rFonts w:eastAsiaTheme="minorEastAsia"/>
+          <w:i/>
+          <w:iCs/>
+          <w:sz w:val="11"/>
+          <w:szCs w:val="11"/>
+        </w:rPr>
+        <w:t>Figure D3-3: IT-3 History Comparison — Before (simple record list, no comparison) vs. After (side-by-side comparison studio with progress</w:t>
+      </w:r>
+    </w:p>
+    <w:p>
+      <w:pPr>
+        <w:pStyle w:val="Heading3"/>
+        <w:spacing w:line="259" w:lineRule="auto"/>
+        <w:jc w:val="center"/>
+      </w:pPr>
+      <w:r>
+        <w:rPr>
+          <w:rFonts w:eastAsiaTheme="minorEastAsia"/>
+          <w:i/>
+          <w:iCs/>
+          <w:sz w:val="11"/>
+          <w:szCs w:val="11"/>
+        </w:rPr>
+        <w:t>tracking)</w:t>
+      </w:r>
+    </w:p>
+    <w:p>
+      <w:pPr>
+        <w:pStyle w:val="Heading3"/>
+        <w:spacing w:line="259" w:lineRule="auto"/>
+      </w:pPr>
+    </w:p>
+    <w:p>
+      <w:pPr>
+        <w:pStyle w:val="Heading3"/>
+        <w:spacing w:line="259" w:lineRule="auto"/>
+        <w:rPr>
+          <w:rFonts w:hint="eastAsia"/>
+        </w:rPr>
+      </w:pPr>
+    </w:p>
+    <w:p>
+      <w:pPr>
+        <w:pStyle w:val="Heading3"/>
+        <w:spacing w:line="259" w:lineRule="auto"/>
+      </w:pPr>
+      <w:r>
+        <w:lastRenderedPageBreak/>
         <w:t>Iteration 2 Measurement</w:t>
       </w:r>
     </w:p>
     <w:tbl>
       <w:tblPr>
-        <w:tblW w:type="auto" w:w="0"/>
+        <w:tblW w:w="0" w:type="auto"/>
         <w:jc w:val="center"/>
-        <w:tblLook w:firstColumn="1" w:firstRow="1" w:lastColumn="0" w:lastRow="0" w:noHBand="0" w:noVBand="1" w:val="04A0"/>
+        <w:tblLook w:val="04A0" w:firstRow="1" w:lastRow="0" w:firstColumn="1" w:lastColumn="0" w:noHBand="0" w:noVBand="1"/>
       </w:tblPr>
       <w:tblGrid>
-        <w:gridCol w:w="2256"/>
-        <w:gridCol w:w="2256"/>
-        <w:gridCol w:w="2256"/>
-        <w:gridCol w:w="2256"/>
+        <w:gridCol w:w="2949"/>
+        <w:gridCol w:w="1251"/>
+        <w:gridCol w:w="1219"/>
+        <w:gridCol w:w="3607"/>
       </w:tblGrid>
       <w:tr>
-        <w:tc>
-          <w:tcPr>
-            <w:tcW w:type="dxa" w:w="3168"/>
-            <w:vAlign w:val="center"/>
-            <w:tcMar>
-              <w:top w:w="90" w:type="dxa"/>
-              <w:start w:w="90" w:type="dxa"/>
-              <w:bottom w:w="90" w:type="dxa"/>
-              <w:end w:w="90" w:type="dxa"/>
-            </w:tcMar>
-            <w:shd w:fill="D9EAF7"/>
+        <w:trPr>
+          <w:jc w:val="center"/>
+        </w:trPr>
+        <w:tc>
+          <w:tcPr>
+            <w:tcW w:w="3168" w:type="dxa"/>
+            <w:shd w:val="clear" w:color="auto" w:fill="D9EAF7"/>
+            <w:tcMar>
+              <w:top w:w="90" w:type="dxa"/>
+              <w:left w:w="90" w:type="dxa"/>
+              <w:bottom w:w="90" w:type="dxa"/>
+              <w:right w:w="90" w:type="dxa"/>
+            </w:tcMar>
+            <w:vAlign w:val="center"/>
           </w:tcPr>
           <w:p>
             <w:pPr>
@@ -9551,15 +10275,15 @@
         </w:tc>
         <w:tc>
           <w:tcPr>
-            <w:tcW w:type="dxa" w:w="1296"/>
-            <w:vAlign w:val="center"/>
-            <w:tcMar>
-              <w:top w:w="90" w:type="dxa"/>
-              <w:start w:w="90" w:type="dxa"/>
-              <w:bottom w:w="90" w:type="dxa"/>
-              <w:end w:w="90" w:type="dxa"/>
-            </w:tcMar>
-            <w:shd w:fill="D9EAF7"/>
+            <w:tcW w:w="1296" w:type="dxa"/>
+            <w:shd w:val="clear" w:color="auto" w:fill="D9EAF7"/>
+            <w:tcMar>
+              <w:top w:w="90" w:type="dxa"/>
+              <w:left w:w="90" w:type="dxa"/>
+              <w:bottom w:w="90" w:type="dxa"/>
+              <w:right w:w="90" w:type="dxa"/>
+            </w:tcMar>
+            <w:vAlign w:val="center"/>
           </w:tcPr>
           <w:p>
             <w:pPr>
@@ -9577,15 +10301,15 @@
         </w:tc>
         <w:tc>
           <w:tcPr>
-            <w:tcW w:type="dxa" w:w="1296"/>
-            <w:vAlign w:val="center"/>
-            <w:tcMar>
-              <w:top w:w="90" w:type="dxa"/>
-              <w:start w:w="90" w:type="dxa"/>
-              <w:bottom w:w="90" w:type="dxa"/>
-              <w:end w:w="90" w:type="dxa"/>
-            </w:tcMar>
-            <w:shd w:fill="D9EAF7"/>
+            <w:tcW w:w="1296" w:type="dxa"/>
+            <w:shd w:val="clear" w:color="auto" w:fill="D9EAF7"/>
+            <w:tcMar>
+              <w:top w:w="90" w:type="dxa"/>
+              <w:left w:w="90" w:type="dxa"/>
+              <w:bottom w:w="90" w:type="dxa"/>
+              <w:right w:w="90" w:type="dxa"/>
+            </w:tcMar>
+            <w:vAlign w:val="center"/>
           </w:tcPr>
           <w:p>
             <w:pPr>
@@ -9603,15 +10327,15 @@
         </w:tc>
         <w:tc>
           <w:tcPr>
-            <w:tcW w:type="dxa" w:w="3888"/>
-            <w:vAlign w:val="center"/>
-            <w:tcMar>
-              <w:top w:w="90" w:type="dxa"/>
-              <w:start w:w="90" w:type="dxa"/>
-              <w:bottom w:w="90" w:type="dxa"/>
-              <w:end w:w="90" w:type="dxa"/>
-            </w:tcMar>
-            <w:shd w:fill="D9EAF7"/>
+            <w:tcW w:w="3888" w:type="dxa"/>
+            <w:shd w:val="clear" w:color="auto" w:fill="D9EAF7"/>
+            <w:tcMar>
+              <w:top w:w="90" w:type="dxa"/>
+              <w:left w:w="90" w:type="dxa"/>
+              <w:bottom w:w="90" w:type="dxa"/>
+              <w:right w:w="90" w:type="dxa"/>
+            </w:tcMar>
+            <w:vAlign w:val="center"/>
           </w:tcPr>
           <w:p>
             <w:pPr>
@@ -9629,20 +10353,26 @@
         </w:tc>
       </w:tr>
       <w:tr>
-        <w:tc>
-          <w:tcPr>
-            <w:tcW w:type="dxa" w:w="3168"/>
-            <w:vAlign w:val="center"/>
-            <w:tcMar>
-              <w:top w:w="90" w:type="dxa"/>
-              <w:start w:w="90" w:type="dxa"/>
-              <w:bottom w:w="90" w:type="dxa"/>
-              <w:end w:w="90" w:type="dxa"/>
-            </w:tcMar>
-          </w:tcPr>
-          <w:p>
-            <w:pPr>
-              <w:spacing w:after="60" w:line="252" w:lineRule="auto"/>
+        <w:trPr>
+          <w:jc w:val="center"/>
+        </w:trPr>
+        <w:tc>
+          <w:tcPr>
+            <w:tcW w:w="3168" w:type="dxa"/>
+            <w:tcMar>
+              <w:top w:w="90" w:type="dxa"/>
+              <w:left w:w="90" w:type="dxa"/>
+              <w:bottom w:w="90" w:type="dxa"/>
+              <w:right w:w="90" w:type="dxa"/>
+            </w:tcMar>
+            <w:vAlign w:val="center"/>
+          </w:tcPr>
+          <w:p>
+            <w:pPr>
+              <w:spacing w:after="60" w:line="252" w:lineRule="auto"/>
+              <w:rPr>
+                <w:rFonts w:hint="eastAsia"/>
+              </w:rPr>
             </w:pPr>
             <w:r>
               <w:rPr>
@@ -9654,14 +10384,14 @@
         </w:tc>
         <w:tc>
           <w:tcPr>
-            <w:tcW w:type="dxa" w:w="1296"/>
-            <w:vAlign w:val="center"/>
-            <w:tcMar>
-              <w:top w:w="90" w:type="dxa"/>
-              <w:start w:w="90" w:type="dxa"/>
-              <w:bottom w:w="90" w:type="dxa"/>
-              <w:end w:w="90" w:type="dxa"/>
-            </w:tcMar>
+            <w:tcW w:w="1296" w:type="dxa"/>
+            <w:tcMar>
+              <w:top w:w="90" w:type="dxa"/>
+              <w:left w:w="90" w:type="dxa"/>
+              <w:bottom w:w="90" w:type="dxa"/>
+              <w:right w:w="90" w:type="dxa"/>
+            </w:tcMar>
+            <w:vAlign w:val="center"/>
           </w:tcPr>
           <w:p>
             <w:pPr>
@@ -9677,14 +10407,14 @@
         </w:tc>
         <w:tc>
           <w:tcPr>
-            <w:tcW w:type="dxa" w:w="1296"/>
-            <w:vAlign w:val="center"/>
-            <w:tcMar>
-              <w:top w:w="90" w:type="dxa"/>
-              <w:start w:w="90" w:type="dxa"/>
-              <w:bottom w:w="90" w:type="dxa"/>
-              <w:end w:w="90" w:type="dxa"/>
-            </w:tcMar>
+            <w:tcW w:w="1296" w:type="dxa"/>
+            <w:tcMar>
+              <w:top w:w="90" w:type="dxa"/>
+              <w:left w:w="90" w:type="dxa"/>
+              <w:bottom w:w="90" w:type="dxa"/>
+              <w:right w:w="90" w:type="dxa"/>
+            </w:tcMar>
+            <w:vAlign w:val="center"/>
           </w:tcPr>
           <w:p>
             <w:pPr>
@@ -9700,14 +10430,14 @@
         </w:tc>
         <w:tc>
           <w:tcPr>
-            <w:tcW w:type="dxa" w:w="3888"/>
-            <w:vAlign w:val="center"/>
-            <w:tcMar>
-              <w:top w:w="90" w:type="dxa"/>
-              <w:start w:w="90" w:type="dxa"/>
-              <w:bottom w:w="90" w:type="dxa"/>
-              <w:end w:w="90" w:type="dxa"/>
-            </w:tcMar>
+            <w:tcW w:w="3888" w:type="dxa"/>
+            <w:tcMar>
+              <w:top w:w="90" w:type="dxa"/>
+              <w:left w:w="90" w:type="dxa"/>
+              <w:bottom w:w="90" w:type="dxa"/>
+              <w:right w:w="90" w:type="dxa"/>
+            </w:tcMar>
+            <w:vAlign w:val="center"/>
           </w:tcPr>
           <w:p>
             <w:pPr>
@@ -9723,16 +10453,19 @@
         </w:tc>
       </w:tr>
       <w:tr>
-        <w:tc>
-          <w:tcPr>
-            <w:tcW w:type="dxa" w:w="3168"/>
-            <w:vAlign w:val="center"/>
-            <w:tcMar>
-              <w:top w:w="90" w:type="dxa"/>
-              <w:start w:w="90" w:type="dxa"/>
-              <w:bottom w:w="90" w:type="dxa"/>
-              <w:end w:w="90" w:type="dxa"/>
-            </w:tcMar>
+        <w:trPr>
+          <w:jc w:val="center"/>
+        </w:trPr>
+        <w:tc>
+          <w:tcPr>
+            <w:tcW w:w="3168" w:type="dxa"/>
+            <w:tcMar>
+              <w:top w:w="90" w:type="dxa"/>
+              <w:left w:w="90" w:type="dxa"/>
+              <w:bottom w:w="90" w:type="dxa"/>
+              <w:right w:w="90" w:type="dxa"/>
+            </w:tcMar>
+            <w:vAlign w:val="center"/>
           </w:tcPr>
           <w:p>
             <w:pPr>
@@ -9748,14 +10481,14 @@
         </w:tc>
         <w:tc>
           <w:tcPr>
-            <w:tcW w:type="dxa" w:w="1296"/>
-            <w:vAlign w:val="center"/>
-            <w:tcMar>
-              <w:top w:w="90" w:type="dxa"/>
-              <w:start w:w="90" w:type="dxa"/>
-              <w:bottom w:w="90" w:type="dxa"/>
-              <w:end w:w="90" w:type="dxa"/>
-            </w:tcMar>
+            <w:tcW w:w="1296" w:type="dxa"/>
+            <w:tcMar>
+              <w:top w:w="90" w:type="dxa"/>
+              <w:left w:w="90" w:type="dxa"/>
+              <w:bottom w:w="90" w:type="dxa"/>
+              <w:right w:w="90" w:type="dxa"/>
+            </w:tcMar>
+            <w:vAlign w:val="center"/>
           </w:tcPr>
           <w:p>
             <w:pPr>
@@ -9771,14 +10504,14 @@
         </w:tc>
         <w:tc>
           <w:tcPr>
-            <w:tcW w:type="dxa" w:w="1296"/>
-            <w:vAlign w:val="center"/>
-            <w:tcMar>
-              <w:top w:w="90" w:type="dxa"/>
-              <w:start w:w="90" w:type="dxa"/>
-              <w:bottom w:w="90" w:type="dxa"/>
-              <w:end w:w="90" w:type="dxa"/>
-            </w:tcMar>
+            <w:tcW w:w="1296" w:type="dxa"/>
+            <w:tcMar>
+              <w:top w:w="90" w:type="dxa"/>
+              <w:left w:w="90" w:type="dxa"/>
+              <w:bottom w:w="90" w:type="dxa"/>
+              <w:right w:w="90" w:type="dxa"/>
+            </w:tcMar>
+            <w:vAlign w:val="center"/>
           </w:tcPr>
           <w:p>
             <w:pPr>
@@ -9794,14 +10527,14 @@
         </w:tc>
         <w:tc>
           <w:tcPr>
-            <w:tcW w:type="dxa" w:w="3888"/>
-            <w:vAlign w:val="center"/>
-            <w:tcMar>
-              <w:top w:w="90" w:type="dxa"/>
-              <w:start w:w="90" w:type="dxa"/>
-              <w:bottom w:w="90" w:type="dxa"/>
-              <w:end w:w="90" w:type="dxa"/>
-            </w:tcMar>
+            <w:tcW w:w="3888" w:type="dxa"/>
+            <w:tcMar>
+              <w:top w:w="90" w:type="dxa"/>
+              <w:left w:w="90" w:type="dxa"/>
+              <w:bottom w:w="90" w:type="dxa"/>
+              <w:right w:w="90" w:type="dxa"/>
+            </w:tcMar>
+            <w:vAlign w:val="center"/>
           </w:tcPr>
           <w:p>
             <w:pPr>
@@ -9817,16 +10550,19 @@
         </w:tc>
       </w:tr>
       <w:tr>
-        <w:tc>
-          <w:tcPr>
-            <w:tcW w:type="dxa" w:w="3168"/>
-            <w:vAlign w:val="center"/>
-            <w:tcMar>
-              <w:top w:w="90" w:type="dxa"/>
-              <w:start w:w="90" w:type="dxa"/>
-              <w:bottom w:w="90" w:type="dxa"/>
-              <w:end w:w="90" w:type="dxa"/>
-            </w:tcMar>
+        <w:trPr>
+          <w:jc w:val="center"/>
+        </w:trPr>
+        <w:tc>
+          <w:tcPr>
+            <w:tcW w:w="3168" w:type="dxa"/>
+            <w:tcMar>
+              <w:top w:w="90" w:type="dxa"/>
+              <w:left w:w="90" w:type="dxa"/>
+              <w:bottom w:w="90" w:type="dxa"/>
+              <w:right w:w="90" w:type="dxa"/>
+            </w:tcMar>
+            <w:vAlign w:val="center"/>
           </w:tcPr>
           <w:p>
             <w:pPr>
@@ -9842,14 +10578,14 @@
         </w:tc>
         <w:tc>
           <w:tcPr>
-            <w:tcW w:type="dxa" w:w="1296"/>
-            <w:vAlign w:val="center"/>
-            <w:tcMar>
-              <w:top w:w="90" w:type="dxa"/>
-              <w:start w:w="90" w:type="dxa"/>
-              <w:bottom w:w="90" w:type="dxa"/>
-              <w:end w:w="90" w:type="dxa"/>
-            </w:tcMar>
+            <w:tcW w:w="1296" w:type="dxa"/>
+            <w:tcMar>
+              <w:top w:w="90" w:type="dxa"/>
+              <w:left w:w="90" w:type="dxa"/>
+              <w:bottom w:w="90" w:type="dxa"/>
+              <w:right w:w="90" w:type="dxa"/>
+            </w:tcMar>
+            <w:vAlign w:val="center"/>
           </w:tcPr>
           <w:p>
             <w:pPr>
@@ -9865,14 +10601,14 @@
         </w:tc>
         <w:tc>
           <w:tcPr>
-            <w:tcW w:type="dxa" w:w="1296"/>
-            <w:vAlign w:val="center"/>
-            <w:tcMar>
-              <w:top w:w="90" w:type="dxa"/>
-              <w:start w:w="90" w:type="dxa"/>
-              <w:bottom w:w="90" w:type="dxa"/>
-              <w:end w:w="90" w:type="dxa"/>
-            </w:tcMar>
+            <w:tcW w:w="1296" w:type="dxa"/>
+            <w:tcMar>
+              <w:top w:w="90" w:type="dxa"/>
+              <w:left w:w="90" w:type="dxa"/>
+              <w:bottom w:w="90" w:type="dxa"/>
+              <w:right w:w="90" w:type="dxa"/>
+            </w:tcMar>
+            <w:vAlign w:val="center"/>
           </w:tcPr>
           <w:p>
             <w:pPr>
@@ -9888,14 +10624,14 @@
         </w:tc>
         <w:tc>
           <w:tcPr>
-            <w:tcW w:type="dxa" w:w="3888"/>
-            <w:vAlign w:val="center"/>
-            <w:tcMar>
-              <w:top w:w="90" w:type="dxa"/>
-              <w:start w:w="90" w:type="dxa"/>
-              <w:bottom w:w="90" w:type="dxa"/>
-              <w:end w:w="90" w:type="dxa"/>
-            </w:tcMar>
+            <w:tcW w:w="3888" w:type="dxa"/>
+            <w:tcMar>
+              <w:top w:w="90" w:type="dxa"/>
+              <w:left w:w="90" w:type="dxa"/>
+              <w:bottom w:w="90" w:type="dxa"/>
+              <w:right w:w="90" w:type="dxa"/>
+            </w:tcMar>
+            <w:vAlign w:val="center"/>
           </w:tcPr>
           <w:p>
             <w:pPr>
@@ -9911,16 +10647,19 @@
         </w:tc>
       </w:tr>
       <w:tr>
-        <w:tc>
-          <w:tcPr>
-            <w:tcW w:type="dxa" w:w="3168"/>
-            <w:vAlign w:val="center"/>
-            <w:tcMar>
-              <w:top w:w="90" w:type="dxa"/>
-              <w:start w:w="90" w:type="dxa"/>
-              <w:bottom w:w="90" w:type="dxa"/>
-              <w:end w:w="90" w:type="dxa"/>
-            </w:tcMar>
+        <w:trPr>
+          <w:jc w:val="center"/>
+        </w:trPr>
+        <w:tc>
+          <w:tcPr>
+            <w:tcW w:w="3168" w:type="dxa"/>
+            <w:tcMar>
+              <w:top w:w="90" w:type="dxa"/>
+              <w:left w:w="90" w:type="dxa"/>
+              <w:bottom w:w="90" w:type="dxa"/>
+              <w:right w:w="90" w:type="dxa"/>
+            </w:tcMar>
+            <w:vAlign w:val="center"/>
           </w:tcPr>
           <w:p>
             <w:pPr>
@@ -9936,14 +10675,14 @@
         </w:tc>
         <w:tc>
           <w:tcPr>
-            <w:tcW w:type="dxa" w:w="1296"/>
-            <w:vAlign w:val="center"/>
-            <w:tcMar>
-              <w:top w:w="90" w:type="dxa"/>
-              <w:start w:w="90" w:type="dxa"/>
-              <w:bottom w:w="90" w:type="dxa"/>
-              <w:end w:w="90" w:type="dxa"/>
-            </w:tcMar>
+            <w:tcW w:w="1296" w:type="dxa"/>
+            <w:tcMar>
+              <w:top w:w="90" w:type="dxa"/>
+              <w:left w:w="90" w:type="dxa"/>
+              <w:bottom w:w="90" w:type="dxa"/>
+              <w:right w:w="90" w:type="dxa"/>
+            </w:tcMar>
+            <w:vAlign w:val="center"/>
           </w:tcPr>
           <w:p>
             <w:pPr>
@@ -9959,14 +10698,14 @@
         </w:tc>
         <w:tc>
           <w:tcPr>
-            <w:tcW w:type="dxa" w:w="1296"/>
-            <w:vAlign w:val="center"/>
-            <w:tcMar>
-              <w:top w:w="90" w:type="dxa"/>
-              <w:start w:w="90" w:type="dxa"/>
-              <w:bottom w:w="90" w:type="dxa"/>
-              <w:end w:w="90" w:type="dxa"/>
-            </w:tcMar>
+            <w:tcW w:w="1296" w:type="dxa"/>
+            <w:tcMar>
+              <w:top w:w="90" w:type="dxa"/>
+              <w:left w:w="90" w:type="dxa"/>
+              <w:bottom w:w="90" w:type="dxa"/>
+              <w:right w:w="90" w:type="dxa"/>
+            </w:tcMar>
+            <w:vAlign w:val="center"/>
           </w:tcPr>
           <w:p>
             <w:pPr>
@@ -9982,14 +10721,14 @@
         </w:tc>
         <w:tc>
           <w:tcPr>
-            <w:tcW w:type="dxa" w:w="3888"/>
-            <w:vAlign w:val="center"/>
-            <w:tcMar>
-              <w:top w:w="90" w:type="dxa"/>
-              <w:start w:w="90" w:type="dxa"/>
-              <w:bottom w:w="90" w:type="dxa"/>
-              <w:end w:w="90" w:type="dxa"/>
-            </w:tcMar>
+            <w:tcW w:w="3888" w:type="dxa"/>
+            <w:tcMar>
+              <w:top w:w="90" w:type="dxa"/>
+              <w:left w:w="90" w:type="dxa"/>
+              <w:bottom w:w="90" w:type="dxa"/>
+              <w:right w:w="90" w:type="dxa"/>
+            </w:tcMar>
+            <w:vAlign w:val="center"/>
           </w:tcPr>
           <w:p>
             <w:pPr>
@@ -10013,7 +10752,7 @@
     <w:p>
       <w:pPr>
         <w:pStyle w:val="Heading3"/>
-        <w:spacing w:after="120" w:line="259" w:lineRule="auto"/>
+        <w:spacing w:line="259" w:lineRule="auto"/>
       </w:pPr>
       <w:r>
         <w:t>Before-and-After Summary</w:t>
@@ -10081,7 +10820,21 @@
         <w:rPr>
           <w:rFonts w:eastAsia="Arial" w:cs="Arial"/>
         </w:rPr>
-        <w:t>This deliverable presents three reusable interaction design principles derived from our project experience, each supported by concrete design examples from InterviewAI. It also outlines a phased product development roadmap for future expansion.</w:t>
+        <w:t xml:space="preserve">This deliverable presents three reusable interaction design principles derived from our project experience, each supported by concrete design examples from </w:t>
+      </w:r>
+      <w:proofErr w:type="spellStart"/>
+      <w:r>
+        <w:rPr>
+          <w:rFonts w:eastAsia="Arial" w:cs="Arial"/>
+        </w:rPr>
+        <w:t>InterviewAI</w:t>
+      </w:r>
+      <w:proofErr w:type="spellEnd"/>
+      <w:r>
+        <w:rPr>
+          <w:rFonts w:eastAsia="Arial" w:cs="Arial"/>
+        </w:rPr>
+        <w:t>. It also outlines a phased product development roadmap for future expansion.</w:t>
       </w:r>
       <w:r>
         <w:rPr>
@@ -10185,7 +10938,30 @@
           <w:sz w:val="22"/>
           <w:szCs w:val="22"/>
         </w:rPr>
-        <w:t>This principle addresses the fundamental trust gap identified in the project research. Users were concerned that AI feedback could feel unreliable, generic, or insufficiently grounded in their job description and resume. In the survey evidence used by the team, **6 out of 9 respondents reported that AI feedback felt unreliable**. For InterviewAI, this means that AI cannot be presented as a black-box judge. It must behave as an inspectable coach.</w:t>
+        <w:lastRenderedPageBreak/>
+        <w:t xml:space="preserve">This principle addresses the fundamental trust gap identified in the project research. Users were concerned that AI feedback could feel unreliable, generic, or insufficiently grounded in their job description and resume. In the survey evidence used by the team, **6 out of 9 respondents reported that AI feedback felt unreliable**. For </w:t>
+      </w:r>
+      <w:proofErr w:type="spellStart"/>
+      <w:r>
+        <w:rPr>
+          <w:rFonts w:eastAsia="Arial" w:cs="Arial" w:hint="eastAsia"/>
+          <w:b w:val="0"/>
+          <w:bCs w:val="0"/>
+          <w:sz w:val="22"/>
+          <w:szCs w:val="22"/>
+        </w:rPr>
+        <w:t>InterviewAI</w:t>
+      </w:r>
+      <w:proofErr w:type="spellEnd"/>
+      <w:r>
+        <w:rPr>
+          <w:rFonts w:eastAsia="Arial" w:cs="Arial" w:hint="eastAsia"/>
+          <w:b w:val="0"/>
+          <w:bCs w:val="0"/>
+          <w:sz w:val="22"/>
+          <w:szCs w:val="22"/>
+        </w:rPr>
+        <w:t>, this means that AI cannot be presented as a black-box judge. It must behave as an inspectable coach.</w:t>
       </w:r>
     </w:p>
     <w:p>
@@ -10249,8 +11025,20 @@
           <w:sz w:val="22"/>
           <w:szCs w:val="22"/>
         </w:rPr>
-        <w:t>1. AI judgement — score, suggestion, category, or warning;</w:t>
-      </w:r>
+        <w:t xml:space="preserve">1. AI judgement — score, suggestion, category, or </w:t>
+      </w:r>
+      <w:proofErr w:type="gramStart"/>
+      <w:r>
+        <w:rPr>
+          <w:rFonts w:eastAsia="Arial" w:cs="Arial" w:hint="eastAsia"/>
+          <w:b w:val="0"/>
+          <w:bCs w:val="0"/>
+          <w:sz w:val="22"/>
+          <w:szCs w:val="22"/>
+        </w:rPr>
+        <w:t>warning;</w:t>
+      </w:r>
+      <w:proofErr w:type="gramEnd"/>
     </w:p>
     <w:p>
       <w:pPr>
@@ -10271,8 +11059,20 @@
           <w:sz w:val="22"/>
           <w:szCs w:val="22"/>
         </w:rPr>
-        <w:t>2. Reasoning — concise explanation based on observable evidence;</w:t>
-      </w:r>
+        <w:t xml:space="preserve">2. Reasoning — concise explanation based on observable </w:t>
+      </w:r>
+      <w:proofErr w:type="gramStart"/>
+      <w:r>
+        <w:rPr>
+          <w:rFonts w:eastAsia="Arial" w:cs="Arial" w:hint="eastAsia"/>
+          <w:b w:val="0"/>
+          <w:bCs w:val="0"/>
+          <w:sz w:val="22"/>
+          <w:szCs w:val="22"/>
+        </w:rPr>
+        <w:t>evidence;</w:t>
+      </w:r>
+      <w:proofErr w:type="gramEnd"/>
     </w:p>
     <w:p>
       <w:pPr>
@@ -10293,8 +11093,20 @@
           <w:sz w:val="22"/>
           <w:szCs w:val="22"/>
         </w:rPr>
-        <w:t>3. Confidence — High / Medium / Low or another uncertainty signal;</w:t>
-      </w:r>
+        <w:t xml:space="preserve">3. Confidence — High / Medium / Low or another uncertainty </w:t>
+      </w:r>
+      <w:proofErr w:type="gramStart"/>
+      <w:r>
+        <w:rPr>
+          <w:rFonts w:eastAsia="Arial" w:cs="Arial" w:hint="eastAsia"/>
+          <w:b w:val="0"/>
+          <w:bCs w:val="0"/>
+          <w:sz w:val="22"/>
+          <w:szCs w:val="22"/>
+        </w:rPr>
+        <w:t>signal;</w:t>
+      </w:r>
+      <w:proofErr w:type="gramEnd"/>
     </w:p>
     <w:p>
       <w:pPr>
@@ -10372,14 +11184,21 @@
         <w:rPr>
           <w:rFonts w:eastAsia="Arial" w:cs="Arial" w:hint="eastAsia"/>
         </w:rPr>
-        <w:t xml:space="preserve">This principle directly responds to the frustration captured in the persona and evaluation findings: users lose trust when AI appears to ignore resume or job-description context. One representative user concern was: “Sometimes the AI clearly didn’t read my resume... </w:t>
-      </w:r>
+        <w:t xml:space="preserve">This principle directly responds to the frustration captured in the persona and evaluation findings: users lose trust when AI appears to ignore resume or job-description context. One representative user concern was: “Sometimes the AI clearly </w:t>
+      </w:r>
+      <w:proofErr w:type="spellStart"/>
       <w:r>
         <w:rPr>
           <w:rFonts w:eastAsia="Arial" w:cs="Arial" w:hint="eastAsia"/>
         </w:rPr>
-        <w:lastRenderedPageBreak/>
-        <w:t>That breaks trust immediately.”</w:t>
+        <w:t>didn</w:t>
+      </w:r>
+      <w:proofErr w:type="spellEnd"/>
+      <w:r>
+        <w:rPr>
+          <w:rFonts w:eastAsia="Arial" w:cs="Arial" w:hint="eastAsia"/>
+        </w:rPr>
+        <w:t>’t read my resume... That breaks trust immediately.”</w:t>
       </w:r>
     </w:p>
     <w:p>
@@ -10415,8 +11234,16 @@
         <w:rPr>
           <w:rFonts w:eastAsia="Arial" w:cs="Arial" w:hint="eastAsia"/>
         </w:rPr>
-        <w:t>- users could not edit JD or resume context after question generation without restarting;</w:t>
-      </w:r>
+        <w:t xml:space="preserve">- users could not edit JD or resume context after question generation without </w:t>
+      </w:r>
+      <w:proofErr w:type="gramStart"/>
+      <w:r>
+        <w:rPr>
+          <w:rFonts w:eastAsia="Arial" w:cs="Arial" w:hint="eastAsia"/>
+        </w:rPr>
+        <w:t>restarting;</w:t>
+      </w:r>
+      <w:proofErr w:type="gramEnd"/>
     </w:p>
     <w:p>
       <w:pPr>
@@ -10429,8 +11256,16 @@
         <w:rPr>
           <w:rFonts w:eastAsia="Arial" w:cs="Arial" w:hint="eastAsia"/>
         </w:rPr>
-        <w:t>- answer drafts could be lost when navigating away;</w:t>
-      </w:r>
+        <w:t xml:space="preserve">- answer drafts could be lost when navigating </w:t>
+      </w:r>
+      <w:proofErr w:type="gramStart"/>
+      <w:r>
+        <w:rPr>
+          <w:rFonts w:eastAsia="Arial" w:cs="Arial" w:hint="eastAsia"/>
+        </w:rPr>
+        <w:t>away;</w:t>
+      </w:r>
+      <w:proofErr w:type="gramEnd"/>
     </w:p>
     <w:p>
       <w:pPr>
@@ -10570,6 +11405,7 @@
         <w:rPr>
           <w:rFonts w:eastAsia="Arial" w:cs="Arial"/>
         </w:rPr>
+        <w:lastRenderedPageBreak/>
         <w:t>Principle 3: Graceful Degradation</w:t>
       </w:r>
     </w:p>
@@ -10616,7 +11452,35 @@
         <w:rPr>
           <w:rFonts w:eastAsia="Arial" w:cs="Arial" w:hint="eastAsia"/>
         </w:rPr>
-        <w:t>Interview preparation often happens under time pressure. A technical failure should not stop the user’s preparation session. The Track A requirements also emphasise capability boundaries, failure handling, and visible limitation communication. For InterviewAI, graceful degradation is essential because several product functions depend on uncertain AI or recognition capabilities, including question generation, voice recognition, and audio extraction.</w:t>
+        <w:t xml:space="preserve">Interview preparation often happens under time pressure. A technical failure should not stop the user’s preparation session. The Track A requirements also </w:t>
+      </w:r>
+      <w:proofErr w:type="spellStart"/>
+      <w:r>
+        <w:rPr>
+          <w:rFonts w:eastAsia="Arial" w:cs="Arial" w:hint="eastAsia"/>
+        </w:rPr>
+        <w:t>emphasise</w:t>
+      </w:r>
+      <w:proofErr w:type="spellEnd"/>
+      <w:r>
+        <w:rPr>
+          <w:rFonts w:eastAsia="Arial" w:cs="Arial" w:hint="eastAsia"/>
+        </w:rPr>
+        <w:t xml:space="preserve"> capability boundaries, failure handling, and visible limitation communication. For </w:t>
+      </w:r>
+      <w:proofErr w:type="spellStart"/>
+      <w:r>
+        <w:rPr>
+          <w:rFonts w:eastAsia="Arial" w:cs="Arial" w:hint="eastAsia"/>
+        </w:rPr>
+        <w:t>InterviewAI</w:t>
+      </w:r>
+      <w:proofErr w:type="spellEnd"/>
+      <w:r>
+        <w:rPr>
+          <w:rFonts w:eastAsia="Arial" w:cs="Arial" w:hint="eastAsia"/>
+        </w:rPr>
+        <w:t>, graceful degradation is essential because several product functions depend on uncertain AI or recognition capabilities, including question generation, voice recognition, and audio extraction.</w:t>
       </w:r>
     </w:p>
     <w:p>
@@ -10660,8 +11524,16 @@
         <w:rPr>
           <w:rFonts w:eastAsia="Arial" w:cs="Arial" w:hint="eastAsia"/>
         </w:rPr>
-        <w:t>- the likely failure mode;</w:t>
-      </w:r>
+        <w:t xml:space="preserve">- the likely failure </w:t>
+      </w:r>
+      <w:proofErr w:type="gramStart"/>
+      <w:r>
+        <w:rPr>
+          <w:rFonts w:eastAsia="Arial" w:cs="Arial" w:hint="eastAsia"/>
+        </w:rPr>
+        <w:t>mode;</w:t>
+      </w:r>
+      <w:proofErr w:type="gramEnd"/>
     </w:p>
     <w:p>
       <w:pPr>
@@ -10674,8 +11546,16 @@
         <w:rPr>
           <w:rFonts w:eastAsia="Arial" w:cs="Arial" w:hint="eastAsia"/>
         </w:rPr>
-        <w:t>- the user-facing message;</w:t>
-      </w:r>
+        <w:t xml:space="preserve">- the user-facing </w:t>
+      </w:r>
+      <w:proofErr w:type="gramStart"/>
+      <w:r>
+        <w:rPr>
+          <w:rFonts w:eastAsia="Arial" w:cs="Arial" w:hint="eastAsia"/>
+        </w:rPr>
+        <w:t>message;</w:t>
+      </w:r>
+      <w:proofErr w:type="gramEnd"/>
     </w:p>
     <w:p>
       <w:pPr>
@@ -10688,8 +11568,16 @@
         <w:rPr>
           <w:rFonts w:eastAsia="Arial" w:cs="Arial" w:hint="eastAsia"/>
         </w:rPr>
-        <w:t>- the fallback action;</w:t>
-      </w:r>
+        <w:t xml:space="preserve">- the fallback </w:t>
+      </w:r>
+      <w:proofErr w:type="gramStart"/>
+      <w:r>
+        <w:rPr>
+          <w:rFonts w:eastAsia="Arial" w:cs="Arial" w:hint="eastAsia"/>
+        </w:rPr>
+        <w:t>action;</w:t>
+      </w:r>
+      <w:proofErr w:type="gramEnd"/>
     </w:p>
     <w:p>
       <w:pPr>
@@ -10702,8 +11590,16 @@
         <w:rPr>
           <w:rFonts w:eastAsia="Arial" w:cs="Arial" w:hint="eastAsia"/>
         </w:rPr>
-        <w:t>- the state that should be preserved;</w:t>
-      </w:r>
+        <w:t xml:space="preserve">- the state that should be </w:t>
+      </w:r>
+      <w:proofErr w:type="gramStart"/>
+      <w:r>
+        <w:rPr>
+          <w:rFonts w:eastAsia="Arial" w:cs="Arial" w:hint="eastAsia"/>
+        </w:rPr>
+        <w:t>preserved;</w:t>
+      </w:r>
+      <w:proofErr w:type="gramEnd"/>
     </w:p>
     <w:p>
       <w:pPr>
@@ -10754,7 +11650,21 @@
         <w:rPr>
           <w:rFonts w:eastAsia="Arial" w:cs="Arial" w:hint="eastAsia"/>
         </w:rPr>
-        <w:t>Our product expansion plan is organised into three phases. Each phase builds on the previous one while maintaining the three core design principles: transparent AI reasoning, user control over AI outputs, and graceful degradation.</w:t>
+        <w:t xml:space="preserve">Our product expansion plan is </w:t>
+      </w:r>
+      <w:proofErr w:type="spellStart"/>
+      <w:r>
+        <w:rPr>
+          <w:rFonts w:eastAsia="Arial" w:cs="Arial" w:hint="eastAsia"/>
+        </w:rPr>
+        <w:t>organised</w:t>
+      </w:r>
+      <w:proofErr w:type="spellEnd"/>
+      <w:r>
+        <w:rPr>
+          <w:rFonts w:eastAsia="Arial" w:cs="Arial" w:hint="eastAsia"/>
+        </w:rPr>
+        <w:t xml:space="preserve"> into three phases. Each phase builds on the previous one while maintaining the three core design principles: transparent AI reasoning, user control over AI outputs, and graceful degradation.</w:t>
       </w:r>
     </w:p>
     <w:p>
@@ -11242,6 +12152,7 @@
           <w:rFonts w:hint="eastAsia"/>
           <w:noProof/>
         </w:rPr>
+        <w:lastRenderedPageBreak/>
         <w:drawing>
           <wp:inline distT="0" distB="0" distL="114300" distR="114300" wp14:anchorId="2DE6EBE5" wp14:editId="0EF488D6">
             <wp:extent cx="5857875" cy="3662045"/>
@@ -11716,6 +12627,7 @@
   <w:style w:type="paragraph" w:default="1" w:styleId="Normal">
     <w:name w:val="Normal"/>
     <w:qFormat/>
+    <w:rsid w:val="00BC2E39"/>
     <w:pPr>
       <w:widowControl w:val="0"/>
     </w:pPr>
